--- a/backend/app/rag_docs/외근비 및 출장비 지급 내규.docx
+++ b/backend/app/rag_docs/외근비 및 출장비 지급 내규.docx
@@ -1,6 +1,6 @@
 
 <file path=word/document.xml><?xml version="1.0" encoding="utf-8"?>
-<w:document xmlns:wpc="http://schemas.microsoft.com/office/word/2010/wordprocessingCanvas" xmlns:cx="http://schemas.microsoft.com/office/drawing/2014/chartex" xmlns:cx1="http://schemas.microsoft.com/office/drawing/2015/9/8/chartex" xmlns:cx2="http://schemas.microsoft.com/office/drawing/2015/10/21/chartex" xmlns:cx3="http://schemas.microsoft.com/office/drawing/2016/5/9/chartex" xmlns:cx4="http://schemas.microsoft.com/office/drawing/2016/5/10/chartex" xmlns:cx5="http://schemas.microsoft.com/office/drawing/2016/5/11/chartex" xmlns:cx6="http://schemas.microsoft.com/office/drawing/2016/5/12/chartex" xmlns:cx7="http://schemas.microsoft.com/office/drawing/2016/5/13/chartex" xmlns:cx8="http://schemas.microsoft.com/office/drawing/2016/5/14/chartex" xmlns:mc="http://schemas.openxmlformats.org/markup-compatibility/2006" xmlns:aink="http://schemas.microsoft.com/office/drawing/2016/ink" xmlns:am3d="http://schemas.microsoft.com/office/drawing/2017/model3d" xmlns:o="urn:schemas-microsoft-com:office:office" xmlns:oel="http://schemas.microsoft.com/office/2019/extlst" xmlns:r="http://schemas.openxmlformats.org/officeDocument/2006/relationships" xmlns:m="http://schemas.openxmlformats.org/officeDocument/2006/math" xmlns:v="urn:schemas-microsoft-com:vml" xmlns:wp14="http://schemas.microsoft.com/office/word/2010/wordprocessingDrawing" xmlns:wp="http://schemas.openxmlformats.org/drawingml/2006/wordprocessingDrawing" xmlns:w10="urn:schemas-microsoft-com:office:word" xmlns:w="http://schemas.openxmlformats.org/wordprocessingml/2006/main" xmlns:w14="http://schemas.microsoft.com/office/word/2010/wordml" xmlns:w15="http://schemas.microsoft.com/office/word/2012/wordml" xmlns:w16cex="http://schemas.microsoft.com/office/word/2018/wordml/cex" xmlns:w16cid="http://schemas.microsoft.com/office/word/2016/wordml/cid" xmlns:w16="http://schemas.microsoft.com/office/word/2018/wordml" xmlns:w16du="http://schemas.microsoft.com/office/word/2023/wordml/word16du" xmlns:w16sdtdh="http://schemas.microsoft.com/office/word/2020/wordml/sdtdatahash" xmlns:w16sdtfl="http://schemas.microsoft.com/office/word/2024/wordml/sdtformatlock" xmlns:w16se="http://schemas.microsoft.com/office/word/2015/wordml/symex" xmlns:wpg="http://schemas.microsoft.com/office/word/2010/wordprocessingGroup" xmlns:wpi="http://schemas.microsoft.com/office/word/2010/wordprocessingInk" xmlns:wne="http://schemas.microsoft.com/office/word/2006/wordml" xmlns:wps="http://schemas.microsoft.com/office/word/2010/wordprocessingShape" mc:Ignorable="w14 w15 w16se w16cid w16 w16cex w16sdtdh w16sdtfl w16du wp14">
+<w:document xmlns:wpc="http://schemas.microsoft.com/office/word/2010/wordprocessingCanvas" xmlns:mc="http://schemas.openxmlformats.org/markup-compatibility/2006" xmlns:o="urn:schemas-microsoft-com:office:office" xmlns:r="http://schemas.openxmlformats.org/officeDocument/2006/relationships" xmlns:m="http://schemas.openxmlformats.org/officeDocument/2006/math" xmlns:v="urn:schemas-microsoft-com:vml" xmlns:wp14="http://schemas.microsoft.com/office/word/2010/wordprocessingDrawing" xmlns:wp="http://schemas.openxmlformats.org/drawingml/2006/wordprocessingDrawing" xmlns:w10="urn:schemas-microsoft-com:office:word" xmlns:w="http://schemas.openxmlformats.org/wordprocessingml/2006/main" xmlns:w14="http://schemas.microsoft.com/office/word/2010/wordml" xmlns:wpg="http://schemas.microsoft.com/office/word/2010/wordprocessingGroup" xmlns:wpi="http://schemas.microsoft.com/office/word/2010/wordprocessingInk" xmlns:wne="http://schemas.microsoft.com/office/word/2006/wordml" xmlns:wps="http://schemas.microsoft.com/office/word/2010/wordprocessingShape">
   <w:body>
     <w:p>
       <w:pPr>
@@ -12,7 +12,6 @@
           <w:szCs w:val="32"/>
         </w:rPr>
       </w:pPr>
-      <w:proofErr w:type="spellStart"/>
       <w:r>
         <w:rPr>
           <w:b/>
@@ -22,7 +21,6 @@
         </w:rPr>
         <w:t>외근비</w:t>
       </w:r>
-      <w:proofErr w:type="spellEnd"/>
       <w:r>
         <w:rPr>
           <w:b/>
@@ -61,11 +59,9 @@
       <w:r>
         <w:t xml:space="preserve">본 내규는 회사 임직원이 업무 수행을 위하여 근무지 외 장소로 이동하거나 국내·해외 출장을 수행하는 경우, 합리적이고 일관된 기준에 따라 </w:t>
       </w:r>
-      <w:proofErr w:type="spellStart"/>
       <w:r>
         <w:t>외근비</w:t>
       </w:r>
-      <w:proofErr w:type="spellEnd"/>
       <w:r>
         <w:t>, 출장비, 교통비, 식비, 숙박비 및 기타 실비를 지급하기 위한 기준을 정함을 목적으로 한다.</w:t>
       </w:r>
@@ -175,11 +171,9 @@
       <w:r>
         <w:t>“</w:t>
       </w:r>
-      <w:proofErr w:type="spellStart"/>
       <w:r>
         <w:t>일비</w:t>
       </w:r>
-      <w:proofErr w:type="spellEnd"/>
       <w:r>
         <w:t>”란 출장 또는 외근 중 발생하는 소액 잡비, 통신비, 현지 이동 보조비 등을 보전하기 위하여 정액으로 지급하는 비용을 말한다.</w:t>
       </w:r>
@@ -240,7 +234,6 @@
         </w:numPr>
       </w:pPr>
       <w:r>
-        <w:lastRenderedPageBreak/>
         <w:t>회사 법인카드 사용을 원칙으로 하되, 부득이한 경우 개인카드 또는 현금 사용 후 실비 정산할 수 있다.</w:t>
       </w:r>
     </w:p>
@@ -393,11 +386,9 @@
       <w:r>
         <w:t xml:space="preserve">고급 레스토랑, 주점, 유흥업소, 카페 중심의 식사 대체 지출, 사적 </w:t>
       </w:r>
-      <w:proofErr w:type="spellStart"/>
       <w:r>
         <w:t>모임성</w:t>
       </w:r>
-      <w:proofErr w:type="spellEnd"/>
       <w:r>
         <w:t xml:space="preserve"> 식사는 인정하지 않는다.</w:t>
       </w:r>
@@ -416,6 +407,7 @@
     <w:tbl>
       <w:tblPr>
         <w:tblW w:w="0" w:type="auto"/>
+        <w:tblLook w:val="04A0" w:firstRow="1" w:lastRow="0" w:firstColumn="1" w:lastColumn="0" w:noHBand="0" w:noVBand="1"/>
         <w:tblCellSpacing w:w="15" w:type="dxa"/>
         <w:tblCellMar>
           <w:top w:w="15" w:type="dxa"/>
@@ -423,7 +415,6 @@
           <w:bottom w:w="15" w:type="dxa"/>
           <w:right w:w="15" w:type="dxa"/>
         </w:tblCellMar>
-        <w:tblLook w:val="04A0" w:firstRow="1" w:lastRow="0" w:firstColumn="1" w:lastColumn="0" w:noHBand="0" w:noVBand="1"/>
       </w:tblPr>
       <w:tblGrid>
         <w:gridCol w:w="1517"/>
@@ -431,8 +422,8 @@
       </w:tblGrid>
       <w:tr>
         <w:trPr>
+          <w:tblCellSpacing w:w="15" w:type="dxa"/>
           <w:tblHeader/>
-          <w:tblCellSpacing w:w="15" w:type="dxa"/>
         </w:trPr>
         <w:tc>
           <w:tcPr>
@@ -503,7 +494,17 @@
           </w:tcPr>
           <w:p>
             <w:r>
-              <w:t>10,000원 이내</w:t>
+              <w:t>1</w:t>
+            </w:r>
+            <w:r>
+              <w:rPr>
+                <w:lang w:eastAsia="ko-KR"/>
+                <w:rtl w:val="off"/>
+              </w:rPr>
+              <w:t>5</w:t>
+            </w:r>
+            <w:r>
+              <w:t>,000원 이내</w:t>
             </w:r>
           </w:p>
         </w:tc>
@@ -561,7 +562,14 @@
           </w:tcPr>
           <w:p>
             <w:r>
-              <w:t>20,000원 이내</w:t>
+              <w:rPr>
+                <w:lang w:eastAsia="ko-KR"/>
+                <w:rtl w:val="off"/>
+              </w:rPr>
+              <w:t>15</w:t>
+            </w:r>
+            <w:r>
+              <w:t>,000원 이내</w:t>
             </w:r>
           </w:p>
         </w:tc>
@@ -578,7 +586,6 @@
           </w:tcPr>
           <w:p>
             <w:r>
-              <w:lastRenderedPageBreak/>
               <w:t>1일 식비 총액</w:t>
             </w:r>
           </w:p>
@@ -644,7 +651,6 @@
         </w:rPr>
         <w:t xml:space="preserve">제7조 외근 </w:t>
       </w:r>
-      <w:proofErr w:type="spellStart"/>
       <w:r>
         <w:rPr>
           <w:b/>
@@ -652,7 +658,6 @@
         </w:rPr>
         <w:t>일비</w:t>
       </w:r>
-      <w:proofErr w:type="spellEnd"/>
       <w:r>
         <w:rPr>
           <w:b/>
@@ -671,11 +676,9 @@
       <w:r>
         <w:t xml:space="preserve">당일 외근 시 이동 시간과 현장 체류 시간을 고려하여 다음 기준에 따라 </w:t>
       </w:r>
-      <w:proofErr w:type="spellStart"/>
       <w:r>
         <w:t>일비를</w:t>
       </w:r>
-      <w:proofErr w:type="spellEnd"/>
       <w:r>
         <w:t xml:space="preserve"> 지급할 수 있다.</w:t>
       </w:r>
@@ -683,6 +686,7 @@
     <w:tbl>
       <w:tblPr>
         <w:tblW w:w="0" w:type="auto"/>
+        <w:tblLook w:val="04A0" w:firstRow="1" w:lastRow="0" w:firstColumn="1" w:lastColumn="0" w:noHBand="0" w:noVBand="1"/>
         <w:tblCellSpacing w:w="15" w:type="dxa"/>
         <w:tblCellMar>
           <w:top w:w="15" w:type="dxa"/>
@@ -690,7 +694,6 @@
           <w:bottom w:w="15" w:type="dxa"/>
           <w:right w:w="15" w:type="dxa"/>
         </w:tblCellMar>
-        <w:tblLook w:val="04A0" w:firstRow="1" w:lastRow="0" w:firstColumn="1" w:lastColumn="0" w:noHBand="0" w:noVBand="1"/>
       </w:tblPr>
       <w:tblGrid>
         <w:gridCol w:w="2408"/>
@@ -698,8 +701,8 @@
       </w:tblGrid>
       <w:tr>
         <w:trPr>
+          <w:tblCellSpacing w:w="15" w:type="dxa"/>
           <w:tblHeader/>
-          <w:tblCellSpacing w:w="15" w:type="dxa"/>
         </w:trPr>
         <w:tc>
           <w:tcPr>
@@ -736,7 +739,6 @@
                 <w:bCs/>
               </w:rPr>
             </w:pPr>
-            <w:proofErr w:type="spellStart"/>
             <w:r>
               <w:rPr>
                 <w:b/>
@@ -744,7 +746,6 @@
               </w:rPr>
               <w:t>일비</w:t>
             </w:r>
-            <w:proofErr w:type="spellEnd"/>
             <w:r>
               <w:rPr>
                 <w:b/>
@@ -808,7 +809,17 @@
           </w:tcPr>
           <w:p>
             <w:r>
-              <w:t>10,000원</w:t>
+              <w:t>1</w:t>
+            </w:r>
+            <w:r>
+              <w:rPr>
+                <w:lang w:eastAsia="ko-KR"/>
+                <w:rtl w:val="off"/>
+              </w:rPr>
+              <w:t>5</w:t>
+            </w:r>
+            <w:r>
+              <w:t>,000원</w:t>
             </w:r>
           </w:p>
         </w:tc>
@@ -850,11 +861,9 @@
           <w:numId w:val="7"/>
         </w:numPr>
       </w:pPr>
-      <w:proofErr w:type="spellStart"/>
       <w:r>
         <w:t>일비는</w:t>
       </w:r>
-      <w:proofErr w:type="spellEnd"/>
       <w:r>
         <w:t xml:space="preserve"> 교통비, 식비, 숙박비와 별도로 지급할 수 있으나, 회사가 현장 운영비 또는 출장 수당을 별도로 지급한 경우 중복 지급하지 않을 수 있다.</w:t>
       </w:r>
@@ -869,11 +878,9 @@
       <w:r>
         <w:t xml:space="preserve">재택근무지 또는 거주지 인근의 단순 미팅 등 비용 발생이 경미한 외근은 </w:t>
       </w:r>
-      <w:proofErr w:type="spellStart"/>
       <w:r>
         <w:t>일비</w:t>
       </w:r>
-      <w:proofErr w:type="spellEnd"/>
       <w:r>
         <w:t xml:space="preserve"> 지급 대상에서 제외할 수 있다.</w:t>
       </w:r>
@@ -885,11 +892,9 @@
           <w:numId w:val="7"/>
         </w:numPr>
       </w:pPr>
-      <w:proofErr w:type="spellStart"/>
       <w:r>
         <w:t>일비의</w:t>
       </w:r>
-      <w:proofErr w:type="spellEnd"/>
       <w:r>
         <w:t xml:space="preserve"> 1일 최대 지급 한도는 국내 기준 20,000원으로 한다.</w:t>
       </w:r>
@@ -965,7 +970,6 @@
         </w:numPr>
       </w:pPr>
       <w:r>
-        <w:lastRenderedPageBreak/>
         <w:t>특실, 프리미엄석, 비즈니스석은 사전 승인된 경우에 한하여 인정한다.</w:t>
       </w:r>
     </w:p>
@@ -1016,11 +1020,9 @@
       <w:r>
         <w:t xml:space="preserve">장비, </w:t>
       </w:r>
-      <w:proofErr w:type="spellStart"/>
       <w:r>
         <w:t>교보재</w:t>
       </w:r>
-      <w:proofErr w:type="spellEnd"/>
       <w:r>
         <w:t>, 시제품, 촬영 장비 등을 운반하는 경우</w:t>
       </w:r>
@@ -1120,6 +1122,7 @@
     <w:tbl>
       <w:tblPr>
         <w:tblW w:w="0" w:type="auto"/>
+        <w:tblLook w:val="04A0" w:firstRow="1" w:lastRow="0" w:firstColumn="1" w:lastColumn="0" w:noHBand="0" w:noVBand="1"/>
         <w:tblCellSpacing w:w="15" w:type="dxa"/>
         <w:tblCellMar>
           <w:top w:w="15" w:type="dxa"/>
@@ -1127,7 +1130,6 @@
           <w:bottom w:w="15" w:type="dxa"/>
           <w:right w:w="15" w:type="dxa"/>
         </w:tblCellMar>
-        <w:tblLook w:val="04A0" w:firstRow="1" w:lastRow="0" w:firstColumn="1" w:lastColumn="0" w:noHBand="0" w:noVBand="1"/>
       </w:tblPr>
       <w:tblGrid>
         <w:gridCol w:w="2501"/>
@@ -1135,8 +1137,8 @@
       </w:tblGrid>
       <w:tr>
         <w:trPr>
+          <w:tblCellSpacing w:w="15" w:type="dxa"/>
           <w:tblHeader/>
-          <w:tblCellSpacing w:w="15" w:type="dxa"/>
         </w:trPr>
         <w:tc>
           <w:tcPr>
@@ -1336,7 +1338,6 @@
         </w:rPr>
         <w:t xml:space="preserve">제9조 국내 출장 식비 및 </w:t>
       </w:r>
-      <w:proofErr w:type="spellStart"/>
       <w:r>
         <w:rPr>
           <w:b/>
@@ -1344,17 +1345,14 @@
         </w:rPr>
         <w:t>일비</w:t>
       </w:r>
-      <w:proofErr w:type="spellEnd"/>
     </w:p>
     <w:p>
       <w:r>
         <w:t xml:space="preserve">국내 출장 시 식비와 </w:t>
       </w:r>
-      <w:proofErr w:type="spellStart"/>
       <w:r>
         <w:t>일비는</w:t>
       </w:r>
-      <w:proofErr w:type="spellEnd"/>
       <w:r>
         <w:t xml:space="preserve"> 다음 기준에 따른다.</w:t>
       </w:r>
@@ -1362,6 +1360,7 @@
     <w:tbl>
       <w:tblPr>
         <w:tblW w:w="0" w:type="auto"/>
+        <w:tblLook w:val="04A0" w:firstRow="1" w:lastRow="0" w:firstColumn="1" w:lastColumn="0" w:noHBand="0" w:noVBand="1"/>
         <w:tblCellSpacing w:w="15" w:type="dxa"/>
         <w:tblCellMar>
           <w:top w:w="15" w:type="dxa"/>
@@ -1369,7 +1368,6 @@
           <w:bottom w:w="15" w:type="dxa"/>
           <w:right w:w="15" w:type="dxa"/>
         </w:tblCellMar>
-        <w:tblLook w:val="04A0" w:firstRow="1" w:lastRow="0" w:firstColumn="1" w:lastColumn="0" w:noHBand="0" w:noVBand="1"/>
       </w:tblPr>
       <w:tblGrid>
         <w:gridCol w:w="1517"/>
@@ -1377,8 +1375,8 @@
       </w:tblGrid>
       <w:tr>
         <w:trPr>
+          <w:tblCellSpacing w:w="15" w:type="dxa"/>
           <w:tblHeader/>
-          <w:tblCellSpacing w:w="15" w:type="dxa"/>
         </w:trPr>
         <w:tc>
           <w:tcPr>
@@ -1398,7 +1396,6 @@
                 <w:b/>
                 <w:bCs/>
               </w:rPr>
-              <w:lastRenderedPageBreak/>
               <w:t>구분</w:t>
             </w:r>
           </w:p>
@@ -1450,7 +1447,17 @@
           </w:tcPr>
           <w:p>
             <w:r>
-              <w:t>10,000원 이내</w:t>
+              <w:t>1</w:t>
+            </w:r>
+            <w:r>
+              <w:rPr>
+                <w:lang w:eastAsia="ko-KR"/>
+                <w:rtl w:val="off"/>
+              </w:rPr>
+              <w:t>5</w:t>
+            </w:r>
+            <w:r>
+              <w:t>000원 이내</w:t>
             </w:r>
           </w:p>
         </w:tc>
@@ -1556,11 +1563,9 @@
             <w:r>
               <w:t xml:space="preserve">출장 </w:t>
             </w:r>
-            <w:proofErr w:type="spellStart"/>
             <w:r>
               <w:t>일비</w:t>
             </w:r>
-            <w:proofErr w:type="spellEnd"/>
           </w:p>
         </w:tc>
         <w:tc>
@@ -1609,11 +1614,9 @@
       <w:r>
         <w:t xml:space="preserve">출장 첫날과 마지막 날은 실제 이동 및 업무 시간을 고려하여 </w:t>
       </w:r>
-      <w:proofErr w:type="spellStart"/>
       <w:r>
         <w:t>일비를</w:t>
       </w:r>
-      <w:proofErr w:type="spellEnd"/>
       <w:r>
         <w:t xml:space="preserve"> 50%만 지급할 수 있다.</w:t>
       </w:r>
@@ -1652,6 +1655,7 @@
     <w:tbl>
       <w:tblPr>
         <w:tblW w:w="0" w:type="auto"/>
+        <w:tblLook w:val="04A0" w:firstRow="1" w:lastRow="0" w:firstColumn="1" w:lastColumn="0" w:noHBand="0" w:noVBand="1"/>
         <w:tblCellSpacing w:w="15" w:type="dxa"/>
         <w:tblCellMar>
           <w:top w:w="15" w:type="dxa"/>
@@ -1659,7 +1663,6 @@
           <w:bottom w:w="15" w:type="dxa"/>
           <w:right w:w="15" w:type="dxa"/>
         </w:tblCellMar>
-        <w:tblLook w:val="04A0" w:firstRow="1" w:lastRow="0" w:firstColumn="1" w:lastColumn="0" w:noHBand="0" w:noVBand="1"/>
       </w:tblPr>
       <w:tblGrid>
         <w:gridCol w:w="3300"/>
@@ -1667,8 +1670,8 @@
       </w:tblGrid>
       <w:tr>
         <w:trPr>
+          <w:tblCellSpacing w:w="15" w:type="dxa"/>
           <w:tblHeader/>
-          <w:tblCellSpacing w:w="15" w:type="dxa"/>
         </w:trPr>
         <w:tc>
           <w:tcPr>
@@ -1821,11 +1824,9 @@
           <w:numId w:val="13"/>
         </w:numPr>
       </w:pPr>
-      <w:proofErr w:type="spellStart"/>
       <w:r>
         <w:t>미니바</w:t>
       </w:r>
-      <w:proofErr w:type="spellEnd"/>
       <w:r>
         <w:t>, 유료 영화, 개인 세탁, 개인 룸서비스 등 사적 비용은 인정하지 않는다.</w:t>
       </w:r>
@@ -1864,6 +1865,7 @@
     <w:tbl>
       <w:tblPr>
         <w:tblW w:w="0" w:type="auto"/>
+        <w:tblLook w:val="04A0" w:firstRow="1" w:lastRow="0" w:firstColumn="1" w:lastColumn="0" w:noHBand="0" w:noVBand="1"/>
         <w:tblCellSpacing w:w="15" w:type="dxa"/>
         <w:tblCellMar>
           <w:top w:w="15" w:type="dxa"/>
@@ -1871,7 +1873,6 @@
           <w:bottom w:w="15" w:type="dxa"/>
           <w:right w:w="15" w:type="dxa"/>
         </w:tblCellMar>
-        <w:tblLook w:val="04A0" w:firstRow="1" w:lastRow="0" w:firstColumn="1" w:lastColumn="0" w:noHBand="0" w:noVBand="1"/>
       </w:tblPr>
       <w:tblGrid>
         <w:gridCol w:w="1395"/>
@@ -1879,8 +1880,8 @@
       </w:tblGrid>
       <w:tr>
         <w:trPr>
+          <w:tblCellSpacing w:w="15" w:type="dxa"/>
           <w:tblHeader/>
-          <w:tblCellSpacing w:w="15" w:type="dxa"/>
         </w:trPr>
         <w:tc>
           <w:tcPr>
@@ -1900,7 +1901,6 @@
                 <w:b/>
                 <w:bCs/>
               </w:rPr>
-              <w:lastRenderedPageBreak/>
               <w:t>구분</w:t>
             </w:r>
           </w:p>
@@ -1968,11 +1968,9 @@
             <w:hideMark/>
           </w:tcPr>
           <w:p>
-            <w:proofErr w:type="spellStart"/>
             <w:r>
               <w:t>동남아시아권</w:t>
             </w:r>
-            <w:proofErr w:type="spellEnd"/>
           </w:p>
         </w:tc>
         <w:tc>
@@ -1999,11 +1997,9 @@
             <w:hideMark/>
           </w:tcPr>
           <w:p>
-            <w:proofErr w:type="spellStart"/>
             <w:r>
               <w:t>북미권</w:t>
             </w:r>
-            <w:proofErr w:type="spellEnd"/>
           </w:p>
         </w:tc>
         <w:tc>
@@ -2092,7 +2088,6 @@
         </w:rPr>
         <w:t xml:space="preserve">제12조 해외 출장 </w:t>
       </w:r>
-      <w:proofErr w:type="spellStart"/>
       <w:r>
         <w:rPr>
           <w:b/>
@@ -2100,7 +2095,6 @@
         </w:rPr>
         <w:t>항공비</w:t>
       </w:r>
-      <w:proofErr w:type="spellEnd"/>
       <w:r>
         <w:rPr>
           <w:b/>
@@ -2185,11 +2179,9 @@
       <w:r>
         <w:t xml:space="preserve">개인 사유로 인한 일정 변경, </w:t>
       </w:r>
-      <w:proofErr w:type="spellStart"/>
       <w:r>
         <w:t>노쇼</w:t>
       </w:r>
-      <w:proofErr w:type="spellEnd"/>
       <w:r>
         <w:t>, 취소 수수료는 개인 부담을 원칙으로 한다.</w:t>
       </w:r>
@@ -2208,7 +2200,6 @@
         </w:rPr>
         <w:t xml:space="preserve">제13조 해외 출장 식비 및 </w:t>
       </w:r>
-      <w:proofErr w:type="spellStart"/>
       <w:r>
         <w:rPr>
           <w:b/>
@@ -2216,7 +2207,6 @@
         </w:rPr>
         <w:t>일비</w:t>
       </w:r>
-      <w:proofErr w:type="spellEnd"/>
       <w:r>
         <w:rPr>
           <w:b/>
@@ -2229,11 +2219,9 @@
       <w:r>
         <w:t xml:space="preserve">해외 출장 시 식비와 </w:t>
       </w:r>
-      <w:proofErr w:type="spellStart"/>
       <w:r>
         <w:t>일비는</w:t>
       </w:r>
-      <w:proofErr w:type="spellEnd"/>
       <w:r>
         <w:t xml:space="preserve"> 지역별 정액 한도를 기준으로 지급한다.</w:t>
       </w:r>
@@ -2241,6 +2229,7 @@
     <w:tbl>
       <w:tblPr>
         <w:tblW w:w="0" w:type="auto"/>
+        <w:tblLook w:val="04A0" w:firstRow="1" w:lastRow="0" w:firstColumn="1" w:lastColumn="0" w:noHBand="0" w:noVBand="1"/>
         <w:tblCellSpacing w:w="15" w:type="dxa"/>
         <w:tblCellMar>
           <w:top w:w="15" w:type="dxa"/>
@@ -2248,7 +2237,6 @@
           <w:bottom w:w="15" w:type="dxa"/>
           <w:right w:w="15" w:type="dxa"/>
         </w:tblCellMar>
-        <w:tblLook w:val="04A0" w:firstRow="1" w:lastRow="0" w:firstColumn="1" w:lastColumn="0" w:noHBand="0" w:noVBand="1"/>
       </w:tblPr>
       <w:tblGrid>
         <w:gridCol w:w="1395"/>
@@ -2257,8 +2245,8 @@
       </w:tblGrid>
       <w:tr>
         <w:trPr>
+          <w:tblCellSpacing w:w="15" w:type="dxa"/>
           <w:tblHeader/>
-          <w:tblCellSpacing w:w="15" w:type="dxa"/>
         </w:trPr>
         <w:tc>
           <w:tcPr>
@@ -2324,7 +2312,6 @@
               </w:rPr>
               <w:t xml:space="preserve">1일 </w:t>
             </w:r>
-            <w:proofErr w:type="spellStart"/>
             <w:r>
               <w:rPr>
                 <w:b/>
@@ -2332,7 +2319,6 @@
               </w:rPr>
               <w:t>일비</w:t>
             </w:r>
-            <w:proofErr w:type="spellEnd"/>
           </w:p>
         </w:tc>
       </w:tr>
@@ -2388,11 +2374,9 @@
             <w:hideMark/>
           </w:tcPr>
           <w:p>
-            <w:proofErr w:type="spellStart"/>
             <w:r>
               <w:t>동남아시아권</w:t>
             </w:r>
-            <w:proofErr w:type="spellEnd"/>
           </w:p>
         </w:tc>
         <w:tc>
@@ -2431,11 +2415,9 @@
             <w:hideMark/>
           </w:tcPr>
           <w:p>
-            <w:proofErr w:type="spellStart"/>
             <w:r>
               <w:t>북미권</w:t>
             </w:r>
-            <w:proofErr w:type="spellEnd"/>
           </w:p>
         </w:tc>
         <w:tc>
@@ -2565,7 +2547,6 @@
         </w:numPr>
       </w:pPr>
       <w:r>
-        <w:lastRenderedPageBreak/>
         <w:t>현지 통화 사용분은 카드 명세서상 원화 환산 금액을 기준으로 한다.</w:t>
       </w:r>
     </w:p>
@@ -2601,19 +2582,15 @@
       <w:r>
         <w:t xml:space="preserve">주류, </w:t>
       </w:r>
-      <w:proofErr w:type="spellStart"/>
       <w:r>
         <w:t>유흥성</w:t>
       </w:r>
-      <w:proofErr w:type="spellEnd"/>
       <w:r>
         <w:t xml:space="preserve"> 지출, </w:t>
       </w:r>
-      <w:proofErr w:type="spellStart"/>
       <w:r>
         <w:t>관광성</w:t>
       </w:r>
-      <w:proofErr w:type="spellEnd"/>
       <w:r>
         <w:t xml:space="preserve"> 지출은 인정하지 않는다.</w:t>
       </w:r>
@@ -2641,6 +2618,7 @@
     <w:tbl>
       <w:tblPr>
         <w:tblW w:w="0" w:type="auto"/>
+        <w:tblLook w:val="04A0" w:firstRow="1" w:lastRow="0" w:firstColumn="1" w:lastColumn="0" w:noHBand="0" w:noVBand="1"/>
         <w:tblCellSpacing w:w="15" w:type="dxa"/>
         <w:tblCellMar>
           <w:top w:w="15" w:type="dxa"/>
@@ -2648,7 +2626,6 @@
           <w:bottom w:w="15" w:type="dxa"/>
           <w:right w:w="15" w:type="dxa"/>
         </w:tblCellMar>
-        <w:tblLook w:val="04A0" w:firstRow="1" w:lastRow="0" w:firstColumn="1" w:lastColumn="0" w:noHBand="0" w:noVBand="1"/>
       </w:tblPr>
       <w:tblGrid>
         <w:gridCol w:w="1395"/>
@@ -2656,8 +2633,8 @@
       </w:tblGrid>
       <w:tr>
         <w:trPr>
+          <w:tblCellSpacing w:w="15" w:type="dxa"/>
           <w:tblHeader/>
-          <w:tblCellSpacing w:w="15" w:type="dxa"/>
         </w:trPr>
         <w:tc>
           <w:tcPr>
@@ -2744,11 +2721,9 @@
             <w:hideMark/>
           </w:tcPr>
           <w:p>
-            <w:proofErr w:type="spellStart"/>
             <w:r>
               <w:t>동남아시아권</w:t>
             </w:r>
-            <w:proofErr w:type="spellEnd"/>
           </w:p>
         </w:tc>
         <w:tc>
@@ -2775,11 +2750,9 @@
             <w:hideMark/>
           </w:tcPr>
           <w:p>
-            <w:proofErr w:type="spellStart"/>
             <w:r>
               <w:t>북미권</w:t>
             </w:r>
-            <w:proofErr w:type="spellEnd"/>
           </w:p>
         </w:tc>
         <w:tc>
@@ -2875,19 +2848,15 @@
       <w:r>
         <w:t xml:space="preserve">숙박비에는 </w:t>
       </w:r>
-      <w:proofErr w:type="spellStart"/>
       <w:r>
         <w:t>객실료와</w:t>
       </w:r>
-      <w:proofErr w:type="spellEnd"/>
       <w:r>
         <w:t xml:space="preserve"> 기본 세금 및 </w:t>
       </w:r>
-      <w:proofErr w:type="spellStart"/>
       <w:r>
         <w:t>서비스료를</w:t>
       </w:r>
-      <w:proofErr w:type="spellEnd"/>
       <w:r>
         <w:t xml:space="preserve"> 포함한다.</w:t>
       </w:r>
@@ -2902,11 +2871,9 @@
       <w:r>
         <w:t xml:space="preserve">개인 </w:t>
       </w:r>
-      <w:proofErr w:type="spellStart"/>
       <w:r>
         <w:t>미니바</w:t>
       </w:r>
-      <w:proofErr w:type="spellEnd"/>
       <w:r>
         <w:t>, 룸서비스, 유료 콘텐츠, 가족 동반 추가 비용은 인정하지 않는다.</w:t>
       </w:r>
@@ -2969,11 +2936,9 @@
       <w:r>
         <w:t xml:space="preserve">렌터카 이용 시 유류비, </w:t>
       </w:r>
-      <w:proofErr w:type="spellStart"/>
       <w:r>
         <w:t>주차비</w:t>
       </w:r>
-      <w:proofErr w:type="spellEnd"/>
       <w:r>
         <w:t>, 통행료는 영수증 제출 시 실비 정산한다.</w:t>
       </w:r>
@@ -3001,7 +2966,6 @@
           <w:b/>
           <w:bCs/>
         </w:rPr>
-        <w:lastRenderedPageBreak/>
         <w:t>제16조 장비 운반 및 배송비</w:t>
       </w:r>
     </w:p>
@@ -3015,27 +2979,21 @@
       <w:r>
         <w:t xml:space="preserve">회사 장비, 시제품, 교육용 로봇, </w:t>
       </w:r>
-      <w:proofErr w:type="spellStart"/>
       <w:r>
         <w:t>교보재</w:t>
       </w:r>
-      <w:proofErr w:type="spellEnd"/>
       <w:r>
         <w:t xml:space="preserve">, 전시 물품 등의 운반에 필요한 </w:t>
       </w:r>
-      <w:proofErr w:type="spellStart"/>
       <w:r>
         <w:t>택배비</w:t>
       </w:r>
-      <w:proofErr w:type="spellEnd"/>
       <w:r>
         <w:t xml:space="preserve">, 퀵서비스비, </w:t>
       </w:r>
-      <w:proofErr w:type="spellStart"/>
       <w:r>
         <w:t>화물비</w:t>
       </w:r>
-      <w:proofErr w:type="spellEnd"/>
       <w:r>
         <w:t>, 추가 수하물 비용은 업무상 필요성이 인정되는 경우 실비 정산한다.</w:t>
       </w:r>
@@ -3120,11 +3078,9 @@
       <w:r>
         <w:t xml:space="preserve">주류 중심의 지출, </w:t>
       </w:r>
-      <w:proofErr w:type="spellStart"/>
       <w:r>
         <w:t>유흥성</w:t>
       </w:r>
-      <w:proofErr w:type="spellEnd"/>
       <w:r>
         <w:t xml:space="preserve"> 지출, 사적 친목 지출은 인정하지 않는다.</w:t>
       </w:r>
@@ -3282,7 +3238,6 @@
         </w:numPr>
       </w:pPr>
       <w:r>
-        <w:lastRenderedPageBreak/>
         <w:t>정산서에는 다음 사항을 포함하여야 한다.</w:t>
       </w:r>
     </w:p>
@@ -3549,14 +3504,11 @@
         </w:numPr>
       </w:pPr>
       <w:r>
-        <w:lastRenderedPageBreak/>
         <w:t xml:space="preserve">예외 처리는 대표이사 또는 권한을 </w:t>
       </w:r>
-      <w:proofErr w:type="spellStart"/>
       <w:r>
         <w:t>위임받은</w:t>
       </w:r>
-      <w:proofErr w:type="spellEnd"/>
       <w:r>
         <w:t xml:space="preserve"> 관리자의 승인을 받아야 한다.</w:t>
       </w:r>
@@ -3656,11 +3608,9 @@
       <w:r>
         <w:t xml:space="preserve">본 내규에 명시되지 않은 사항은 회사의 회계 기준, 세법상 </w:t>
       </w:r>
-      <w:proofErr w:type="spellStart"/>
       <w:r>
         <w:t>적격증빙</w:t>
       </w:r>
-      <w:proofErr w:type="spellEnd"/>
       <w:r>
         <w:t xml:space="preserve"> 기준, 일반적인 업무 관행 및 대표이사의 판단에 따른다.</w:t>
       </w:r>
@@ -3680,7 +3630,7 @@
     <w:sectPr>
       <w:pgSz w:w="11906" w:h="16838"/>
       <w:pgMar w:top="1701" w:right="1440" w:bottom="1440" w:left="1440" w:header="851" w:footer="992" w:gutter="0"/>
-      <w:cols w:space="425"/>
+      <w:cols/>
       <w:docGrid w:linePitch="360"/>
     </w:sectPr>
   </w:body>
@@ -3688,1038 +3638,852 @@
 </file>
 
 <file path=word/numbering.xml><?xml version="1.0" encoding="utf-8"?>
-<w:numbering xmlns:wpc="http://schemas.microsoft.com/office/word/2010/wordprocessingCanvas" xmlns:cx="http://schemas.microsoft.com/office/drawing/2014/chartex" xmlns:cx1="http://schemas.microsoft.com/office/drawing/2015/9/8/chartex" xmlns:cx2="http://schemas.microsoft.com/office/drawing/2015/10/21/chartex" xmlns:cx3="http://schemas.microsoft.com/office/drawing/2016/5/9/chartex" xmlns:cx4="http://schemas.microsoft.com/office/drawing/2016/5/10/chartex" xmlns:cx5="http://schemas.microsoft.com/office/drawing/2016/5/11/chartex" xmlns:cx6="http://schemas.microsoft.com/office/drawing/2016/5/12/chartex" xmlns:cx7="http://schemas.microsoft.com/office/drawing/2016/5/13/chartex" xmlns:cx8="http://schemas.microsoft.com/office/drawing/2016/5/14/chartex" xmlns:mc="http://schemas.openxmlformats.org/markup-compatibility/2006" xmlns:aink="http://schemas.microsoft.com/office/drawing/2016/ink" xmlns:am3d="http://schemas.microsoft.com/office/drawing/2017/model3d" xmlns:o="urn:schemas-microsoft-com:office:office" xmlns:oel="http://schemas.microsoft.com/office/2019/extlst" xmlns:r="http://schemas.openxmlformats.org/officeDocument/2006/relationships" xmlns:m="http://schemas.openxmlformats.org/officeDocument/2006/math" xmlns:v="urn:schemas-microsoft-com:vml" xmlns:wp14="http://schemas.microsoft.com/office/word/2010/wordprocessingDrawing" xmlns:wp="http://schemas.openxmlformats.org/drawingml/2006/wordprocessingDrawing" xmlns:w10="urn:schemas-microsoft-com:office:word" xmlns:w="http://schemas.openxmlformats.org/wordprocessingml/2006/main" xmlns:w14="http://schemas.microsoft.com/office/word/2010/wordml" xmlns:w15="http://schemas.microsoft.com/office/word/2012/wordml" xmlns:w16cex="http://schemas.microsoft.com/office/word/2018/wordml/cex" xmlns:w16cid="http://schemas.microsoft.com/office/word/2016/wordml/cid" xmlns:w16="http://schemas.microsoft.com/office/word/2018/wordml" xmlns:w16du="http://schemas.microsoft.com/office/word/2023/wordml/word16du" xmlns:w16sdtdh="http://schemas.microsoft.com/office/word/2020/wordml/sdtdatahash" xmlns:w16sdtfl="http://schemas.microsoft.com/office/word/2024/wordml/sdtformatlock" xmlns:w16se="http://schemas.microsoft.com/office/word/2015/wordml/symex" xmlns:wpg="http://schemas.microsoft.com/office/word/2010/wordprocessingGroup" xmlns:wpi="http://schemas.microsoft.com/office/word/2010/wordprocessingInk" xmlns:wne="http://schemas.microsoft.com/office/word/2006/wordml" xmlns:wps="http://schemas.microsoft.com/office/word/2010/wordprocessingShape" mc:Ignorable="w14 w15 w16se w16cid w16 w16cex w16sdtdh w16sdtfl w16du wp14">
-  <w:abstractNum w:abstractNumId="0" w15:restartNumberingAfterBreak="0">
-    <w:nsid w:val="07C54FE4"/>
+<w:numbering xmlns:ve="http://schemas.openxmlformats.org/markup-compatibility/2006" xmlns:o="urn:schemas-microsoft-com:office:office" xmlns:r="http://schemas.openxmlformats.org/officeDocument/2006/relationships" xmlns:m="http://schemas.openxmlformats.org/officeDocument/2006/math" xmlns:v="urn:schemas-microsoft-com:vml" xmlns:wp="http://schemas.openxmlformats.org/drawingml/2006/wordprocessingDrawing" xmlns:w10="urn:schemas-microsoft-com:office:word" xmlns:w="http://schemas.openxmlformats.org/wordprocessingml/2006/main" xmlns:w14="http://schemas.microsoft.com/office/word/2010/wordml" xmlns:wne="http://schemas.microsoft.com/office/word/2006/wordml">
+  <w:abstractNum w:abstractNumId="0">
+    <w:nsid w:val="20341147"/>
     <w:multiLevelType w:val="multilevel"/>
-    <w:tmpl w:val="2E62CE10"/>
+    <w:tmpl w:val="4acb4aa"/>
+    <w:lvl w:ilvl="0">
+      <w:start w:val="1"/>
+      <w:lvlText w:val="%1."/>
+      <w:lvlJc w:val="left"/>
+      <w:pPr>
+        <w:ind w:left="720" w:hanging="360"/>
+        <w:tabs>
+          <w:tab w:val="num" w:pos="720"/>
+        </w:tabs>
+      </w:pPr>
+    </w:lvl>
+    <w:lvl w:ilvl="1" w:tentative="on">
+      <w:start w:val="1"/>
+      <w:lvlText w:val="%2."/>
+      <w:lvlJc w:val="left"/>
+      <w:pPr>
+        <w:ind w:left="1440" w:hanging="360"/>
+        <w:tabs>
+          <w:tab w:val="num" w:pos="1440"/>
+        </w:tabs>
+      </w:pPr>
+    </w:lvl>
+    <w:lvl w:ilvl="2" w:tentative="on">
+      <w:start w:val="1"/>
+      <w:lvlText w:val="%3."/>
+      <w:lvlJc w:val="left"/>
+      <w:pPr>
+        <w:ind w:left="2160" w:hanging="360"/>
+        <w:tabs>
+          <w:tab w:val="num" w:pos="2160"/>
+        </w:tabs>
+      </w:pPr>
+    </w:lvl>
+    <w:lvl w:ilvl="3" w:tentative="on">
+      <w:start w:val="1"/>
+      <w:lvlText w:val="%4."/>
+      <w:lvlJc w:val="left"/>
+      <w:pPr>
+        <w:ind w:left="2880" w:hanging="360"/>
+        <w:tabs>
+          <w:tab w:val="num" w:pos="2880"/>
+        </w:tabs>
+      </w:pPr>
+    </w:lvl>
+    <w:lvl w:ilvl="4" w:tentative="on">
+      <w:start w:val="1"/>
+      <w:lvlText w:val="%5."/>
+      <w:lvlJc w:val="left"/>
+      <w:pPr>
+        <w:ind w:left="3600" w:hanging="360"/>
+        <w:tabs>
+          <w:tab w:val="num" w:pos="3600"/>
+        </w:tabs>
+      </w:pPr>
+    </w:lvl>
+    <w:lvl w:ilvl="5" w:tentative="on">
+      <w:start w:val="1"/>
+      <w:lvlText w:val="%6."/>
+      <w:lvlJc w:val="left"/>
+      <w:pPr>
+        <w:ind w:left="4320" w:hanging="360"/>
+        <w:tabs>
+          <w:tab w:val="num" w:pos="4320"/>
+        </w:tabs>
+      </w:pPr>
+    </w:lvl>
+    <w:lvl w:ilvl="6" w:tentative="on">
+      <w:start w:val="1"/>
+      <w:lvlText w:val="%7."/>
+      <w:lvlJc w:val="left"/>
+      <w:pPr>
+        <w:ind w:left="5040" w:hanging="360"/>
+        <w:tabs>
+          <w:tab w:val="num" w:pos="5040"/>
+        </w:tabs>
+      </w:pPr>
+    </w:lvl>
+    <w:lvl w:ilvl="7" w:tentative="on">
+      <w:start w:val="1"/>
+      <w:lvlText w:val="%8."/>
+      <w:lvlJc w:val="left"/>
+      <w:pPr>
+        <w:ind w:left="5760" w:hanging="360"/>
+        <w:tabs>
+          <w:tab w:val="num" w:pos="5760"/>
+        </w:tabs>
+      </w:pPr>
+    </w:lvl>
+    <w:lvl w:ilvl="8" w:tentative="on">
+      <w:start w:val="1"/>
+      <w:lvlText w:val="%9."/>
+      <w:lvlJc w:val="left"/>
+      <w:pPr>
+        <w:ind w:left="6480" w:hanging="360"/>
+        <w:tabs>
+          <w:tab w:val="num" w:pos="6480"/>
+        </w:tabs>
+      </w:pPr>
+    </w:lvl>
+  </w:abstractNum>
+  <w:abstractNum w:abstractNumId="1">
+    <w:nsid w:val="377d6fa9"/>
+    <w:multiLevelType w:val="multilevel"/>
+    <w:tmpl w:val="c9e033c0"/>
+    <w:lvl w:ilvl="0">
+      <w:start w:val="1"/>
+      <w:lvlText w:val="%1."/>
+      <w:lvlJc w:val="left"/>
+      <w:pPr>
+        <w:ind w:left="720" w:hanging="360"/>
+        <w:tabs>
+          <w:tab w:val="num" w:pos="720"/>
+        </w:tabs>
+      </w:pPr>
+    </w:lvl>
+    <w:lvl w:ilvl="1" w:tentative="on">
+      <w:start w:val="1"/>
+      <w:lvlText w:val="%2."/>
+      <w:lvlJc w:val="left"/>
+      <w:pPr>
+        <w:ind w:left="1440" w:hanging="360"/>
+        <w:tabs>
+          <w:tab w:val="num" w:pos="1440"/>
+        </w:tabs>
+      </w:pPr>
+    </w:lvl>
+    <w:lvl w:ilvl="2" w:tentative="on">
+      <w:start w:val="1"/>
+      <w:lvlText w:val="%3."/>
+      <w:lvlJc w:val="left"/>
+      <w:pPr>
+        <w:ind w:left="2160" w:hanging="360"/>
+        <w:tabs>
+          <w:tab w:val="num" w:pos="2160"/>
+        </w:tabs>
+      </w:pPr>
+    </w:lvl>
+    <w:lvl w:ilvl="3" w:tentative="on">
+      <w:start w:val="1"/>
+      <w:lvlText w:val="%4."/>
+      <w:lvlJc w:val="left"/>
+      <w:pPr>
+        <w:ind w:left="2880" w:hanging="360"/>
+        <w:tabs>
+          <w:tab w:val="num" w:pos="2880"/>
+        </w:tabs>
+      </w:pPr>
+    </w:lvl>
+    <w:lvl w:ilvl="4" w:tentative="on">
+      <w:start w:val="1"/>
+      <w:lvlText w:val="%5."/>
+      <w:lvlJc w:val="left"/>
+      <w:pPr>
+        <w:ind w:left="3600" w:hanging="360"/>
+        <w:tabs>
+          <w:tab w:val="num" w:pos="3600"/>
+        </w:tabs>
+      </w:pPr>
+    </w:lvl>
+    <w:lvl w:ilvl="5" w:tentative="on">
+      <w:start w:val="1"/>
+      <w:lvlText w:val="%6."/>
+      <w:lvlJc w:val="left"/>
+      <w:pPr>
+        <w:ind w:left="4320" w:hanging="360"/>
+        <w:tabs>
+          <w:tab w:val="num" w:pos="4320"/>
+        </w:tabs>
+      </w:pPr>
+    </w:lvl>
+    <w:lvl w:ilvl="6" w:tentative="on">
+      <w:start w:val="1"/>
+      <w:lvlText w:val="%7."/>
+      <w:lvlJc w:val="left"/>
+      <w:pPr>
+        <w:ind w:left="5040" w:hanging="360"/>
+        <w:tabs>
+          <w:tab w:val="num" w:pos="5040"/>
+        </w:tabs>
+      </w:pPr>
+    </w:lvl>
+    <w:lvl w:ilvl="7" w:tentative="on">
+      <w:start w:val="1"/>
+      <w:lvlText w:val="%8."/>
+      <w:lvlJc w:val="left"/>
+      <w:pPr>
+        <w:ind w:left="5760" w:hanging="360"/>
+        <w:tabs>
+          <w:tab w:val="num" w:pos="5760"/>
+        </w:tabs>
+      </w:pPr>
+    </w:lvl>
+    <w:lvl w:ilvl="8" w:tentative="on">
+      <w:start w:val="1"/>
+      <w:lvlText w:val="%9."/>
+      <w:lvlJc w:val="left"/>
+      <w:pPr>
+        <w:ind w:left="6480" w:hanging="360"/>
+        <w:tabs>
+          <w:tab w:val="num" w:pos="6480"/>
+        </w:tabs>
+      </w:pPr>
+    </w:lvl>
+  </w:abstractNum>
+  <w:abstractNum w:abstractNumId="2">
+    <w:nsid w:val="50fe744a"/>
+    <w:multiLevelType w:val="multilevel"/>
+    <w:tmpl w:val="240c4daa"/>
+    <w:lvl w:ilvl="0">
+      <w:start w:val="1"/>
+      <w:lvlText w:val="%1."/>
+      <w:lvlJc w:val="left"/>
+      <w:pPr>
+        <w:ind w:left="720" w:hanging="360"/>
+        <w:tabs>
+          <w:tab w:val="num" w:pos="720"/>
+        </w:tabs>
+      </w:pPr>
+    </w:lvl>
+    <w:lvl w:ilvl="1" w:tentative="on">
+      <w:start w:val="1"/>
+      <w:lvlText w:val="%2."/>
+      <w:lvlJc w:val="left"/>
+      <w:pPr>
+        <w:ind w:left="1440" w:hanging="360"/>
+        <w:tabs>
+          <w:tab w:val="num" w:pos="1440"/>
+        </w:tabs>
+      </w:pPr>
+    </w:lvl>
+    <w:lvl w:ilvl="2" w:tentative="on">
+      <w:start w:val="1"/>
+      <w:lvlText w:val="%3."/>
+      <w:lvlJc w:val="left"/>
+      <w:pPr>
+        <w:ind w:left="2160" w:hanging="360"/>
+        <w:tabs>
+          <w:tab w:val="num" w:pos="2160"/>
+        </w:tabs>
+      </w:pPr>
+    </w:lvl>
+    <w:lvl w:ilvl="3" w:tentative="on">
+      <w:start w:val="1"/>
+      <w:lvlText w:val="%4."/>
+      <w:lvlJc w:val="left"/>
+      <w:pPr>
+        <w:ind w:left="2880" w:hanging="360"/>
+        <w:tabs>
+          <w:tab w:val="num" w:pos="2880"/>
+        </w:tabs>
+      </w:pPr>
+    </w:lvl>
+    <w:lvl w:ilvl="4" w:tentative="on">
+      <w:start w:val="1"/>
+      <w:lvlText w:val="%5."/>
+      <w:lvlJc w:val="left"/>
+      <w:pPr>
+        <w:ind w:left="3600" w:hanging="360"/>
+        <w:tabs>
+          <w:tab w:val="num" w:pos="3600"/>
+        </w:tabs>
+      </w:pPr>
+    </w:lvl>
+    <w:lvl w:ilvl="5" w:tentative="on">
+      <w:start w:val="1"/>
+      <w:lvlText w:val="%6."/>
+      <w:lvlJc w:val="left"/>
+      <w:pPr>
+        <w:ind w:left="4320" w:hanging="360"/>
+        <w:tabs>
+          <w:tab w:val="num" w:pos="4320"/>
+        </w:tabs>
+      </w:pPr>
+    </w:lvl>
+    <w:lvl w:ilvl="6" w:tentative="on">
+      <w:start w:val="1"/>
+      <w:lvlText w:val="%7."/>
+      <w:lvlJc w:val="left"/>
+      <w:pPr>
+        <w:ind w:left="5040" w:hanging="360"/>
+        <w:tabs>
+          <w:tab w:val="num" w:pos="5040"/>
+        </w:tabs>
+      </w:pPr>
+    </w:lvl>
+    <w:lvl w:ilvl="7" w:tentative="on">
+      <w:start w:val="1"/>
+      <w:lvlText w:val="%8."/>
+      <w:lvlJc w:val="left"/>
+      <w:pPr>
+        <w:ind w:left="5760" w:hanging="360"/>
+        <w:tabs>
+          <w:tab w:val="num" w:pos="5760"/>
+        </w:tabs>
+      </w:pPr>
+    </w:lvl>
+    <w:lvl w:ilvl="8" w:tentative="on">
+      <w:start w:val="1"/>
+      <w:lvlText w:val="%9."/>
+      <w:lvlJc w:val="left"/>
+      <w:pPr>
+        <w:ind w:left="6480" w:hanging="360"/>
+        <w:tabs>
+          <w:tab w:val="num" w:pos="6480"/>
+        </w:tabs>
+      </w:pPr>
+    </w:lvl>
+  </w:abstractNum>
+  <w:abstractNum w:abstractNumId="3">
+    <w:nsid w:val="7cea0211"/>
+    <w:multiLevelType w:val="multilevel"/>
+    <w:tmpl w:val="e668cac8"/>
+    <w:lvl w:ilvl="0">
+      <w:start w:val="1"/>
+      <w:lvlText w:val="%1."/>
+      <w:lvlJc w:val="left"/>
+      <w:pPr>
+        <w:ind w:left="720" w:hanging="360"/>
+        <w:tabs>
+          <w:tab w:val="num" w:pos="720"/>
+        </w:tabs>
+      </w:pPr>
+    </w:lvl>
+    <w:lvl w:ilvl="1" w:tentative="on">
+      <w:start w:val="1"/>
+      <w:lvlText w:val="%2."/>
+      <w:lvlJc w:val="left"/>
+      <w:pPr>
+        <w:ind w:left="1440" w:hanging="360"/>
+        <w:tabs>
+          <w:tab w:val="num" w:pos="1440"/>
+        </w:tabs>
+      </w:pPr>
+    </w:lvl>
+    <w:lvl w:ilvl="2" w:tentative="on">
+      <w:start w:val="1"/>
+      <w:lvlText w:val="%3."/>
+      <w:lvlJc w:val="left"/>
+      <w:pPr>
+        <w:ind w:left="2160" w:hanging="360"/>
+        <w:tabs>
+          <w:tab w:val="num" w:pos="2160"/>
+        </w:tabs>
+      </w:pPr>
+    </w:lvl>
+    <w:lvl w:ilvl="3" w:tentative="on">
+      <w:start w:val="1"/>
+      <w:lvlText w:val="%4."/>
+      <w:lvlJc w:val="left"/>
+      <w:pPr>
+        <w:ind w:left="2880" w:hanging="360"/>
+        <w:tabs>
+          <w:tab w:val="num" w:pos="2880"/>
+        </w:tabs>
+      </w:pPr>
+    </w:lvl>
+    <w:lvl w:ilvl="4" w:tentative="on">
+      <w:start w:val="1"/>
+      <w:lvlText w:val="%5."/>
+      <w:lvlJc w:val="left"/>
+      <w:pPr>
+        <w:ind w:left="3600" w:hanging="360"/>
+        <w:tabs>
+          <w:tab w:val="num" w:pos="3600"/>
+        </w:tabs>
+      </w:pPr>
+    </w:lvl>
+    <w:lvl w:ilvl="5" w:tentative="on">
+      <w:start w:val="1"/>
+      <w:lvlText w:val="%6."/>
+      <w:lvlJc w:val="left"/>
+      <w:pPr>
+        <w:ind w:left="4320" w:hanging="360"/>
+        <w:tabs>
+          <w:tab w:val="num" w:pos="4320"/>
+        </w:tabs>
+      </w:pPr>
+    </w:lvl>
+    <w:lvl w:ilvl="6" w:tentative="on">
+      <w:start w:val="1"/>
+      <w:lvlText w:val="%7."/>
+      <w:lvlJc w:val="left"/>
+      <w:pPr>
+        <w:ind w:left="5040" w:hanging="360"/>
+        <w:tabs>
+          <w:tab w:val="num" w:pos="5040"/>
+        </w:tabs>
+      </w:pPr>
+    </w:lvl>
+    <w:lvl w:ilvl="7" w:tentative="on">
+      <w:start w:val="1"/>
+      <w:lvlText w:val="%8."/>
+      <w:lvlJc w:val="left"/>
+      <w:pPr>
+        <w:ind w:left="5760" w:hanging="360"/>
+        <w:tabs>
+          <w:tab w:val="num" w:pos="5760"/>
+        </w:tabs>
+      </w:pPr>
+    </w:lvl>
+    <w:lvl w:ilvl="8" w:tentative="on">
+      <w:start w:val="1"/>
+      <w:lvlText w:val="%9."/>
+      <w:lvlJc w:val="left"/>
+      <w:pPr>
+        <w:ind w:left="6480" w:hanging="360"/>
+        <w:tabs>
+          <w:tab w:val="num" w:pos="6480"/>
+        </w:tabs>
+      </w:pPr>
+    </w:lvl>
+  </w:abstractNum>
+  <w:abstractNum w:abstractNumId="4">
+    <w:nsid w:val="7c54fe4"/>
+    <w:multiLevelType w:val="multilevel"/>
+    <w:tmpl w:val="2e62ce10"/>
     <w:lvl w:ilvl="0">
       <w:start w:val="5"/>
-      <w:numFmt w:val="decimal"/>
       <w:lvlText w:val="%1."/>
       <w:lvlJc w:val="left"/>
       <w:pPr>
+        <w:ind w:left="720" w:hanging="360"/>
         <w:tabs>
           <w:tab w:val="num" w:pos="720"/>
         </w:tabs>
+      </w:pPr>
+    </w:lvl>
+    <w:lvl w:ilvl="1" w:tentative="on">
+      <w:start w:val="1"/>
+      <w:lvlText w:val="%2."/>
+      <w:lvlJc w:val="left"/>
+      <w:pPr>
+        <w:ind w:left="1440" w:hanging="360"/>
+        <w:tabs>
+          <w:tab w:val="num" w:pos="1440"/>
+        </w:tabs>
+      </w:pPr>
+    </w:lvl>
+    <w:lvl w:ilvl="2" w:tentative="on">
+      <w:start w:val="1"/>
+      <w:lvlText w:val="%3."/>
+      <w:lvlJc w:val="left"/>
+      <w:pPr>
+        <w:ind w:left="2160" w:hanging="360"/>
+        <w:tabs>
+          <w:tab w:val="num" w:pos="2160"/>
+        </w:tabs>
+      </w:pPr>
+    </w:lvl>
+    <w:lvl w:ilvl="3" w:tentative="on">
+      <w:start w:val="1"/>
+      <w:lvlText w:val="%4."/>
+      <w:lvlJc w:val="left"/>
+      <w:pPr>
+        <w:ind w:left="2880" w:hanging="360"/>
+        <w:tabs>
+          <w:tab w:val="num" w:pos="2880"/>
+        </w:tabs>
+      </w:pPr>
+    </w:lvl>
+    <w:lvl w:ilvl="4" w:tentative="on">
+      <w:start w:val="1"/>
+      <w:lvlText w:val="%5."/>
+      <w:lvlJc w:val="left"/>
+      <w:pPr>
+        <w:ind w:left="3600" w:hanging="360"/>
+        <w:tabs>
+          <w:tab w:val="num" w:pos="3600"/>
+        </w:tabs>
+      </w:pPr>
+    </w:lvl>
+    <w:lvl w:ilvl="5" w:tentative="on">
+      <w:start w:val="1"/>
+      <w:lvlText w:val="%6."/>
+      <w:lvlJc w:val="left"/>
+      <w:pPr>
+        <w:ind w:left="4320" w:hanging="360"/>
+        <w:tabs>
+          <w:tab w:val="num" w:pos="4320"/>
+        </w:tabs>
+      </w:pPr>
+    </w:lvl>
+    <w:lvl w:ilvl="6" w:tentative="on">
+      <w:start w:val="1"/>
+      <w:lvlText w:val="%7."/>
+      <w:lvlJc w:val="left"/>
+      <w:pPr>
+        <w:ind w:left="5040" w:hanging="360"/>
+        <w:tabs>
+          <w:tab w:val="num" w:pos="5040"/>
+        </w:tabs>
+      </w:pPr>
+    </w:lvl>
+    <w:lvl w:ilvl="7" w:tentative="on">
+      <w:start w:val="1"/>
+      <w:lvlText w:val="%8."/>
+      <w:lvlJc w:val="left"/>
+      <w:pPr>
+        <w:ind w:left="5760" w:hanging="360"/>
+        <w:tabs>
+          <w:tab w:val="num" w:pos="5760"/>
+        </w:tabs>
+      </w:pPr>
+    </w:lvl>
+    <w:lvl w:ilvl="8" w:tentative="on">
+      <w:start w:val="1"/>
+      <w:lvlText w:val="%9."/>
+      <w:lvlJc w:val="left"/>
+      <w:pPr>
+        <w:ind w:left="6480" w:hanging="360"/>
+        <w:tabs>
+          <w:tab w:val="num" w:pos="6480"/>
+        </w:tabs>
+      </w:pPr>
+    </w:lvl>
+  </w:abstractNum>
+  <w:abstractNum w:abstractNumId="5">
+    <w:nsid w:val="711e6081"/>
+    <w:multiLevelType w:val="multilevel"/>
+    <w:tmpl w:val="e91ee224"/>
+    <w:lvl w:ilvl="0">
+      <w:start w:val="1"/>
+      <w:lvlText w:val="%1."/>
+      <w:lvlJc w:val="left"/>
+      <w:pPr>
         <w:ind w:left="720" w:hanging="360"/>
-      </w:pPr>
-    </w:lvl>
-    <w:lvl w:ilvl="1" w:tentative="1">
-      <w:start w:val="1"/>
-      <w:numFmt w:val="decimal"/>
+        <w:tabs>
+          <w:tab w:val="num" w:pos="720"/>
+        </w:tabs>
+      </w:pPr>
+    </w:lvl>
+    <w:lvl w:ilvl="1" w:tentative="on">
+      <w:start w:val="1"/>
       <w:lvlText w:val="%2."/>
       <w:lvlJc w:val="left"/>
       <w:pPr>
+        <w:ind w:left="1440" w:hanging="360"/>
         <w:tabs>
           <w:tab w:val="num" w:pos="1440"/>
         </w:tabs>
+      </w:pPr>
+    </w:lvl>
+    <w:lvl w:ilvl="2" w:tentative="on">
+      <w:start w:val="1"/>
+      <w:lvlText w:val="%3."/>
+      <w:lvlJc w:val="left"/>
+      <w:pPr>
+        <w:ind w:left="2160" w:hanging="360"/>
+        <w:tabs>
+          <w:tab w:val="num" w:pos="2160"/>
+        </w:tabs>
+      </w:pPr>
+    </w:lvl>
+    <w:lvl w:ilvl="3" w:tentative="on">
+      <w:start w:val="1"/>
+      <w:lvlText w:val="%4."/>
+      <w:lvlJc w:val="left"/>
+      <w:pPr>
+        <w:ind w:left="2880" w:hanging="360"/>
+        <w:tabs>
+          <w:tab w:val="num" w:pos="2880"/>
+        </w:tabs>
+      </w:pPr>
+    </w:lvl>
+    <w:lvl w:ilvl="4" w:tentative="on">
+      <w:start w:val="1"/>
+      <w:lvlText w:val="%5."/>
+      <w:lvlJc w:val="left"/>
+      <w:pPr>
+        <w:ind w:left="3600" w:hanging="360"/>
+        <w:tabs>
+          <w:tab w:val="num" w:pos="3600"/>
+        </w:tabs>
+      </w:pPr>
+    </w:lvl>
+    <w:lvl w:ilvl="5" w:tentative="on">
+      <w:start w:val="1"/>
+      <w:lvlText w:val="%6."/>
+      <w:lvlJc w:val="left"/>
+      <w:pPr>
+        <w:ind w:left="4320" w:hanging="360"/>
+        <w:tabs>
+          <w:tab w:val="num" w:pos="4320"/>
+        </w:tabs>
+      </w:pPr>
+    </w:lvl>
+    <w:lvl w:ilvl="6" w:tentative="on">
+      <w:start w:val="1"/>
+      <w:lvlText w:val="%7."/>
+      <w:lvlJc w:val="left"/>
+      <w:pPr>
+        <w:ind w:left="5040" w:hanging="360"/>
+        <w:tabs>
+          <w:tab w:val="num" w:pos="5040"/>
+        </w:tabs>
+      </w:pPr>
+    </w:lvl>
+    <w:lvl w:ilvl="7" w:tentative="on">
+      <w:start w:val="1"/>
+      <w:lvlText w:val="%8."/>
+      <w:lvlJc w:val="left"/>
+      <w:pPr>
+        <w:ind w:left="5760" w:hanging="360"/>
+        <w:tabs>
+          <w:tab w:val="num" w:pos="5760"/>
+        </w:tabs>
+      </w:pPr>
+    </w:lvl>
+    <w:lvl w:ilvl="8" w:tentative="on">
+      <w:start w:val="1"/>
+      <w:lvlText w:val="%9."/>
+      <w:lvlJc w:val="left"/>
+      <w:pPr>
+        <w:ind w:left="6480" w:hanging="360"/>
+        <w:tabs>
+          <w:tab w:val="num" w:pos="6480"/>
+        </w:tabs>
+      </w:pPr>
+    </w:lvl>
+  </w:abstractNum>
+  <w:abstractNum w:abstractNumId="6">
+    <w:nsid w:val="620b11b0"/>
+    <w:multiLevelType w:val="multilevel"/>
+    <w:tmpl w:val="5c5237a8"/>
+    <w:lvl w:ilvl="0">
+      <w:start w:val="2"/>
+      <w:lvlText w:val="%1."/>
+      <w:lvlJc w:val="left"/>
+      <w:pPr>
+        <w:ind w:left="720" w:hanging="360"/>
+        <w:tabs>
+          <w:tab w:val="num" w:pos="720"/>
+        </w:tabs>
+      </w:pPr>
+    </w:lvl>
+    <w:lvl w:ilvl="1" w:tentative="on">
+      <w:start w:val="1"/>
+      <w:lvlText w:val="%2."/>
+      <w:lvlJc w:val="left"/>
+      <w:pPr>
         <w:ind w:left="1440" w:hanging="360"/>
-      </w:pPr>
-    </w:lvl>
-    <w:lvl w:ilvl="2" w:tentative="1">
-      <w:start w:val="1"/>
-      <w:numFmt w:val="decimal"/>
+        <w:tabs>
+          <w:tab w:val="num" w:pos="1440"/>
+        </w:tabs>
+      </w:pPr>
+    </w:lvl>
+    <w:lvl w:ilvl="2" w:tentative="on">
+      <w:start w:val="1"/>
       <w:lvlText w:val="%3."/>
       <w:lvlJc w:val="left"/>
       <w:pPr>
+        <w:ind w:left="2160" w:hanging="360"/>
         <w:tabs>
           <w:tab w:val="num" w:pos="2160"/>
         </w:tabs>
+      </w:pPr>
+    </w:lvl>
+    <w:lvl w:ilvl="3" w:tentative="on">
+      <w:start w:val="1"/>
+      <w:lvlText w:val="%4."/>
+      <w:lvlJc w:val="left"/>
+      <w:pPr>
+        <w:ind w:left="2880" w:hanging="360"/>
+        <w:tabs>
+          <w:tab w:val="num" w:pos="2880"/>
+        </w:tabs>
+      </w:pPr>
+    </w:lvl>
+    <w:lvl w:ilvl="4" w:tentative="on">
+      <w:start w:val="1"/>
+      <w:lvlText w:val="%5."/>
+      <w:lvlJc w:val="left"/>
+      <w:pPr>
+        <w:ind w:left="3600" w:hanging="360"/>
+        <w:tabs>
+          <w:tab w:val="num" w:pos="3600"/>
+        </w:tabs>
+      </w:pPr>
+    </w:lvl>
+    <w:lvl w:ilvl="5" w:tentative="on">
+      <w:start w:val="1"/>
+      <w:lvlText w:val="%6."/>
+      <w:lvlJc w:val="left"/>
+      <w:pPr>
+        <w:ind w:left="4320" w:hanging="360"/>
+        <w:tabs>
+          <w:tab w:val="num" w:pos="4320"/>
+        </w:tabs>
+      </w:pPr>
+    </w:lvl>
+    <w:lvl w:ilvl="6" w:tentative="on">
+      <w:start w:val="1"/>
+      <w:lvlText w:val="%7."/>
+      <w:lvlJc w:val="left"/>
+      <w:pPr>
+        <w:ind w:left="5040" w:hanging="360"/>
+        <w:tabs>
+          <w:tab w:val="num" w:pos="5040"/>
+        </w:tabs>
+      </w:pPr>
+    </w:lvl>
+    <w:lvl w:ilvl="7" w:tentative="on">
+      <w:start w:val="1"/>
+      <w:lvlText w:val="%8."/>
+      <w:lvlJc w:val="left"/>
+      <w:pPr>
+        <w:ind w:left="5760" w:hanging="360"/>
+        <w:tabs>
+          <w:tab w:val="num" w:pos="5760"/>
+        </w:tabs>
+      </w:pPr>
+    </w:lvl>
+    <w:lvl w:ilvl="8" w:tentative="on">
+      <w:start w:val="1"/>
+      <w:lvlText w:val="%9."/>
+      <w:lvlJc w:val="left"/>
+      <w:pPr>
+        <w:ind w:left="6480" w:hanging="360"/>
+        <w:tabs>
+          <w:tab w:val="num" w:pos="6480"/>
+        </w:tabs>
+      </w:pPr>
+    </w:lvl>
+  </w:abstractNum>
+  <w:abstractNum w:abstractNumId="7">
+    <w:nsid w:val="689318a1"/>
+    <w:multiLevelType w:val="multilevel"/>
+    <w:tmpl w:val="f8e046cc"/>
+    <w:lvl w:ilvl="0">
+      <w:start w:val="1"/>
+      <w:lvlText w:val="%1."/>
+      <w:lvlJc w:val="left"/>
+      <w:pPr>
+        <w:ind w:left="720" w:hanging="360"/>
+        <w:tabs>
+          <w:tab w:val="num" w:pos="720"/>
+        </w:tabs>
+      </w:pPr>
+    </w:lvl>
+    <w:lvl w:ilvl="1" w:tentative="on">
+      <w:start w:val="1"/>
+      <w:lvlText w:val="%2."/>
+      <w:lvlJc w:val="left"/>
+      <w:pPr>
+        <w:ind w:left="1440" w:hanging="360"/>
+        <w:tabs>
+          <w:tab w:val="num" w:pos="1440"/>
+        </w:tabs>
+      </w:pPr>
+    </w:lvl>
+    <w:lvl w:ilvl="2" w:tentative="on">
+      <w:start w:val="1"/>
+      <w:lvlText w:val="%3."/>
+      <w:lvlJc w:val="left"/>
+      <w:pPr>
         <w:ind w:left="2160" w:hanging="360"/>
-      </w:pPr>
-    </w:lvl>
-    <w:lvl w:ilvl="3" w:tentative="1">
-      <w:start w:val="1"/>
-      <w:numFmt w:val="decimal"/>
+        <w:tabs>
+          <w:tab w:val="num" w:pos="2160"/>
+        </w:tabs>
+      </w:pPr>
+    </w:lvl>
+    <w:lvl w:ilvl="3" w:tentative="on">
+      <w:start w:val="1"/>
       <w:lvlText w:val="%4."/>
       <w:lvlJc w:val="left"/>
       <w:pPr>
+        <w:ind w:left="2880" w:hanging="360"/>
         <w:tabs>
           <w:tab w:val="num" w:pos="2880"/>
         </w:tabs>
-        <w:ind w:left="2880" w:hanging="360"/>
-      </w:pPr>
-    </w:lvl>
-    <w:lvl w:ilvl="4" w:tentative="1">
-      <w:start w:val="1"/>
-      <w:numFmt w:val="decimal"/>
+      </w:pPr>
+    </w:lvl>
+    <w:lvl w:ilvl="4" w:tentative="on">
+      <w:start w:val="1"/>
       <w:lvlText w:val="%5."/>
       <w:lvlJc w:val="left"/>
       <w:pPr>
+        <w:ind w:left="3600" w:hanging="360"/>
         <w:tabs>
           <w:tab w:val="num" w:pos="3600"/>
         </w:tabs>
-        <w:ind w:left="3600" w:hanging="360"/>
-      </w:pPr>
-    </w:lvl>
-    <w:lvl w:ilvl="5" w:tentative="1">
-      <w:start w:val="1"/>
-      <w:numFmt w:val="decimal"/>
+      </w:pPr>
+    </w:lvl>
+    <w:lvl w:ilvl="5" w:tentative="on">
+      <w:start w:val="1"/>
       <w:lvlText w:val="%6."/>
       <w:lvlJc w:val="left"/>
       <w:pPr>
+        <w:ind w:left="4320" w:hanging="360"/>
         <w:tabs>
           <w:tab w:val="num" w:pos="4320"/>
         </w:tabs>
-        <w:ind w:left="4320" w:hanging="360"/>
-      </w:pPr>
-    </w:lvl>
-    <w:lvl w:ilvl="6" w:tentative="1">
-      <w:start w:val="1"/>
-      <w:numFmt w:val="decimal"/>
+      </w:pPr>
+    </w:lvl>
+    <w:lvl w:ilvl="6" w:tentative="on">
+      <w:start w:val="1"/>
       <w:lvlText w:val="%7."/>
       <w:lvlJc w:val="left"/>
       <w:pPr>
+        <w:ind w:left="5040" w:hanging="360"/>
         <w:tabs>
           <w:tab w:val="num" w:pos="5040"/>
         </w:tabs>
-        <w:ind w:left="5040" w:hanging="360"/>
-      </w:pPr>
-    </w:lvl>
-    <w:lvl w:ilvl="7" w:tentative="1">
-      <w:start w:val="1"/>
-      <w:numFmt w:val="decimal"/>
+      </w:pPr>
+    </w:lvl>
+    <w:lvl w:ilvl="7" w:tentative="on">
+      <w:start w:val="1"/>
       <w:lvlText w:val="%8."/>
       <w:lvlJc w:val="left"/>
       <w:pPr>
+        <w:ind w:left="5760" w:hanging="360"/>
         <w:tabs>
           <w:tab w:val="num" w:pos="5760"/>
         </w:tabs>
-        <w:ind w:left="5760" w:hanging="360"/>
-      </w:pPr>
-    </w:lvl>
-    <w:lvl w:ilvl="8" w:tentative="1">
-      <w:start w:val="1"/>
-      <w:numFmt w:val="decimal"/>
+      </w:pPr>
+    </w:lvl>
+    <w:lvl w:ilvl="8" w:tentative="on">
+      <w:start w:val="1"/>
       <w:lvlText w:val="%9."/>
       <w:lvlJc w:val="left"/>
       <w:pPr>
+        <w:ind w:left="6480" w:hanging="360"/>
         <w:tabs>
           <w:tab w:val="num" w:pos="6480"/>
         </w:tabs>
-        <w:ind w:left="6480" w:hanging="360"/>
       </w:pPr>
     </w:lvl>
   </w:abstractNum>
-  <w:abstractNum w:abstractNumId="1" w15:restartNumberingAfterBreak="0">
-    <w:nsid w:val="0BDC15E1"/>
+  <w:abstractNum w:abstractNumId="8">
+    <w:nsid w:val="61861f86"/>
     <w:multiLevelType w:val="multilevel"/>
-    <w:tmpl w:val="0BA05056"/>
+    <w:tmpl w:val="24e83068"/>
     <w:lvl w:ilvl="0">
       <w:start w:val="1"/>
-      <w:numFmt w:val="decimal"/>
       <w:lvlText w:val="%1."/>
       <w:lvlJc w:val="left"/>
       <w:pPr>
+        <w:ind w:left="720" w:hanging="360"/>
         <w:tabs>
           <w:tab w:val="num" w:pos="720"/>
         </w:tabs>
-        <w:ind w:left="720" w:hanging="360"/>
-      </w:pPr>
-    </w:lvl>
-    <w:lvl w:ilvl="1" w:tentative="1">
-      <w:start w:val="1"/>
-      <w:numFmt w:val="decimal"/>
-      <w:lvlText w:val="%2."/>
-      <w:lvlJc w:val="left"/>
-      <w:pPr>
-        <w:tabs>
-          <w:tab w:val="num" w:pos="1440"/>
-        </w:tabs>
-        <w:ind w:left="1440" w:hanging="360"/>
-      </w:pPr>
-    </w:lvl>
-    <w:lvl w:ilvl="2" w:tentative="1">
-      <w:start w:val="1"/>
-      <w:numFmt w:val="decimal"/>
-      <w:lvlText w:val="%3."/>
-      <w:lvlJc w:val="left"/>
-      <w:pPr>
-        <w:tabs>
-          <w:tab w:val="num" w:pos="2160"/>
-        </w:tabs>
-        <w:ind w:left="2160" w:hanging="360"/>
-      </w:pPr>
-    </w:lvl>
-    <w:lvl w:ilvl="3" w:tentative="1">
-      <w:start w:val="1"/>
-      <w:numFmt w:val="decimal"/>
-      <w:lvlText w:val="%4."/>
-      <w:lvlJc w:val="left"/>
-      <w:pPr>
-        <w:tabs>
-          <w:tab w:val="num" w:pos="2880"/>
-        </w:tabs>
-        <w:ind w:left="2880" w:hanging="360"/>
-      </w:pPr>
-    </w:lvl>
-    <w:lvl w:ilvl="4" w:tentative="1">
-      <w:start w:val="1"/>
-      <w:numFmt w:val="decimal"/>
-      <w:lvlText w:val="%5."/>
-      <w:lvlJc w:val="left"/>
-      <w:pPr>
-        <w:tabs>
-          <w:tab w:val="num" w:pos="3600"/>
-        </w:tabs>
-        <w:ind w:left="3600" w:hanging="360"/>
-      </w:pPr>
-    </w:lvl>
-    <w:lvl w:ilvl="5" w:tentative="1">
-      <w:start w:val="1"/>
-      <w:numFmt w:val="decimal"/>
-      <w:lvlText w:val="%6."/>
-      <w:lvlJc w:val="left"/>
-      <w:pPr>
-        <w:tabs>
-          <w:tab w:val="num" w:pos="4320"/>
-        </w:tabs>
-        <w:ind w:left="4320" w:hanging="360"/>
-      </w:pPr>
-    </w:lvl>
-    <w:lvl w:ilvl="6" w:tentative="1">
-      <w:start w:val="1"/>
-      <w:numFmt w:val="decimal"/>
-      <w:lvlText w:val="%7."/>
-      <w:lvlJc w:val="left"/>
-      <w:pPr>
-        <w:tabs>
-          <w:tab w:val="num" w:pos="5040"/>
-        </w:tabs>
-        <w:ind w:left="5040" w:hanging="360"/>
-      </w:pPr>
-    </w:lvl>
-    <w:lvl w:ilvl="7" w:tentative="1">
-      <w:start w:val="1"/>
-      <w:numFmt w:val="decimal"/>
-      <w:lvlText w:val="%8."/>
-      <w:lvlJc w:val="left"/>
-      <w:pPr>
-        <w:tabs>
-          <w:tab w:val="num" w:pos="5760"/>
-        </w:tabs>
-        <w:ind w:left="5760" w:hanging="360"/>
-      </w:pPr>
-    </w:lvl>
-    <w:lvl w:ilvl="8" w:tentative="1">
-      <w:start w:val="1"/>
-      <w:numFmt w:val="decimal"/>
-      <w:lvlText w:val="%9."/>
-      <w:lvlJc w:val="left"/>
-      <w:pPr>
-        <w:tabs>
-          <w:tab w:val="num" w:pos="6480"/>
-        </w:tabs>
-        <w:ind w:left="6480" w:hanging="360"/>
-      </w:pPr>
-    </w:lvl>
-  </w:abstractNum>
-  <w:abstractNum w:abstractNumId="2" w15:restartNumberingAfterBreak="0">
-    <w:nsid w:val="0EAD43B6"/>
-    <w:multiLevelType w:val="multilevel"/>
-    <w:tmpl w:val="CD32717C"/>
-    <w:lvl w:ilvl="0">
-      <w:start w:val="1"/>
-      <w:numFmt w:val="decimal"/>
-      <w:lvlText w:val="%1."/>
-      <w:lvlJc w:val="left"/>
-      <w:pPr>
-        <w:tabs>
-          <w:tab w:val="num" w:pos="720"/>
-        </w:tabs>
-        <w:ind w:left="720" w:hanging="360"/>
-      </w:pPr>
-    </w:lvl>
-    <w:lvl w:ilvl="1" w:tentative="1">
-      <w:start w:val="1"/>
-      <w:numFmt w:val="decimal"/>
-      <w:lvlText w:val="%2."/>
-      <w:lvlJc w:val="left"/>
-      <w:pPr>
-        <w:tabs>
-          <w:tab w:val="num" w:pos="1440"/>
-        </w:tabs>
-        <w:ind w:left="1440" w:hanging="360"/>
-      </w:pPr>
-    </w:lvl>
-    <w:lvl w:ilvl="2" w:tentative="1">
-      <w:start w:val="1"/>
-      <w:numFmt w:val="decimal"/>
-      <w:lvlText w:val="%3."/>
-      <w:lvlJc w:val="left"/>
-      <w:pPr>
-        <w:tabs>
-          <w:tab w:val="num" w:pos="2160"/>
-        </w:tabs>
-        <w:ind w:left="2160" w:hanging="360"/>
-      </w:pPr>
-    </w:lvl>
-    <w:lvl w:ilvl="3" w:tentative="1">
-      <w:start w:val="1"/>
-      <w:numFmt w:val="decimal"/>
-      <w:lvlText w:val="%4."/>
-      <w:lvlJc w:val="left"/>
-      <w:pPr>
-        <w:tabs>
-          <w:tab w:val="num" w:pos="2880"/>
-        </w:tabs>
-        <w:ind w:left="2880" w:hanging="360"/>
-      </w:pPr>
-    </w:lvl>
-    <w:lvl w:ilvl="4" w:tentative="1">
-      <w:start w:val="1"/>
-      <w:numFmt w:val="decimal"/>
-      <w:lvlText w:val="%5."/>
-      <w:lvlJc w:val="left"/>
-      <w:pPr>
-        <w:tabs>
-          <w:tab w:val="num" w:pos="3600"/>
-        </w:tabs>
-        <w:ind w:left="3600" w:hanging="360"/>
-      </w:pPr>
-    </w:lvl>
-    <w:lvl w:ilvl="5" w:tentative="1">
-      <w:start w:val="1"/>
-      <w:numFmt w:val="decimal"/>
-      <w:lvlText w:val="%6."/>
-      <w:lvlJc w:val="left"/>
-      <w:pPr>
-        <w:tabs>
-          <w:tab w:val="num" w:pos="4320"/>
-        </w:tabs>
-        <w:ind w:left="4320" w:hanging="360"/>
-      </w:pPr>
-    </w:lvl>
-    <w:lvl w:ilvl="6" w:tentative="1">
-      <w:start w:val="1"/>
-      <w:numFmt w:val="decimal"/>
-      <w:lvlText w:val="%7."/>
-      <w:lvlJc w:val="left"/>
-      <w:pPr>
-        <w:tabs>
-          <w:tab w:val="num" w:pos="5040"/>
-        </w:tabs>
-        <w:ind w:left="5040" w:hanging="360"/>
-      </w:pPr>
-    </w:lvl>
-    <w:lvl w:ilvl="7" w:tentative="1">
-      <w:start w:val="1"/>
-      <w:numFmt w:val="decimal"/>
-      <w:lvlText w:val="%8."/>
-      <w:lvlJc w:val="left"/>
-      <w:pPr>
-        <w:tabs>
-          <w:tab w:val="num" w:pos="5760"/>
-        </w:tabs>
-        <w:ind w:left="5760" w:hanging="360"/>
-      </w:pPr>
-    </w:lvl>
-    <w:lvl w:ilvl="8" w:tentative="1">
-      <w:start w:val="1"/>
-      <w:numFmt w:val="decimal"/>
-      <w:lvlText w:val="%9."/>
-      <w:lvlJc w:val="left"/>
-      <w:pPr>
-        <w:tabs>
-          <w:tab w:val="num" w:pos="6480"/>
-        </w:tabs>
-        <w:ind w:left="6480" w:hanging="360"/>
-      </w:pPr>
-    </w:lvl>
-  </w:abstractNum>
-  <w:abstractNum w:abstractNumId="3" w15:restartNumberingAfterBreak="0">
-    <w:nsid w:val="127B2EA6"/>
-    <w:multiLevelType w:val="multilevel"/>
-    <w:tmpl w:val="96129E3C"/>
-    <w:lvl w:ilvl="0">
-      <w:start w:val="1"/>
-      <w:numFmt w:val="decimal"/>
-      <w:lvlText w:val="%1."/>
-      <w:lvlJc w:val="left"/>
-      <w:pPr>
-        <w:tabs>
-          <w:tab w:val="num" w:pos="720"/>
-        </w:tabs>
-        <w:ind w:left="720" w:hanging="360"/>
-      </w:pPr>
-    </w:lvl>
-    <w:lvl w:ilvl="1" w:tentative="1">
-      <w:start w:val="1"/>
-      <w:numFmt w:val="decimal"/>
-      <w:lvlText w:val="%2."/>
-      <w:lvlJc w:val="left"/>
-      <w:pPr>
-        <w:tabs>
-          <w:tab w:val="num" w:pos="1440"/>
-        </w:tabs>
-        <w:ind w:left="1440" w:hanging="360"/>
-      </w:pPr>
-    </w:lvl>
-    <w:lvl w:ilvl="2" w:tentative="1">
-      <w:start w:val="1"/>
-      <w:numFmt w:val="decimal"/>
-      <w:lvlText w:val="%3."/>
-      <w:lvlJc w:val="left"/>
-      <w:pPr>
-        <w:tabs>
-          <w:tab w:val="num" w:pos="2160"/>
-        </w:tabs>
-        <w:ind w:left="2160" w:hanging="360"/>
-      </w:pPr>
-    </w:lvl>
-    <w:lvl w:ilvl="3" w:tentative="1">
-      <w:start w:val="1"/>
-      <w:numFmt w:val="decimal"/>
-      <w:lvlText w:val="%4."/>
-      <w:lvlJc w:val="left"/>
-      <w:pPr>
-        <w:tabs>
-          <w:tab w:val="num" w:pos="2880"/>
-        </w:tabs>
-        <w:ind w:left="2880" w:hanging="360"/>
-      </w:pPr>
-    </w:lvl>
-    <w:lvl w:ilvl="4" w:tentative="1">
-      <w:start w:val="1"/>
-      <w:numFmt w:val="decimal"/>
-      <w:lvlText w:val="%5."/>
-      <w:lvlJc w:val="left"/>
-      <w:pPr>
-        <w:tabs>
-          <w:tab w:val="num" w:pos="3600"/>
-        </w:tabs>
-        <w:ind w:left="3600" w:hanging="360"/>
-      </w:pPr>
-    </w:lvl>
-    <w:lvl w:ilvl="5" w:tentative="1">
-      <w:start w:val="1"/>
-      <w:numFmt w:val="decimal"/>
-      <w:lvlText w:val="%6."/>
-      <w:lvlJc w:val="left"/>
-      <w:pPr>
-        <w:tabs>
-          <w:tab w:val="num" w:pos="4320"/>
-        </w:tabs>
-        <w:ind w:left="4320" w:hanging="360"/>
-      </w:pPr>
-    </w:lvl>
-    <w:lvl w:ilvl="6" w:tentative="1">
-      <w:start w:val="1"/>
-      <w:numFmt w:val="decimal"/>
-      <w:lvlText w:val="%7."/>
-      <w:lvlJc w:val="left"/>
-      <w:pPr>
-        <w:tabs>
-          <w:tab w:val="num" w:pos="5040"/>
-        </w:tabs>
-        <w:ind w:left="5040" w:hanging="360"/>
-      </w:pPr>
-    </w:lvl>
-    <w:lvl w:ilvl="7" w:tentative="1">
-      <w:start w:val="1"/>
-      <w:numFmt w:val="decimal"/>
-      <w:lvlText w:val="%8."/>
-      <w:lvlJc w:val="left"/>
-      <w:pPr>
-        <w:tabs>
-          <w:tab w:val="num" w:pos="5760"/>
-        </w:tabs>
-        <w:ind w:left="5760" w:hanging="360"/>
-      </w:pPr>
-    </w:lvl>
-    <w:lvl w:ilvl="8" w:tentative="1">
-      <w:start w:val="1"/>
-      <w:numFmt w:val="decimal"/>
-      <w:lvlText w:val="%9."/>
-      <w:lvlJc w:val="left"/>
-      <w:pPr>
-        <w:tabs>
-          <w:tab w:val="num" w:pos="6480"/>
-        </w:tabs>
-        <w:ind w:left="6480" w:hanging="360"/>
-      </w:pPr>
-    </w:lvl>
-  </w:abstractNum>
-  <w:abstractNum w:abstractNumId="4" w15:restartNumberingAfterBreak="0">
-    <w:nsid w:val="14DD0B3E"/>
-    <w:multiLevelType w:val="multilevel"/>
-    <w:tmpl w:val="FB4057D4"/>
-    <w:lvl w:ilvl="0">
-      <w:start w:val="1"/>
-      <w:numFmt w:val="decimal"/>
-      <w:lvlText w:val="%1."/>
-      <w:lvlJc w:val="left"/>
-      <w:pPr>
-        <w:tabs>
-          <w:tab w:val="num" w:pos="720"/>
-        </w:tabs>
-        <w:ind w:left="720" w:hanging="360"/>
-      </w:pPr>
-    </w:lvl>
-    <w:lvl w:ilvl="1" w:tentative="1">
-      <w:start w:val="1"/>
-      <w:numFmt w:val="decimal"/>
-      <w:lvlText w:val="%2."/>
-      <w:lvlJc w:val="left"/>
-      <w:pPr>
-        <w:tabs>
-          <w:tab w:val="num" w:pos="1440"/>
-        </w:tabs>
-        <w:ind w:left="1440" w:hanging="360"/>
-      </w:pPr>
-    </w:lvl>
-    <w:lvl w:ilvl="2" w:tentative="1">
-      <w:start w:val="1"/>
-      <w:numFmt w:val="decimal"/>
-      <w:lvlText w:val="%3."/>
-      <w:lvlJc w:val="left"/>
-      <w:pPr>
-        <w:tabs>
-          <w:tab w:val="num" w:pos="2160"/>
-        </w:tabs>
-        <w:ind w:left="2160" w:hanging="360"/>
-      </w:pPr>
-    </w:lvl>
-    <w:lvl w:ilvl="3" w:tentative="1">
-      <w:start w:val="1"/>
-      <w:numFmt w:val="decimal"/>
-      <w:lvlText w:val="%4."/>
-      <w:lvlJc w:val="left"/>
-      <w:pPr>
-        <w:tabs>
-          <w:tab w:val="num" w:pos="2880"/>
-        </w:tabs>
-        <w:ind w:left="2880" w:hanging="360"/>
-      </w:pPr>
-    </w:lvl>
-    <w:lvl w:ilvl="4" w:tentative="1">
-      <w:start w:val="1"/>
-      <w:numFmt w:val="decimal"/>
-      <w:lvlText w:val="%5."/>
-      <w:lvlJc w:val="left"/>
-      <w:pPr>
-        <w:tabs>
-          <w:tab w:val="num" w:pos="3600"/>
-        </w:tabs>
-        <w:ind w:left="3600" w:hanging="360"/>
-      </w:pPr>
-    </w:lvl>
-    <w:lvl w:ilvl="5" w:tentative="1">
-      <w:start w:val="1"/>
-      <w:numFmt w:val="decimal"/>
-      <w:lvlText w:val="%6."/>
-      <w:lvlJc w:val="left"/>
-      <w:pPr>
-        <w:tabs>
-          <w:tab w:val="num" w:pos="4320"/>
-        </w:tabs>
-        <w:ind w:left="4320" w:hanging="360"/>
-      </w:pPr>
-    </w:lvl>
-    <w:lvl w:ilvl="6" w:tentative="1">
-      <w:start w:val="1"/>
-      <w:numFmt w:val="decimal"/>
-      <w:lvlText w:val="%7."/>
-      <w:lvlJc w:val="left"/>
-      <w:pPr>
-        <w:tabs>
-          <w:tab w:val="num" w:pos="5040"/>
-        </w:tabs>
-        <w:ind w:left="5040" w:hanging="360"/>
-      </w:pPr>
-    </w:lvl>
-    <w:lvl w:ilvl="7" w:tentative="1">
-      <w:start w:val="1"/>
-      <w:numFmt w:val="decimal"/>
-      <w:lvlText w:val="%8."/>
-      <w:lvlJc w:val="left"/>
-      <w:pPr>
-        <w:tabs>
-          <w:tab w:val="num" w:pos="5760"/>
-        </w:tabs>
-        <w:ind w:left="5760" w:hanging="360"/>
-      </w:pPr>
-    </w:lvl>
-    <w:lvl w:ilvl="8" w:tentative="1">
-      <w:start w:val="1"/>
-      <w:numFmt w:val="decimal"/>
-      <w:lvlText w:val="%9."/>
-      <w:lvlJc w:val="left"/>
-      <w:pPr>
-        <w:tabs>
-          <w:tab w:val="num" w:pos="6480"/>
-        </w:tabs>
-        <w:ind w:left="6480" w:hanging="360"/>
-      </w:pPr>
-    </w:lvl>
-  </w:abstractNum>
-  <w:abstractNum w:abstractNumId="5" w15:restartNumberingAfterBreak="0">
-    <w:nsid w:val="184B1B44"/>
-    <w:multiLevelType w:val="multilevel"/>
-    <w:tmpl w:val="58A41FDC"/>
-    <w:lvl w:ilvl="0">
-      <w:start w:val="1"/>
-      <w:numFmt w:val="decimal"/>
-      <w:lvlText w:val="%1."/>
-      <w:lvlJc w:val="left"/>
-      <w:pPr>
-        <w:tabs>
-          <w:tab w:val="num" w:pos="720"/>
-        </w:tabs>
-        <w:ind w:left="720" w:hanging="360"/>
-      </w:pPr>
-    </w:lvl>
-    <w:lvl w:ilvl="1" w:tentative="1">
-      <w:start w:val="1"/>
-      <w:numFmt w:val="decimal"/>
-      <w:lvlText w:val="%2."/>
-      <w:lvlJc w:val="left"/>
-      <w:pPr>
-        <w:tabs>
-          <w:tab w:val="num" w:pos="1440"/>
-        </w:tabs>
-        <w:ind w:left="1440" w:hanging="360"/>
-      </w:pPr>
-    </w:lvl>
-    <w:lvl w:ilvl="2" w:tentative="1">
-      <w:start w:val="1"/>
-      <w:numFmt w:val="decimal"/>
-      <w:lvlText w:val="%3."/>
-      <w:lvlJc w:val="left"/>
-      <w:pPr>
-        <w:tabs>
-          <w:tab w:val="num" w:pos="2160"/>
-        </w:tabs>
-        <w:ind w:left="2160" w:hanging="360"/>
-      </w:pPr>
-    </w:lvl>
-    <w:lvl w:ilvl="3" w:tentative="1">
-      <w:start w:val="1"/>
-      <w:numFmt w:val="decimal"/>
-      <w:lvlText w:val="%4."/>
-      <w:lvlJc w:val="left"/>
-      <w:pPr>
-        <w:tabs>
-          <w:tab w:val="num" w:pos="2880"/>
-        </w:tabs>
-        <w:ind w:left="2880" w:hanging="360"/>
-      </w:pPr>
-    </w:lvl>
-    <w:lvl w:ilvl="4" w:tentative="1">
-      <w:start w:val="1"/>
-      <w:numFmt w:val="decimal"/>
-      <w:lvlText w:val="%5."/>
-      <w:lvlJc w:val="left"/>
-      <w:pPr>
-        <w:tabs>
-          <w:tab w:val="num" w:pos="3600"/>
-        </w:tabs>
-        <w:ind w:left="3600" w:hanging="360"/>
-      </w:pPr>
-    </w:lvl>
-    <w:lvl w:ilvl="5" w:tentative="1">
-      <w:start w:val="1"/>
-      <w:numFmt w:val="decimal"/>
-      <w:lvlText w:val="%6."/>
-      <w:lvlJc w:val="left"/>
-      <w:pPr>
-        <w:tabs>
-          <w:tab w:val="num" w:pos="4320"/>
-        </w:tabs>
-        <w:ind w:left="4320" w:hanging="360"/>
-      </w:pPr>
-    </w:lvl>
-    <w:lvl w:ilvl="6" w:tentative="1">
-      <w:start w:val="1"/>
-      <w:numFmt w:val="decimal"/>
-      <w:lvlText w:val="%7."/>
-      <w:lvlJc w:val="left"/>
-      <w:pPr>
-        <w:tabs>
-          <w:tab w:val="num" w:pos="5040"/>
-        </w:tabs>
-        <w:ind w:left="5040" w:hanging="360"/>
-      </w:pPr>
-    </w:lvl>
-    <w:lvl w:ilvl="7" w:tentative="1">
-      <w:start w:val="1"/>
-      <w:numFmt w:val="decimal"/>
-      <w:lvlText w:val="%8."/>
-      <w:lvlJc w:val="left"/>
-      <w:pPr>
-        <w:tabs>
-          <w:tab w:val="num" w:pos="5760"/>
-        </w:tabs>
-        <w:ind w:left="5760" w:hanging="360"/>
-      </w:pPr>
-    </w:lvl>
-    <w:lvl w:ilvl="8" w:tentative="1">
-      <w:start w:val="1"/>
-      <w:numFmt w:val="decimal"/>
-      <w:lvlText w:val="%9."/>
-      <w:lvlJc w:val="left"/>
-      <w:pPr>
-        <w:tabs>
-          <w:tab w:val="num" w:pos="6480"/>
-        </w:tabs>
-        <w:ind w:left="6480" w:hanging="360"/>
-      </w:pPr>
-    </w:lvl>
-  </w:abstractNum>
-  <w:abstractNum w:abstractNumId="6" w15:restartNumberingAfterBreak="0">
-    <w:nsid w:val="1A444862"/>
-    <w:multiLevelType w:val="multilevel"/>
-    <w:tmpl w:val="2D08E3D6"/>
-    <w:lvl w:ilvl="0">
-      <w:start w:val="1"/>
-      <w:numFmt w:val="decimal"/>
-      <w:lvlText w:val="%1."/>
-      <w:lvlJc w:val="left"/>
-      <w:pPr>
-        <w:tabs>
-          <w:tab w:val="num" w:pos="720"/>
-        </w:tabs>
-        <w:ind w:left="720" w:hanging="360"/>
-      </w:pPr>
-    </w:lvl>
-    <w:lvl w:ilvl="1" w:tentative="1">
-      <w:start w:val="1"/>
-      <w:numFmt w:val="decimal"/>
-      <w:lvlText w:val="%2."/>
-      <w:lvlJc w:val="left"/>
-      <w:pPr>
-        <w:tabs>
-          <w:tab w:val="num" w:pos="1440"/>
-        </w:tabs>
-        <w:ind w:left="1440" w:hanging="360"/>
-      </w:pPr>
-    </w:lvl>
-    <w:lvl w:ilvl="2" w:tentative="1">
-      <w:start w:val="1"/>
-      <w:numFmt w:val="decimal"/>
-      <w:lvlText w:val="%3."/>
-      <w:lvlJc w:val="left"/>
-      <w:pPr>
-        <w:tabs>
-          <w:tab w:val="num" w:pos="2160"/>
-        </w:tabs>
-        <w:ind w:left="2160" w:hanging="360"/>
-      </w:pPr>
-    </w:lvl>
-    <w:lvl w:ilvl="3" w:tentative="1">
-      <w:start w:val="1"/>
-      <w:numFmt w:val="decimal"/>
-      <w:lvlText w:val="%4."/>
-      <w:lvlJc w:val="left"/>
-      <w:pPr>
-        <w:tabs>
-          <w:tab w:val="num" w:pos="2880"/>
-        </w:tabs>
-        <w:ind w:left="2880" w:hanging="360"/>
-      </w:pPr>
-    </w:lvl>
-    <w:lvl w:ilvl="4" w:tentative="1">
-      <w:start w:val="1"/>
-      <w:numFmt w:val="decimal"/>
-      <w:lvlText w:val="%5."/>
-      <w:lvlJc w:val="left"/>
-      <w:pPr>
-        <w:tabs>
-          <w:tab w:val="num" w:pos="3600"/>
-        </w:tabs>
-        <w:ind w:left="3600" w:hanging="360"/>
-      </w:pPr>
-    </w:lvl>
-    <w:lvl w:ilvl="5" w:tentative="1">
-      <w:start w:val="1"/>
-      <w:numFmt w:val="decimal"/>
-      <w:lvlText w:val="%6."/>
-      <w:lvlJc w:val="left"/>
-      <w:pPr>
-        <w:tabs>
-          <w:tab w:val="num" w:pos="4320"/>
-        </w:tabs>
-        <w:ind w:left="4320" w:hanging="360"/>
-      </w:pPr>
-    </w:lvl>
-    <w:lvl w:ilvl="6" w:tentative="1">
-      <w:start w:val="1"/>
-      <w:numFmt w:val="decimal"/>
-      <w:lvlText w:val="%7."/>
-      <w:lvlJc w:val="left"/>
-      <w:pPr>
-        <w:tabs>
-          <w:tab w:val="num" w:pos="5040"/>
-        </w:tabs>
-        <w:ind w:left="5040" w:hanging="360"/>
-      </w:pPr>
-    </w:lvl>
-    <w:lvl w:ilvl="7" w:tentative="1">
-      <w:start w:val="1"/>
-      <w:numFmt w:val="decimal"/>
-      <w:lvlText w:val="%8."/>
-      <w:lvlJc w:val="left"/>
-      <w:pPr>
-        <w:tabs>
-          <w:tab w:val="num" w:pos="5760"/>
-        </w:tabs>
-        <w:ind w:left="5760" w:hanging="360"/>
-      </w:pPr>
-    </w:lvl>
-    <w:lvl w:ilvl="8" w:tentative="1">
-      <w:start w:val="1"/>
-      <w:numFmt w:val="decimal"/>
-      <w:lvlText w:val="%9."/>
-      <w:lvlJc w:val="left"/>
-      <w:pPr>
-        <w:tabs>
-          <w:tab w:val="num" w:pos="6480"/>
-        </w:tabs>
-        <w:ind w:left="6480" w:hanging="360"/>
-      </w:pPr>
-    </w:lvl>
-  </w:abstractNum>
-  <w:abstractNum w:abstractNumId="7" w15:restartNumberingAfterBreak="0">
-    <w:nsid w:val="20341147"/>
-    <w:multiLevelType w:val="multilevel"/>
-    <w:tmpl w:val="04ACB4AA"/>
-    <w:lvl w:ilvl="0">
-      <w:start w:val="1"/>
-      <w:numFmt w:val="decimal"/>
-      <w:lvlText w:val="%1."/>
-      <w:lvlJc w:val="left"/>
-      <w:pPr>
-        <w:tabs>
-          <w:tab w:val="num" w:pos="720"/>
-        </w:tabs>
-        <w:ind w:left="720" w:hanging="360"/>
-      </w:pPr>
-    </w:lvl>
-    <w:lvl w:ilvl="1" w:tentative="1">
-      <w:start w:val="1"/>
-      <w:numFmt w:val="decimal"/>
-      <w:lvlText w:val="%2."/>
-      <w:lvlJc w:val="left"/>
-      <w:pPr>
-        <w:tabs>
-          <w:tab w:val="num" w:pos="1440"/>
-        </w:tabs>
-        <w:ind w:left="1440" w:hanging="360"/>
-      </w:pPr>
-    </w:lvl>
-    <w:lvl w:ilvl="2" w:tentative="1">
-      <w:start w:val="1"/>
-      <w:numFmt w:val="decimal"/>
-      <w:lvlText w:val="%3."/>
-      <w:lvlJc w:val="left"/>
-      <w:pPr>
-        <w:tabs>
-          <w:tab w:val="num" w:pos="2160"/>
-        </w:tabs>
-        <w:ind w:left="2160" w:hanging="360"/>
-      </w:pPr>
-    </w:lvl>
-    <w:lvl w:ilvl="3" w:tentative="1">
-      <w:start w:val="1"/>
-      <w:numFmt w:val="decimal"/>
-      <w:lvlText w:val="%4."/>
-      <w:lvlJc w:val="left"/>
-      <w:pPr>
-        <w:tabs>
-          <w:tab w:val="num" w:pos="2880"/>
-        </w:tabs>
-        <w:ind w:left="2880" w:hanging="360"/>
-      </w:pPr>
-    </w:lvl>
-    <w:lvl w:ilvl="4" w:tentative="1">
-      <w:start w:val="1"/>
-      <w:numFmt w:val="decimal"/>
-      <w:lvlText w:val="%5."/>
-      <w:lvlJc w:val="left"/>
-      <w:pPr>
-        <w:tabs>
-          <w:tab w:val="num" w:pos="3600"/>
-        </w:tabs>
-        <w:ind w:left="3600" w:hanging="360"/>
-      </w:pPr>
-    </w:lvl>
-    <w:lvl w:ilvl="5" w:tentative="1">
-      <w:start w:val="1"/>
-      <w:numFmt w:val="decimal"/>
-      <w:lvlText w:val="%6."/>
-      <w:lvlJc w:val="left"/>
-      <w:pPr>
-        <w:tabs>
-          <w:tab w:val="num" w:pos="4320"/>
-        </w:tabs>
-        <w:ind w:left="4320" w:hanging="360"/>
-      </w:pPr>
-    </w:lvl>
-    <w:lvl w:ilvl="6" w:tentative="1">
-      <w:start w:val="1"/>
-      <w:numFmt w:val="decimal"/>
-      <w:lvlText w:val="%7."/>
-      <w:lvlJc w:val="left"/>
-      <w:pPr>
-        <w:tabs>
-          <w:tab w:val="num" w:pos="5040"/>
-        </w:tabs>
-        <w:ind w:left="5040" w:hanging="360"/>
-      </w:pPr>
-    </w:lvl>
-    <w:lvl w:ilvl="7" w:tentative="1">
-      <w:start w:val="1"/>
-      <w:numFmt w:val="decimal"/>
-      <w:lvlText w:val="%8."/>
-      <w:lvlJc w:val="left"/>
-      <w:pPr>
-        <w:tabs>
-          <w:tab w:val="num" w:pos="5760"/>
-        </w:tabs>
-        <w:ind w:left="5760" w:hanging="360"/>
-      </w:pPr>
-    </w:lvl>
-    <w:lvl w:ilvl="8" w:tentative="1">
-      <w:start w:val="1"/>
-      <w:numFmt w:val="decimal"/>
-      <w:lvlText w:val="%9."/>
-      <w:lvlJc w:val="left"/>
-      <w:pPr>
-        <w:tabs>
-          <w:tab w:val="num" w:pos="6480"/>
-        </w:tabs>
-        <w:ind w:left="6480" w:hanging="360"/>
-      </w:pPr>
-    </w:lvl>
-  </w:abstractNum>
-  <w:abstractNum w:abstractNumId="8" w15:restartNumberingAfterBreak="0">
-    <w:nsid w:val="23732935"/>
-    <w:multiLevelType w:val="multilevel"/>
-    <w:tmpl w:val="1D14F1DE"/>
-    <w:lvl w:ilvl="0">
-      <w:start w:val="1"/>
-      <w:numFmt w:val="decimal"/>
-      <w:lvlText w:val="%1."/>
-      <w:lvlJc w:val="left"/>
-      <w:pPr>
-        <w:tabs>
-          <w:tab w:val="num" w:pos="720"/>
-        </w:tabs>
-        <w:ind w:left="720" w:hanging="360"/>
-      </w:pPr>
-    </w:lvl>
-    <w:lvl w:ilvl="1" w:tentative="1">
-      <w:start w:val="1"/>
-      <w:numFmt w:val="decimal"/>
-      <w:lvlText w:val="%2."/>
-      <w:lvlJc w:val="left"/>
-      <w:pPr>
-        <w:tabs>
-          <w:tab w:val="num" w:pos="1440"/>
-        </w:tabs>
-        <w:ind w:left="1440" w:hanging="360"/>
-      </w:pPr>
-    </w:lvl>
-    <w:lvl w:ilvl="2" w:tentative="1">
-      <w:start w:val="1"/>
-      <w:numFmt w:val="decimal"/>
-      <w:lvlText w:val="%3."/>
-      <w:lvlJc w:val="left"/>
-      <w:pPr>
-        <w:tabs>
-          <w:tab w:val="num" w:pos="2160"/>
-        </w:tabs>
-        <w:ind w:left="2160" w:hanging="360"/>
-      </w:pPr>
-    </w:lvl>
-    <w:lvl w:ilvl="3" w:tentative="1">
-      <w:start w:val="1"/>
-      <w:numFmt w:val="decimal"/>
-      <w:lvlText w:val="%4."/>
-      <w:lvlJc w:val="left"/>
-      <w:pPr>
-        <w:tabs>
-          <w:tab w:val="num" w:pos="2880"/>
-        </w:tabs>
-        <w:ind w:left="2880" w:hanging="360"/>
-      </w:pPr>
-    </w:lvl>
-    <w:lvl w:ilvl="4" w:tentative="1">
-      <w:start w:val="1"/>
-      <w:numFmt w:val="decimal"/>
-      <w:lvlText w:val="%5."/>
-      <w:lvlJc w:val="left"/>
-      <w:pPr>
-        <w:tabs>
-          <w:tab w:val="num" w:pos="3600"/>
-        </w:tabs>
-        <w:ind w:left="3600" w:hanging="360"/>
-      </w:pPr>
-    </w:lvl>
-    <w:lvl w:ilvl="5" w:tentative="1">
-      <w:start w:val="1"/>
-      <w:numFmt w:val="decimal"/>
-      <w:lvlText w:val="%6."/>
-      <w:lvlJc w:val="left"/>
-      <w:pPr>
-        <w:tabs>
-          <w:tab w:val="num" w:pos="4320"/>
-        </w:tabs>
-        <w:ind w:left="4320" w:hanging="360"/>
-      </w:pPr>
-    </w:lvl>
-    <w:lvl w:ilvl="6" w:tentative="1">
-      <w:start w:val="1"/>
-      <w:numFmt w:val="decimal"/>
-      <w:lvlText w:val="%7."/>
-      <w:lvlJc w:val="left"/>
-      <w:pPr>
-        <w:tabs>
-          <w:tab w:val="num" w:pos="5040"/>
-        </w:tabs>
-        <w:ind w:left="5040" w:hanging="360"/>
-      </w:pPr>
-    </w:lvl>
-    <w:lvl w:ilvl="7" w:tentative="1">
-      <w:start w:val="1"/>
-      <w:numFmt w:val="decimal"/>
-      <w:lvlText w:val="%8."/>
-      <w:lvlJc w:val="left"/>
-      <w:pPr>
-        <w:tabs>
-          <w:tab w:val="num" w:pos="5760"/>
-        </w:tabs>
-        <w:ind w:left="5760" w:hanging="360"/>
-      </w:pPr>
-    </w:lvl>
-    <w:lvl w:ilvl="8" w:tentative="1">
-      <w:start w:val="1"/>
-      <w:numFmt w:val="decimal"/>
-      <w:lvlText w:val="%9."/>
-      <w:lvlJc w:val="left"/>
-      <w:pPr>
-        <w:tabs>
-          <w:tab w:val="num" w:pos="6480"/>
-        </w:tabs>
-        <w:ind w:left="6480" w:hanging="360"/>
-      </w:pPr>
-    </w:lvl>
-  </w:abstractNum>
-  <w:abstractNum w:abstractNumId="9" w15:restartNumberingAfterBreak="0">
-    <w:nsid w:val="35F402B7"/>
-    <w:multiLevelType w:val="multilevel"/>
-    <w:tmpl w:val="C7466B38"/>
-    <w:lvl w:ilvl="0">
-      <w:start w:val="1"/>
-      <w:numFmt w:val="decimal"/>
-      <w:lvlText w:val="%1."/>
-      <w:lvlJc w:val="left"/>
-      <w:pPr>
-        <w:tabs>
-          <w:tab w:val="num" w:pos="720"/>
-        </w:tabs>
-        <w:ind w:left="720" w:hanging="360"/>
       </w:pPr>
     </w:lvl>
     <w:lvl w:ilvl="1">
@@ -4728,793 +4492,523 @@
       <w:lvlText w:val="o"/>
       <w:lvlJc w:val="left"/>
       <w:pPr>
+        <w:ind w:left="1440" w:hanging="360"/>
         <w:tabs>
           <w:tab w:val="num" w:pos="1440"/>
         </w:tabs>
-        <w:ind w:left="1440" w:hanging="360"/>
       </w:pPr>
       <w:rPr>
         <w:rFonts w:ascii="Courier New" w:hAnsi="Courier New" w:hint="default"/>
         <w:sz w:val="20"/>
       </w:rPr>
     </w:lvl>
-    <w:lvl w:ilvl="2" w:tentative="1">
-      <w:start w:val="1"/>
-      <w:numFmt w:val="decimal"/>
+    <w:lvl w:ilvl="2" w:tentative="on">
+      <w:start w:val="1"/>
       <w:lvlText w:val="%3."/>
       <w:lvlJc w:val="left"/>
       <w:pPr>
+        <w:ind w:left="2160" w:hanging="360"/>
         <w:tabs>
           <w:tab w:val="num" w:pos="2160"/>
         </w:tabs>
+      </w:pPr>
+    </w:lvl>
+    <w:lvl w:ilvl="3" w:tentative="on">
+      <w:start w:val="1"/>
+      <w:lvlText w:val="%4."/>
+      <w:lvlJc w:val="left"/>
+      <w:pPr>
+        <w:ind w:left="2880" w:hanging="360"/>
+        <w:tabs>
+          <w:tab w:val="num" w:pos="2880"/>
+        </w:tabs>
+      </w:pPr>
+    </w:lvl>
+    <w:lvl w:ilvl="4" w:tentative="on">
+      <w:start w:val="1"/>
+      <w:lvlText w:val="%5."/>
+      <w:lvlJc w:val="left"/>
+      <w:pPr>
+        <w:ind w:left="3600" w:hanging="360"/>
+        <w:tabs>
+          <w:tab w:val="num" w:pos="3600"/>
+        </w:tabs>
+      </w:pPr>
+    </w:lvl>
+    <w:lvl w:ilvl="5" w:tentative="on">
+      <w:start w:val="1"/>
+      <w:lvlText w:val="%6."/>
+      <w:lvlJc w:val="left"/>
+      <w:pPr>
+        <w:ind w:left="4320" w:hanging="360"/>
+        <w:tabs>
+          <w:tab w:val="num" w:pos="4320"/>
+        </w:tabs>
+      </w:pPr>
+    </w:lvl>
+    <w:lvl w:ilvl="6" w:tentative="on">
+      <w:start w:val="1"/>
+      <w:lvlText w:val="%7."/>
+      <w:lvlJc w:val="left"/>
+      <w:pPr>
+        <w:ind w:left="5040" w:hanging="360"/>
+        <w:tabs>
+          <w:tab w:val="num" w:pos="5040"/>
+        </w:tabs>
+      </w:pPr>
+    </w:lvl>
+    <w:lvl w:ilvl="7" w:tentative="on">
+      <w:start w:val="1"/>
+      <w:lvlText w:val="%8."/>
+      <w:lvlJc w:val="left"/>
+      <w:pPr>
+        <w:ind w:left="5760" w:hanging="360"/>
+        <w:tabs>
+          <w:tab w:val="num" w:pos="5760"/>
+        </w:tabs>
+      </w:pPr>
+    </w:lvl>
+    <w:lvl w:ilvl="8" w:tentative="on">
+      <w:start w:val="1"/>
+      <w:lvlText w:val="%9."/>
+      <w:lvlJc w:val="left"/>
+      <w:pPr>
+        <w:ind w:left="6480" w:hanging="360"/>
+        <w:tabs>
+          <w:tab w:val="num" w:pos="6480"/>
+        </w:tabs>
+      </w:pPr>
+    </w:lvl>
+  </w:abstractNum>
+  <w:abstractNum w:abstractNumId="9">
+    <w:nsid w:val="7a973db7"/>
+    <w:multiLevelType w:val="multilevel"/>
+    <w:tmpl w:val="b784b942"/>
+    <w:lvl w:ilvl="0">
+      <w:start w:val="1"/>
+      <w:lvlText w:val="%1."/>
+      <w:lvlJc w:val="left"/>
+      <w:pPr>
+        <w:ind w:left="720" w:hanging="360"/>
+        <w:tabs>
+          <w:tab w:val="num" w:pos="720"/>
+        </w:tabs>
+      </w:pPr>
+    </w:lvl>
+    <w:lvl w:ilvl="1" w:tentative="on">
+      <w:start w:val="1"/>
+      <w:lvlText w:val="%2."/>
+      <w:lvlJc w:val="left"/>
+      <w:pPr>
+        <w:ind w:left="1440" w:hanging="360"/>
+        <w:tabs>
+          <w:tab w:val="num" w:pos="1440"/>
+        </w:tabs>
+      </w:pPr>
+    </w:lvl>
+    <w:lvl w:ilvl="2" w:tentative="on">
+      <w:start w:val="1"/>
+      <w:lvlText w:val="%3."/>
+      <w:lvlJc w:val="left"/>
+      <w:pPr>
         <w:ind w:left="2160" w:hanging="360"/>
-      </w:pPr>
-    </w:lvl>
-    <w:lvl w:ilvl="3" w:tentative="1">
-      <w:start w:val="1"/>
-      <w:numFmt w:val="decimal"/>
+        <w:tabs>
+          <w:tab w:val="num" w:pos="2160"/>
+        </w:tabs>
+      </w:pPr>
+    </w:lvl>
+    <w:lvl w:ilvl="3" w:tentative="on">
+      <w:start w:val="1"/>
       <w:lvlText w:val="%4."/>
       <w:lvlJc w:val="left"/>
       <w:pPr>
+        <w:ind w:left="2880" w:hanging="360"/>
         <w:tabs>
           <w:tab w:val="num" w:pos="2880"/>
         </w:tabs>
-        <w:ind w:left="2880" w:hanging="360"/>
-      </w:pPr>
-    </w:lvl>
-    <w:lvl w:ilvl="4" w:tentative="1">
-      <w:start w:val="1"/>
-      <w:numFmt w:val="decimal"/>
+      </w:pPr>
+    </w:lvl>
+    <w:lvl w:ilvl="4" w:tentative="on">
+      <w:start w:val="1"/>
       <w:lvlText w:val="%5."/>
       <w:lvlJc w:val="left"/>
       <w:pPr>
+        <w:ind w:left="3600" w:hanging="360"/>
         <w:tabs>
           <w:tab w:val="num" w:pos="3600"/>
         </w:tabs>
-        <w:ind w:left="3600" w:hanging="360"/>
-      </w:pPr>
-    </w:lvl>
-    <w:lvl w:ilvl="5" w:tentative="1">
-      <w:start w:val="1"/>
-      <w:numFmt w:val="decimal"/>
+      </w:pPr>
+    </w:lvl>
+    <w:lvl w:ilvl="5" w:tentative="on">
+      <w:start w:val="1"/>
       <w:lvlText w:val="%6."/>
       <w:lvlJc w:val="left"/>
       <w:pPr>
+        <w:ind w:left="4320" w:hanging="360"/>
         <w:tabs>
           <w:tab w:val="num" w:pos="4320"/>
         </w:tabs>
-        <w:ind w:left="4320" w:hanging="360"/>
-      </w:pPr>
-    </w:lvl>
-    <w:lvl w:ilvl="6" w:tentative="1">
-      <w:start w:val="1"/>
-      <w:numFmt w:val="decimal"/>
+      </w:pPr>
+    </w:lvl>
+    <w:lvl w:ilvl="6" w:tentative="on">
+      <w:start w:val="1"/>
       <w:lvlText w:val="%7."/>
       <w:lvlJc w:val="left"/>
       <w:pPr>
+        <w:ind w:left="5040" w:hanging="360"/>
         <w:tabs>
           <w:tab w:val="num" w:pos="5040"/>
         </w:tabs>
-        <w:ind w:left="5040" w:hanging="360"/>
-      </w:pPr>
-    </w:lvl>
-    <w:lvl w:ilvl="7" w:tentative="1">
-      <w:start w:val="1"/>
-      <w:numFmt w:val="decimal"/>
+      </w:pPr>
+    </w:lvl>
+    <w:lvl w:ilvl="7" w:tentative="on">
+      <w:start w:val="1"/>
       <w:lvlText w:val="%8."/>
       <w:lvlJc w:val="left"/>
       <w:pPr>
+        <w:ind w:left="5760" w:hanging="360"/>
         <w:tabs>
           <w:tab w:val="num" w:pos="5760"/>
         </w:tabs>
-        <w:ind w:left="5760" w:hanging="360"/>
-      </w:pPr>
-    </w:lvl>
-    <w:lvl w:ilvl="8" w:tentative="1">
-      <w:start w:val="1"/>
-      <w:numFmt w:val="decimal"/>
+      </w:pPr>
+    </w:lvl>
+    <w:lvl w:ilvl="8" w:tentative="on">
+      <w:start w:val="1"/>
       <w:lvlText w:val="%9."/>
       <w:lvlJc w:val="left"/>
       <w:pPr>
+        <w:ind w:left="6480" w:hanging="360"/>
         <w:tabs>
           <w:tab w:val="num" w:pos="6480"/>
         </w:tabs>
-        <w:ind w:left="6480" w:hanging="360"/>
       </w:pPr>
     </w:lvl>
   </w:abstractNum>
-  <w:abstractNum w:abstractNumId="10" w15:restartNumberingAfterBreak="0">
-    <w:nsid w:val="377D6FA9"/>
+  <w:abstractNum w:abstractNumId="10">
+    <w:nsid w:val="448e3d5b"/>
     <w:multiLevelType w:val="multilevel"/>
-    <w:tmpl w:val="C9E033C0"/>
-    <w:lvl w:ilvl="0">
-      <w:start w:val="1"/>
-      <w:numFmt w:val="decimal"/>
-      <w:lvlText w:val="%1."/>
-      <w:lvlJc w:val="left"/>
-      <w:pPr>
-        <w:tabs>
-          <w:tab w:val="num" w:pos="720"/>
-        </w:tabs>
-        <w:ind w:left="720" w:hanging="360"/>
-      </w:pPr>
-    </w:lvl>
-    <w:lvl w:ilvl="1" w:tentative="1">
-      <w:start w:val="1"/>
-      <w:numFmt w:val="decimal"/>
-      <w:lvlText w:val="%2."/>
-      <w:lvlJc w:val="left"/>
-      <w:pPr>
-        <w:tabs>
-          <w:tab w:val="num" w:pos="1440"/>
-        </w:tabs>
-        <w:ind w:left="1440" w:hanging="360"/>
-      </w:pPr>
-    </w:lvl>
-    <w:lvl w:ilvl="2" w:tentative="1">
-      <w:start w:val="1"/>
-      <w:numFmt w:val="decimal"/>
-      <w:lvlText w:val="%3."/>
-      <w:lvlJc w:val="left"/>
-      <w:pPr>
-        <w:tabs>
-          <w:tab w:val="num" w:pos="2160"/>
-        </w:tabs>
-        <w:ind w:left="2160" w:hanging="360"/>
-      </w:pPr>
-    </w:lvl>
-    <w:lvl w:ilvl="3" w:tentative="1">
-      <w:start w:val="1"/>
-      <w:numFmt w:val="decimal"/>
-      <w:lvlText w:val="%4."/>
-      <w:lvlJc w:val="left"/>
-      <w:pPr>
-        <w:tabs>
-          <w:tab w:val="num" w:pos="2880"/>
-        </w:tabs>
-        <w:ind w:left="2880" w:hanging="360"/>
-      </w:pPr>
-    </w:lvl>
-    <w:lvl w:ilvl="4" w:tentative="1">
-      <w:start w:val="1"/>
-      <w:numFmt w:val="decimal"/>
-      <w:lvlText w:val="%5."/>
-      <w:lvlJc w:val="left"/>
-      <w:pPr>
-        <w:tabs>
-          <w:tab w:val="num" w:pos="3600"/>
-        </w:tabs>
-        <w:ind w:left="3600" w:hanging="360"/>
-      </w:pPr>
-    </w:lvl>
-    <w:lvl w:ilvl="5" w:tentative="1">
-      <w:start w:val="1"/>
-      <w:numFmt w:val="decimal"/>
-      <w:lvlText w:val="%6."/>
-      <w:lvlJc w:val="left"/>
-      <w:pPr>
-        <w:tabs>
-          <w:tab w:val="num" w:pos="4320"/>
-        </w:tabs>
-        <w:ind w:left="4320" w:hanging="360"/>
-      </w:pPr>
-    </w:lvl>
-    <w:lvl w:ilvl="6" w:tentative="1">
-      <w:start w:val="1"/>
-      <w:numFmt w:val="decimal"/>
-      <w:lvlText w:val="%7."/>
-      <w:lvlJc w:val="left"/>
-      <w:pPr>
-        <w:tabs>
-          <w:tab w:val="num" w:pos="5040"/>
-        </w:tabs>
-        <w:ind w:left="5040" w:hanging="360"/>
-      </w:pPr>
-    </w:lvl>
-    <w:lvl w:ilvl="7" w:tentative="1">
-      <w:start w:val="1"/>
-      <w:numFmt w:val="decimal"/>
-      <w:lvlText w:val="%8."/>
-      <w:lvlJc w:val="left"/>
-      <w:pPr>
-        <w:tabs>
-          <w:tab w:val="num" w:pos="5760"/>
-        </w:tabs>
-        <w:ind w:left="5760" w:hanging="360"/>
-      </w:pPr>
-    </w:lvl>
-    <w:lvl w:ilvl="8" w:tentative="1">
-      <w:start w:val="1"/>
-      <w:numFmt w:val="decimal"/>
-      <w:lvlText w:val="%9."/>
-      <w:lvlJc w:val="left"/>
-      <w:pPr>
-        <w:tabs>
-          <w:tab w:val="num" w:pos="6480"/>
-        </w:tabs>
-        <w:ind w:left="6480" w:hanging="360"/>
-      </w:pPr>
-    </w:lvl>
-  </w:abstractNum>
-  <w:abstractNum w:abstractNumId="11" w15:restartNumberingAfterBreak="0">
-    <w:nsid w:val="448E3D5B"/>
-    <w:multiLevelType w:val="multilevel"/>
-    <w:tmpl w:val="1BC82824"/>
+    <w:tmpl w:val="1bc82824"/>
     <w:lvl w:ilvl="0">
       <w:start w:val="4"/>
-      <w:numFmt w:val="decimal"/>
       <w:lvlText w:val="%1."/>
       <w:lvlJc w:val="left"/>
       <w:pPr>
+        <w:ind w:left="720" w:hanging="360"/>
         <w:tabs>
           <w:tab w:val="num" w:pos="720"/>
         </w:tabs>
+      </w:pPr>
+    </w:lvl>
+    <w:lvl w:ilvl="1" w:tentative="on">
+      <w:start w:val="1"/>
+      <w:lvlText w:val="%2."/>
+      <w:lvlJc w:val="left"/>
+      <w:pPr>
+        <w:ind w:left="1440" w:hanging="360"/>
+        <w:tabs>
+          <w:tab w:val="num" w:pos="1440"/>
+        </w:tabs>
+      </w:pPr>
+    </w:lvl>
+    <w:lvl w:ilvl="2" w:tentative="on">
+      <w:start w:val="1"/>
+      <w:lvlText w:val="%3."/>
+      <w:lvlJc w:val="left"/>
+      <w:pPr>
+        <w:ind w:left="2160" w:hanging="360"/>
+        <w:tabs>
+          <w:tab w:val="num" w:pos="2160"/>
+        </w:tabs>
+      </w:pPr>
+    </w:lvl>
+    <w:lvl w:ilvl="3" w:tentative="on">
+      <w:start w:val="1"/>
+      <w:lvlText w:val="%4."/>
+      <w:lvlJc w:val="left"/>
+      <w:pPr>
+        <w:ind w:left="2880" w:hanging="360"/>
+        <w:tabs>
+          <w:tab w:val="num" w:pos="2880"/>
+        </w:tabs>
+      </w:pPr>
+    </w:lvl>
+    <w:lvl w:ilvl="4" w:tentative="on">
+      <w:start w:val="1"/>
+      <w:lvlText w:val="%5."/>
+      <w:lvlJc w:val="left"/>
+      <w:pPr>
+        <w:ind w:left="3600" w:hanging="360"/>
+        <w:tabs>
+          <w:tab w:val="num" w:pos="3600"/>
+        </w:tabs>
+      </w:pPr>
+    </w:lvl>
+    <w:lvl w:ilvl="5" w:tentative="on">
+      <w:start w:val="1"/>
+      <w:lvlText w:val="%6."/>
+      <w:lvlJc w:val="left"/>
+      <w:pPr>
+        <w:ind w:left="4320" w:hanging="360"/>
+        <w:tabs>
+          <w:tab w:val="num" w:pos="4320"/>
+        </w:tabs>
+      </w:pPr>
+    </w:lvl>
+    <w:lvl w:ilvl="6" w:tentative="on">
+      <w:start w:val="1"/>
+      <w:lvlText w:val="%7."/>
+      <w:lvlJc w:val="left"/>
+      <w:pPr>
+        <w:ind w:left="5040" w:hanging="360"/>
+        <w:tabs>
+          <w:tab w:val="num" w:pos="5040"/>
+        </w:tabs>
+      </w:pPr>
+    </w:lvl>
+    <w:lvl w:ilvl="7" w:tentative="on">
+      <w:start w:val="1"/>
+      <w:lvlText w:val="%8."/>
+      <w:lvlJc w:val="left"/>
+      <w:pPr>
+        <w:ind w:left="5760" w:hanging="360"/>
+        <w:tabs>
+          <w:tab w:val="num" w:pos="5760"/>
+        </w:tabs>
+      </w:pPr>
+    </w:lvl>
+    <w:lvl w:ilvl="8" w:tentative="on">
+      <w:start w:val="1"/>
+      <w:lvlText w:val="%9."/>
+      <w:lvlJc w:val="left"/>
+      <w:pPr>
+        <w:ind w:left="6480" w:hanging="360"/>
+        <w:tabs>
+          <w:tab w:val="num" w:pos="6480"/>
+        </w:tabs>
+      </w:pPr>
+    </w:lvl>
+  </w:abstractNum>
+  <w:abstractNum w:abstractNumId="11">
+    <w:nsid w:val="54835a1c"/>
+    <w:multiLevelType w:val="multilevel"/>
+    <w:tmpl w:val="510c96fc"/>
+    <w:lvl w:ilvl="0">
+      <w:start w:val="1"/>
+      <w:lvlText w:val="%1."/>
+      <w:lvlJc w:val="left"/>
+      <w:pPr>
         <w:ind w:left="720" w:hanging="360"/>
-      </w:pPr>
-    </w:lvl>
-    <w:lvl w:ilvl="1" w:tentative="1">
-      <w:start w:val="1"/>
-      <w:numFmt w:val="decimal"/>
+        <w:tabs>
+          <w:tab w:val="num" w:pos="720"/>
+        </w:tabs>
+      </w:pPr>
+    </w:lvl>
+    <w:lvl w:ilvl="1" w:tentative="on">
+      <w:start w:val="1"/>
       <w:lvlText w:val="%2."/>
       <w:lvlJc w:val="left"/>
       <w:pPr>
+        <w:ind w:left="1440" w:hanging="360"/>
         <w:tabs>
           <w:tab w:val="num" w:pos="1440"/>
         </w:tabs>
+      </w:pPr>
+    </w:lvl>
+    <w:lvl w:ilvl="2" w:tentative="on">
+      <w:start w:val="1"/>
+      <w:lvlText w:val="%3."/>
+      <w:lvlJc w:val="left"/>
+      <w:pPr>
+        <w:ind w:left="2160" w:hanging="360"/>
+        <w:tabs>
+          <w:tab w:val="num" w:pos="2160"/>
+        </w:tabs>
+      </w:pPr>
+    </w:lvl>
+    <w:lvl w:ilvl="3" w:tentative="on">
+      <w:start w:val="1"/>
+      <w:lvlText w:val="%4."/>
+      <w:lvlJc w:val="left"/>
+      <w:pPr>
+        <w:ind w:left="2880" w:hanging="360"/>
+        <w:tabs>
+          <w:tab w:val="num" w:pos="2880"/>
+        </w:tabs>
+      </w:pPr>
+    </w:lvl>
+    <w:lvl w:ilvl="4" w:tentative="on">
+      <w:start w:val="1"/>
+      <w:lvlText w:val="%5."/>
+      <w:lvlJc w:val="left"/>
+      <w:pPr>
+        <w:ind w:left="3600" w:hanging="360"/>
+        <w:tabs>
+          <w:tab w:val="num" w:pos="3600"/>
+        </w:tabs>
+      </w:pPr>
+    </w:lvl>
+    <w:lvl w:ilvl="5" w:tentative="on">
+      <w:start w:val="1"/>
+      <w:lvlText w:val="%6."/>
+      <w:lvlJc w:val="left"/>
+      <w:pPr>
+        <w:ind w:left="4320" w:hanging="360"/>
+        <w:tabs>
+          <w:tab w:val="num" w:pos="4320"/>
+        </w:tabs>
+      </w:pPr>
+    </w:lvl>
+    <w:lvl w:ilvl="6" w:tentative="on">
+      <w:start w:val="1"/>
+      <w:lvlText w:val="%7."/>
+      <w:lvlJc w:val="left"/>
+      <w:pPr>
+        <w:ind w:left="5040" w:hanging="360"/>
+        <w:tabs>
+          <w:tab w:val="num" w:pos="5040"/>
+        </w:tabs>
+      </w:pPr>
+    </w:lvl>
+    <w:lvl w:ilvl="7" w:tentative="on">
+      <w:start w:val="1"/>
+      <w:lvlText w:val="%8."/>
+      <w:lvlJc w:val="left"/>
+      <w:pPr>
+        <w:ind w:left="5760" w:hanging="360"/>
+        <w:tabs>
+          <w:tab w:val="num" w:pos="5760"/>
+        </w:tabs>
+      </w:pPr>
+    </w:lvl>
+    <w:lvl w:ilvl="8" w:tentative="on">
+      <w:start w:val="1"/>
+      <w:lvlText w:val="%9."/>
+      <w:lvlJc w:val="left"/>
+      <w:pPr>
+        <w:ind w:left="6480" w:hanging="360"/>
+        <w:tabs>
+          <w:tab w:val="num" w:pos="6480"/>
+        </w:tabs>
+      </w:pPr>
+    </w:lvl>
+  </w:abstractNum>
+  <w:abstractNum w:abstractNumId="12">
+    <w:nsid w:val="ead43b6"/>
+    <w:multiLevelType w:val="multilevel"/>
+    <w:tmpl w:val="cd32717c"/>
+    <w:lvl w:ilvl="0">
+      <w:start w:val="1"/>
+      <w:lvlText w:val="%1."/>
+      <w:lvlJc w:val="left"/>
+      <w:pPr>
+        <w:ind w:left="720" w:hanging="360"/>
+        <w:tabs>
+          <w:tab w:val="num" w:pos="720"/>
+        </w:tabs>
+      </w:pPr>
+    </w:lvl>
+    <w:lvl w:ilvl="1" w:tentative="on">
+      <w:start w:val="1"/>
+      <w:lvlText w:val="%2."/>
+      <w:lvlJc w:val="left"/>
+      <w:pPr>
         <w:ind w:left="1440" w:hanging="360"/>
-      </w:pPr>
-    </w:lvl>
-    <w:lvl w:ilvl="2" w:tentative="1">
-      <w:start w:val="1"/>
-      <w:numFmt w:val="decimal"/>
+        <w:tabs>
+          <w:tab w:val="num" w:pos="1440"/>
+        </w:tabs>
+      </w:pPr>
+    </w:lvl>
+    <w:lvl w:ilvl="2" w:tentative="on">
+      <w:start w:val="1"/>
       <w:lvlText w:val="%3."/>
       <w:lvlJc w:val="left"/>
       <w:pPr>
+        <w:ind w:left="2160" w:hanging="360"/>
         <w:tabs>
           <w:tab w:val="num" w:pos="2160"/>
         </w:tabs>
-        <w:ind w:left="2160" w:hanging="360"/>
-      </w:pPr>
-    </w:lvl>
-    <w:lvl w:ilvl="3" w:tentative="1">
-      <w:start w:val="1"/>
-      <w:numFmt w:val="decimal"/>
+      </w:pPr>
+    </w:lvl>
+    <w:lvl w:ilvl="3" w:tentative="on">
+      <w:start w:val="1"/>
       <w:lvlText w:val="%4."/>
       <w:lvlJc w:val="left"/>
       <w:pPr>
+        <w:ind w:left="2880" w:hanging="360"/>
         <w:tabs>
           <w:tab w:val="num" w:pos="2880"/>
         </w:tabs>
-        <w:ind w:left="2880" w:hanging="360"/>
-      </w:pPr>
-    </w:lvl>
-    <w:lvl w:ilvl="4" w:tentative="1">
-      <w:start w:val="1"/>
-      <w:numFmt w:val="decimal"/>
+      </w:pPr>
+    </w:lvl>
+    <w:lvl w:ilvl="4" w:tentative="on">
+      <w:start w:val="1"/>
       <w:lvlText w:val="%5."/>
       <w:lvlJc w:val="left"/>
       <w:pPr>
+        <w:ind w:left="3600" w:hanging="360"/>
         <w:tabs>
           <w:tab w:val="num" w:pos="3600"/>
         </w:tabs>
-        <w:ind w:left="3600" w:hanging="360"/>
-      </w:pPr>
-    </w:lvl>
-    <w:lvl w:ilvl="5" w:tentative="1">
-      <w:start w:val="1"/>
-      <w:numFmt w:val="decimal"/>
+      </w:pPr>
+    </w:lvl>
+    <w:lvl w:ilvl="5" w:tentative="on">
+      <w:start w:val="1"/>
       <w:lvlText w:val="%6."/>
       <w:lvlJc w:val="left"/>
       <w:pPr>
+        <w:ind w:left="4320" w:hanging="360"/>
         <w:tabs>
           <w:tab w:val="num" w:pos="4320"/>
         </w:tabs>
-        <w:ind w:left="4320" w:hanging="360"/>
-      </w:pPr>
-    </w:lvl>
-    <w:lvl w:ilvl="6" w:tentative="1">
-      <w:start w:val="1"/>
-      <w:numFmt w:val="decimal"/>
+      </w:pPr>
+    </w:lvl>
+    <w:lvl w:ilvl="6" w:tentative="on">
+      <w:start w:val="1"/>
       <w:lvlText w:val="%7."/>
       <w:lvlJc w:val="left"/>
       <w:pPr>
+        <w:ind w:left="5040" w:hanging="360"/>
         <w:tabs>
           <w:tab w:val="num" w:pos="5040"/>
         </w:tabs>
-        <w:ind w:left="5040" w:hanging="360"/>
-      </w:pPr>
-    </w:lvl>
-    <w:lvl w:ilvl="7" w:tentative="1">
-      <w:start w:val="1"/>
-      <w:numFmt w:val="decimal"/>
+      </w:pPr>
+    </w:lvl>
+    <w:lvl w:ilvl="7" w:tentative="on">
+      <w:start w:val="1"/>
       <w:lvlText w:val="%8."/>
       <w:lvlJc w:val="left"/>
       <w:pPr>
+        <w:ind w:left="5760" w:hanging="360"/>
         <w:tabs>
           <w:tab w:val="num" w:pos="5760"/>
         </w:tabs>
-        <w:ind w:left="5760" w:hanging="360"/>
-      </w:pPr>
-    </w:lvl>
-    <w:lvl w:ilvl="8" w:tentative="1">
-      <w:start w:val="1"/>
-      <w:numFmt w:val="decimal"/>
+      </w:pPr>
+    </w:lvl>
+    <w:lvl w:ilvl="8" w:tentative="on">
+      <w:start w:val="1"/>
       <w:lvlText w:val="%9."/>
       <w:lvlJc w:val="left"/>
       <w:pPr>
+        <w:ind w:left="6480" w:hanging="360"/>
         <w:tabs>
           <w:tab w:val="num" w:pos="6480"/>
         </w:tabs>
-        <w:ind w:left="6480" w:hanging="360"/>
       </w:pPr>
     </w:lvl>
   </w:abstractNum>
-  <w:abstractNum w:abstractNumId="12" w15:restartNumberingAfterBreak="0">
-    <w:nsid w:val="4C3D7D59"/>
+  <w:abstractNum w:abstractNumId="13">
+    <w:nsid w:val="35f402b7"/>
     <w:multiLevelType w:val="multilevel"/>
-    <w:tmpl w:val="191A7442"/>
+    <w:tmpl w:val="c7466b38"/>
     <w:lvl w:ilvl="0">
       <w:start w:val="1"/>
-      <w:numFmt w:val="decimal"/>
       <w:lvlText w:val="%1."/>
       <w:lvlJc w:val="left"/>
       <w:pPr>
+        <w:ind w:left="720" w:hanging="360"/>
         <w:tabs>
           <w:tab w:val="num" w:pos="720"/>
         </w:tabs>
-        <w:ind w:left="720" w:hanging="360"/>
-      </w:pPr>
-    </w:lvl>
-    <w:lvl w:ilvl="1" w:tentative="1">
-      <w:start w:val="1"/>
-      <w:numFmt w:val="decimal"/>
-      <w:lvlText w:val="%2."/>
-      <w:lvlJc w:val="left"/>
-      <w:pPr>
-        <w:tabs>
-          <w:tab w:val="num" w:pos="1440"/>
-        </w:tabs>
-        <w:ind w:left="1440" w:hanging="360"/>
-      </w:pPr>
-    </w:lvl>
-    <w:lvl w:ilvl="2" w:tentative="1">
-      <w:start w:val="1"/>
-      <w:numFmt w:val="decimal"/>
-      <w:lvlText w:val="%3."/>
-      <w:lvlJc w:val="left"/>
-      <w:pPr>
-        <w:tabs>
-          <w:tab w:val="num" w:pos="2160"/>
-        </w:tabs>
-        <w:ind w:left="2160" w:hanging="360"/>
-      </w:pPr>
-    </w:lvl>
-    <w:lvl w:ilvl="3" w:tentative="1">
-      <w:start w:val="1"/>
-      <w:numFmt w:val="decimal"/>
-      <w:lvlText w:val="%4."/>
-      <w:lvlJc w:val="left"/>
-      <w:pPr>
-        <w:tabs>
-          <w:tab w:val="num" w:pos="2880"/>
-        </w:tabs>
-        <w:ind w:left="2880" w:hanging="360"/>
-      </w:pPr>
-    </w:lvl>
-    <w:lvl w:ilvl="4" w:tentative="1">
-      <w:start w:val="1"/>
-      <w:numFmt w:val="decimal"/>
-      <w:lvlText w:val="%5."/>
-      <w:lvlJc w:val="left"/>
-      <w:pPr>
-        <w:tabs>
-          <w:tab w:val="num" w:pos="3600"/>
-        </w:tabs>
-        <w:ind w:left="3600" w:hanging="360"/>
-      </w:pPr>
-    </w:lvl>
-    <w:lvl w:ilvl="5" w:tentative="1">
-      <w:start w:val="1"/>
-      <w:numFmt w:val="decimal"/>
-      <w:lvlText w:val="%6."/>
-      <w:lvlJc w:val="left"/>
-      <w:pPr>
-        <w:tabs>
-          <w:tab w:val="num" w:pos="4320"/>
-        </w:tabs>
-        <w:ind w:left="4320" w:hanging="360"/>
-      </w:pPr>
-    </w:lvl>
-    <w:lvl w:ilvl="6" w:tentative="1">
-      <w:start w:val="1"/>
-      <w:numFmt w:val="decimal"/>
-      <w:lvlText w:val="%7."/>
-      <w:lvlJc w:val="left"/>
-      <w:pPr>
-        <w:tabs>
-          <w:tab w:val="num" w:pos="5040"/>
-        </w:tabs>
-        <w:ind w:left="5040" w:hanging="360"/>
-      </w:pPr>
-    </w:lvl>
-    <w:lvl w:ilvl="7" w:tentative="1">
-      <w:start w:val="1"/>
-      <w:numFmt w:val="decimal"/>
-      <w:lvlText w:val="%8."/>
-      <w:lvlJc w:val="left"/>
-      <w:pPr>
-        <w:tabs>
-          <w:tab w:val="num" w:pos="5760"/>
-        </w:tabs>
-        <w:ind w:left="5760" w:hanging="360"/>
-      </w:pPr>
-    </w:lvl>
-    <w:lvl w:ilvl="8" w:tentative="1">
-      <w:start w:val="1"/>
-      <w:numFmt w:val="decimal"/>
-      <w:lvlText w:val="%9."/>
-      <w:lvlJc w:val="left"/>
-      <w:pPr>
-        <w:tabs>
-          <w:tab w:val="num" w:pos="6480"/>
-        </w:tabs>
-        <w:ind w:left="6480" w:hanging="360"/>
-      </w:pPr>
-    </w:lvl>
-  </w:abstractNum>
-  <w:abstractNum w:abstractNumId="13" w15:restartNumberingAfterBreak="0">
-    <w:nsid w:val="50FE744A"/>
-    <w:multiLevelType w:val="multilevel"/>
-    <w:tmpl w:val="240C4DAA"/>
-    <w:lvl w:ilvl="0">
-      <w:start w:val="1"/>
-      <w:numFmt w:val="decimal"/>
-      <w:lvlText w:val="%1."/>
-      <w:lvlJc w:val="left"/>
-      <w:pPr>
-        <w:tabs>
-          <w:tab w:val="num" w:pos="720"/>
-        </w:tabs>
-        <w:ind w:left="720" w:hanging="360"/>
-      </w:pPr>
-    </w:lvl>
-    <w:lvl w:ilvl="1" w:tentative="1">
-      <w:start w:val="1"/>
-      <w:numFmt w:val="decimal"/>
-      <w:lvlText w:val="%2."/>
-      <w:lvlJc w:val="left"/>
-      <w:pPr>
-        <w:tabs>
-          <w:tab w:val="num" w:pos="1440"/>
-        </w:tabs>
-        <w:ind w:left="1440" w:hanging="360"/>
-      </w:pPr>
-    </w:lvl>
-    <w:lvl w:ilvl="2" w:tentative="1">
-      <w:start w:val="1"/>
-      <w:numFmt w:val="decimal"/>
-      <w:lvlText w:val="%3."/>
-      <w:lvlJc w:val="left"/>
-      <w:pPr>
-        <w:tabs>
-          <w:tab w:val="num" w:pos="2160"/>
-        </w:tabs>
-        <w:ind w:left="2160" w:hanging="360"/>
-      </w:pPr>
-    </w:lvl>
-    <w:lvl w:ilvl="3" w:tentative="1">
-      <w:start w:val="1"/>
-      <w:numFmt w:val="decimal"/>
-      <w:lvlText w:val="%4."/>
-      <w:lvlJc w:val="left"/>
-      <w:pPr>
-        <w:tabs>
-          <w:tab w:val="num" w:pos="2880"/>
-        </w:tabs>
-        <w:ind w:left="2880" w:hanging="360"/>
-      </w:pPr>
-    </w:lvl>
-    <w:lvl w:ilvl="4" w:tentative="1">
-      <w:start w:val="1"/>
-      <w:numFmt w:val="decimal"/>
-      <w:lvlText w:val="%5."/>
-      <w:lvlJc w:val="left"/>
-      <w:pPr>
-        <w:tabs>
-          <w:tab w:val="num" w:pos="3600"/>
-        </w:tabs>
-        <w:ind w:left="3600" w:hanging="360"/>
-      </w:pPr>
-    </w:lvl>
-    <w:lvl w:ilvl="5" w:tentative="1">
-      <w:start w:val="1"/>
-      <w:numFmt w:val="decimal"/>
-      <w:lvlText w:val="%6."/>
-      <w:lvlJc w:val="left"/>
-      <w:pPr>
-        <w:tabs>
-          <w:tab w:val="num" w:pos="4320"/>
-        </w:tabs>
-        <w:ind w:left="4320" w:hanging="360"/>
-      </w:pPr>
-    </w:lvl>
-    <w:lvl w:ilvl="6" w:tentative="1">
-      <w:start w:val="1"/>
-      <w:numFmt w:val="decimal"/>
-      <w:lvlText w:val="%7."/>
-      <w:lvlJc w:val="left"/>
-      <w:pPr>
-        <w:tabs>
-          <w:tab w:val="num" w:pos="5040"/>
-        </w:tabs>
-        <w:ind w:left="5040" w:hanging="360"/>
-      </w:pPr>
-    </w:lvl>
-    <w:lvl w:ilvl="7" w:tentative="1">
-      <w:start w:val="1"/>
-      <w:numFmt w:val="decimal"/>
-      <w:lvlText w:val="%8."/>
-      <w:lvlJc w:val="left"/>
-      <w:pPr>
-        <w:tabs>
-          <w:tab w:val="num" w:pos="5760"/>
-        </w:tabs>
-        <w:ind w:left="5760" w:hanging="360"/>
-      </w:pPr>
-    </w:lvl>
-    <w:lvl w:ilvl="8" w:tentative="1">
-      <w:start w:val="1"/>
-      <w:numFmt w:val="decimal"/>
-      <w:lvlText w:val="%9."/>
-      <w:lvlJc w:val="left"/>
-      <w:pPr>
-        <w:tabs>
-          <w:tab w:val="num" w:pos="6480"/>
-        </w:tabs>
-        <w:ind w:left="6480" w:hanging="360"/>
-      </w:pPr>
-    </w:lvl>
-  </w:abstractNum>
-  <w:abstractNum w:abstractNumId="14" w15:restartNumberingAfterBreak="0">
-    <w:nsid w:val="54835A1C"/>
-    <w:multiLevelType w:val="multilevel"/>
-    <w:tmpl w:val="510C96FC"/>
-    <w:lvl w:ilvl="0">
-      <w:start w:val="1"/>
-      <w:numFmt w:val="decimal"/>
-      <w:lvlText w:val="%1."/>
-      <w:lvlJc w:val="left"/>
-      <w:pPr>
-        <w:tabs>
-          <w:tab w:val="num" w:pos="720"/>
-        </w:tabs>
-        <w:ind w:left="720" w:hanging="360"/>
-      </w:pPr>
-    </w:lvl>
-    <w:lvl w:ilvl="1" w:tentative="1">
-      <w:start w:val="1"/>
-      <w:numFmt w:val="decimal"/>
-      <w:lvlText w:val="%2."/>
-      <w:lvlJc w:val="left"/>
-      <w:pPr>
-        <w:tabs>
-          <w:tab w:val="num" w:pos="1440"/>
-        </w:tabs>
-        <w:ind w:left="1440" w:hanging="360"/>
-      </w:pPr>
-    </w:lvl>
-    <w:lvl w:ilvl="2" w:tentative="1">
-      <w:start w:val="1"/>
-      <w:numFmt w:val="decimal"/>
-      <w:lvlText w:val="%3."/>
-      <w:lvlJc w:val="left"/>
-      <w:pPr>
-        <w:tabs>
-          <w:tab w:val="num" w:pos="2160"/>
-        </w:tabs>
-        <w:ind w:left="2160" w:hanging="360"/>
-      </w:pPr>
-    </w:lvl>
-    <w:lvl w:ilvl="3" w:tentative="1">
-      <w:start w:val="1"/>
-      <w:numFmt w:val="decimal"/>
-      <w:lvlText w:val="%4."/>
-      <w:lvlJc w:val="left"/>
-      <w:pPr>
-        <w:tabs>
-          <w:tab w:val="num" w:pos="2880"/>
-        </w:tabs>
-        <w:ind w:left="2880" w:hanging="360"/>
-      </w:pPr>
-    </w:lvl>
-    <w:lvl w:ilvl="4" w:tentative="1">
-      <w:start w:val="1"/>
-      <w:numFmt w:val="decimal"/>
-      <w:lvlText w:val="%5."/>
-      <w:lvlJc w:val="left"/>
-      <w:pPr>
-        <w:tabs>
-          <w:tab w:val="num" w:pos="3600"/>
-        </w:tabs>
-        <w:ind w:left="3600" w:hanging="360"/>
-      </w:pPr>
-    </w:lvl>
-    <w:lvl w:ilvl="5" w:tentative="1">
-      <w:start w:val="1"/>
-      <w:numFmt w:val="decimal"/>
-      <w:lvlText w:val="%6."/>
-      <w:lvlJc w:val="left"/>
-      <w:pPr>
-        <w:tabs>
-          <w:tab w:val="num" w:pos="4320"/>
-        </w:tabs>
-        <w:ind w:left="4320" w:hanging="360"/>
-      </w:pPr>
-    </w:lvl>
-    <w:lvl w:ilvl="6" w:tentative="1">
-      <w:start w:val="1"/>
-      <w:numFmt w:val="decimal"/>
-      <w:lvlText w:val="%7."/>
-      <w:lvlJc w:val="left"/>
-      <w:pPr>
-        <w:tabs>
-          <w:tab w:val="num" w:pos="5040"/>
-        </w:tabs>
-        <w:ind w:left="5040" w:hanging="360"/>
-      </w:pPr>
-    </w:lvl>
-    <w:lvl w:ilvl="7" w:tentative="1">
-      <w:start w:val="1"/>
-      <w:numFmt w:val="decimal"/>
-      <w:lvlText w:val="%8."/>
-      <w:lvlJc w:val="left"/>
-      <w:pPr>
-        <w:tabs>
-          <w:tab w:val="num" w:pos="5760"/>
-        </w:tabs>
-        <w:ind w:left="5760" w:hanging="360"/>
-      </w:pPr>
-    </w:lvl>
-    <w:lvl w:ilvl="8" w:tentative="1">
-      <w:start w:val="1"/>
-      <w:numFmt w:val="decimal"/>
-      <w:lvlText w:val="%9."/>
-      <w:lvlJc w:val="left"/>
-      <w:pPr>
-        <w:tabs>
-          <w:tab w:val="num" w:pos="6480"/>
-        </w:tabs>
-        <w:ind w:left="6480" w:hanging="360"/>
-      </w:pPr>
-    </w:lvl>
-  </w:abstractNum>
-  <w:abstractNum w:abstractNumId="15" w15:restartNumberingAfterBreak="0">
-    <w:nsid w:val="59893711"/>
-    <w:multiLevelType w:val="multilevel"/>
-    <w:tmpl w:val="944A6580"/>
-    <w:lvl w:ilvl="0">
-      <w:start w:val="1"/>
-      <w:numFmt w:val="decimal"/>
-      <w:lvlText w:val="%1."/>
-      <w:lvlJc w:val="left"/>
-      <w:pPr>
-        <w:tabs>
-          <w:tab w:val="num" w:pos="720"/>
-        </w:tabs>
-        <w:ind w:left="720" w:hanging="360"/>
-      </w:pPr>
-    </w:lvl>
-    <w:lvl w:ilvl="1" w:tentative="1">
-      <w:start w:val="1"/>
-      <w:numFmt w:val="decimal"/>
-      <w:lvlText w:val="%2."/>
-      <w:lvlJc w:val="left"/>
-      <w:pPr>
-        <w:tabs>
-          <w:tab w:val="num" w:pos="1440"/>
-        </w:tabs>
-        <w:ind w:left="1440" w:hanging="360"/>
-      </w:pPr>
-    </w:lvl>
-    <w:lvl w:ilvl="2" w:tentative="1">
-      <w:start w:val="1"/>
-      <w:numFmt w:val="decimal"/>
-      <w:lvlText w:val="%3."/>
-      <w:lvlJc w:val="left"/>
-      <w:pPr>
-        <w:tabs>
-          <w:tab w:val="num" w:pos="2160"/>
-        </w:tabs>
-        <w:ind w:left="2160" w:hanging="360"/>
-      </w:pPr>
-    </w:lvl>
-    <w:lvl w:ilvl="3" w:tentative="1">
-      <w:start w:val="1"/>
-      <w:numFmt w:val="decimal"/>
-      <w:lvlText w:val="%4."/>
-      <w:lvlJc w:val="left"/>
-      <w:pPr>
-        <w:tabs>
-          <w:tab w:val="num" w:pos="2880"/>
-        </w:tabs>
-        <w:ind w:left="2880" w:hanging="360"/>
-      </w:pPr>
-    </w:lvl>
-    <w:lvl w:ilvl="4" w:tentative="1">
-      <w:start w:val="1"/>
-      <w:numFmt w:val="decimal"/>
-      <w:lvlText w:val="%5."/>
-      <w:lvlJc w:val="left"/>
-      <w:pPr>
-        <w:tabs>
-          <w:tab w:val="num" w:pos="3600"/>
-        </w:tabs>
-        <w:ind w:left="3600" w:hanging="360"/>
-      </w:pPr>
-    </w:lvl>
-    <w:lvl w:ilvl="5" w:tentative="1">
-      <w:start w:val="1"/>
-      <w:numFmt w:val="decimal"/>
-      <w:lvlText w:val="%6."/>
-      <w:lvlJc w:val="left"/>
-      <w:pPr>
-        <w:tabs>
-          <w:tab w:val="num" w:pos="4320"/>
-        </w:tabs>
-        <w:ind w:left="4320" w:hanging="360"/>
-      </w:pPr>
-    </w:lvl>
-    <w:lvl w:ilvl="6" w:tentative="1">
-      <w:start w:val="1"/>
-      <w:numFmt w:val="decimal"/>
-      <w:lvlText w:val="%7."/>
-      <w:lvlJc w:val="left"/>
-      <w:pPr>
-        <w:tabs>
-          <w:tab w:val="num" w:pos="5040"/>
-        </w:tabs>
-        <w:ind w:left="5040" w:hanging="360"/>
-      </w:pPr>
-    </w:lvl>
-    <w:lvl w:ilvl="7" w:tentative="1">
-      <w:start w:val="1"/>
-      <w:numFmt w:val="decimal"/>
-      <w:lvlText w:val="%8."/>
-      <w:lvlJc w:val="left"/>
-      <w:pPr>
-        <w:tabs>
-          <w:tab w:val="num" w:pos="5760"/>
-        </w:tabs>
-        <w:ind w:left="5760" w:hanging="360"/>
-      </w:pPr>
-    </w:lvl>
-    <w:lvl w:ilvl="8" w:tentative="1">
-      <w:start w:val="1"/>
-      <w:numFmt w:val="decimal"/>
-      <w:lvlText w:val="%9."/>
-      <w:lvlJc w:val="left"/>
-      <w:pPr>
-        <w:tabs>
-          <w:tab w:val="num" w:pos="6480"/>
-        </w:tabs>
-        <w:ind w:left="6480" w:hanging="360"/>
-      </w:pPr>
-    </w:lvl>
-  </w:abstractNum>
-  <w:abstractNum w:abstractNumId="16" w15:restartNumberingAfterBreak="0">
-    <w:nsid w:val="61861F86"/>
-    <w:multiLevelType w:val="multilevel"/>
-    <w:tmpl w:val="24E83068"/>
-    <w:lvl w:ilvl="0">
-      <w:start w:val="1"/>
-      <w:numFmt w:val="decimal"/>
-      <w:lvlText w:val="%1."/>
-      <w:lvlJc w:val="left"/>
-      <w:pPr>
-        <w:tabs>
-          <w:tab w:val="num" w:pos="720"/>
-        </w:tabs>
-        <w:ind w:left="720" w:hanging="360"/>
       </w:pPr>
     </w:lvl>
     <w:lvl w:ilvl="1">
@@ -5523,906 +5017,731 @@
       <w:lvlText w:val="o"/>
       <w:lvlJc w:val="left"/>
       <w:pPr>
+        <w:ind w:left="1440" w:hanging="360"/>
         <w:tabs>
           <w:tab w:val="num" w:pos="1440"/>
         </w:tabs>
-        <w:ind w:left="1440" w:hanging="360"/>
       </w:pPr>
       <w:rPr>
         <w:rFonts w:ascii="Courier New" w:hAnsi="Courier New" w:hint="default"/>
         <w:sz w:val="20"/>
       </w:rPr>
     </w:lvl>
-    <w:lvl w:ilvl="2" w:tentative="1">
-      <w:start w:val="1"/>
-      <w:numFmt w:val="decimal"/>
+    <w:lvl w:ilvl="2" w:tentative="on">
+      <w:start w:val="1"/>
       <w:lvlText w:val="%3."/>
       <w:lvlJc w:val="left"/>
       <w:pPr>
+        <w:ind w:left="2160" w:hanging="360"/>
         <w:tabs>
           <w:tab w:val="num" w:pos="2160"/>
         </w:tabs>
+      </w:pPr>
+    </w:lvl>
+    <w:lvl w:ilvl="3" w:tentative="on">
+      <w:start w:val="1"/>
+      <w:lvlText w:val="%4."/>
+      <w:lvlJc w:val="left"/>
+      <w:pPr>
+        <w:ind w:left="2880" w:hanging="360"/>
+        <w:tabs>
+          <w:tab w:val="num" w:pos="2880"/>
+        </w:tabs>
+      </w:pPr>
+    </w:lvl>
+    <w:lvl w:ilvl="4" w:tentative="on">
+      <w:start w:val="1"/>
+      <w:lvlText w:val="%5."/>
+      <w:lvlJc w:val="left"/>
+      <w:pPr>
+        <w:ind w:left="3600" w:hanging="360"/>
+        <w:tabs>
+          <w:tab w:val="num" w:pos="3600"/>
+        </w:tabs>
+      </w:pPr>
+    </w:lvl>
+    <w:lvl w:ilvl="5" w:tentative="on">
+      <w:start w:val="1"/>
+      <w:lvlText w:val="%6."/>
+      <w:lvlJc w:val="left"/>
+      <w:pPr>
+        <w:ind w:left="4320" w:hanging="360"/>
+        <w:tabs>
+          <w:tab w:val="num" w:pos="4320"/>
+        </w:tabs>
+      </w:pPr>
+    </w:lvl>
+    <w:lvl w:ilvl="6" w:tentative="on">
+      <w:start w:val="1"/>
+      <w:lvlText w:val="%7."/>
+      <w:lvlJc w:val="left"/>
+      <w:pPr>
+        <w:ind w:left="5040" w:hanging="360"/>
+        <w:tabs>
+          <w:tab w:val="num" w:pos="5040"/>
+        </w:tabs>
+      </w:pPr>
+    </w:lvl>
+    <w:lvl w:ilvl="7" w:tentative="on">
+      <w:start w:val="1"/>
+      <w:lvlText w:val="%8."/>
+      <w:lvlJc w:val="left"/>
+      <w:pPr>
+        <w:ind w:left="5760" w:hanging="360"/>
+        <w:tabs>
+          <w:tab w:val="num" w:pos="5760"/>
+        </w:tabs>
+      </w:pPr>
+    </w:lvl>
+    <w:lvl w:ilvl="8" w:tentative="on">
+      <w:start w:val="1"/>
+      <w:lvlText w:val="%9."/>
+      <w:lvlJc w:val="left"/>
+      <w:pPr>
+        <w:ind w:left="6480" w:hanging="360"/>
+        <w:tabs>
+          <w:tab w:val="num" w:pos="6480"/>
+        </w:tabs>
+      </w:pPr>
+    </w:lvl>
+  </w:abstractNum>
+  <w:abstractNum w:abstractNumId="14">
+    <w:nsid w:val="75c14dea"/>
+    <w:multiLevelType w:val="multilevel"/>
+    <w:tmpl w:val="9282070c"/>
+    <w:lvl w:ilvl="0">
+      <w:start w:val="1"/>
+      <w:lvlText w:val="%1."/>
+      <w:lvlJc w:val="left"/>
+      <w:pPr>
+        <w:ind w:left="720" w:hanging="360"/>
+        <w:tabs>
+          <w:tab w:val="num" w:pos="720"/>
+        </w:tabs>
+      </w:pPr>
+    </w:lvl>
+    <w:lvl w:ilvl="1" w:tentative="on">
+      <w:start w:val="1"/>
+      <w:lvlText w:val="%2."/>
+      <w:lvlJc w:val="left"/>
+      <w:pPr>
+        <w:ind w:left="1440" w:hanging="360"/>
+        <w:tabs>
+          <w:tab w:val="num" w:pos="1440"/>
+        </w:tabs>
+      </w:pPr>
+    </w:lvl>
+    <w:lvl w:ilvl="2" w:tentative="on">
+      <w:start w:val="1"/>
+      <w:lvlText w:val="%3."/>
+      <w:lvlJc w:val="left"/>
+      <w:pPr>
         <w:ind w:left="2160" w:hanging="360"/>
-      </w:pPr>
-    </w:lvl>
-    <w:lvl w:ilvl="3" w:tentative="1">
-      <w:start w:val="1"/>
-      <w:numFmt w:val="decimal"/>
+        <w:tabs>
+          <w:tab w:val="num" w:pos="2160"/>
+        </w:tabs>
+      </w:pPr>
+    </w:lvl>
+    <w:lvl w:ilvl="3" w:tentative="on">
+      <w:start w:val="1"/>
       <w:lvlText w:val="%4."/>
       <w:lvlJc w:val="left"/>
       <w:pPr>
+        <w:ind w:left="2880" w:hanging="360"/>
         <w:tabs>
           <w:tab w:val="num" w:pos="2880"/>
         </w:tabs>
+      </w:pPr>
+    </w:lvl>
+    <w:lvl w:ilvl="4" w:tentative="on">
+      <w:start w:val="1"/>
+      <w:lvlText w:val="%5."/>
+      <w:lvlJc w:val="left"/>
+      <w:pPr>
+        <w:ind w:left="3600" w:hanging="360"/>
+        <w:tabs>
+          <w:tab w:val="num" w:pos="3600"/>
+        </w:tabs>
+      </w:pPr>
+    </w:lvl>
+    <w:lvl w:ilvl="5" w:tentative="on">
+      <w:start w:val="1"/>
+      <w:lvlText w:val="%6."/>
+      <w:lvlJc w:val="left"/>
+      <w:pPr>
+        <w:ind w:left="4320" w:hanging="360"/>
+        <w:tabs>
+          <w:tab w:val="num" w:pos="4320"/>
+        </w:tabs>
+      </w:pPr>
+    </w:lvl>
+    <w:lvl w:ilvl="6" w:tentative="on">
+      <w:start w:val="1"/>
+      <w:lvlText w:val="%7."/>
+      <w:lvlJc w:val="left"/>
+      <w:pPr>
+        <w:ind w:left="5040" w:hanging="360"/>
+        <w:tabs>
+          <w:tab w:val="num" w:pos="5040"/>
+        </w:tabs>
+      </w:pPr>
+    </w:lvl>
+    <w:lvl w:ilvl="7" w:tentative="on">
+      <w:start w:val="1"/>
+      <w:lvlText w:val="%8."/>
+      <w:lvlJc w:val="left"/>
+      <w:pPr>
+        <w:ind w:left="5760" w:hanging="360"/>
+        <w:tabs>
+          <w:tab w:val="num" w:pos="5760"/>
+        </w:tabs>
+      </w:pPr>
+    </w:lvl>
+    <w:lvl w:ilvl="8" w:tentative="on">
+      <w:start w:val="1"/>
+      <w:lvlText w:val="%9."/>
+      <w:lvlJc w:val="left"/>
+      <w:pPr>
+        <w:ind w:left="6480" w:hanging="360"/>
+        <w:tabs>
+          <w:tab w:val="num" w:pos="6480"/>
+        </w:tabs>
+      </w:pPr>
+    </w:lvl>
+  </w:abstractNum>
+  <w:abstractNum w:abstractNumId="15">
+    <w:nsid w:val="1a444862"/>
+    <w:multiLevelType w:val="multilevel"/>
+    <w:tmpl w:val="2d08e3d6"/>
+    <w:lvl w:ilvl="0">
+      <w:start w:val="1"/>
+      <w:lvlText w:val="%1."/>
+      <w:lvlJc w:val="left"/>
+      <w:pPr>
+        <w:ind w:left="720" w:hanging="360"/>
+        <w:tabs>
+          <w:tab w:val="num" w:pos="720"/>
+        </w:tabs>
+      </w:pPr>
+    </w:lvl>
+    <w:lvl w:ilvl="1" w:tentative="on">
+      <w:start w:val="1"/>
+      <w:lvlText w:val="%2."/>
+      <w:lvlJc w:val="left"/>
+      <w:pPr>
+        <w:ind w:left="1440" w:hanging="360"/>
+        <w:tabs>
+          <w:tab w:val="num" w:pos="1440"/>
+        </w:tabs>
+      </w:pPr>
+    </w:lvl>
+    <w:lvl w:ilvl="2" w:tentative="on">
+      <w:start w:val="1"/>
+      <w:lvlText w:val="%3."/>
+      <w:lvlJc w:val="left"/>
+      <w:pPr>
+        <w:ind w:left="2160" w:hanging="360"/>
+        <w:tabs>
+          <w:tab w:val="num" w:pos="2160"/>
+        </w:tabs>
+      </w:pPr>
+    </w:lvl>
+    <w:lvl w:ilvl="3" w:tentative="on">
+      <w:start w:val="1"/>
+      <w:lvlText w:val="%4."/>
+      <w:lvlJc w:val="left"/>
+      <w:pPr>
         <w:ind w:left="2880" w:hanging="360"/>
-      </w:pPr>
-    </w:lvl>
-    <w:lvl w:ilvl="4" w:tentative="1">
-      <w:start w:val="1"/>
-      <w:numFmt w:val="decimal"/>
+        <w:tabs>
+          <w:tab w:val="num" w:pos="2880"/>
+        </w:tabs>
+      </w:pPr>
+    </w:lvl>
+    <w:lvl w:ilvl="4" w:tentative="on">
+      <w:start w:val="1"/>
       <w:lvlText w:val="%5."/>
       <w:lvlJc w:val="left"/>
       <w:pPr>
+        <w:ind w:left="3600" w:hanging="360"/>
         <w:tabs>
           <w:tab w:val="num" w:pos="3600"/>
         </w:tabs>
+      </w:pPr>
+    </w:lvl>
+    <w:lvl w:ilvl="5" w:tentative="on">
+      <w:start w:val="1"/>
+      <w:lvlText w:val="%6."/>
+      <w:lvlJc w:val="left"/>
+      <w:pPr>
+        <w:ind w:left="4320" w:hanging="360"/>
+        <w:tabs>
+          <w:tab w:val="num" w:pos="4320"/>
+        </w:tabs>
+      </w:pPr>
+    </w:lvl>
+    <w:lvl w:ilvl="6" w:tentative="on">
+      <w:start w:val="1"/>
+      <w:lvlText w:val="%7."/>
+      <w:lvlJc w:val="left"/>
+      <w:pPr>
+        <w:ind w:left="5040" w:hanging="360"/>
+        <w:tabs>
+          <w:tab w:val="num" w:pos="5040"/>
+        </w:tabs>
+      </w:pPr>
+    </w:lvl>
+    <w:lvl w:ilvl="7" w:tentative="on">
+      <w:start w:val="1"/>
+      <w:lvlText w:val="%8."/>
+      <w:lvlJc w:val="left"/>
+      <w:pPr>
+        <w:ind w:left="5760" w:hanging="360"/>
+        <w:tabs>
+          <w:tab w:val="num" w:pos="5760"/>
+        </w:tabs>
+      </w:pPr>
+    </w:lvl>
+    <w:lvl w:ilvl="8" w:tentative="on">
+      <w:start w:val="1"/>
+      <w:lvlText w:val="%9."/>
+      <w:lvlJc w:val="left"/>
+      <w:pPr>
+        <w:ind w:left="6480" w:hanging="360"/>
+        <w:tabs>
+          <w:tab w:val="num" w:pos="6480"/>
+        </w:tabs>
+      </w:pPr>
+    </w:lvl>
+  </w:abstractNum>
+  <w:abstractNum w:abstractNumId="16">
+    <w:nsid w:val="184b1b44"/>
+    <w:multiLevelType w:val="multilevel"/>
+    <w:tmpl w:val="58a41fdc"/>
+    <w:lvl w:ilvl="0">
+      <w:start w:val="1"/>
+      <w:lvlText w:val="%1."/>
+      <w:lvlJc w:val="left"/>
+      <w:pPr>
+        <w:ind w:left="720" w:hanging="360"/>
+        <w:tabs>
+          <w:tab w:val="num" w:pos="720"/>
+        </w:tabs>
+      </w:pPr>
+    </w:lvl>
+    <w:lvl w:ilvl="1" w:tentative="on">
+      <w:start w:val="1"/>
+      <w:lvlText w:val="%2."/>
+      <w:lvlJc w:val="left"/>
+      <w:pPr>
+        <w:ind w:left="1440" w:hanging="360"/>
+        <w:tabs>
+          <w:tab w:val="num" w:pos="1440"/>
+        </w:tabs>
+      </w:pPr>
+    </w:lvl>
+    <w:lvl w:ilvl="2" w:tentative="on">
+      <w:start w:val="1"/>
+      <w:lvlText w:val="%3."/>
+      <w:lvlJc w:val="left"/>
+      <w:pPr>
+        <w:ind w:left="2160" w:hanging="360"/>
+        <w:tabs>
+          <w:tab w:val="num" w:pos="2160"/>
+        </w:tabs>
+      </w:pPr>
+    </w:lvl>
+    <w:lvl w:ilvl="3" w:tentative="on">
+      <w:start w:val="1"/>
+      <w:lvlText w:val="%4."/>
+      <w:lvlJc w:val="left"/>
+      <w:pPr>
+        <w:ind w:left="2880" w:hanging="360"/>
+        <w:tabs>
+          <w:tab w:val="num" w:pos="2880"/>
+        </w:tabs>
+      </w:pPr>
+    </w:lvl>
+    <w:lvl w:ilvl="4" w:tentative="on">
+      <w:start w:val="1"/>
+      <w:lvlText w:val="%5."/>
+      <w:lvlJc w:val="left"/>
+      <w:pPr>
         <w:ind w:left="3600" w:hanging="360"/>
-      </w:pPr>
-    </w:lvl>
-    <w:lvl w:ilvl="5" w:tentative="1">
-      <w:start w:val="1"/>
-      <w:numFmt w:val="decimal"/>
+        <w:tabs>
+          <w:tab w:val="num" w:pos="3600"/>
+        </w:tabs>
+      </w:pPr>
+    </w:lvl>
+    <w:lvl w:ilvl="5" w:tentative="on">
+      <w:start w:val="1"/>
       <w:lvlText w:val="%6."/>
       <w:lvlJc w:val="left"/>
       <w:pPr>
+        <w:ind w:left="4320" w:hanging="360"/>
         <w:tabs>
           <w:tab w:val="num" w:pos="4320"/>
         </w:tabs>
+      </w:pPr>
+    </w:lvl>
+    <w:lvl w:ilvl="6" w:tentative="on">
+      <w:start w:val="1"/>
+      <w:lvlText w:val="%7."/>
+      <w:lvlJc w:val="left"/>
+      <w:pPr>
+        <w:ind w:left="5040" w:hanging="360"/>
+        <w:tabs>
+          <w:tab w:val="num" w:pos="5040"/>
+        </w:tabs>
+      </w:pPr>
+    </w:lvl>
+    <w:lvl w:ilvl="7" w:tentative="on">
+      <w:start w:val="1"/>
+      <w:lvlText w:val="%8."/>
+      <w:lvlJc w:val="left"/>
+      <w:pPr>
+        <w:ind w:left="5760" w:hanging="360"/>
+        <w:tabs>
+          <w:tab w:val="num" w:pos="5760"/>
+        </w:tabs>
+      </w:pPr>
+    </w:lvl>
+    <w:lvl w:ilvl="8" w:tentative="on">
+      <w:start w:val="1"/>
+      <w:lvlText w:val="%9."/>
+      <w:lvlJc w:val="left"/>
+      <w:pPr>
+        <w:ind w:left="6480" w:hanging="360"/>
+        <w:tabs>
+          <w:tab w:val="num" w:pos="6480"/>
+        </w:tabs>
+      </w:pPr>
+    </w:lvl>
+  </w:abstractNum>
+  <w:abstractNum w:abstractNumId="17">
+    <w:nsid w:val="14dd0b3e"/>
+    <w:multiLevelType w:val="multilevel"/>
+    <w:tmpl w:val="fb4057d4"/>
+    <w:lvl w:ilvl="0">
+      <w:start w:val="1"/>
+      <w:lvlText w:val="%1."/>
+      <w:lvlJc w:val="left"/>
+      <w:pPr>
+        <w:ind w:left="720" w:hanging="360"/>
+        <w:tabs>
+          <w:tab w:val="num" w:pos="720"/>
+        </w:tabs>
+      </w:pPr>
+    </w:lvl>
+    <w:lvl w:ilvl="1" w:tentative="on">
+      <w:start w:val="1"/>
+      <w:lvlText w:val="%2."/>
+      <w:lvlJc w:val="left"/>
+      <w:pPr>
+        <w:ind w:left="1440" w:hanging="360"/>
+        <w:tabs>
+          <w:tab w:val="num" w:pos="1440"/>
+        </w:tabs>
+      </w:pPr>
+    </w:lvl>
+    <w:lvl w:ilvl="2" w:tentative="on">
+      <w:start w:val="1"/>
+      <w:lvlText w:val="%3."/>
+      <w:lvlJc w:val="left"/>
+      <w:pPr>
+        <w:ind w:left="2160" w:hanging="360"/>
+        <w:tabs>
+          <w:tab w:val="num" w:pos="2160"/>
+        </w:tabs>
+      </w:pPr>
+    </w:lvl>
+    <w:lvl w:ilvl="3" w:tentative="on">
+      <w:start w:val="1"/>
+      <w:lvlText w:val="%4."/>
+      <w:lvlJc w:val="left"/>
+      <w:pPr>
+        <w:ind w:left="2880" w:hanging="360"/>
+        <w:tabs>
+          <w:tab w:val="num" w:pos="2880"/>
+        </w:tabs>
+      </w:pPr>
+    </w:lvl>
+    <w:lvl w:ilvl="4" w:tentative="on">
+      <w:start w:val="1"/>
+      <w:lvlText w:val="%5."/>
+      <w:lvlJc w:val="left"/>
+      <w:pPr>
+        <w:ind w:left="3600" w:hanging="360"/>
+        <w:tabs>
+          <w:tab w:val="num" w:pos="3600"/>
+        </w:tabs>
+      </w:pPr>
+    </w:lvl>
+    <w:lvl w:ilvl="5" w:tentative="on">
+      <w:start w:val="1"/>
+      <w:lvlText w:val="%6."/>
+      <w:lvlJc w:val="left"/>
+      <w:pPr>
         <w:ind w:left="4320" w:hanging="360"/>
-      </w:pPr>
-    </w:lvl>
-    <w:lvl w:ilvl="6" w:tentative="1">
-      <w:start w:val="1"/>
-      <w:numFmt w:val="decimal"/>
+        <w:tabs>
+          <w:tab w:val="num" w:pos="4320"/>
+        </w:tabs>
+      </w:pPr>
+    </w:lvl>
+    <w:lvl w:ilvl="6" w:tentative="on">
+      <w:start w:val="1"/>
       <w:lvlText w:val="%7."/>
       <w:lvlJc w:val="left"/>
       <w:pPr>
+        <w:ind w:left="5040" w:hanging="360"/>
         <w:tabs>
           <w:tab w:val="num" w:pos="5040"/>
         </w:tabs>
+      </w:pPr>
+    </w:lvl>
+    <w:lvl w:ilvl="7" w:tentative="on">
+      <w:start w:val="1"/>
+      <w:lvlText w:val="%8."/>
+      <w:lvlJc w:val="left"/>
+      <w:pPr>
+        <w:ind w:left="5760" w:hanging="360"/>
+        <w:tabs>
+          <w:tab w:val="num" w:pos="5760"/>
+        </w:tabs>
+      </w:pPr>
+    </w:lvl>
+    <w:lvl w:ilvl="8" w:tentative="on">
+      <w:start w:val="1"/>
+      <w:lvlText w:val="%9."/>
+      <w:lvlJc w:val="left"/>
+      <w:pPr>
+        <w:ind w:left="6480" w:hanging="360"/>
+        <w:tabs>
+          <w:tab w:val="num" w:pos="6480"/>
+        </w:tabs>
+      </w:pPr>
+    </w:lvl>
+  </w:abstractNum>
+  <w:abstractNum w:abstractNumId="18">
+    <w:nsid w:val="59893711"/>
+    <w:multiLevelType w:val="multilevel"/>
+    <w:tmpl w:val="944a6580"/>
+    <w:lvl w:ilvl="0">
+      <w:start w:val="1"/>
+      <w:lvlText w:val="%1."/>
+      <w:lvlJc w:val="left"/>
+      <w:pPr>
+        <w:ind w:left="720" w:hanging="360"/>
+        <w:tabs>
+          <w:tab w:val="num" w:pos="720"/>
+        </w:tabs>
+      </w:pPr>
+    </w:lvl>
+    <w:lvl w:ilvl="1" w:tentative="on">
+      <w:start w:val="1"/>
+      <w:lvlText w:val="%2."/>
+      <w:lvlJc w:val="left"/>
+      <w:pPr>
+        <w:ind w:left="1440" w:hanging="360"/>
+        <w:tabs>
+          <w:tab w:val="num" w:pos="1440"/>
+        </w:tabs>
+      </w:pPr>
+    </w:lvl>
+    <w:lvl w:ilvl="2" w:tentative="on">
+      <w:start w:val="1"/>
+      <w:lvlText w:val="%3."/>
+      <w:lvlJc w:val="left"/>
+      <w:pPr>
+        <w:ind w:left="2160" w:hanging="360"/>
+        <w:tabs>
+          <w:tab w:val="num" w:pos="2160"/>
+        </w:tabs>
+      </w:pPr>
+    </w:lvl>
+    <w:lvl w:ilvl="3" w:tentative="on">
+      <w:start w:val="1"/>
+      <w:lvlText w:val="%4."/>
+      <w:lvlJc w:val="left"/>
+      <w:pPr>
+        <w:ind w:left="2880" w:hanging="360"/>
+        <w:tabs>
+          <w:tab w:val="num" w:pos="2880"/>
+        </w:tabs>
+      </w:pPr>
+    </w:lvl>
+    <w:lvl w:ilvl="4" w:tentative="on">
+      <w:start w:val="1"/>
+      <w:lvlText w:val="%5."/>
+      <w:lvlJc w:val="left"/>
+      <w:pPr>
+        <w:ind w:left="3600" w:hanging="360"/>
+        <w:tabs>
+          <w:tab w:val="num" w:pos="3600"/>
+        </w:tabs>
+      </w:pPr>
+    </w:lvl>
+    <w:lvl w:ilvl="5" w:tentative="on">
+      <w:start w:val="1"/>
+      <w:lvlText w:val="%6."/>
+      <w:lvlJc w:val="left"/>
+      <w:pPr>
+        <w:ind w:left="4320" w:hanging="360"/>
+        <w:tabs>
+          <w:tab w:val="num" w:pos="4320"/>
+        </w:tabs>
+      </w:pPr>
+    </w:lvl>
+    <w:lvl w:ilvl="6" w:tentative="on">
+      <w:start w:val="1"/>
+      <w:lvlText w:val="%7."/>
+      <w:lvlJc w:val="left"/>
+      <w:pPr>
         <w:ind w:left="5040" w:hanging="360"/>
-      </w:pPr>
-    </w:lvl>
-    <w:lvl w:ilvl="7" w:tentative="1">
-      <w:start w:val="1"/>
-      <w:numFmt w:val="decimal"/>
+        <w:tabs>
+          <w:tab w:val="num" w:pos="5040"/>
+        </w:tabs>
+      </w:pPr>
+    </w:lvl>
+    <w:lvl w:ilvl="7" w:tentative="on">
+      <w:start w:val="1"/>
       <w:lvlText w:val="%8."/>
       <w:lvlJc w:val="left"/>
       <w:pPr>
+        <w:ind w:left="5760" w:hanging="360"/>
         <w:tabs>
           <w:tab w:val="num" w:pos="5760"/>
         </w:tabs>
+      </w:pPr>
+    </w:lvl>
+    <w:lvl w:ilvl="8" w:tentative="on">
+      <w:start w:val="1"/>
+      <w:lvlText w:val="%9."/>
+      <w:lvlJc w:val="left"/>
+      <w:pPr>
+        <w:ind w:left="6480" w:hanging="360"/>
+        <w:tabs>
+          <w:tab w:val="num" w:pos="6480"/>
+        </w:tabs>
+      </w:pPr>
+    </w:lvl>
+  </w:abstractNum>
+  <w:abstractNum w:abstractNumId="19">
+    <w:nsid w:val="4c3d7d59"/>
+    <w:multiLevelType w:val="multilevel"/>
+    <w:tmpl w:val="191a7442"/>
+    <w:lvl w:ilvl="0">
+      <w:start w:val="1"/>
+      <w:lvlText w:val="%1."/>
+      <w:lvlJc w:val="left"/>
+      <w:pPr>
+        <w:ind w:left="720" w:hanging="360"/>
+        <w:tabs>
+          <w:tab w:val="num" w:pos="720"/>
+        </w:tabs>
+      </w:pPr>
+    </w:lvl>
+    <w:lvl w:ilvl="1" w:tentative="on">
+      <w:start w:val="1"/>
+      <w:lvlText w:val="%2."/>
+      <w:lvlJc w:val="left"/>
+      <w:pPr>
+        <w:ind w:left="1440" w:hanging="360"/>
+        <w:tabs>
+          <w:tab w:val="num" w:pos="1440"/>
+        </w:tabs>
+      </w:pPr>
+    </w:lvl>
+    <w:lvl w:ilvl="2" w:tentative="on">
+      <w:start w:val="1"/>
+      <w:lvlText w:val="%3."/>
+      <w:lvlJc w:val="left"/>
+      <w:pPr>
+        <w:ind w:left="2160" w:hanging="360"/>
+        <w:tabs>
+          <w:tab w:val="num" w:pos="2160"/>
+        </w:tabs>
+      </w:pPr>
+    </w:lvl>
+    <w:lvl w:ilvl="3" w:tentative="on">
+      <w:start w:val="1"/>
+      <w:lvlText w:val="%4."/>
+      <w:lvlJc w:val="left"/>
+      <w:pPr>
+        <w:ind w:left="2880" w:hanging="360"/>
+        <w:tabs>
+          <w:tab w:val="num" w:pos="2880"/>
+        </w:tabs>
+      </w:pPr>
+    </w:lvl>
+    <w:lvl w:ilvl="4" w:tentative="on">
+      <w:start w:val="1"/>
+      <w:lvlText w:val="%5."/>
+      <w:lvlJc w:val="left"/>
+      <w:pPr>
+        <w:ind w:left="3600" w:hanging="360"/>
+        <w:tabs>
+          <w:tab w:val="num" w:pos="3600"/>
+        </w:tabs>
+      </w:pPr>
+    </w:lvl>
+    <w:lvl w:ilvl="5" w:tentative="on">
+      <w:start w:val="1"/>
+      <w:lvlText w:val="%6."/>
+      <w:lvlJc w:val="left"/>
+      <w:pPr>
+        <w:ind w:left="4320" w:hanging="360"/>
+        <w:tabs>
+          <w:tab w:val="num" w:pos="4320"/>
+        </w:tabs>
+      </w:pPr>
+    </w:lvl>
+    <w:lvl w:ilvl="6" w:tentative="on">
+      <w:start w:val="1"/>
+      <w:lvlText w:val="%7."/>
+      <w:lvlJc w:val="left"/>
+      <w:pPr>
+        <w:ind w:left="5040" w:hanging="360"/>
+        <w:tabs>
+          <w:tab w:val="num" w:pos="5040"/>
+        </w:tabs>
+      </w:pPr>
+    </w:lvl>
+    <w:lvl w:ilvl="7" w:tentative="on">
+      <w:start w:val="1"/>
+      <w:lvlText w:val="%8."/>
+      <w:lvlJc w:val="left"/>
+      <w:pPr>
         <w:ind w:left="5760" w:hanging="360"/>
-      </w:pPr>
-    </w:lvl>
-    <w:lvl w:ilvl="8" w:tentative="1">
-      <w:start w:val="1"/>
-      <w:numFmt w:val="decimal"/>
+        <w:tabs>
+          <w:tab w:val="num" w:pos="5760"/>
+        </w:tabs>
+      </w:pPr>
+    </w:lvl>
+    <w:lvl w:ilvl="8" w:tentative="on">
+      <w:start w:val="1"/>
       <w:lvlText w:val="%9."/>
       <w:lvlJc w:val="left"/>
       <w:pPr>
+        <w:ind w:left="6480" w:hanging="360"/>
         <w:tabs>
           <w:tab w:val="num" w:pos="6480"/>
         </w:tabs>
-        <w:ind w:left="6480" w:hanging="360"/>
       </w:pPr>
     </w:lvl>
   </w:abstractNum>
-  <w:abstractNum w:abstractNumId="17" w15:restartNumberingAfterBreak="0">
-    <w:nsid w:val="620B11B0"/>
+  <w:abstractNum w:abstractNumId="20">
+    <w:nsid w:val="7dd76d03"/>
     <w:multiLevelType w:val="multilevel"/>
-    <w:tmpl w:val="5C5237A8"/>
+    <w:tmpl w:val="adce5c78"/>
     <w:lvl w:ilvl="0">
-      <w:start w:val="2"/>
-      <w:numFmt w:val="decimal"/>
+      <w:start w:val="1"/>
       <w:lvlText w:val="%1."/>
       <w:lvlJc w:val="left"/>
       <w:pPr>
+        <w:ind w:left="720" w:hanging="360"/>
         <w:tabs>
           <w:tab w:val="num" w:pos="720"/>
         </w:tabs>
-        <w:ind w:left="720" w:hanging="360"/>
-      </w:pPr>
-    </w:lvl>
-    <w:lvl w:ilvl="1" w:tentative="1">
-      <w:start w:val="1"/>
-      <w:numFmt w:val="decimal"/>
-      <w:lvlText w:val="%2."/>
-      <w:lvlJc w:val="left"/>
-      <w:pPr>
-        <w:tabs>
-          <w:tab w:val="num" w:pos="1440"/>
-        </w:tabs>
-        <w:ind w:left="1440" w:hanging="360"/>
-      </w:pPr>
-    </w:lvl>
-    <w:lvl w:ilvl="2" w:tentative="1">
-      <w:start w:val="1"/>
-      <w:numFmt w:val="decimal"/>
-      <w:lvlText w:val="%3."/>
-      <w:lvlJc w:val="left"/>
-      <w:pPr>
-        <w:tabs>
-          <w:tab w:val="num" w:pos="2160"/>
-        </w:tabs>
-        <w:ind w:left="2160" w:hanging="360"/>
-      </w:pPr>
-    </w:lvl>
-    <w:lvl w:ilvl="3" w:tentative="1">
-      <w:start w:val="1"/>
-      <w:numFmt w:val="decimal"/>
-      <w:lvlText w:val="%4."/>
-      <w:lvlJc w:val="left"/>
-      <w:pPr>
-        <w:tabs>
-          <w:tab w:val="num" w:pos="2880"/>
-        </w:tabs>
-        <w:ind w:left="2880" w:hanging="360"/>
-      </w:pPr>
-    </w:lvl>
-    <w:lvl w:ilvl="4" w:tentative="1">
-      <w:start w:val="1"/>
-      <w:numFmt w:val="decimal"/>
-      <w:lvlText w:val="%5."/>
-      <w:lvlJc w:val="left"/>
-      <w:pPr>
-        <w:tabs>
-          <w:tab w:val="num" w:pos="3600"/>
-        </w:tabs>
-        <w:ind w:left="3600" w:hanging="360"/>
-      </w:pPr>
-    </w:lvl>
-    <w:lvl w:ilvl="5" w:tentative="1">
-      <w:start w:val="1"/>
-      <w:numFmt w:val="decimal"/>
-      <w:lvlText w:val="%6."/>
-      <w:lvlJc w:val="left"/>
-      <w:pPr>
-        <w:tabs>
-          <w:tab w:val="num" w:pos="4320"/>
-        </w:tabs>
-        <w:ind w:left="4320" w:hanging="360"/>
-      </w:pPr>
-    </w:lvl>
-    <w:lvl w:ilvl="6" w:tentative="1">
-      <w:start w:val="1"/>
-      <w:numFmt w:val="decimal"/>
-      <w:lvlText w:val="%7."/>
-      <w:lvlJc w:val="left"/>
-      <w:pPr>
-        <w:tabs>
-          <w:tab w:val="num" w:pos="5040"/>
-        </w:tabs>
-        <w:ind w:left="5040" w:hanging="360"/>
-      </w:pPr>
-    </w:lvl>
-    <w:lvl w:ilvl="7" w:tentative="1">
-      <w:start w:val="1"/>
-      <w:numFmt w:val="decimal"/>
-      <w:lvlText w:val="%8."/>
-      <w:lvlJc w:val="left"/>
-      <w:pPr>
-        <w:tabs>
-          <w:tab w:val="num" w:pos="5760"/>
-        </w:tabs>
-        <w:ind w:left="5760" w:hanging="360"/>
-      </w:pPr>
-    </w:lvl>
-    <w:lvl w:ilvl="8" w:tentative="1">
-      <w:start w:val="1"/>
-      <w:numFmt w:val="decimal"/>
-      <w:lvlText w:val="%9."/>
-      <w:lvlJc w:val="left"/>
-      <w:pPr>
-        <w:tabs>
-          <w:tab w:val="num" w:pos="6480"/>
-        </w:tabs>
-        <w:ind w:left="6480" w:hanging="360"/>
-      </w:pPr>
-    </w:lvl>
-  </w:abstractNum>
-  <w:abstractNum w:abstractNumId="18" w15:restartNumberingAfterBreak="0">
-    <w:nsid w:val="689318A1"/>
-    <w:multiLevelType w:val="multilevel"/>
-    <w:tmpl w:val="F8E046CC"/>
-    <w:lvl w:ilvl="0">
-      <w:start w:val="1"/>
-      <w:numFmt w:val="decimal"/>
-      <w:lvlText w:val="%1."/>
-      <w:lvlJc w:val="left"/>
-      <w:pPr>
-        <w:tabs>
-          <w:tab w:val="num" w:pos="720"/>
-        </w:tabs>
-        <w:ind w:left="720" w:hanging="360"/>
-      </w:pPr>
-    </w:lvl>
-    <w:lvl w:ilvl="1" w:tentative="1">
-      <w:start w:val="1"/>
-      <w:numFmt w:val="decimal"/>
-      <w:lvlText w:val="%2."/>
-      <w:lvlJc w:val="left"/>
-      <w:pPr>
-        <w:tabs>
-          <w:tab w:val="num" w:pos="1440"/>
-        </w:tabs>
-        <w:ind w:left="1440" w:hanging="360"/>
-      </w:pPr>
-    </w:lvl>
-    <w:lvl w:ilvl="2" w:tentative="1">
-      <w:start w:val="1"/>
-      <w:numFmt w:val="decimal"/>
-      <w:lvlText w:val="%3."/>
-      <w:lvlJc w:val="left"/>
-      <w:pPr>
-        <w:tabs>
-          <w:tab w:val="num" w:pos="2160"/>
-        </w:tabs>
-        <w:ind w:left="2160" w:hanging="360"/>
-      </w:pPr>
-    </w:lvl>
-    <w:lvl w:ilvl="3" w:tentative="1">
-      <w:start w:val="1"/>
-      <w:numFmt w:val="decimal"/>
-      <w:lvlText w:val="%4."/>
-      <w:lvlJc w:val="left"/>
-      <w:pPr>
-        <w:tabs>
-          <w:tab w:val="num" w:pos="2880"/>
-        </w:tabs>
-        <w:ind w:left="2880" w:hanging="360"/>
-      </w:pPr>
-    </w:lvl>
-    <w:lvl w:ilvl="4" w:tentative="1">
-      <w:start w:val="1"/>
-      <w:numFmt w:val="decimal"/>
-      <w:lvlText w:val="%5."/>
-      <w:lvlJc w:val="left"/>
-      <w:pPr>
-        <w:tabs>
-          <w:tab w:val="num" w:pos="3600"/>
-        </w:tabs>
-        <w:ind w:left="3600" w:hanging="360"/>
-      </w:pPr>
-    </w:lvl>
-    <w:lvl w:ilvl="5" w:tentative="1">
-      <w:start w:val="1"/>
-      <w:numFmt w:val="decimal"/>
-      <w:lvlText w:val="%6."/>
-      <w:lvlJc w:val="left"/>
-      <w:pPr>
-        <w:tabs>
-          <w:tab w:val="num" w:pos="4320"/>
-        </w:tabs>
-        <w:ind w:left="4320" w:hanging="360"/>
-      </w:pPr>
-    </w:lvl>
-    <w:lvl w:ilvl="6" w:tentative="1">
-      <w:start w:val="1"/>
-      <w:numFmt w:val="decimal"/>
-      <w:lvlText w:val="%7."/>
-      <w:lvlJc w:val="left"/>
-      <w:pPr>
-        <w:tabs>
-          <w:tab w:val="num" w:pos="5040"/>
-        </w:tabs>
-        <w:ind w:left="5040" w:hanging="360"/>
-      </w:pPr>
-    </w:lvl>
-    <w:lvl w:ilvl="7" w:tentative="1">
-      <w:start w:val="1"/>
-      <w:numFmt w:val="decimal"/>
-      <w:lvlText w:val="%8."/>
-      <w:lvlJc w:val="left"/>
-      <w:pPr>
-        <w:tabs>
-          <w:tab w:val="num" w:pos="5760"/>
-        </w:tabs>
-        <w:ind w:left="5760" w:hanging="360"/>
-      </w:pPr>
-    </w:lvl>
-    <w:lvl w:ilvl="8" w:tentative="1">
-      <w:start w:val="1"/>
-      <w:numFmt w:val="decimal"/>
-      <w:lvlText w:val="%9."/>
-      <w:lvlJc w:val="left"/>
-      <w:pPr>
-        <w:tabs>
-          <w:tab w:val="num" w:pos="6480"/>
-        </w:tabs>
-        <w:ind w:left="6480" w:hanging="360"/>
-      </w:pPr>
-    </w:lvl>
-  </w:abstractNum>
-  <w:abstractNum w:abstractNumId="19" w15:restartNumberingAfterBreak="0">
-    <w:nsid w:val="711E6081"/>
-    <w:multiLevelType w:val="multilevel"/>
-    <w:tmpl w:val="E91EE224"/>
-    <w:lvl w:ilvl="0">
-      <w:start w:val="1"/>
-      <w:numFmt w:val="decimal"/>
-      <w:lvlText w:val="%1."/>
-      <w:lvlJc w:val="left"/>
-      <w:pPr>
-        <w:tabs>
-          <w:tab w:val="num" w:pos="720"/>
-        </w:tabs>
-        <w:ind w:left="720" w:hanging="360"/>
-      </w:pPr>
-    </w:lvl>
-    <w:lvl w:ilvl="1" w:tentative="1">
-      <w:start w:val="1"/>
-      <w:numFmt w:val="decimal"/>
-      <w:lvlText w:val="%2."/>
-      <w:lvlJc w:val="left"/>
-      <w:pPr>
-        <w:tabs>
-          <w:tab w:val="num" w:pos="1440"/>
-        </w:tabs>
-        <w:ind w:left="1440" w:hanging="360"/>
-      </w:pPr>
-    </w:lvl>
-    <w:lvl w:ilvl="2" w:tentative="1">
-      <w:start w:val="1"/>
-      <w:numFmt w:val="decimal"/>
-      <w:lvlText w:val="%3."/>
-      <w:lvlJc w:val="left"/>
-      <w:pPr>
-        <w:tabs>
-          <w:tab w:val="num" w:pos="2160"/>
-        </w:tabs>
-        <w:ind w:left="2160" w:hanging="360"/>
-      </w:pPr>
-    </w:lvl>
-    <w:lvl w:ilvl="3" w:tentative="1">
-      <w:start w:val="1"/>
-      <w:numFmt w:val="decimal"/>
-      <w:lvlText w:val="%4."/>
-      <w:lvlJc w:val="left"/>
-      <w:pPr>
-        <w:tabs>
-          <w:tab w:val="num" w:pos="2880"/>
-        </w:tabs>
-        <w:ind w:left="2880" w:hanging="360"/>
-      </w:pPr>
-    </w:lvl>
-    <w:lvl w:ilvl="4" w:tentative="1">
-      <w:start w:val="1"/>
-      <w:numFmt w:val="decimal"/>
-      <w:lvlText w:val="%5."/>
-      <w:lvlJc w:val="left"/>
-      <w:pPr>
-        <w:tabs>
-          <w:tab w:val="num" w:pos="3600"/>
-        </w:tabs>
-        <w:ind w:left="3600" w:hanging="360"/>
-      </w:pPr>
-    </w:lvl>
-    <w:lvl w:ilvl="5" w:tentative="1">
-      <w:start w:val="1"/>
-      <w:numFmt w:val="decimal"/>
-      <w:lvlText w:val="%6."/>
-      <w:lvlJc w:val="left"/>
-      <w:pPr>
-        <w:tabs>
-          <w:tab w:val="num" w:pos="4320"/>
-        </w:tabs>
-        <w:ind w:left="4320" w:hanging="360"/>
-      </w:pPr>
-    </w:lvl>
-    <w:lvl w:ilvl="6" w:tentative="1">
-      <w:start w:val="1"/>
-      <w:numFmt w:val="decimal"/>
-      <w:lvlText w:val="%7."/>
-      <w:lvlJc w:val="left"/>
-      <w:pPr>
-        <w:tabs>
-          <w:tab w:val="num" w:pos="5040"/>
-        </w:tabs>
-        <w:ind w:left="5040" w:hanging="360"/>
-      </w:pPr>
-    </w:lvl>
-    <w:lvl w:ilvl="7" w:tentative="1">
-      <w:start w:val="1"/>
-      <w:numFmt w:val="decimal"/>
-      <w:lvlText w:val="%8."/>
-      <w:lvlJc w:val="left"/>
-      <w:pPr>
-        <w:tabs>
-          <w:tab w:val="num" w:pos="5760"/>
-        </w:tabs>
-        <w:ind w:left="5760" w:hanging="360"/>
-      </w:pPr>
-    </w:lvl>
-    <w:lvl w:ilvl="8" w:tentative="1">
-      <w:start w:val="1"/>
-      <w:numFmt w:val="decimal"/>
-      <w:lvlText w:val="%9."/>
-      <w:lvlJc w:val="left"/>
-      <w:pPr>
-        <w:tabs>
-          <w:tab w:val="num" w:pos="6480"/>
-        </w:tabs>
-        <w:ind w:left="6480" w:hanging="360"/>
-      </w:pPr>
-    </w:lvl>
-  </w:abstractNum>
-  <w:abstractNum w:abstractNumId="20" w15:restartNumberingAfterBreak="0">
-    <w:nsid w:val="75C14DEA"/>
-    <w:multiLevelType w:val="multilevel"/>
-    <w:tmpl w:val="9282070C"/>
-    <w:lvl w:ilvl="0">
-      <w:start w:val="1"/>
-      <w:numFmt w:val="decimal"/>
-      <w:lvlText w:val="%1."/>
-      <w:lvlJc w:val="left"/>
-      <w:pPr>
-        <w:tabs>
-          <w:tab w:val="num" w:pos="720"/>
-        </w:tabs>
-        <w:ind w:left="720" w:hanging="360"/>
-      </w:pPr>
-    </w:lvl>
-    <w:lvl w:ilvl="1" w:tentative="1">
-      <w:start w:val="1"/>
-      <w:numFmt w:val="decimal"/>
-      <w:lvlText w:val="%2."/>
-      <w:lvlJc w:val="left"/>
-      <w:pPr>
-        <w:tabs>
-          <w:tab w:val="num" w:pos="1440"/>
-        </w:tabs>
-        <w:ind w:left="1440" w:hanging="360"/>
-      </w:pPr>
-    </w:lvl>
-    <w:lvl w:ilvl="2" w:tentative="1">
-      <w:start w:val="1"/>
-      <w:numFmt w:val="decimal"/>
-      <w:lvlText w:val="%3."/>
-      <w:lvlJc w:val="left"/>
-      <w:pPr>
-        <w:tabs>
-          <w:tab w:val="num" w:pos="2160"/>
-        </w:tabs>
-        <w:ind w:left="2160" w:hanging="360"/>
-      </w:pPr>
-    </w:lvl>
-    <w:lvl w:ilvl="3" w:tentative="1">
-      <w:start w:val="1"/>
-      <w:numFmt w:val="decimal"/>
-      <w:lvlText w:val="%4."/>
-      <w:lvlJc w:val="left"/>
-      <w:pPr>
-        <w:tabs>
-          <w:tab w:val="num" w:pos="2880"/>
-        </w:tabs>
-        <w:ind w:left="2880" w:hanging="360"/>
-      </w:pPr>
-    </w:lvl>
-    <w:lvl w:ilvl="4" w:tentative="1">
-      <w:start w:val="1"/>
-      <w:numFmt w:val="decimal"/>
-      <w:lvlText w:val="%5."/>
-      <w:lvlJc w:val="left"/>
-      <w:pPr>
-        <w:tabs>
-          <w:tab w:val="num" w:pos="3600"/>
-        </w:tabs>
-        <w:ind w:left="3600" w:hanging="360"/>
-      </w:pPr>
-    </w:lvl>
-    <w:lvl w:ilvl="5" w:tentative="1">
-      <w:start w:val="1"/>
-      <w:numFmt w:val="decimal"/>
-      <w:lvlText w:val="%6."/>
-      <w:lvlJc w:val="left"/>
-      <w:pPr>
-        <w:tabs>
-          <w:tab w:val="num" w:pos="4320"/>
-        </w:tabs>
-        <w:ind w:left="4320" w:hanging="360"/>
-      </w:pPr>
-    </w:lvl>
-    <w:lvl w:ilvl="6" w:tentative="1">
-      <w:start w:val="1"/>
-      <w:numFmt w:val="decimal"/>
-      <w:lvlText w:val="%7."/>
-      <w:lvlJc w:val="left"/>
-      <w:pPr>
-        <w:tabs>
-          <w:tab w:val="num" w:pos="5040"/>
-        </w:tabs>
-        <w:ind w:left="5040" w:hanging="360"/>
-      </w:pPr>
-    </w:lvl>
-    <w:lvl w:ilvl="7" w:tentative="1">
-      <w:start w:val="1"/>
-      <w:numFmt w:val="decimal"/>
-      <w:lvlText w:val="%8."/>
-      <w:lvlJc w:val="left"/>
-      <w:pPr>
-        <w:tabs>
-          <w:tab w:val="num" w:pos="5760"/>
-        </w:tabs>
-        <w:ind w:left="5760" w:hanging="360"/>
-      </w:pPr>
-    </w:lvl>
-    <w:lvl w:ilvl="8" w:tentative="1">
-      <w:start w:val="1"/>
-      <w:numFmt w:val="decimal"/>
-      <w:lvlText w:val="%9."/>
-      <w:lvlJc w:val="left"/>
-      <w:pPr>
-        <w:tabs>
-          <w:tab w:val="num" w:pos="6480"/>
-        </w:tabs>
-        <w:ind w:left="6480" w:hanging="360"/>
-      </w:pPr>
-    </w:lvl>
-  </w:abstractNum>
-  <w:abstractNum w:abstractNumId="21" w15:restartNumberingAfterBreak="0">
-    <w:nsid w:val="7A973DB7"/>
-    <w:multiLevelType w:val="multilevel"/>
-    <w:tmpl w:val="B784B942"/>
-    <w:lvl w:ilvl="0">
-      <w:start w:val="1"/>
-      <w:numFmt w:val="decimal"/>
-      <w:lvlText w:val="%1."/>
-      <w:lvlJc w:val="left"/>
-      <w:pPr>
-        <w:tabs>
-          <w:tab w:val="num" w:pos="720"/>
-        </w:tabs>
-        <w:ind w:left="720" w:hanging="360"/>
-      </w:pPr>
-    </w:lvl>
-    <w:lvl w:ilvl="1" w:tentative="1">
-      <w:start w:val="1"/>
-      <w:numFmt w:val="decimal"/>
-      <w:lvlText w:val="%2."/>
-      <w:lvlJc w:val="left"/>
-      <w:pPr>
-        <w:tabs>
-          <w:tab w:val="num" w:pos="1440"/>
-        </w:tabs>
-        <w:ind w:left="1440" w:hanging="360"/>
-      </w:pPr>
-    </w:lvl>
-    <w:lvl w:ilvl="2" w:tentative="1">
-      <w:start w:val="1"/>
-      <w:numFmt w:val="decimal"/>
-      <w:lvlText w:val="%3."/>
-      <w:lvlJc w:val="left"/>
-      <w:pPr>
-        <w:tabs>
-          <w:tab w:val="num" w:pos="2160"/>
-        </w:tabs>
-        <w:ind w:left="2160" w:hanging="360"/>
-      </w:pPr>
-    </w:lvl>
-    <w:lvl w:ilvl="3" w:tentative="1">
-      <w:start w:val="1"/>
-      <w:numFmt w:val="decimal"/>
-      <w:lvlText w:val="%4."/>
-      <w:lvlJc w:val="left"/>
-      <w:pPr>
-        <w:tabs>
-          <w:tab w:val="num" w:pos="2880"/>
-        </w:tabs>
-        <w:ind w:left="2880" w:hanging="360"/>
-      </w:pPr>
-    </w:lvl>
-    <w:lvl w:ilvl="4" w:tentative="1">
-      <w:start w:val="1"/>
-      <w:numFmt w:val="decimal"/>
-      <w:lvlText w:val="%5."/>
-      <w:lvlJc w:val="left"/>
-      <w:pPr>
-        <w:tabs>
-          <w:tab w:val="num" w:pos="3600"/>
-        </w:tabs>
-        <w:ind w:left="3600" w:hanging="360"/>
-      </w:pPr>
-    </w:lvl>
-    <w:lvl w:ilvl="5" w:tentative="1">
-      <w:start w:val="1"/>
-      <w:numFmt w:val="decimal"/>
-      <w:lvlText w:val="%6."/>
-      <w:lvlJc w:val="left"/>
-      <w:pPr>
-        <w:tabs>
-          <w:tab w:val="num" w:pos="4320"/>
-        </w:tabs>
-        <w:ind w:left="4320" w:hanging="360"/>
-      </w:pPr>
-    </w:lvl>
-    <w:lvl w:ilvl="6" w:tentative="1">
-      <w:start w:val="1"/>
-      <w:numFmt w:val="decimal"/>
-      <w:lvlText w:val="%7."/>
-      <w:lvlJc w:val="left"/>
-      <w:pPr>
-        <w:tabs>
-          <w:tab w:val="num" w:pos="5040"/>
-        </w:tabs>
-        <w:ind w:left="5040" w:hanging="360"/>
-      </w:pPr>
-    </w:lvl>
-    <w:lvl w:ilvl="7" w:tentative="1">
-      <w:start w:val="1"/>
-      <w:numFmt w:val="decimal"/>
-      <w:lvlText w:val="%8."/>
-      <w:lvlJc w:val="left"/>
-      <w:pPr>
-        <w:tabs>
-          <w:tab w:val="num" w:pos="5760"/>
-        </w:tabs>
-        <w:ind w:left="5760" w:hanging="360"/>
-      </w:pPr>
-    </w:lvl>
-    <w:lvl w:ilvl="8" w:tentative="1">
-      <w:start w:val="1"/>
-      <w:numFmt w:val="decimal"/>
-      <w:lvlText w:val="%9."/>
-      <w:lvlJc w:val="left"/>
-      <w:pPr>
-        <w:tabs>
-          <w:tab w:val="num" w:pos="6480"/>
-        </w:tabs>
-        <w:ind w:left="6480" w:hanging="360"/>
-      </w:pPr>
-    </w:lvl>
-  </w:abstractNum>
-  <w:abstractNum w:abstractNumId="22" w15:restartNumberingAfterBreak="0">
-    <w:nsid w:val="7C8429F6"/>
-    <w:multiLevelType w:val="multilevel"/>
-    <w:tmpl w:val="D80E3AEA"/>
-    <w:lvl w:ilvl="0">
-      <w:start w:val="1"/>
-      <w:numFmt w:val="decimal"/>
-      <w:lvlText w:val="%1."/>
-      <w:lvlJc w:val="left"/>
-      <w:pPr>
-        <w:tabs>
-          <w:tab w:val="num" w:pos="720"/>
-        </w:tabs>
-        <w:ind w:left="720" w:hanging="360"/>
-      </w:pPr>
-    </w:lvl>
-    <w:lvl w:ilvl="1" w:tentative="1">
-      <w:start w:val="1"/>
-      <w:numFmt w:val="decimal"/>
-      <w:lvlText w:val="%2."/>
-      <w:lvlJc w:val="left"/>
-      <w:pPr>
-        <w:tabs>
-          <w:tab w:val="num" w:pos="1440"/>
-        </w:tabs>
-        <w:ind w:left="1440" w:hanging="360"/>
-      </w:pPr>
-    </w:lvl>
-    <w:lvl w:ilvl="2" w:tentative="1">
-      <w:start w:val="1"/>
-      <w:numFmt w:val="decimal"/>
-      <w:lvlText w:val="%3."/>
-      <w:lvlJc w:val="left"/>
-      <w:pPr>
-        <w:tabs>
-          <w:tab w:val="num" w:pos="2160"/>
-        </w:tabs>
-        <w:ind w:left="2160" w:hanging="360"/>
-      </w:pPr>
-    </w:lvl>
-    <w:lvl w:ilvl="3" w:tentative="1">
-      <w:start w:val="1"/>
-      <w:numFmt w:val="decimal"/>
-      <w:lvlText w:val="%4."/>
-      <w:lvlJc w:val="left"/>
-      <w:pPr>
-        <w:tabs>
-          <w:tab w:val="num" w:pos="2880"/>
-        </w:tabs>
-        <w:ind w:left="2880" w:hanging="360"/>
-      </w:pPr>
-    </w:lvl>
-    <w:lvl w:ilvl="4" w:tentative="1">
-      <w:start w:val="1"/>
-      <w:numFmt w:val="decimal"/>
-      <w:lvlText w:val="%5."/>
-      <w:lvlJc w:val="left"/>
-      <w:pPr>
-        <w:tabs>
-          <w:tab w:val="num" w:pos="3600"/>
-        </w:tabs>
-        <w:ind w:left="3600" w:hanging="360"/>
-      </w:pPr>
-    </w:lvl>
-    <w:lvl w:ilvl="5" w:tentative="1">
-      <w:start w:val="1"/>
-      <w:numFmt w:val="decimal"/>
-      <w:lvlText w:val="%6."/>
-      <w:lvlJc w:val="left"/>
-      <w:pPr>
-        <w:tabs>
-          <w:tab w:val="num" w:pos="4320"/>
-        </w:tabs>
-        <w:ind w:left="4320" w:hanging="360"/>
-      </w:pPr>
-    </w:lvl>
-    <w:lvl w:ilvl="6" w:tentative="1">
-      <w:start w:val="1"/>
-      <w:numFmt w:val="decimal"/>
-      <w:lvlText w:val="%7."/>
-      <w:lvlJc w:val="left"/>
-      <w:pPr>
-        <w:tabs>
-          <w:tab w:val="num" w:pos="5040"/>
-        </w:tabs>
-        <w:ind w:left="5040" w:hanging="360"/>
-      </w:pPr>
-    </w:lvl>
-    <w:lvl w:ilvl="7" w:tentative="1">
-      <w:start w:val="1"/>
-      <w:numFmt w:val="decimal"/>
-      <w:lvlText w:val="%8."/>
-      <w:lvlJc w:val="left"/>
-      <w:pPr>
-        <w:tabs>
-          <w:tab w:val="num" w:pos="5760"/>
-        </w:tabs>
-        <w:ind w:left="5760" w:hanging="360"/>
-      </w:pPr>
-    </w:lvl>
-    <w:lvl w:ilvl="8" w:tentative="1">
-      <w:start w:val="1"/>
-      <w:numFmt w:val="decimal"/>
-      <w:lvlText w:val="%9."/>
-      <w:lvlJc w:val="left"/>
-      <w:pPr>
-        <w:tabs>
-          <w:tab w:val="num" w:pos="6480"/>
-        </w:tabs>
-        <w:ind w:left="6480" w:hanging="360"/>
-      </w:pPr>
-    </w:lvl>
-  </w:abstractNum>
-  <w:abstractNum w:abstractNumId="23" w15:restartNumberingAfterBreak="0">
-    <w:nsid w:val="7CEA0211"/>
-    <w:multiLevelType w:val="multilevel"/>
-    <w:tmpl w:val="E668CAC8"/>
-    <w:lvl w:ilvl="0">
-      <w:start w:val="1"/>
-      <w:numFmt w:val="decimal"/>
-      <w:lvlText w:val="%1."/>
-      <w:lvlJc w:val="left"/>
-      <w:pPr>
-        <w:tabs>
-          <w:tab w:val="num" w:pos="720"/>
-        </w:tabs>
-        <w:ind w:left="720" w:hanging="360"/>
-      </w:pPr>
-    </w:lvl>
-    <w:lvl w:ilvl="1" w:tentative="1">
-      <w:start w:val="1"/>
-      <w:numFmt w:val="decimal"/>
-      <w:lvlText w:val="%2."/>
-      <w:lvlJc w:val="left"/>
-      <w:pPr>
-        <w:tabs>
-          <w:tab w:val="num" w:pos="1440"/>
-        </w:tabs>
-        <w:ind w:left="1440" w:hanging="360"/>
-      </w:pPr>
-    </w:lvl>
-    <w:lvl w:ilvl="2" w:tentative="1">
-      <w:start w:val="1"/>
-      <w:numFmt w:val="decimal"/>
-      <w:lvlText w:val="%3."/>
-      <w:lvlJc w:val="left"/>
-      <w:pPr>
-        <w:tabs>
-          <w:tab w:val="num" w:pos="2160"/>
-        </w:tabs>
-        <w:ind w:left="2160" w:hanging="360"/>
-      </w:pPr>
-    </w:lvl>
-    <w:lvl w:ilvl="3" w:tentative="1">
-      <w:start w:val="1"/>
-      <w:numFmt w:val="decimal"/>
-      <w:lvlText w:val="%4."/>
-      <w:lvlJc w:val="left"/>
-      <w:pPr>
-        <w:tabs>
-          <w:tab w:val="num" w:pos="2880"/>
-        </w:tabs>
-        <w:ind w:left="2880" w:hanging="360"/>
-      </w:pPr>
-    </w:lvl>
-    <w:lvl w:ilvl="4" w:tentative="1">
-      <w:start w:val="1"/>
-      <w:numFmt w:val="decimal"/>
-      <w:lvlText w:val="%5."/>
-      <w:lvlJc w:val="left"/>
-      <w:pPr>
-        <w:tabs>
-          <w:tab w:val="num" w:pos="3600"/>
-        </w:tabs>
-        <w:ind w:left="3600" w:hanging="360"/>
-      </w:pPr>
-    </w:lvl>
-    <w:lvl w:ilvl="5" w:tentative="1">
-      <w:start w:val="1"/>
-      <w:numFmt w:val="decimal"/>
-      <w:lvlText w:val="%6."/>
-      <w:lvlJc w:val="left"/>
-      <w:pPr>
-        <w:tabs>
-          <w:tab w:val="num" w:pos="4320"/>
-        </w:tabs>
-        <w:ind w:left="4320" w:hanging="360"/>
-      </w:pPr>
-    </w:lvl>
-    <w:lvl w:ilvl="6" w:tentative="1">
-      <w:start w:val="1"/>
-      <w:numFmt w:val="decimal"/>
-      <w:lvlText w:val="%7."/>
-      <w:lvlJc w:val="left"/>
-      <w:pPr>
-        <w:tabs>
-          <w:tab w:val="num" w:pos="5040"/>
-        </w:tabs>
-        <w:ind w:left="5040" w:hanging="360"/>
-      </w:pPr>
-    </w:lvl>
-    <w:lvl w:ilvl="7" w:tentative="1">
-      <w:start w:val="1"/>
-      <w:numFmt w:val="decimal"/>
-      <w:lvlText w:val="%8."/>
-      <w:lvlJc w:val="left"/>
-      <w:pPr>
-        <w:tabs>
-          <w:tab w:val="num" w:pos="5760"/>
-        </w:tabs>
-        <w:ind w:left="5760" w:hanging="360"/>
-      </w:pPr>
-    </w:lvl>
-    <w:lvl w:ilvl="8" w:tentative="1">
-      <w:start w:val="1"/>
-      <w:numFmt w:val="decimal"/>
-      <w:lvlText w:val="%9."/>
-      <w:lvlJc w:val="left"/>
-      <w:pPr>
-        <w:tabs>
-          <w:tab w:val="num" w:pos="6480"/>
-        </w:tabs>
-        <w:ind w:left="6480" w:hanging="360"/>
-      </w:pPr>
-    </w:lvl>
-  </w:abstractNum>
-  <w:abstractNum w:abstractNumId="24" w15:restartNumberingAfterBreak="0">
-    <w:nsid w:val="7DD76D03"/>
-    <w:multiLevelType w:val="multilevel"/>
-    <w:tmpl w:val="ADCE5C78"/>
-    <w:lvl w:ilvl="0">
-      <w:start w:val="1"/>
-      <w:numFmt w:val="decimal"/>
-      <w:lvlText w:val="%1."/>
-      <w:lvlJc w:val="left"/>
-      <w:pPr>
-        <w:tabs>
-          <w:tab w:val="num" w:pos="720"/>
-        </w:tabs>
-        <w:ind w:left="720" w:hanging="360"/>
       </w:pPr>
     </w:lvl>
     <w:lvl w:ilvl="1">
@@ -6431,190 +5750,598 @@
       <w:lvlText w:val="o"/>
       <w:lvlJc w:val="left"/>
       <w:pPr>
+        <w:ind w:left="1440" w:hanging="360"/>
         <w:tabs>
           <w:tab w:val="num" w:pos="1440"/>
         </w:tabs>
-        <w:ind w:left="1440" w:hanging="360"/>
       </w:pPr>
       <w:rPr>
         <w:rFonts w:ascii="Courier New" w:hAnsi="Courier New" w:hint="default"/>
         <w:sz w:val="20"/>
       </w:rPr>
     </w:lvl>
-    <w:lvl w:ilvl="2" w:tentative="1">
-      <w:start w:val="1"/>
-      <w:numFmt w:val="decimal"/>
+    <w:lvl w:ilvl="2" w:tentative="on">
+      <w:start w:val="1"/>
       <w:lvlText w:val="%3."/>
       <w:lvlJc w:val="left"/>
       <w:pPr>
+        <w:ind w:left="2160" w:hanging="360"/>
         <w:tabs>
           <w:tab w:val="num" w:pos="2160"/>
         </w:tabs>
+      </w:pPr>
+    </w:lvl>
+    <w:lvl w:ilvl="3" w:tentative="on">
+      <w:start w:val="1"/>
+      <w:lvlText w:val="%4."/>
+      <w:lvlJc w:val="left"/>
+      <w:pPr>
+        <w:ind w:left="2880" w:hanging="360"/>
+        <w:tabs>
+          <w:tab w:val="num" w:pos="2880"/>
+        </w:tabs>
+      </w:pPr>
+    </w:lvl>
+    <w:lvl w:ilvl="4" w:tentative="on">
+      <w:start w:val="1"/>
+      <w:lvlText w:val="%5."/>
+      <w:lvlJc w:val="left"/>
+      <w:pPr>
+        <w:ind w:left="3600" w:hanging="360"/>
+        <w:tabs>
+          <w:tab w:val="num" w:pos="3600"/>
+        </w:tabs>
+      </w:pPr>
+    </w:lvl>
+    <w:lvl w:ilvl="5" w:tentative="on">
+      <w:start w:val="1"/>
+      <w:lvlText w:val="%6."/>
+      <w:lvlJc w:val="left"/>
+      <w:pPr>
+        <w:ind w:left="4320" w:hanging="360"/>
+        <w:tabs>
+          <w:tab w:val="num" w:pos="4320"/>
+        </w:tabs>
+      </w:pPr>
+    </w:lvl>
+    <w:lvl w:ilvl="6" w:tentative="on">
+      <w:start w:val="1"/>
+      <w:lvlText w:val="%7."/>
+      <w:lvlJc w:val="left"/>
+      <w:pPr>
+        <w:ind w:left="5040" w:hanging="360"/>
+        <w:tabs>
+          <w:tab w:val="num" w:pos="5040"/>
+        </w:tabs>
+      </w:pPr>
+    </w:lvl>
+    <w:lvl w:ilvl="7" w:tentative="on">
+      <w:start w:val="1"/>
+      <w:lvlText w:val="%8."/>
+      <w:lvlJc w:val="left"/>
+      <w:pPr>
+        <w:ind w:left="5760" w:hanging="360"/>
+        <w:tabs>
+          <w:tab w:val="num" w:pos="5760"/>
+        </w:tabs>
+      </w:pPr>
+    </w:lvl>
+    <w:lvl w:ilvl="8" w:tentative="on">
+      <w:start w:val="1"/>
+      <w:lvlText w:val="%9."/>
+      <w:lvlJc w:val="left"/>
+      <w:pPr>
+        <w:ind w:left="6480" w:hanging="360"/>
+        <w:tabs>
+          <w:tab w:val="num" w:pos="6480"/>
+        </w:tabs>
+      </w:pPr>
+    </w:lvl>
+  </w:abstractNum>
+  <w:abstractNum w:abstractNumId="21">
+    <w:nsid w:val="23732935"/>
+    <w:multiLevelType w:val="multilevel"/>
+    <w:tmpl w:val="1d14f1de"/>
+    <w:lvl w:ilvl="0">
+      <w:start w:val="1"/>
+      <w:lvlText w:val="%1."/>
+      <w:lvlJc w:val="left"/>
+      <w:pPr>
+        <w:ind w:left="720" w:hanging="360"/>
+        <w:tabs>
+          <w:tab w:val="num" w:pos="720"/>
+        </w:tabs>
+      </w:pPr>
+    </w:lvl>
+    <w:lvl w:ilvl="1" w:tentative="on">
+      <w:start w:val="1"/>
+      <w:lvlText w:val="%2."/>
+      <w:lvlJc w:val="left"/>
+      <w:pPr>
+        <w:ind w:left="1440" w:hanging="360"/>
+        <w:tabs>
+          <w:tab w:val="num" w:pos="1440"/>
+        </w:tabs>
+      </w:pPr>
+    </w:lvl>
+    <w:lvl w:ilvl="2" w:tentative="on">
+      <w:start w:val="1"/>
+      <w:lvlText w:val="%3."/>
+      <w:lvlJc w:val="left"/>
+      <w:pPr>
         <w:ind w:left="2160" w:hanging="360"/>
-      </w:pPr>
-    </w:lvl>
-    <w:lvl w:ilvl="3" w:tentative="1">
-      <w:start w:val="1"/>
-      <w:numFmt w:val="decimal"/>
+        <w:tabs>
+          <w:tab w:val="num" w:pos="2160"/>
+        </w:tabs>
+      </w:pPr>
+    </w:lvl>
+    <w:lvl w:ilvl="3" w:tentative="on">
+      <w:start w:val="1"/>
       <w:lvlText w:val="%4."/>
       <w:lvlJc w:val="left"/>
       <w:pPr>
+        <w:ind w:left="2880" w:hanging="360"/>
         <w:tabs>
           <w:tab w:val="num" w:pos="2880"/>
         </w:tabs>
+      </w:pPr>
+    </w:lvl>
+    <w:lvl w:ilvl="4" w:tentative="on">
+      <w:start w:val="1"/>
+      <w:lvlText w:val="%5."/>
+      <w:lvlJc w:val="left"/>
+      <w:pPr>
+        <w:ind w:left="3600" w:hanging="360"/>
+        <w:tabs>
+          <w:tab w:val="num" w:pos="3600"/>
+        </w:tabs>
+      </w:pPr>
+    </w:lvl>
+    <w:lvl w:ilvl="5" w:tentative="on">
+      <w:start w:val="1"/>
+      <w:lvlText w:val="%6."/>
+      <w:lvlJc w:val="left"/>
+      <w:pPr>
+        <w:ind w:left="4320" w:hanging="360"/>
+        <w:tabs>
+          <w:tab w:val="num" w:pos="4320"/>
+        </w:tabs>
+      </w:pPr>
+    </w:lvl>
+    <w:lvl w:ilvl="6" w:tentative="on">
+      <w:start w:val="1"/>
+      <w:lvlText w:val="%7."/>
+      <w:lvlJc w:val="left"/>
+      <w:pPr>
+        <w:ind w:left="5040" w:hanging="360"/>
+        <w:tabs>
+          <w:tab w:val="num" w:pos="5040"/>
+        </w:tabs>
+      </w:pPr>
+    </w:lvl>
+    <w:lvl w:ilvl="7" w:tentative="on">
+      <w:start w:val="1"/>
+      <w:lvlText w:val="%8."/>
+      <w:lvlJc w:val="left"/>
+      <w:pPr>
+        <w:ind w:left="5760" w:hanging="360"/>
+        <w:tabs>
+          <w:tab w:val="num" w:pos="5760"/>
+        </w:tabs>
+      </w:pPr>
+    </w:lvl>
+    <w:lvl w:ilvl="8" w:tentative="on">
+      <w:start w:val="1"/>
+      <w:lvlText w:val="%9."/>
+      <w:lvlJc w:val="left"/>
+      <w:pPr>
+        <w:ind w:left="6480" w:hanging="360"/>
+        <w:tabs>
+          <w:tab w:val="num" w:pos="6480"/>
+        </w:tabs>
+      </w:pPr>
+    </w:lvl>
+  </w:abstractNum>
+  <w:abstractNum w:abstractNumId="22">
+    <w:nsid w:val="7c8429f6"/>
+    <w:multiLevelType w:val="multilevel"/>
+    <w:tmpl w:val="d80e3aea"/>
+    <w:lvl w:ilvl="0">
+      <w:start w:val="1"/>
+      <w:lvlText w:val="%1."/>
+      <w:lvlJc w:val="left"/>
+      <w:pPr>
+        <w:ind w:left="720" w:hanging="360"/>
+        <w:tabs>
+          <w:tab w:val="num" w:pos="720"/>
+        </w:tabs>
+      </w:pPr>
+    </w:lvl>
+    <w:lvl w:ilvl="1" w:tentative="on">
+      <w:start w:val="1"/>
+      <w:lvlText w:val="%2."/>
+      <w:lvlJc w:val="left"/>
+      <w:pPr>
+        <w:ind w:left="1440" w:hanging="360"/>
+        <w:tabs>
+          <w:tab w:val="num" w:pos="1440"/>
+        </w:tabs>
+      </w:pPr>
+    </w:lvl>
+    <w:lvl w:ilvl="2" w:tentative="on">
+      <w:start w:val="1"/>
+      <w:lvlText w:val="%3."/>
+      <w:lvlJc w:val="left"/>
+      <w:pPr>
+        <w:ind w:left="2160" w:hanging="360"/>
+        <w:tabs>
+          <w:tab w:val="num" w:pos="2160"/>
+        </w:tabs>
+      </w:pPr>
+    </w:lvl>
+    <w:lvl w:ilvl="3" w:tentative="on">
+      <w:start w:val="1"/>
+      <w:lvlText w:val="%4."/>
+      <w:lvlJc w:val="left"/>
+      <w:pPr>
         <w:ind w:left="2880" w:hanging="360"/>
-      </w:pPr>
-    </w:lvl>
-    <w:lvl w:ilvl="4" w:tentative="1">
-      <w:start w:val="1"/>
-      <w:numFmt w:val="decimal"/>
+        <w:tabs>
+          <w:tab w:val="num" w:pos="2880"/>
+        </w:tabs>
+      </w:pPr>
+    </w:lvl>
+    <w:lvl w:ilvl="4" w:tentative="on">
+      <w:start w:val="1"/>
       <w:lvlText w:val="%5."/>
       <w:lvlJc w:val="left"/>
       <w:pPr>
+        <w:ind w:left="3600" w:hanging="360"/>
         <w:tabs>
           <w:tab w:val="num" w:pos="3600"/>
         </w:tabs>
+      </w:pPr>
+    </w:lvl>
+    <w:lvl w:ilvl="5" w:tentative="on">
+      <w:start w:val="1"/>
+      <w:lvlText w:val="%6."/>
+      <w:lvlJc w:val="left"/>
+      <w:pPr>
+        <w:ind w:left="4320" w:hanging="360"/>
+        <w:tabs>
+          <w:tab w:val="num" w:pos="4320"/>
+        </w:tabs>
+      </w:pPr>
+    </w:lvl>
+    <w:lvl w:ilvl="6" w:tentative="on">
+      <w:start w:val="1"/>
+      <w:lvlText w:val="%7."/>
+      <w:lvlJc w:val="left"/>
+      <w:pPr>
+        <w:ind w:left="5040" w:hanging="360"/>
+        <w:tabs>
+          <w:tab w:val="num" w:pos="5040"/>
+        </w:tabs>
+      </w:pPr>
+    </w:lvl>
+    <w:lvl w:ilvl="7" w:tentative="on">
+      <w:start w:val="1"/>
+      <w:lvlText w:val="%8."/>
+      <w:lvlJc w:val="left"/>
+      <w:pPr>
+        <w:ind w:left="5760" w:hanging="360"/>
+        <w:tabs>
+          <w:tab w:val="num" w:pos="5760"/>
+        </w:tabs>
+      </w:pPr>
+    </w:lvl>
+    <w:lvl w:ilvl="8" w:tentative="on">
+      <w:start w:val="1"/>
+      <w:lvlText w:val="%9."/>
+      <w:lvlJc w:val="left"/>
+      <w:pPr>
+        <w:ind w:left="6480" w:hanging="360"/>
+        <w:tabs>
+          <w:tab w:val="num" w:pos="6480"/>
+        </w:tabs>
+      </w:pPr>
+    </w:lvl>
+  </w:abstractNum>
+  <w:abstractNum w:abstractNumId="23">
+    <w:nsid w:val="127b2ea6"/>
+    <w:multiLevelType w:val="multilevel"/>
+    <w:tmpl w:val="96129e3c"/>
+    <w:lvl w:ilvl="0">
+      <w:start w:val="1"/>
+      <w:lvlText w:val="%1."/>
+      <w:lvlJc w:val="left"/>
+      <w:pPr>
+        <w:ind w:left="720" w:hanging="360"/>
+        <w:tabs>
+          <w:tab w:val="num" w:pos="720"/>
+        </w:tabs>
+      </w:pPr>
+    </w:lvl>
+    <w:lvl w:ilvl="1" w:tentative="on">
+      <w:start w:val="1"/>
+      <w:lvlText w:val="%2."/>
+      <w:lvlJc w:val="left"/>
+      <w:pPr>
+        <w:ind w:left="1440" w:hanging="360"/>
+        <w:tabs>
+          <w:tab w:val="num" w:pos="1440"/>
+        </w:tabs>
+      </w:pPr>
+    </w:lvl>
+    <w:lvl w:ilvl="2" w:tentative="on">
+      <w:start w:val="1"/>
+      <w:lvlText w:val="%3."/>
+      <w:lvlJc w:val="left"/>
+      <w:pPr>
+        <w:ind w:left="2160" w:hanging="360"/>
+        <w:tabs>
+          <w:tab w:val="num" w:pos="2160"/>
+        </w:tabs>
+      </w:pPr>
+    </w:lvl>
+    <w:lvl w:ilvl="3" w:tentative="on">
+      <w:start w:val="1"/>
+      <w:lvlText w:val="%4."/>
+      <w:lvlJc w:val="left"/>
+      <w:pPr>
+        <w:ind w:left="2880" w:hanging="360"/>
+        <w:tabs>
+          <w:tab w:val="num" w:pos="2880"/>
+        </w:tabs>
+      </w:pPr>
+    </w:lvl>
+    <w:lvl w:ilvl="4" w:tentative="on">
+      <w:start w:val="1"/>
+      <w:lvlText w:val="%5."/>
+      <w:lvlJc w:val="left"/>
+      <w:pPr>
         <w:ind w:left="3600" w:hanging="360"/>
-      </w:pPr>
-    </w:lvl>
-    <w:lvl w:ilvl="5" w:tentative="1">
-      <w:start w:val="1"/>
-      <w:numFmt w:val="decimal"/>
+        <w:tabs>
+          <w:tab w:val="num" w:pos="3600"/>
+        </w:tabs>
+      </w:pPr>
+    </w:lvl>
+    <w:lvl w:ilvl="5" w:tentative="on">
+      <w:start w:val="1"/>
       <w:lvlText w:val="%6."/>
       <w:lvlJc w:val="left"/>
       <w:pPr>
+        <w:ind w:left="4320" w:hanging="360"/>
         <w:tabs>
           <w:tab w:val="num" w:pos="4320"/>
         </w:tabs>
+      </w:pPr>
+    </w:lvl>
+    <w:lvl w:ilvl="6" w:tentative="on">
+      <w:start w:val="1"/>
+      <w:lvlText w:val="%7."/>
+      <w:lvlJc w:val="left"/>
+      <w:pPr>
+        <w:ind w:left="5040" w:hanging="360"/>
+        <w:tabs>
+          <w:tab w:val="num" w:pos="5040"/>
+        </w:tabs>
+      </w:pPr>
+    </w:lvl>
+    <w:lvl w:ilvl="7" w:tentative="on">
+      <w:start w:val="1"/>
+      <w:lvlText w:val="%8."/>
+      <w:lvlJc w:val="left"/>
+      <w:pPr>
+        <w:ind w:left="5760" w:hanging="360"/>
+        <w:tabs>
+          <w:tab w:val="num" w:pos="5760"/>
+        </w:tabs>
+      </w:pPr>
+    </w:lvl>
+    <w:lvl w:ilvl="8" w:tentative="on">
+      <w:start w:val="1"/>
+      <w:lvlText w:val="%9."/>
+      <w:lvlJc w:val="left"/>
+      <w:pPr>
+        <w:ind w:left="6480" w:hanging="360"/>
+        <w:tabs>
+          <w:tab w:val="num" w:pos="6480"/>
+        </w:tabs>
+      </w:pPr>
+    </w:lvl>
+  </w:abstractNum>
+  <w:abstractNum w:abstractNumId="24">
+    <w:nsid w:val="bdc15e1"/>
+    <w:multiLevelType w:val="multilevel"/>
+    <w:tmpl w:val="ba05056"/>
+    <w:lvl w:ilvl="0">
+      <w:start w:val="1"/>
+      <w:lvlText w:val="%1."/>
+      <w:lvlJc w:val="left"/>
+      <w:pPr>
+        <w:ind w:left="720" w:hanging="360"/>
+        <w:tabs>
+          <w:tab w:val="num" w:pos="720"/>
+        </w:tabs>
+      </w:pPr>
+    </w:lvl>
+    <w:lvl w:ilvl="1" w:tentative="on">
+      <w:start w:val="1"/>
+      <w:lvlText w:val="%2."/>
+      <w:lvlJc w:val="left"/>
+      <w:pPr>
+        <w:ind w:left="1440" w:hanging="360"/>
+        <w:tabs>
+          <w:tab w:val="num" w:pos="1440"/>
+        </w:tabs>
+      </w:pPr>
+    </w:lvl>
+    <w:lvl w:ilvl="2" w:tentative="on">
+      <w:start w:val="1"/>
+      <w:lvlText w:val="%3."/>
+      <w:lvlJc w:val="left"/>
+      <w:pPr>
+        <w:ind w:left="2160" w:hanging="360"/>
+        <w:tabs>
+          <w:tab w:val="num" w:pos="2160"/>
+        </w:tabs>
+      </w:pPr>
+    </w:lvl>
+    <w:lvl w:ilvl="3" w:tentative="on">
+      <w:start w:val="1"/>
+      <w:lvlText w:val="%4."/>
+      <w:lvlJc w:val="left"/>
+      <w:pPr>
+        <w:ind w:left="2880" w:hanging="360"/>
+        <w:tabs>
+          <w:tab w:val="num" w:pos="2880"/>
+        </w:tabs>
+      </w:pPr>
+    </w:lvl>
+    <w:lvl w:ilvl="4" w:tentative="on">
+      <w:start w:val="1"/>
+      <w:lvlText w:val="%5."/>
+      <w:lvlJc w:val="left"/>
+      <w:pPr>
+        <w:ind w:left="3600" w:hanging="360"/>
+        <w:tabs>
+          <w:tab w:val="num" w:pos="3600"/>
+        </w:tabs>
+      </w:pPr>
+    </w:lvl>
+    <w:lvl w:ilvl="5" w:tentative="on">
+      <w:start w:val="1"/>
+      <w:lvlText w:val="%6."/>
+      <w:lvlJc w:val="left"/>
+      <w:pPr>
         <w:ind w:left="4320" w:hanging="360"/>
-      </w:pPr>
-    </w:lvl>
-    <w:lvl w:ilvl="6" w:tentative="1">
-      <w:start w:val="1"/>
-      <w:numFmt w:val="decimal"/>
+        <w:tabs>
+          <w:tab w:val="num" w:pos="4320"/>
+        </w:tabs>
+      </w:pPr>
+    </w:lvl>
+    <w:lvl w:ilvl="6" w:tentative="on">
+      <w:start w:val="1"/>
       <w:lvlText w:val="%7."/>
       <w:lvlJc w:val="left"/>
       <w:pPr>
+        <w:ind w:left="5040" w:hanging="360"/>
         <w:tabs>
           <w:tab w:val="num" w:pos="5040"/>
         </w:tabs>
-        <w:ind w:left="5040" w:hanging="360"/>
-      </w:pPr>
-    </w:lvl>
-    <w:lvl w:ilvl="7" w:tentative="1">
-      <w:start w:val="1"/>
-      <w:numFmt w:val="decimal"/>
+      </w:pPr>
+    </w:lvl>
+    <w:lvl w:ilvl="7" w:tentative="on">
+      <w:start w:val="1"/>
       <w:lvlText w:val="%8."/>
       <w:lvlJc w:val="left"/>
       <w:pPr>
+        <w:ind w:left="5760" w:hanging="360"/>
         <w:tabs>
           <w:tab w:val="num" w:pos="5760"/>
         </w:tabs>
-        <w:ind w:left="5760" w:hanging="360"/>
-      </w:pPr>
-    </w:lvl>
-    <w:lvl w:ilvl="8" w:tentative="1">
-      <w:start w:val="1"/>
-      <w:numFmt w:val="decimal"/>
+      </w:pPr>
+    </w:lvl>
+    <w:lvl w:ilvl="8" w:tentative="on">
+      <w:start w:val="1"/>
       <w:lvlText w:val="%9."/>
       <w:lvlJc w:val="left"/>
       <w:pPr>
+        <w:ind w:left="6480" w:hanging="360"/>
         <w:tabs>
           <w:tab w:val="num" w:pos="6480"/>
         </w:tabs>
-        <w:ind w:left="6480" w:hanging="360"/>
       </w:pPr>
     </w:lvl>
   </w:abstractNum>
-  <w:num w:numId="1" w16cid:durableId="842479333">
+  <w:num w:numId="1">
+    <w:abstractNumId w:val="0"/>
+  </w:num>
+  <w:num w:numId="2">
+    <w:abstractNumId w:val="1"/>
+  </w:num>
+  <w:num w:numId="3">
+    <w:abstractNumId w:val="2"/>
+  </w:num>
+  <w:num w:numId="4">
+    <w:abstractNumId w:val="3"/>
+  </w:num>
+  <w:num w:numId="5">
+    <w:abstractNumId w:val="4"/>
+  </w:num>
+  <w:num w:numId="6">
+    <w:abstractNumId w:val="5"/>
+  </w:num>
+  <w:num w:numId="7">
+    <w:abstractNumId w:val="6"/>
+  </w:num>
+  <w:num w:numId="8">
     <w:abstractNumId w:val="7"/>
   </w:num>
-  <w:num w:numId="2" w16cid:durableId="1433433561">
+  <w:num w:numId="9">
+    <w:abstractNumId w:val="8"/>
+  </w:num>
+  <w:num w:numId="10">
+    <w:abstractNumId w:val="9"/>
+  </w:num>
+  <w:num w:numId="11">
     <w:abstractNumId w:val="10"/>
   </w:num>
-  <w:num w:numId="3" w16cid:durableId="2066832089">
+  <w:num w:numId="12">
+    <w:abstractNumId w:val="11"/>
+  </w:num>
+  <w:num w:numId="13">
+    <w:abstractNumId w:val="12"/>
+  </w:num>
+  <w:num w:numId="14">
     <w:abstractNumId w:val="13"/>
   </w:num>
-  <w:num w:numId="4" w16cid:durableId="59601470">
+  <w:num w:numId="15">
+    <w:abstractNumId w:val="14"/>
+  </w:num>
+  <w:num w:numId="16">
+    <w:abstractNumId w:val="15"/>
+  </w:num>
+  <w:num w:numId="17">
+    <w:abstractNumId w:val="16"/>
+  </w:num>
+  <w:num w:numId="18">
+    <w:abstractNumId w:val="17"/>
+  </w:num>
+  <w:num w:numId="19">
+    <w:abstractNumId w:val="18"/>
+  </w:num>
+  <w:num w:numId="20">
+    <w:abstractNumId w:val="19"/>
+  </w:num>
+  <w:num w:numId="21">
+    <w:abstractNumId w:val="20"/>
+  </w:num>
+  <w:num w:numId="22">
+    <w:abstractNumId w:val="21"/>
+  </w:num>
+  <w:num w:numId="23">
+    <w:abstractNumId w:val="22"/>
+  </w:num>
+  <w:num w:numId="24">
     <w:abstractNumId w:val="23"/>
   </w:num>
-  <w:num w:numId="5" w16cid:durableId="1844468167">
-    <w:abstractNumId w:val="0"/>
-  </w:num>
-  <w:num w:numId="6" w16cid:durableId="330067447">
-    <w:abstractNumId w:val="19"/>
-  </w:num>
-  <w:num w:numId="7" w16cid:durableId="1327514520">
-    <w:abstractNumId w:val="17"/>
-  </w:num>
-  <w:num w:numId="8" w16cid:durableId="918905664">
-    <w:abstractNumId w:val="18"/>
-  </w:num>
-  <w:num w:numId="9" w16cid:durableId="849491453">
-    <w:abstractNumId w:val="16"/>
-  </w:num>
-  <w:num w:numId="10" w16cid:durableId="1180971097">
-    <w:abstractNumId w:val="21"/>
-  </w:num>
-  <w:num w:numId="11" w16cid:durableId="522211132">
-    <w:abstractNumId w:val="11"/>
-  </w:num>
-  <w:num w:numId="12" w16cid:durableId="1422137434">
-    <w:abstractNumId w:val="14"/>
-  </w:num>
-  <w:num w:numId="13" w16cid:durableId="2242063">
-    <w:abstractNumId w:val="2"/>
-  </w:num>
-  <w:num w:numId="14" w16cid:durableId="1422751506">
-    <w:abstractNumId w:val="9"/>
-  </w:num>
-  <w:num w:numId="15" w16cid:durableId="1403480008">
-    <w:abstractNumId w:val="20"/>
-  </w:num>
-  <w:num w:numId="16" w16cid:durableId="411515040">
-    <w:abstractNumId w:val="6"/>
-  </w:num>
-  <w:num w:numId="17" w16cid:durableId="1152910836">
-    <w:abstractNumId w:val="5"/>
-  </w:num>
-  <w:num w:numId="18" w16cid:durableId="1659571566">
-    <w:abstractNumId w:val="4"/>
-  </w:num>
-  <w:num w:numId="19" w16cid:durableId="673804830">
-    <w:abstractNumId w:val="15"/>
-  </w:num>
-  <w:num w:numId="20" w16cid:durableId="1008169110">
-    <w:abstractNumId w:val="12"/>
-  </w:num>
-  <w:num w:numId="21" w16cid:durableId="1890341657">
+  <w:num w:numId="25">
     <w:abstractNumId w:val="24"/>
-  </w:num>
-  <w:num w:numId="22" w16cid:durableId="776365135">
-    <w:abstractNumId w:val="8"/>
-  </w:num>
-  <w:num w:numId="23" w16cid:durableId="932205460">
-    <w:abstractNumId w:val="22"/>
-  </w:num>
-  <w:num w:numId="24" w16cid:durableId="2043243023">
-    <w:abstractNumId w:val="3"/>
-  </w:num>
-  <w:num w:numId="25" w16cid:durableId="910309429">
-    <w:abstractNumId w:val="1"/>
   </w:num>
 </w:numbering>
 </file>
 
 <file path=word/styles.xml><?xml version="1.0" encoding="utf-8"?>
-<w:styles xmlns:mc="http://schemas.openxmlformats.org/markup-compatibility/2006" xmlns:r="http://schemas.openxmlformats.org/officeDocument/2006/relationships" xmlns:w="http://schemas.openxmlformats.org/wordprocessingml/2006/main" xmlns:w14="http://schemas.microsoft.com/office/word/2010/wordml" xmlns:w15="http://schemas.microsoft.com/office/word/2012/wordml" xmlns:w16cex="http://schemas.microsoft.com/office/word/2018/wordml/cex" xmlns:w16cid="http://schemas.microsoft.com/office/word/2016/wordml/cid" xmlns:w16="http://schemas.microsoft.com/office/word/2018/wordml" xmlns:w16du="http://schemas.microsoft.com/office/word/2023/wordml/word16du" xmlns:w16sdtdh="http://schemas.microsoft.com/office/word/2020/wordml/sdtdatahash" xmlns:w16sdtfl="http://schemas.microsoft.com/office/word/2024/wordml/sdtformatlock" xmlns:w16se="http://schemas.microsoft.com/office/word/2015/wordml/symex" mc:Ignorable="w14 w15 w16se w16cid w16 w16cex w16sdtdh w16sdtfl w16du">
+<w:styles xmlns:r="http://schemas.openxmlformats.org/officeDocument/2006/relationships" xmlns:w="http://schemas.openxmlformats.org/wordprocessingml/2006/main">
   <w:docDefaults>
     <w:rPrDefault>
       <w:rPr>
+        <w:lang w:val="en-US" w:eastAsia="ko-KR" w:bidi="ar-SA"/>
         <w:rFonts w:asciiTheme="minorHAnsi" w:eastAsiaTheme="minorEastAsia" w:hAnsiTheme="minorHAnsi" w:cstheme="minorBidi"/>
-        <w:kern w:val="2"/>
         <w:sz w:val="22"/>
         <w:szCs w:val="24"/>
-        <w:lang w:val="en-US" w:eastAsia="ko-KR" w:bidi="ar-SA"/>
-        <w14:ligatures w14:val="standardContextual"/>
+        <w:kern w:val="2"/>
       </w:rPr>
     </w:rPrDefault>
     <w:pPrDefault>
@@ -6623,599 +6350,22 @@
       </w:pPr>
     </w:pPrDefault>
   </w:docDefaults>
-  <w:latentStyles w:defLockedState="0" w:defUIPriority="99" w:defSemiHidden="0" w:defUnhideWhenUsed="0" w:defQFormat="0" w:count="376">
-    <w:lsdException w:name="Normal" w:uiPriority="0" w:qFormat="1"/>
-    <w:lsdException w:name="heading 1" w:uiPriority="9" w:qFormat="1"/>
-    <w:lsdException w:name="heading 2" w:semiHidden="1" w:uiPriority="9" w:unhideWhenUsed="1" w:qFormat="1"/>
-    <w:lsdException w:name="heading 3" w:semiHidden="1" w:uiPriority="9" w:unhideWhenUsed="1" w:qFormat="1"/>
-    <w:lsdException w:name="heading 4" w:semiHidden="1" w:uiPriority="9" w:unhideWhenUsed="1" w:qFormat="1"/>
-    <w:lsdException w:name="heading 5" w:semiHidden="1" w:uiPriority="9" w:unhideWhenUsed="1" w:qFormat="1"/>
-    <w:lsdException w:name="heading 6" w:semiHidden="1" w:uiPriority="9" w:unhideWhenUsed="1" w:qFormat="1"/>
-    <w:lsdException w:name="heading 7" w:semiHidden="1" w:uiPriority="9" w:unhideWhenUsed="1" w:qFormat="1"/>
-    <w:lsdException w:name="heading 8" w:semiHidden="1" w:uiPriority="9" w:unhideWhenUsed="1" w:qFormat="1"/>
-    <w:lsdException w:name="heading 9" w:semiHidden="1" w:uiPriority="9" w:unhideWhenUsed="1" w:qFormat="1"/>
-    <w:lsdException w:name="index 1" w:semiHidden="1" w:unhideWhenUsed="1"/>
-    <w:lsdException w:name="index 2" w:semiHidden="1" w:unhideWhenUsed="1"/>
-    <w:lsdException w:name="index 3" w:semiHidden="1" w:unhideWhenUsed="1"/>
-    <w:lsdException w:name="index 4" w:semiHidden="1" w:unhideWhenUsed="1"/>
-    <w:lsdException w:name="index 5" w:semiHidden="1" w:unhideWhenUsed="1"/>
-    <w:lsdException w:name="index 6" w:semiHidden="1" w:unhideWhenUsed="1"/>
-    <w:lsdException w:name="index 7" w:semiHidden="1" w:unhideWhenUsed="1"/>
-    <w:lsdException w:name="index 8" w:semiHidden="1" w:unhideWhenUsed="1"/>
-    <w:lsdException w:name="index 9" w:semiHidden="1" w:unhideWhenUsed="1"/>
-    <w:lsdException w:name="toc 1" w:semiHidden="1" w:uiPriority="39" w:unhideWhenUsed="1"/>
-    <w:lsdException w:name="toc 2" w:semiHidden="1" w:uiPriority="39" w:unhideWhenUsed="1"/>
-    <w:lsdException w:name="toc 3" w:semiHidden="1" w:uiPriority="39" w:unhideWhenUsed="1"/>
-    <w:lsdException w:name="toc 4" w:semiHidden="1" w:uiPriority="39" w:unhideWhenUsed="1"/>
-    <w:lsdException w:name="toc 5" w:semiHidden="1" w:uiPriority="39" w:unhideWhenUsed="1"/>
-    <w:lsdException w:name="toc 6" w:semiHidden="1" w:uiPriority="39" w:unhideWhenUsed="1"/>
-    <w:lsdException w:name="toc 7" w:semiHidden="1" w:uiPriority="39" w:unhideWhenUsed="1"/>
-    <w:lsdException w:name="toc 8" w:semiHidden="1" w:uiPriority="39" w:unhideWhenUsed="1"/>
-    <w:lsdException w:name="toc 9" w:semiHidden="1" w:uiPriority="39" w:unhideWhenUsed="1"/>
-    <w:lsdException w:name="Normal Indent" w:semiHidden="1" w:unhideWhenUsed="1"/>
-    <w:lsdException w:name="footnote text" w:semiHidden="1" w:unhideWhenUsed="1"/>
-    <w:lsdException w:name="annotation text" w:semiHidden="1" w:unhideWhenUsed="1"/>
-    <w:lsdException w:name="header" w:semiHidden="1" w:unhideWhenUsed="1"/>
-    <w:lsdException w:name="footer" w:semiHidden="1" w:unhideWhenUsed="1"/>
-    <w:lsdException w:name="index heading" w:semiHidden="1" w:unhideWhenUsed="1"/>
-    <w:lsdException w:name="caption" w:semiHidden="1" w:uiPriority="35" w:unhideWhenUsed="1" w:qFormat="1"/>
-    <w:lsdException w:name="table of figures" w:semiHidden="1" w:unhideWhenUsed="1"/>
-    <w:lsdException w:name="envelope address" w:semiHidden="1" w:unhideWhenUsed="1"/>
-    <w:lsdException w:name="envelope return" w:semiHidden="1" w:unhideWhenUsed="1"/>
-    <w:lsdException w:name="footnote reference" w:semiHidden="1" w:unhideWhenUsed="1"/>
-    <w:lsdException w:name="annotation reference" w:semiHidden="1" w:unhideWhenUsed="1"/>
-    <w:lsdException w:name="line number" w:semiHidden="1" w:unhideWhenUsed="1"/>
-    <w:lsdException w:name="page number" w:semiHidden="1" w:unhideWhenUsed="1"/>
-    <w:lsdException w:name="endnote reference" w:semiHidden="1" w:unhideWhenUsed="1"/>
-    <w:lsdException w:name="endnote text" w:semiHidden="1" w:unhideWhenUsed="1"/>
-    <w:lsdException w:name="table of authorities" w:semiHidden="1" w:unhideWhenUsed="1"/>
-    <w:lsdException w:name="macro" w:semiHidden="1" w:unhideWhenUsed="1"/>
-    <w:lsdException w:name="toa heading" w:semiHidden="1" w:unhideWhenUsed="1"/>
-    <w:lsdException w:name="List" w:semiHidden="1" w:unhideWhenUsed="1"/>
-    <w:lsdException w:name="List Bullet" w:semiHidden="1" w:unhideWhenUsed="1"/>
-    <w:lsdException w:name="List Number" w:semiHidden="1" w:unhideWhenUsed="1"/>
-    <w:lsdException w:name="List 2" w:semiHidden="1" w:unhideWhenUsed="1"/>
-    <w:lsdException w:name="List 3" w:semiHidden="1" w:unhideWhenUsed="1"/>
-    <w:lsdException w:name="List 4" w:semiHidden="1" w:unhideWhenUsed="1"/>
-    <w:lsdException w:name="List 5" w:semiHidden="1" w:unhideWhenUsed="1"/>
-    <w:lsdException w:name="List Bullet 2" w:semiHidden="1" w:unhideWhenUsed="1"/>
-    <w:lsdException w:name="List Bullet 3" w:semiHidden="1" w:unhideWhenUsed="1"/>
-    <w:lsdException w:name="List Bullet 4" w:semiHidden="1" w:unhideWhenUsed="1"/>
-    <w:lsdException w:name="List Bullet 5" w:semiHidden="1" w:unhideWhenUsed="1"/>
-    <w:lsdException w:name="List Number 2" w:semiHidden="1" w:unhideWhenUsed="1"/>
-    <w:lsdException w:name="List Number 3" w:semiHidden="1" w:unhideWhenUsed="1"/>
-    <w:lsdException w:name="List Number 4" w:semiHidden="1" w:unhideWhenUsed="1"/>
-    <w:lsdException w:name="List Number 5" w:semiHidden="1" w:unhideWhenUsed="1"/>
-    <w:lsdException w:name="Title" w:uiPriority="10" w:qFormat="1"/>
-    <w:lsdException w:name="Closing" w:semiHidden="1" w:unhideWhenUsed="1"/>
-    <w:lsdException w:name="Signature" w:semiHidden="1" w:unhideWhenUsed="1"/>
-    <w:lsdException w:name="Default Paragraph Font" w:semiHidden="1" w:uiPriority="1" w:unhideWhenUsed="1"/>
-    <w:lsdException w:name="Body Text" w:semiHidden="1" w:unhideWhenUsed="1"/>
-    <w:lsdException w:name="Body Text Indent" w:semiHidden="1" w:unhideWhenUsed="1"/>
-    <w:lsdException w:name="List Continue" w:semiHidden="1" w:unhideWhenUsed="1"/>
-    <w:lsdException w:name="List Continue 2" w:semiHidden="1" w:unhideWhenUsed="1"/>
-    <w:lsdException w:name="List Continue 3" w:semiHidden="1" w:unhideWhenUsed="1"/>
-    <w:lsdException w:name="List Continue 4" w:semiHidden="1" w:unhideWhenUsed="1"/>
-    <w:lsdException w:name="List Continue 5" w:semiHidden="1" w:unhideWhenUsed="1"/>
-    <w:lsdException w:name="Message Header" w:semiHidden="1" w:unhideWhenUsed="1"/>
-    <w:lsdException w:name="Subtitle" w:uiPriority="11" w:qFormat="1"/>
-    <w:lsdException w:name="Salutation" w:semiHidden="1" w:unhideWhenUsed="1"/>
-    <w:lsdException w:name="Date" w:semiHidden="1" w:unhideWhenUsed="1"/>
-    <w:lsdException w:name="Body Text First Indent" w:semiHidden="1" w:unhideWhenUsed="1"/>
-    <w:lsdException w:name="Body Text First Indent 2" w:semiHidden="1" w:unhideWhenUsed="1"/>
-    <w:lsdException w:name="Note Heading" w:semiHidden="1" w:unhideWhenUsed="1"/>
-    <w:lsdException w:name="Body Text 2" w:semiHidden="1" w:unhideWhenUsed="1"/>
-    <w:lsdException w:name="Body Text 3" w:semiHidden="1" w:unhideWhenUsed="1"/>
-    <w:lsdException w:name="Body Text Indent 2" w:semiHidden="1" w:unhideWhenUsed="1"/>
-    <w:lsdException w:name="Body Text Indent 3" w:semiHidden="1" w:unhideWhenUsed="1"/>
-    <w:lsdException w:name="Block Text" w:semiHidden="1" w:unhideWhenUsed="1"/>
-    <w:lsdException w:name="Hyperlink" w:semiHidden="1" w:unhideWhenUsed="1"/>
-    <w:lsdException w:name="FollowedHyperlink" w:semiHidden="1" w:unhideWhenUsed="1"/>
-    <w:lsdException w:name="Strong" w:uiPriority="22" w:qFormat="1"/>
-    <w:lsdException w:name="Emphasis" w:uiPriority="20" w:qFormat="1"/>
-    <w:lsdException w:name="Document Map" w:semiHidden="1" w:unhideWhenUsed="1"/>
-    <w:lsdException w:name="Plain Text" w:semiHidden="1" w:unhideWhenUsed="1"/>
-    <w:lsdException w:name="E-mail Signature" w:semiHidden="1" w:unhideWhenUsed="1"/>
-    <w:lsdException w:name="HTML Top of Form" w:semiHidden="1" w:unhideWhenUsed="1"/>
-    <w:lsdException w:name="HTML Bottom of Form" w:semiHidden="1" w:unhideWhenUsed="1"/>
-    <w:lsdException w:name="Normal (Web)" w:semiHidden="1" w:unhideWhenUsed="1"/>
-    <w:lsdException w:name="HTML Acronym" w:semiHidden="1" w:unhideWhenUsed="1"/>
-    <w:lsdException w:name="HTML Address" w:semiHidden="1" w:unhideWhenUsed="1"/>
-    <w:lsdException w:name="HTML Cite" w:semiHidden="1" w:unhideWhenUsed="1"/>
-    <w:lsdException w:name="HTML Code" w:semiHidden="1" w:unhideWhenUsed="1"/>
-    <w:lsdException w:name="HTML Definition" w:semiHidden="1" w:unhideWhenUsed="1"/>
-    <w:lsdException w:name="HTML Keyboard" w:semiHidden="1" w:unhideWhenUsed="1"/>
-    <w:lsdException w:name="HTML Preformatted" w:semiHidden="1" w:unhideWhenUsed="1"/>
-    <w:lsdException w:name="HTML Sample" w:semiHidden="1" w:unhideWhenUsed="1"/>
-    <w:lsdException w:name="HTML Typewriter" w:semiHidden="1" w:unhideWhenUsed="1"/>
-    <w:lsdException w:name="HTML Variable" w:semiHidden="1" w:unhideWhenUsed="1"/>
-    <w:lsdException w:name="Normal Table" w:semiHidden="1" w:unhideWhenUsed="1"/>
-    <w:lsdException w:name="annotation subject" w:semiHidden="1" w:unhideWhenUsed="1"/>
-    <w:lsdException w:name="No List" w:semiHidden="1" w:unhideWhenUsed="1"/>
-    <w:lsdException w:name="Outline List 1" w:semiHidden="1" w:unhideWhenUsed="1"/>
-    <w:lsdException w:name="Outline List 2" w:semiHidden="1" w:unhideWhenUsed="1"/>
-    <w:lsdException w:name="Outline List 3" w:semiHidden="1" w:unhideWhenUsed="1"/>
-    <w:lsdException w:name="Table Simple 1" w:semiHidden="1" w:unhideWhenUsed="1"/>
-    <w:lsdException w:name="Table Simple 2" w:semiHidden="1" w:unhideWhenUsed="1"/>
-    <w:lsdException w:name="Table Simple 3" w:semiHidden="1" w:unhideWhenUsed="1"/>
-    <w:lsdException w:name="Table Classic 1" w:semiHidden="1" w:unhideWhenUsed="1"/>
-    <w:lsdException w:name="Table Classic 2" w:semiHidden="1" w:unhideWhenUsed="1"/>
-    <w:lsdException w:name="Table Classic 3" w:semiHidden="1" w:unhideWhenUsed="1"/>
-    <w:lsdException w:name="Table Classic 4" w:semiHidden="1" w:unhideWhenUsed="1"/>
-    <w:lsdException w:name="Table Colorful 1" w:semiHidden="1" w:unhideWhenUsed="1"/>
-    <w:lsdException w:name="Table Colorful 2" w:semiHidden="1" w:unhideWhenUsed="1"/>
-    <w:lsdException w:name="Table Colorful 3" w:semiHidden="1" w:unhideWhenUsed="1"/>
-    <w:lsdException w:name="Table Columns 1" w:semiHidden="1" w:unhideWhenUsed="1"/>
-    <w:lsdException w:name="Table Columns 2" w:semiHidden="1" w:unhideWhenUsed="1"/>
-    <w:lsdException w:name="Table Columns 3" w:semiHidden="1" w:unhideWhenUsed="1"/>
-    <w:lsdException w:name="Table Columns 4" w:semiHidden="1" w:unhideWhenUsed="1"/>
-    <w:lsdException w:name="Table Columns 5" w:semiHidden="1" w:unhideWhenUsed="1"/>
-    <w:lsdException w:name="Table Grid 1" w:semiHidden="1" w:unhideWhenUsed="1"/>
-    <w:lsdException w:name="Table Grid 2" w:semiHidden="1" w:unhideWhenUsed="1"/>
-    <w:lsdException w:name="Table Grid 3" w:semiHidden="1" w:unhideWhenUsed="1"/>
-    <w:lsdException w:name="Table Grid 4" w:semiHidden="1" w:unhideWhenUsed="1"/>
-    <w:lsdException w:name="Table Grid 5" w:semiHidden="1" w:unhideWhenUsed="1"/>
-    <w:lsdException w:name="Table Grid 6" w:semiHidden="1" w:unhideWhenUsed="1"/>
-    <w:lsdException w:name="Table Grid 7" w:semiHidden="1" w:unhideWhenUsed="1"/>
-    <w:lsdException w:name="Table Grid 8" w:semiHidden="1" w:unhideWhenUsed="1"/>
-    <w:lsdException w:name="Table List 1" w:semiHidden="1" w:unhideWhenUsed="1"/>
-    <w:lsdException w:name="Table List 2" w:semiHidden="1" w:unhideWhenUsed="1"/>
-    <w:lsdException w:name="Table List 3" w:semiHidden="1" w:unhideWhenUsed="1"/>
-    <w:lsdException w:name="Table List 4" w:semiHidden="1" w:unhideWhenUsed="1"/>
-    <w:lsdException w:name="Table List 5" w:semiHidden="1" w:unhideWhenUsed="1"/>
-    <w:lsdException w:name="Table List 6" w:semiHidden="1" w:unhideWhenUsed="1"/>
-    <w:lsdException w:name="Table List 7" w:semiHidden="1" w:unhideWhenUsed="1"/>
-    <w:lsdException w:name="Table List 8" w:semiHidden="1" w:unhideWhenUsed="1"/>
-    <w:lsdException w:name="Table 3D effects 1" w:semiHidden="1" w:unhideWhenUsed="1"/>
-    <w:lsdException w:name="Table 3D effects 2" w:semiHidden="1" w:unhideWhenUsed="1"/>
-    <w:lsdException w:name="Table 3D effects 3" w:semiHidden="1" w:unhideWhenUsed="1"/>
-    <w:lsdException w:name="Table Contemporary" w:semiHidden="1" w:unhideWhenUsed="1"/>
-    <w:lsdException w:name="Table Elegant" w:semiHidden="1" w:unhideWhenUsed="1"/>
-    <w:lsdException w:name="Table Professional" w:semiHidden="1" w:unhideWhenUsed="1"/>
-    <w:lsdException w:name="Table Subtle 1" w:semiHidden="1" w:unhideWhenUsed="1"/>
-    <w:lsdException w:name="Table Subtle 2" w:semiHidden="1" w:unhideWhenUsed="1"/>
-    <w:lsdException w:name="Table Web 1" w:semiHidden="1" w:unhideWhenUsed="1"/>
-    <w:lsdException w:name="Table Web 2" w:semiHidden="1" w:unhideWhenUsed="1"/>
-    <w:lsdException w:name="Table Web 3" w:semiHidden="1" w:unhideWhenUsed="1"/>
-    <w:lsdException w:name="Balloon Text" w:semiHidden="1" w:unhideWhenUsed="1"/>
-    <w:lsdException w:name="Table Grid" w:uiPriority="39"/>
-    <w:lsdException w:name="Table Theme" w:semiHidden="1" w:unhideWhenUsed="1"/>
-    <w:lsdException w:name="Placeholder Text" w:semiHidden="1"/>
-    <w:lsdException w:name="No Spacing" w:uiPriority="1" w:qFormat="1"/>
-    <w:lsdException w:name="Light Shading" w:uiPriority="60"/>
-    <w:lsdException w:name="Light List" w:uiPriority="61"/>
-    <w:lsdException w:name="Light Grid" w:uiPriority="62"/>
-    <w:lsdException w:name="Medium Shading 1" w:uiPriority="63"/>
-    <w:lsdException w:name="Medium Shading 2" w:uiPriority="64"/>
-    <w:lsdException w:name="Medium List 1" w:uiPriority="65"/>
-    <w:lsdException w:name="Medium List 2" w:uiPriority="66"/>
-    <w:lsdException w:name="Medium Grid 1" w:uiPriority="67"/>
-    <w:lsdException w:name="Medium Grid 2" w:uiPriority="68"/>
-    <w:lsdException w:name="Medium Grid 3" w:uiPriority="69"/>
-    <w:lsdException w:name="Dark List" w:uiPriority="70"/>
-    <w:lsdException w:name="Colorful Shading" w:uiPriority="71"/>
-    <w:lsdException w:name="Colorful List" w:uiPriority="72"/>
-    <w:lsdException w:name="Colorful Grid" w:uiPriority="73"/>
-    <w:lsdException w:name="Light Shading Accent 1" w:uiPriority="60"/>
-    <w:lsdException w:name="Light List Accent 1" w:uiPriority="61"/>
-    <w:lsdException w:name="Light Grid Accent 1" w:uiPriority="62"/>
-    <w:lsdException w:name="Medium Shading 1 Accent 1" w:uiPriority="63"/>
-    <w:lsdException w:name="Medium Shading 2 Accent 1" w:uiPriority="64"/>
-    <w:lsdException w:name="Medium List 1 Accent 1" w:uiPriority="65"/>
-    <w:lsdException w:name="Revision" w:semiHidden="1"/>
-    <w:lsdException w:name="List Paragraph" w:uiPriority="34" w:qFormat="1"/>
-    <w:lsdException w:name="Quote" w:uiPriority="29" w:qFormat="1"/>
-    <w:lsdException w:name="Intense Quote" w:uiPriority="30" w:qFormat="1"/>
-    <w:lsdException w:name="Medium List 2 Accent 1" w:uiPriority="66"/>
-    <w:lsdException w:name="Medium Grid 1 Accent 1" w:uiPriority="67"/>
-    <w:lsdException w:name="Medium Grid 2 Accent 1" w:uiPriority="68"/>
-    <w:lsdException w:name="Medium Grid 3 Accent 1" w:uiPriority="69"/>
-    <w:lsdException w:name="Dark List Accent 1" w:uiPriority="70"/>
-    <w:lsdException w:name="Colorful Shading Accent 1" w:uiPriority="71"/>
-    <w:lsdException w:name="Colorful List Accent 1" w:uiPriority="72"/>
-    <w:lsdException w:name="Colorful Grid Accent 1" w:uiPriority="73"/>
-    <w:lsdException w:name="Light Shading Accent 2" w:uiPriority="60"/>
-    <w:lsdException w:name="Light List Accent 2" w:uiPriority="61"/>
-    <w:lsdException w:name="Light Grid Accent 2" w:uiPriority="62"/>
-    <w:lsdException w:name="Medium Shading 1 Accent 2" w:uiPriority="63"/>
-    <w:lsdException w:name="Medium Shading 2 Accent 2" w:uiPriority="64"/>
-    <w:lsdException w:name="Medium List 1 Accent 2" w:uiPriority="65"/>
-    <w:lsdException w:name="Medium List 2 Accent 2" w:uiPriority="66"/>
-    <w:lsdException w:name="Medium Grid 1 Accent 2" w:uiPriority="67"/>
-    <w:lsdException w:name="Medium Grid 2 Accent 2" w:uiPriority="68"/>
-    <w:lsdException w:name="Medium Grid 3 Accent 2" w:uiPriority="69"/>
-    <w:lsdException w:name="Dark List Accent 2" w:uiPriority="70"/>
-    <w:lsdException w:name="Colorful Shading Accent 2" w:uiPriority="71"/>
-    <w:lsdException w:name="Colorful List Accent 2" w:uiPriority="72"/>
-    <w:lsdException w:name="Colorful Grid Accent 2" w:uiPriority="73"/>
-    <w:lsdException w:name="Light Shading Accent 3" w:uiPriority="60"/>
-    <w:lsdException w:name="Light List Accent 3" w:uiPriority="61"/>
-    <w:lsdException w:name="Light Grid Accent 3" w:uiPriority="62"/>
-    <w:lsdException w:name="Medium Shading 1 Accent 3" w:uiPriority="63"/>
-    <w:lsdException w:name="Medium Shading 2 Accent 3" w:uiPriority="64"/>
-    <w:lsdException w:name="Medium List 1 Accent 3" w:uiPriority="65"/>
-    <w:lsdException w:name="Medium List 2 Accent 3" w:uiPriority="66"/>
-    <w:lsdException w:name="Medium Grid 1 Accent 3" w:uiPriority="67"/>
-    <w:lsdException w:name="Medium Grid 2 Accent 3" w:uiPriority="68"/>
-    <w:lsdException w:name="Medium Grid 3 Accent 3" w:uiPriority="69"/>
-    <w:lsdException w:name="Dark List Accent 3" w:uiPriority="70"/>
-    <w:lsdException w:name="Colorful Shading Accent 3" w:uiPriority="71"/>
-    <w:lsdException w:name="Colorful List Accent 3" w:uiPriority="72"/>
-    <w:lsdException w:name="Colorful Grid Accent 3" w:uiPriority="73"/>
-    <w:lsdException w:name="Light Shading Accent 4" w:uiPriority="60"/>
-    <w:lsdException w:name="Light List Accent 4" w:uiPriority="61"/>
-    <w:lsdException w:name="Light Grid Accent 4" w:uiPriority="62"/>
-    <w:lsdException w:name="Medium Shading 1 Accent 4" w:uiPriority="63"/>
-    <w:lsdException w:name="Medium Shading 2 Accent 4" w:uiPriority="64"/>
-    <w:lsdException w:name="Medium List 1 Accent 4" w:uiPriority="65"/>
-    <w:lsdException w:name="Medium List 2 Accent 4" w:uiPriority="66"/>
-    <w:lsdException w:name="Medium Grid 1 Accent 4" w:uiPriority="67"/>
-    <w:lsdException w:name="Medium Grid 2 Accent 4" w:uiPriority="68"/>
-    <w:lsdException w:name="Medium Grid 3 Accent 4" w:uiPriority="69"/>
-    <w:lsdException w:name="Dark List Accent 4" w:uiPriority="70"/>
-    <w:lsdException w:name="Colorful Shading Accent 4" w:uiPriority="71"/>
-    <w:lsdException w:name="Colorful List Accent 4" w:uiPriority="72"/>
-    <w:lsdException w:name="Colorful Grid Accent 4" w:uiPriority="73"/>
-    <w:lsdException w:name="Light Shading Accent 5" w:uiPriority="60"/>
-    <w:lsdException w:name="Light List Accent 5" w:uiPriority="61"/>
-    <w:lsdException w:name="Light Grid Accent 5" w:uiPriority="62"/>
-    <w:lsdException w:name="Medium Shading 1 Accent 5" w:uiPriority="63"/>
-    <w:lsdException w:name="Medium Shading 2 Accent 5" w:uiPriority="64"/>
-    <w:lsdException w:name="Medium List 1 Accent 5" w:uiPriority="65"/>
-    <w:lsdException w:name="Medium List 2 Accent 5" w:uiPriority="66"/>
-    <w:lsdException w:name="Medium Grid 1 Accent 5" w:uiPriority="67"/>
-    <w:lsdException w:name="Medium Grid 2 Accent 5" w:uiPriority="68"/>
-    <w:lsdException w:name="Medium Grid 3 Accent 5" w:uiPriority="69"/>
-    <w:lsdException w:name="Dark List Accent 5" w:uiPriority="70"/>
-    <w:lsdException w:name="Colorful Shading Accent 5" w:uiPriority="71"/>
-    <w:lsdException w:name="Colorful List Accent 5" w:uiPriority="72"/>
-    <w:lsdException w:name="Colorful Grid Accent 5" w:uiPriority="73"/>
-    <w:lsdException w:name="Light Shading Accent 6" w:uiPriority="60"/>
-    <w:lsdException w:name="Light List Accent 6" w:uiPriority="61"/>
-    <w:lsdException w:name="Light Grid Accent 6" w:uiPriority="62"/>
-    <w:lsdException w:name="Medium Shading 1 Accent 6" w:uiPriority="63"/>
-    <w:lsdException w:name="Medium Shading 2 Accent 6" w:uiPriority="64"/>
-    <w:lsdException w:name="Medium List 1 Accent 6" w:uiPriority="65"/>
-    <w:lsdException w:name="Medium List 2 Accent 6" w:uiPriority="66"/>
-    <w:lsdException w:name="Medium Grid 1 Accent 6" w:uiPriority="67"/>
-    <w:lsdException w:name="Medium Grid 2 Accent 6" w:uiPriority="68"/>
-    <w:lsdException w:name="Medium Grid 3 Accent 6" w:uiPriority="69"/>
-    <w:lsdException w:name="Dark List Accent 6" w:uiPriority="70"/>
-    <w:lsdException w:name="Colorful Shading Accent 6" w:uiPriority="71"/>
-    <w:lsdException w:name="Colorful List Accent 6" w:uiPriority="72"/>
-    <w:lsdException w:name="Colorful Grid Accent 6" w:uiPriority="73"/>
-    <w:lsdException w:name="Subtle Emphasis" w:uiPriority="19" w:qFormat="1"/>
-    <w:lsdException w:name="Intense Emphasis" w:uiPriority="21" w:qFormat="1"/>
-    <w:lsdException w:name="Subtle Reference" w:uiPriority="31" w:qFormat="1"/>
-    <w:lsdException w:name="Intense Reference" w:uiPriority="32" w:qFormat="1"/>
-    <w:lsdException w:name="Book Title" w:uiPriority="33" w:qFormat="1"/>
-    <w:lsdException w:name="Bibliography" w:semiHidden="1" w:uiPriority="37" w:unhideWhenUsed="1"/>
-    <w:lsdException w:name="TOC Heading" w:semiHidden="1" w:uiPriority="39" w:unhideWhenUsed="1" w:qFormat="1"/>
-    <w:lsdException w:name="Plain Table 1" w:uiPriority="41"/>
-    <w:lsdException w:name="Plain Table 2" w:uiPriority="42"/>
-    <w:lsdException w:name="Plain Table 3" w:uiPriority="43"/>
-    <w:lsdException w:name="Plain Table 4" w:uiPriority="44"/>
-    <w:lsdException w:name="Plain Table 5" w:uiPriority="45"/>
-    <w:lsdException w:name="Grid Table Light" w:uiPriority="40"/>
-    <w:lsdException w:name="Grid Table 1 Light" w:uiPriority="46"/>
-    <w:lsdException w:name="Grid Table 2" w:uiPriority="47"/>
-    <w:lsdException w:name="Grid Table 3" w:uiPriority="48"/>
-    <w:lsdException w:name="Grid Table 4" w:uiPriority="49"/>
-    <w:lsdException w:name="Grid Table 5 Dark" w:uiPriority="50"/>
-    <w:lsdException w:name="Grid Table 6 Colorful" w:uiPriority="51"/>
-    <w:lsdException w:name="Grid Table 7 Colorful" w:uiPriority="52"/>
-    <w:lsdException w:name="Grid Table 1 Light Accent 1" w:uiPriority="46"/>
-    <w:lsdException w:name="Grid Table 2 Accent 1" w:uiPriority="47"/>
-    <w:lsdException w:name="Grid Table 3 Accent 1" w:uiPriority="48"/>
-    <w:lsdException w:name="Grid Table 4 Accent 1" w:uiPriority="49"/>
-    <w:lsdException w:name="Grid Table 5 Dark Accent 1" w:uiPriority="50"/>
-    <w:lsdException w:name="Grid Table 6 Colorful Accent 1" w:uiPriority="51"/>
-    <w:lsdException w:name="Grid Table 7 Colorful Accent 1" w:uiPriority="52"/>
-    <w:lsdException w:name="Grid Table 1 Light Accent 2" w:uiPriority="46"/>
-    <w:lsdException w:name="Grid Table 2 Accent 2" w:uiPriority="47"/>
-    <w:lsdException w:name="Grid Table 3 Accent 2" w:uiPriority="48"/>
-    <w:lsdException w:name="Grid Table 4 Accent 2" w:uiPriority="49"/>
-    <w:lsdException w:name="Grid Table 5 Dark Accent 2" w:uiPriority="50"/>
-    <w:lsdException w:name="Grid Table 6 Colorful Accent 2" w:uiPriority="51"/>
-    <w:lsdException w:name="Grid Table 7 Colorful Accent 2" w:uiPriority="52"/>
-    <w:lsdException w:name="Grid Table 1 Light Accent 3" w:uiPriority="46"/>
-    <w:lsdException w:name="Grid Table 2 Accent 3" w:uiPriority="47"/>
-    <w:lsdException w:name="Grid Table 3 Accent 3" w:uiPriority="48"/>
-    <w:lsdException w:name="Grid Table 4 Accent 3" w:uiPriority="49"/>
-    <w:lsdException w:name="Grid Table 5 Dark Accent 3" w:uiPriority="50"/>
-    <w:lsdException w:name="Grid Table 6 Colorful Accent 3" w:uiPriority="51"/>
-    <w:lsdException w:name="Grid Table 7 Colorful Accent 3" w:uiPriority="52"/>
-    <w:lsdException w:name="Grid Table 1 Light Accent 4" w:uiPriority="46"/>
-    <w:lsdException w:name="Grid Table 2 Accent 4" w:uiPriority="47"/>
-    <w:lsdException w:name="Grid Table 3 Accent 4" w:uiPriority="48"/>
-    <w:lsdException w:name="Grid Table 4 Accent 4" w:uiPriority="49"/>
-    <w:lsdException w:name="Grid Table 5 Dark Accent 4" w:uiPriority="50"/>
-    <w:lsdException w:name="Grid Table 6 Colorful Accent 4" w:uiPriority="51"/>
-    <w:lsdException w:name="Grid Table 7 Colorful Accent 4" w:uiPriority="52"/>
-    <w:lsdException w:name="Grid Table 1 Light Accent 5" w:uiPriority="46"/>
-    <w:lsdException w:name="Grid Table 2 Accent 5" w:uiPriority="47"/>
-    <w:lsdException w:name="Grid Table 3 Accent 5" w:uiPriority="48"/>
-    <w:lsdException w:name="Grid Table 4 Accent 5" w:uiPriority="49"/>
-    <w:lsdException w:name="Grid Table 5 Dark Accent 5" w:uiPriority="50"/>
-    <w:lsdException w:name="Grid Table 6 Colorful Accent 5" w:uiPriority="51"/>
-    <w:lsdException w:name="Grid Table 7 Colorful Accent 5" w:uiPriority="52"/>
-    <w:lsdException w:name="Grid Table 1 Light Accent 6" w:uiPriority="46"/>
-    <w:lsdException w:name="Grid Table 2 Accent 6" w:uiPriority="47"/>
-    <w:lsdException w:name="Grid Table 3 Accent 6" w:uiPriority="48"/>
-    <w:lsdException w:name="Grid Table 4 Accent 6" w:uiPriority="49"/>
-    <w:lsdException w:name="Grid Table 5 Dark Accent 6" w:uiPriority="50"/>
-    <w:lsdException w:name="Grid Table 6 Colorful Accent 6" w:uiPriority="51"/>
-    <w:lsdException w:name="Grid Table 7 Colorful Accent 6" w:uiPriority="52"/>
-    <w:lsdException w:name="List Table 1 Light" w:uiPriority="46"/>
-    <w:lsdException w:name="List Table 2" w:uiPriority="47"/>
-    <w:lsdException w:name="List Table 3" w:uiPriority="48"/>
-    <w:lsdException w:name="List Table 4" w:uiPriority="49"/>
-    <w:lsdException w:name="List Table 5 Dark" w:uiPriority="50"/>
-    <w:lsdException w:name="List Table 6 Colorful" w:uiPriority="51"/>
-    <w:lsdException w:name="List Table 7 Colorful" w:uiPriority="52"/>
-    <w:lsdException w:name="List Table 1 Light Accent 1" w:uiPriority="46"/>
-    <w:lsdException w:name="List Table 2 Accent 1" w:uiPriority="47"/>
-    <w:lsdException w:name="List Table 3 Accent 1" w:uiPriority="48"/>
-    <w:lsdException w:name="List Table 4 Accent 1" w:uiPriority="49"/>
-    <w:lsdException w:name="List Table 5 Dark Accent 1" w:uiPriority="50"/>
-    <w:lsdException w:name="List Table 6 Colorful Accent 1" w:uiPriority="51"/>
-    <w:lsdException w:name="List Table 7 Colorful Accent 1" w:uiPriority="52"/>
-    <w:lsdException w:name="List Table 1 Light Accent 2" w:uiPriority="46"/>
-    <w:lsdException w:name="List Table 2 Accent 2" w:uiPriority="47"/>
-    <w:lsdException w:name="List Table 3 Accent 2" w:uiPriority="48"/>
-    <w:lsdException w:name="List Table 4 Accent 2" w:uiPriority="49"/>
-    <w:lsdException w:name="List Table 5 Dark Accent 2" w:uiPriority="50"/>
-    <w:lsdException w:name="List Table 6 Colorful Accent 2" w:uiPriority="51"/>
-    <w:lsdException w:name="List Table 7 Colorful Accent 2" w:uiPriority="52"/>
-    <w:lsdException w:name="List Table 1 Light Accent 3" w:uiPriority="46"/>
-    <w:lsdException w:name="List Table 2 Accent 3" w:uiPriority="47"/>
-    <w:lsdException w:name="List Table 3 Accent 3" w:uiPriority="48"/>
-    <w:lsdException w:name="List Table 4 Accent 3" w:uiPriority="49"/>
-    <w:lsdException w:name="List Table 5 Dark Accent 3" w:uiPriority="50"/>
-    <w:lsdException w:name="List Table 6 Colorful Accent 3" w:uiPriority="51"/>
-    <w:lsdException w:name="List Table 7 Colorful Accent 3" w:uiPriority="52"/>
-    <w:lsdException w:name="List Table 1 Light Accent 4" w:uiPriority="46"/>
-    <w:lsdException w:name="List Table 2 Accent 4" w:uiPriority="47"/>
-    <w:lsdException w:name="List Table 3 Accent 4" w:uiPriority="48"/>
-    <w:lsdException w:name="List Table 4 Accent 4" w:uiPriority="49"/>
-    <w:lsdException w:name="List Table 5 Dark Accent 4" w:uiPriority="50"/>
-    <w:lsdException w:name="List Table 6 Colorful Accent 4" w:uiPriority="51"/>
-    <w:lsdException w:name="List Table 7 Colorful Accent 4" w:uiPriority="52"/>
-    <w:lsdException w:name="List Table 1 Light Accent 5" w:uiPriority="46"/>
-    <w:lsdException w:name="List Table 2 Accent 5" w:uiPriority="47"/>
-    <w:lsdException w:name="List Table 3 Accent 5" w:uiPriority="48"/>
-    <w:lsdException w:name="List Table 4 Accent 5" w:uiPriority="49"/>
-    <w:lsdException w:name="List Table 5 Dark Accent 5" w:uiPriority="50"/>
-    <w:lsdException w:name="List Table 6 Colorful Accent 5" w:uiPriority="51"/>
-    <w:lsdException w:name="List Table 7 Colorful Accent 5" w:uiPriority="52"/>
-    <w:lsdException w:name="List Table 1 Light Accent 6" w:uiPriority="46"/>
-    <w:lsdException w:name="List Table 2 Accent 6" w:uiPriority="47"/>
-    <w:lsdException w:name="List Table 3 Accent 6" w:uiPriority="48"/>
-    <w:lsdException w:name="List Table 4 Accent 6" w:uiPriority="49"/>
-    <w:lsdException w:name="List Table 5 Dark Accent 6" w:uiPriority="50"/>
-    <w:lsdException w:name="List Table 6 Colorful Accent 6" w:uiPriority="51"/>
-    <w:lsdException w:name="List Table 7 Colorful Accent 6" w:uiPriority="52"/>
-    <w:lsdException w:name="Mention" w:semiHidden="1" w:unhideWhenUsed="1"/>
-    <w:lsdException w:name="Smart Hyperlink" w:semiHidden="1" w:unhideWhenUsed="1"/>
-    <w:lsdException w:name="Hashtag" w:semiHidden="1" w:unhideWhenUsed="1"/>
-    <w:lsdException w:name="Unresolved Mention" w:semiHidden="1" w:unhideWhenUsed="1"/>
-    <w:lsdException w:name="Smart Link" w:semiHidden="1" w:unhideWhenUsed="1"/>
-  </w:latentStyles>
-  <w:style w:type="paragraph" w:default="1" w:styleId="a">
+  <w:style w:type="paragraph" w:default="1" w:styleId="a1">
     <w:name w:val="Normal"/>
     <w:qFormat/>
     <w:pPr>
-      <w:widowControl w:val="0"/>
-      <w:wordWrap w:val="0"/>
-      <w:autoSpaceDE w:val="0"/>
-      <w:autoSpaceDN w:val="0"/>
+      <w:autoSpaceDE w:val="off"/>
+      <w:autoSpaceDN w:val="off"/>
+      <w:widowControl w:val="off"/>
+      <w:wordWrap w:val="off"/>
     </w:pPr>
   </w:style>
-  <w:style w:type="paragraph" w:styleId="1">
-    <w:name w:val="heading 1"/>
-    <w:basedOn w:val="a"/>
-    <w:next w:val="a"/>
-    <w:link w:val="1Char"/>
-    <w:uiPriority w:val="9"/>
-    <w:qFormat/>
-    <w:rsid w:val="001A64D1"/>
-    <w:pPr>
-      <w:keepNext/>
-      <w:keepLines/>
-      <w:spacing w:before="280" w:after="80"/>
-      <w:outlineLvl w:val="0"/>
-    </w:pPr>
-    <w:rPr>
-      <w:rFonts w:asciiTheme="majorHAnsi" w:eastAsiaTheme="majorEastAsia" w:hAnsiTheme="majorHAnsi" w:cstheme="majorBidi"/>
-      <w:color w:val="000000" w:themeColor="text1"/>
-      <w:sz w:val="32"/>
-      <w:szCs w:val="32"/>
-    </w:rPr>
-  </w:style>
-  <w:style w:type="paragraph" w:styleId="2">
-    <w:name w:val="heading 2"/>
-    <w:basedOn w:val="a"/>
-    <w:next w:val="a"/>
-    <w:link w:val="2Char"/>
-    <w:uiPriority w:val="9"/>
-    <w:semiHidden/>
-    <w:unhideWhenUsed/>
-    <w:qFormat/>
-    <w:rsid w:val="001A64D1"/>
-    <w:pPr>
-      <w:keepNext/>
-      <w:keepLines/>
-      <w:spacing w:before="160" w:after="80"/>
-      <w:outlineLvl w:val="1"/>
-    </w:pPr>
-    <w:rPr>
-      <w:rFonts w:asciiTheme="majorHAnsi" w:eastAsiaTheme="majorEastAsia" w:hAnsiTheme="majorHAnsi" w:cstheme="majorBidi"/>
-      <w:color w:val="000000" w:themeColor="text1"/>
-      <w:sz w:val="28"/>
-      <w:szCs w:val="28"/>
-    </w:rPr>
-  </w:style>
-  <w:style w:type="paragraph" w:styleId="3">
-    <w:name w:val="heading 3"/>
-    <w:basedOn w:val="a"/>
-    <w:next w:val="a"/>
-    <w:link w:val="3Char"/>
-    <w:uiPriority w:val="9"/>
-    <w:semiHidden/>
-    <w:unhideWhenUsed/>
-    <w:qFormat/>
-    <w:rsid w:val="001A64D1"/>
-    <w:pPr>
-      <w:keepNext/>
-      <w:keepLines/>
-      <w:spacing w:before="160" w:after="80"/>
-      <w:outlineLvl w:val="2"/>
-    </w:pPr>
-    <w:rPr>
-      <w:rFonts w:asciiTheme="majorHAnsi" w:eastAsiaTheme="majorEastAsia" w:hAnsiTheme="majorHAnsi" w:cstheme="majorBidi"/>
-      <w:color w:val="000000" w:themeColor="text1"/>
-      <w:sz w:val="24"/>
-    </w:rPr>
-  </w:style>
-  <w:style w:type="paragraph" w:styleId="4">
-    <w:name w:val="heading 4"/>
-    <w:basedOn w:val="a"/>
-    <w:next w:val="a"/>
-    <w:link w:val="4Char"/>
-    <w:uiPriority w:val="9"/>
-    <w:semiHidden/>
-    <w:unhideWhenUsed/>
-    <w:qFormat/>
-    <w:rsid w:val="001A64D1"/>
-    <w:pPr>
-      <w:keepNext/>
-      <w:keepLines/>
-      <w:spacing w:before="80" w:after="40"/>
-      <w:outlineLvl w:val="3"/>
-    </w:pPr>
-    <w:rPr>
-      <w:rFonts w:asciiTheme="majorHAnsi" w:eastAsiaTheme="majorEastAsia" w:hAnsiTheme="majorHAnsi" w:cstheme="majorBidi"/>
-      <w:color w:val="000000" w:themeColor="text1"/>
-    </w:rPr>
-  </w:style>
-  <w:style w:type="paragraph" w:styleId="5">
-    <w:name w:val="heading 5"/>
-    <w:basedOn w:val="a"/>
-    <w:next w:val="a"/>
-    <w:link w:val="5Char"/>
-    <w:uiPriority w:val="9"/>
-    <w:semiHidden/>
-    <w:unhideWhenUsed/>
-    <w:qFormat/>
-    <w:rsid w:val="001A64D1"/>
-    <w:pPr>
-      <w:keepNext/>
-      <w:keepLines/>
-      <w:spacing w:before="80" w:after="40"/>
-      <w:ind w:leftChars="100" w:left="100"/>
-      <w:outlineLvl w:val="4"/>
-    </w:pPr>
-    <w:rPr>
-      <w:rFonts w:asciiTheme="majorHAnsi" w:eastAsiaTheme="majorEastAsia" w:hAnsiTheme="majorHAnsi" w:cstheme="majorBidi"/>
-      <w:color w:val="000000" w:themeColor="text1"/>
-    </w:rPr>
-  </w:style>
-  <w:style w:type="paragraph" w:styleId="6">
-    <w:name w:val="heading 6"/>
-    <w:basedOn w:val="a"/>
-    <w:next w:val="a"/>
-    <w:link w:val="6Char"/>
-    <w:uiPriority w:val="9"/>
-    <w:semiHidden/>
-    <w:unhideWhenUsed/>
-    <w:qFormat/>
-    <w:rsid w:val="001A64D1"/>
-    <w:pPr>
-      <w:keepNext/>
-      <w:keepLines/>
-      <w:spacing w:before="80" w:after="40"/>
-      <w:ind w:leftChars="200" w:left="200"/>
-      <w:outlineLvl w:val="5"/>
-    </w:pPr>
-    <w:rPr>
-      <w:rFonts w:asciiTheme="majorHAnsi" w:eastAsiaTheme="majorEastAsia" w:hAnsiTheme="majorHAnsi" w:cstheme="majorBidi"/>
-      <w:color w:val="000000" w:themeColor="text1"/>
-    </w:rPr>
-  </w:style>
-  <w:style w:type="paragraph" w:styleId="7">
-    <w:name w:val="heading 7"/>
-    <w:basedOn w:val="a"/>
-    <w:next w:val="a"/>
-    <w:link w:val="7Char"/>
-    <w:uiPriority w:val="9"/>
-    <w:semiHidden/>
-    <w:unhideWhenUsed/>
-    <w:qFormat/>
-    <w:rsid w:val="001A64D1"/>
-    <w:pPr>
-      <w:keepNext/>
-      <w:keepLines/>
-      <w:spacing w:before="80" w:after="40"/>
-      <w:ind w:leftChars="300" w:left="300"/>
-      <w:outlineLvl w:val="6"/>
-    </w:pPr>
-    <w:rPr>
-      <w:rFonts w:asciiTheme="majorHAnsi" w:eastAsiaTheme="majorEastAsia" w:hAnsiTheme="majorHAnsi" w:cstheme="majorBidi"/>
-      <w:color w:val="000000" w:themeColor="text1"/>
-    </w:rPr>
-  </w:style>
-  <w:style w:type="paragraph" w:styleId="8">
-    <w:name w:val="heading 8"/>
-    <w:basedOn w:val="a"/>
-    <w:next w:val="a"/>
-    <w:link w:val="8Char"/>
-    <w:uiPriority w:val="9"/>
-    <w:semiHidden/>
-    <w:unhideWhenUsed/>
-    <w:qFormat/>
-    <w:rsid w:val="001A64D1"/>
-    <w:pPr>
-      <w:keepNext/>
-      <w:keepLines/>
-      <w:spacing w:before="80" w:after="40"/>
-      <w:ind w:leftChars="400" w:left="400"/>
-      <w:outlineLvl w:val="7"/>
-    </w:pPr>
-    <w:rPr>
-      <w:rFonts w:asciiTheme="majorHAnsi" w:eastAsiaTheme="majorEastAsia" w:hAnsiTheme="majorHAnsi" w:cstheme="majorBidi"/>
-      <w:color w:val="000000" w:themeColor="text1"/>
-    </w:rPr>
-  </w:style>
-  <w:style w:type="paragraph" w:styleId="9">
-    <w:name w:val="heading 9"/>
-    <w:basedOn w:val="a"/>
-    <w:next w:val="a"/>
-    <w:link w:val="9Char"/>
-    <w:uiPriority w:val="9"/>
-    <w:semiHidden/>
-    <w:unhideWhenUsed/>
-    <w:qFormat/>
-    <w:rsid w:val="001A64D1"/>
-    <w:pPr>
-      <w:keepNext/>
-      <w:keepLines/>
-      <w:spacing w:before="80" w:after="40"/>
-      <w:ind w:leftChars="500" w:left="500"/>
-      <w:outlineLvl w:val="8"/>
-    </w:pPr>
-    <w:rPr>
-      <w:rFonts w:asciiTheme="majorHAnsi" w:eastAsiaTheme="majorEastAsia" w:hAnsiTheme="majorHAnsi" w:cstheme="majorBidi"/>
-      <w:color w:val="000000" w:themeColor="text1"/>
-    </w:rPr>
-  </w:style>
-  <w:style w:type="character" w:default="1" w:styleId="a0">
+  <w:style w:type="character" w:default="1" w:styleId="a2">
     <w:name w:val="Default Paragraph Font"/>
-    <w:uiPriority w:val="1"/>
     <w:unhideWhenUsed/>
   </w:style>
-  <w:style w:type="table" w:default="1" w:styleId="a1">
+  <w:style w:type="table" w:default="1" w:styleId="a3">
     <w:name w:val="Normal Table"/>
-    <w:uiPriority w:val="99"/>
     <w:semiHidden/>
     <w:unhideWhenUsed/>
     <w:tblPr>
@@ -7228,296 +6378,467 @@
       </w:tblCellMar>
     </w:tblPr>
   </w:style>
-  <w:style w:type="numbering" w:default="1" w:styleId="a2">
+  <w:style w:type="numbering" w:default="1" w:styleId="a4">
     <w:name w:val="No List"/>
-    <w:uiPriority w:val="99"/>
     <w:semiHidden/>
     <w:unhideWhenUsed/>
   </w:style>
-  <w:style w:type="character" w:customStyle="1" w:styleId="1Char">
-    <w:name w:val="제목 1 Char"/>
-    <w:basedOn w:val="a0"/>
-    <w:link w:val="1"/>
-    <w:uiPriority w:val="9"/>
-    <w:rsid w:val="001A64D1"/>
+  <w:style w:type="paragraph" w:styleId="a1">
+    <w:name w:val="Normal"/>
+    <w:qFormat/>
+    <w:pPr>
+      <w:autoSpaceDE w:val="off"/>
+      <w:autoSpaceDN w:val="off"/>
+      <w:widowControl w:val="off"/>
+      <w:wordWrap w:val="off"/>
+    </w:pPr>
+  </w:style>
+  <w:style w:type="paragraph" w:styleId="1">
+    <w:name w:val="heading 1"/>
+    <w:basedOn w:val="a1"/>
+    <w:next w:val="a1"/>
+    <w:link w:val="Normal"/>
+    <w:qFormat/>
+    <w:pPr>
+      <w:keepNext/>
+      <w:keepLines/>
+      <w:outlineLvl w:val="0"/>
+      <w:spacing w:after="80" w:before="280"/>
+    </w:pPr>
     <w:rPr>
       <w:rFonts w:asciiTheme="majorHAnsi" w:eastAsiaTheme="majorEastAsia" w:hAnsiTheme="majorHAnsi" w:cstheme="majorBidi"/>
-      <w:color w:val="000000" w:themeColor="text1"/>
+      <w:color w:val="000000"/>
       <w:sz w:val="32"/>
       <w:szCs w:val="32"/>
     </w:rPr>
   </w:style>
-  <w:style w:type="character" w:customStyle="1" w:styleId="2Char">
-    <w:name w:val="제목 2 Char"/>
-    <w:basedOn w:val="a0"/>
-    <w:link w:val="2"/>
-    <w:uiPriority w:val="9"/>
-    <w:semiHidden/>
-    <w:rsid w:val="001A64D1"/>
+  <w:style w:type="character" w:customStyle="1" w:styleId="1Char">
+    <w:name w:val="제목 1 Char"/>
+    <w:basedOn w:val="a2"/>
+    <w:link w:val="Normal"/>
     <w:rPr>
       <w:rFonts w:asciiTheme="majorHAnsi" w:eastAsiaTheme="majorEastAsia" w:hAnsiTheme="majorHAnsi" w:cstheme="majorBidi"/>
-      <w:color w:val="000000" w:themeColor="text1"/>
+      <w:color w:val="000000"/>
+      <w:sz w:val="32"/>
+      <w:szCs w:val="32"/>
+    </w:rPr>
+  </w:style>
+  <w:style w:type="paragraph" w:styleId="21">
+    <w:name w:val="heading 2"/>
+    <w:basedOn w:val="a1"/>
+    <w:next w:val="a1"/>
+    <w:link w:val="Normal"/>
+    <w:qFormat/>
+    <w:semiHidden/>
+    <w:unhideWhenUsed/>
+    <w:pPr>
+      <w:keepNext/>
+      <w:keepLines/>
+      <w:outlineLvl w:val="1"/>
+      <w:spacing w:after="80" w:before="160"/>
+    </w:pPr>
+    <w:rPr>
+      <w:rFonts w:asciiTheme="majorHAnsi" w:eastAsiaTheme="majorEastAsia" w:hAnsiTheme="majorHAnsi" w:cstheme="majorBidi"/>
+      <w:color w:val="000000"/>
       <w:sz w:val="28"/>
       <w:szCs w:val="28"/>
     </w:rPr>
   </w:style>
-  <w:style w:type="character" w:customStyle="1" w:styleId="3Char">
-    <w:name w:val="제목 3 Char"/>
-    <w:basedOn w:val="a0"/>
-    <w:link w:val="3"/>
-    <w:uiPriority w:val="9"/>
+  <w:style w:type="character" w:styleId="a2">
+    <w:name w:val="Default Paragraph Font"/>
+    <w:unhideWhenUsed/>
+  </w:style>
+  <w:style w:type="character" w:customStyle="1" w:styleId="2Char">
+    <w:name w:val="제목 2 Char"/>
+    <w:basedOn w:val="a2"/>
+    <w:link w:val="Normal"/>
     <w:semiHidden/>
-    <w:rsid w:val="001A64D1"/>
     <w:rPr>
       <w:rFonts w:asciiTheme="majorHAnsi" w:eastAsiaTheme="majorEastAsia" w:hAnsiTheme="majorHAnsi" w:cstheme="majorBidi"/>
-      <w:color w:val="000000" w:themeColor="text1"/>
-      <w:sz w:val="24"/>
+      <w:color w:val="000000"/>
+      <w:sz w:val="28"/>
+      <w:szCs w:val="28"/>
+    </w:rPr>
+  </w:style>
+  <w:style w:type="character" w:customStyle="1" w:styleId="Char1">
+    <w:name w:val="인용 Char"/>
+    <w:basedOn w:val="a2"/>
+    <w:link w:val="Normal"/>
+    <w:rPr>
+      <w:i/>
+      <w:iCs/>
+      <w:color w:val="3F3F3F"/>
     </w:rPr>
   </w:style>
   <w:style w:type="character" w:customStyle="1" w:styleId="4Char">
     <w:name w:val="제목 4 Char"/>
-    <w:basedOn w:val="a0"/>
-    <w:link w:val="4"/>
-    <w:uiPriority w:val="9"/>
+    <w:basedOn w:val="a2"/>
+    <w:link w:val="Normal"/>
     <w:semiHidden/>
-    <w:rsid w:val="001A64D1"/>
     <w:rPr>
       <w:rFonts w:asciiTheme="majorHAnsi" w:eastAsiaTheme="majorEastAsia" w:hAnsiTheme="majorHAnsi" w:cstheme="majorBidi"/>
-      <w:color w:val="000000" w:themeColor="text1"/>
+      <w:color w:val="000000"/>
+    </w:rPr>
+  </w:style>
+  <w:style w:type="character" w:customStyle="1" w:styleId="3Char">
+    <w:name w:val="제목 3 Char"/>
+    <w:basedOn w:val="a2"/>
+    <w:link w:val="Normal"/>
+    <w:semiHidden/>
+    <w:rPr>
+      <w:rFonts w:asciiTheme="majorHAnsi" w:eastAsiaTheme="majorEastAsia" w:hAnsiTheme="majorHAnsi" w:cstheme="majorBidi"/>
+      <w:color w:val="000000"/>
+      <w:sz w:val="24"/>
+    </w:rPr>
+  </w:style>
+  <w:style w:type="paragraph" w:styleId="9">
+    <w:name w:val="heading 9"/>
+    <w:basedOn w:val="a1"/>
+    <w:next w:val="a1"/>
+    <w:link w:val="Normal"/>
+    <w:qFormat/>
+    <w:semiHidden/>
+    <w:unhideWhenUsed/>
+    <w:pPr>
+      <w:ind w:leftChars="500" w:left="500"/>
+      <w:keepNext/>
+      <w:keepLines/>
+      <w:outlineLvl w:val="8"/>
+      <w:spacing w:after="40" w:before="80"/>
+    </w:pPr>
+    <w:rPr>
+      <w:rFonts w:asciiTheme="majorHAnsi" w:eastAsiaTheme="majorEastAsia" w:hAnsiTheme="majorHAnsi" w:cstheme="majorBidi"/>
+      <w:color w:val="000000"/>
+    </w:rPr>
+  </w:style>
+  <w:style w:type="character" w:customStyle="1" w:styleId="Char2">
+    <w:name w:val="강한 인용 Char"/>
+    <w:basedOn w:val="a2"/>
+    <w:link w:val="Normal"/>
+    <w:rPr>
+      <w:i/>
+      <w:iCs/>
+      <w:color w:val="104861"/>
+    </w:rPr>
+  </w:style>
+  <w:style w:type="character" w:customStyle="1" w:styleId="7Char">
+    <w:name w:val="제목 7 Char"/>
+    <w:basedOn w:val="a2"/>
+    <w:link w:val="Normal"/>
+    <w:semiHidden/>
+    <w:rPr>
+      <w:rFonts w:asciiTheme="majorHAnsi" w:eastAsiaTheme="majorEastAsia" w:hAnsiTheme="majorHAnsi" w:cstheme="majorBidi"/>
+      <w:color w:val="000000"/>
+    </w:rPr>
+  </w:style>
+  <w:style w:type="character" w:customStyle="1" w:styleId="8Char">
+    <w:name w:val="제목 8 Char"/>
+    <w:basedOn w:val="a2"/>
+    <w:link w:val="Normal"/>
+    <w:semiHidden/>
+    <w:rPr>
+      <w:rFonts w:asciiTheme="majorHAnsi" w:eastAsiaTheme="majorEastAsia" w:hAnsiTheme="majorHAnsi" w:cstheme="majorBidi"/>
+      <w:color w:val="000000"/>
+    </w:rPr>
+  </w:style>
+  <w:style w:type="paragraph" w:styleId="6">
+    <w:name w:val="heading 6"/>
+    <w:basedOn w:val="a1"/>
+    <w:next w:val="a1"/>
+    <w:link w:val="Normal"/>
+    <w:qFormat/>
+    <w:semiHidden/>
+    <w:unhideWhenUsed/>
+    <w:pPr>
+      <w:ind w:leftChars="200" w:left="200"/>
+      <w:keepNext/>
+      <w:keepLines/>
+      <w:outlineLvl w:val="5"/>
+      <w:spacing w:after="40" w:before="80"/>
+    </w:pPr>
+    <w:rPr>
+      <w:rFonts w:asciiTheme="majorHAnsi" w:eastAsiaTheme="majorEastAsia" w:hAnsiTheme="majorHAnsi" w:cstheme="majorBidi"/>
+      <w:color w:val="000000"/>
+    </w:rPr>
+  </w:style>
+  <w:style w:type="numbering" w:styleId="a4">
+    <w:name w:val="No List"/>
+    <w:semiHidden/>
+    <w:unhideWhenUsed/>
+  </w:style>
+  <w:style w:type="table" w:styleId="a3">
+    <w:name w:val="Normal Table"/>
+    <w:semiHidden/>
+    <w:unhideWhenUsed/>
+    <w:tblPr>
+      <w:tblInd w:w="0" w:type="dxa"/>
+      <w:tblCellMar>
+        <w:top w:w="0" w:type="dxa"/>
+        <w:left w:w="108" w:type="dxa"/>
+        <w:bottom w:w="0" w:type="dxa"/>
+        <w:right w:w="108" w:type="dxa"/>
+      </w:tblCellMar>
+    </w:tblPr>
+  </w:style>
+  <w:style w:type="paragraph" w:styleId="a7">
+    <w:name w:val="Subtitle"/>
+    <w:basedOn w:val="a1"/>
+    <w:next w:val="a1"/>
+    <w:link w:val="Normal"/>
+    <w:qFormat/>
+    <w:pPr>
+      <w:jc w:val="center"/>
+      <w:numPr>
+        <w:ilvl w:val="0"/>
+      </w:numPr>
+    </w:pPr>
+    <w:rPr>
+      <w:rFonts w:asciiTheme="majorHAnsi" w:eastAsiaTheme="majorEastAsia" w:hAnsiTheme="majorHAnsi" w:cstheme="majorBidi"/>
+      <w:color w:val="595959"/>
+      <w:sz w:val="28"/>
+      <w:szCs w:val="28"/>
+      <w:spacing w:val="15"/>
+    </w:rPr>
+  </w:style>
+  <w:style w:type="character" w:customStyle="1" w:styleId="Char0">
+    <w:name w:val="부제 Char"/>
+    <w:basedOn w:val="a2"/>
+    <w:link w:val="Normal"/>
+    <w:rPr>
+      <w:rFonts w:asciiTheme="majorHAnsi" w:eastAsiaTheme="majorEastAsia" w:hAnsiTheme="majorHAnsi" w:cstheme="majorBidi"/>
+      <w:color w:val="595959"/>
+      <w:sz w:val="28"/>
+      <w:szCs w:val="28"/>
+      <w:spacing w:val="15"/>
+    </w:rPr>
+  </w:style>
+  <w:style w:type="character" w:customStyle="1" w:styleId="9Char">
+    <w:name w:val="제목 9 Char"/>
+    <w:basedOn w:val="a2"/>
+    <w:link w:val="Normal"/>
+    <w:semiHidden/>
+    <w:rPr>
+      <w:rFonts w:asciiTheme="majorHAnsi" w:eastAsiaTheme="majorEastAsia" w:hAnsiTheme="majorHAnsi" w:cstheme="majorBidi"/>
+      <w:color w:val="000000"/>
+    </w:rPr>
+  </w:style>
+  <w:style w:type="paragraph" w:styleId="a6">
+    <w:name w:val="Title"/>
+    <w:basedOn w:val="a1"/>
+    <w:next w:val="a1"/>
+    <w:link w:val="Normal"/>
+    <w:qFormat/>
+    <w:pPr>
+      <w:contextualSpacing/>
+      <w:jc w:val="center"/>
+      <w:spacing w:after="80"/>
+    </w:pPr>
+    <w:rPr>
+      <w:rFonts w:asciiTheme="majorHAnsi" w:eastAsiaTheme="majorEastAsia" w:hAnsiTheme="majorHAnsi" w:cstheme="majorBidi"/>
+      <w:sz w:val="56"/>
+      <w:szCs w:val="56"/>
+      <w:kern w:val="28"/>
+      <w:spacing w:val="-10"/>
+    </w:rPr>
+  </w:style>
+  <w:style w:type="paragraph" w:styleId="ad">
+    <w:name w:val="Intense Quote"/>
+    <w:basedOn w:val="a1"/>
+    <w:next w:val="a1"/>
+    <w:link w:val="Normal"/>
+    <w:qFormat/>
+    <w:pPr>
+      <w:ind w:left="864" w:right="864"/>
+      <w:jc w:val="center"/>
+      <w:pBdr>
+        <w:top w:val="single" w:sz="4" w:space="10" w:color="104861" w:themeColor="accent1" w:themeShade="bf"/>
+        <w:bottom w:val="single" w:sz="4" w:space="10" w:color="104861" w:themeColor="accent1" w:themeShade="bf"/>
+      </w:pBdr>
+      <w:spacing w:after="360" w:before="360"/>
+    </w:pPr>
+    <w:rPr>
+      <w:i/>
+      <w:iCs/>
+      <w:color w:val="104861"/>
+    </w:rPr>
+  </w:style>
+  <w:style w:type="paragraph" w:styleId="41">
+    <w:name w:val="heading 4"/>
+    <w:basedOn w:val="a1"/>
+    <w:next w:val="a1"/>
+    <w:link w:val="Normal"/>
+    <w:qFormat/>
+    <w:semiHidden/>
+    <w:unhideWhenUsed/>
+    <w:pPr>
+      <w:keepNext/>
+      <w:keepLines/>
+      <w:outlineLvl w:val="3"/>
+      <w:spacing w:after="40" w:before="80"/>
+    </w:pPr>
+    <w:rPr>
+      <w:rFonts w:asciiTheme="majorHAnsi" w:eastAsiaTheme="majorEastAsia" w:hAnsiTheme="majorHAnsi" w:cstheme="majorBidi"/>
+      <w:color w:val="000000"/>
     </w:rPr>
   </w:style>
   <w:style w:type="character" w:customStyle="1" w:styleId="5Char">
     <w:name w:val="제목 5 Char"/>
-    <w:basedOn w:val="a0"/>
-    <w:link w:val="5"/>
-    <w:uiPriority w:val="9"/>
+    <w:basedOn w:val="a2"/>
+    <w:link w:val="Normal"/>
     <w:semiHidden/>
-    <w:rsid w:val="001A64D1"/>
     <w:rPr>
       <w:rFonts w:asciiTheme="majorHAnsi" w:eastAsiaTheme="majorEastAsia" w:hAnsiTheme="majorHAnsi" w:cstheme="majorBidi"/>
-      <w:color w:val="000000" w:themeColor="text1"/>
+      <w:color w:val="000000"/>
+    </w:rPr>
+  </w:style>
+  <w:style w:type="paragraph" w:styleId="51">
+    <w:name w:val="heading 5"/>
+    <w:basedOn w:val="a1"/>
+    <w:next w:val="a1"/>
+    <w:link w:val="Normal"/>
+    <w:qFormat/>
+    <w:semiHidden/>
+    <w:unhideWhenUsed/>
+    <w:pPr>
+      <w:ind w:leftChars="100" w:left="100"/>
+      <w:keepNext/>
+      <w:keepLines/>
+      <w:outlineLvl w:val="4"/>
+      <w:spacing w:after="40" w:before="80"/>
+    </w:pPr>
+    <w:rPr>
+      <w:rFonts w:asciiTheme="majorHAnsi" w:eastAsiaTheme="majorEastAsia" w:hAnsiTheme="majorHAnsi" w:cstheme="majorBidi"/>
+      <w:color w:val="000000"/>
+    </w:rPr>
+  </w:style>
+  <w:style w:type="paragraph" w:styleId="8">
+    <w:name w:val="heading 8"/>
+    <w:basedOn w:val="a1"/>
+    <w:next w:val="a1"/>
+    <w:link w:val="Normal"/>
+    <w:qFormat/>
+    <w:semiHidden/>
+    <w:unhideWhenUsed/>
+    <w:pPr>
+      <w:ind w:leftChars="400" w:left="400"/>
+      <w:keepNext/>
+      <w:keepLines/>
+      <w:outlineLvl w:val="7"/>
+      <w:spacing w:after="40" w:before="80"/>
+    </w:pPr>
+    <w:rPr>
+      <w:rFonts w:asciiTheme="majorHAnsi" w:eastAsiaTheme="majorEastAsia" w:hAnsiTheme="majorHAnsi" w:cstheme="majorBidi"/>
+      <w:color w:val="000000"/>
     </w:rPr>
   </w:style>
   <w:style w:type="character" w:customStyle="1" w:styleId="6Char">
     <w:name w:val="제목 6 Char"/>
-    <w:basedOn w:val="a0"/>
-    <w:link w:val="6"/>
-    <w:uiPriority w:val="9"/>
+    <w:basedOn w:val="a2"/>
+    <w:link w:val="Normal"/>
     <w:semiHidden/>
-    <w:rsid w:val="001A64D1"/>
     <w:rPr>
       <w:rFonts w:asciiTheme="majorHAnsi" w:eastAsiaTheme="majorEastAsia" w:hAnsiTheme="majorHAnsi" w:cstheme="majorBidi"/>
-      <w:color w:val="000000" w:themeColor="text1"/>
+      <w:color w:val="000000"/>
     </w:rPr>
   </w:style>
-  <w:style w:type="character" w:customStyle="1" w:styleId="7Char">
-    <w:name w:val="제목 7 Char"/>
-    <w:basedOn w:val="a0"/>
-    <w:link w:val="7"/>
-    <w:uiPriority w:val="9"/>
-    <w:semiHidden/>
-    <w:rsid w:val="001A64D1"/>
+  <w:style w:type="paragraph" w:styleId="ac">
+    <w:name w:val="Quote"/>
+    <w:basedOn w:val="a1"/>
+    <w:next w:val="a1"/>
+    <w:link w:val="Normal"/>
+    <w:qFormat/>
+    <w:pPr>
+      <w:jc w:val="center"/>
+      <w:spacing w:before="160"/>
+    </w:pPr>
     <w:rPr>
-      <w:rFonts w:asciiTheme="majorHAnsi" w:eastAsiaTheme="majorEastAsia" w:hAnsiTheme="majorHAnsi" w:cstheme="majorBidi"/>
-      <w:color w:val="000000" w:themeColor="text1"/>
+      <w:i/>
+      <w:iCs/>
+      <w:color w:val="3F3F3F"/>
     </w:rPr>
   </w:style>
-  <w:style w:type="character" w:customStyle="1" w:styleId="8Char">
-    <w:name w:val="제목 8 Char"/>
-    <w:basedOn w:val="a0"/>
-    <w:link w:val="8"/>
-    <w:uiPriority w:val="9"/>
+  <w:style w:type="paragraph" w:styleId="7">
+    <w:name w:val="heading 7"/>
+    <w:basedOn w:val="a1"/>
+    <w:next w:val="a1"/>
+    <w:link w:val="Normal"/>
+    <w:qFormat/>
     <w:semiHidden/>
-    <w:rsid w:val="001A64D1"/>
-    <w:rPr>
-      <w:rFonts w:asciiTheme="majorHAnsi" w:eastAsiaTheme="majorEastAsia" w:hAnsiTheme="majorHAnsi" w:cstheme="majorBidi"/>
-      <w:color w:val="000000" w:themeColor="text1"/>
-    </w:rPr>
-  </w:style>
-  <w:style w:type="character" w:customStyle="1" w:styleId="9Char">
-    <w:name w:val="제목 9 Char"/>
-    <w:basedOn w:val="a0"/>
-    <w:link w:val="9"/>
-    <w:uiPriority w:val="9"/>
-    <w:semiHidden/>
-    <w:rsid w:val="001A64D1"/>
-    <w:rPr>
-      <w:rFonts w:asciiTheme="majorHAnsi" w:eastAsiaTheme="majorEastAsia" w:hAnsiTheme="majorHAnsi" w:cstheme="majorBidi"/>
-      <w:color w:val="000000" w:themeColor="text1"/>
-    </w:rPr>
-  </w:style>
-  <w:style w:type="paragraph" w:styleId="a3">
-    <w:name w:val="Title"/>
-    <w:basedOn w:val="a"/>
-    <w:next w:val="a"/>
-    <w:link w:val="Char"/>
-    <w:uiPriority w:val="10"/>
-    <w:qFormat/>
-    <w:rsid w:val="001A64D1"/>
+    <w:unhideWhenUsed/>
     <w:pPr>
-      <w:spacing w:after="80"/>
-      <w:contextualSpacing/>
-      <w:jc w:val="center"/>
+      <w:ind w:leftChars="300" w:left="300"/>
+      <w:keepNext/>
+      <w:keepLines/>
+      <w:outlineLvl w:val="6"/>
+      <w:spacing w:after="40" w:before="80"/>
     </w:pPr>
     <w:rPr>
       <w:rFonts w:asciiTheme="majorHAnsi" w:eastAsiaTheme="majorEastAsia" w:hAnsiTheme="majorHAnsi" w:cstheme="majorBidi"/>
-      <w:spacing w:val="-10"/>
-      <w:kern w:val="28"/>
-      <w:sz w:val="56"/>
-      <w:szCs w:val="56"/>
+      <w:color w:val="000000"/>
+    </w:rPr>
+  </w:style>
+  <w:style w:type="character" w:styleId="aa">
+    <w:name w:val="Intense Emphasis"/>
+    <w:basedOn w:val="a2"/>
+    <w:qFormat/>
+    <w:rPr>
+      <w:i/>
+      <w:iCs/>
+      <w:color w:val="104861"/>
+    </w:rPr>
+  </w:style>
+  <w:style w:type="character" w:styleId="af">
+    <w:name w:val="Intense Reference"/>
+    <w:basedOn w:val="a2"/>
+    <w:qFormat/>
+    <w:rPr>
+      <w:b/>
+      <w:bCs/>
+      <w:smallCaps/>
+      <w:color w:val="104861"/>
+      <w:spacing w:val="5"/>
+    </w:rPr>
+  </w:style>
+  <w:style w:type="paragraph" w:styleId="31">
+    <w:name w:val="heading 3"/>
+    <w:basedOn w:val="a1"/>
+    <w:next w:val="a1"/>
+    <w:link w:val="Normal"/>
+    <w:qFormat/>
+    <w:semiHidden/>
+    <w:unhideWhenUsed/>
+    <w:pPr>
+      <w:keepNext/>
+      <w:keepLines/>
+      <w:outlineLvl w:val="2"/>
+      <w:spacing w:after="80" w:before="160"/>
+    </w:pPr>
+    <w:rPr>
+      <w:rFonts w:asciiTheme="majorHAnsi" w:eastAsiaTheme="majorEastAsia" w:hAnsiTheme="majorHAnsi" w:cstheme="majorBidi"/>
+      <w:color w:val="000000"/>
+      <w:sz w:val="24"/>
     </w:rPr>
   </w:style>
   <w:style w:type="character" w:customStyle="1" w:styleId="Char">
     <w:name w:val="제목 Char"/>
-    <w:basedOn w:val="a0"/>
-    <w:link w:val="a3"/>
-    <w:uiPriority w:val="10"/>
-    <w:rsid w:val="001A64D1"/>
+    <w:basedOn w:val="a2"/>
+    <w:link w:val="Normal"/>
     <w:rPr>
       <w:rFonts w:asciiTheme="majorHAnsi" w:eastAsiaTheme="majorEastAsia" w:hAnsiTheme="majorHAnsi" w:cstheme="majorBidi"/>
-      <w:spacing w:val="-10"/>
-      <w:kern w:val="28"/>
       <w:sz w:val="56"/>
       <w:szCs w:val="56"/>
+      <w:kern w:val="28"/>
+      <w:spacing w:val="-10"/>
     </w:rPr>
   </w:style>
-  <w:style w:type="paragraph" w:styleId="a4">
-    <w:name w:val="Subtitle"/>
-    <w:basedOn w:val="a"/>
-    <w:next w:val="a"/>
-    <w:link w:val="Char0"/>
-    <w:uiPriority w:val="11"/>
+  <w:style w:type="paragraph" w:styleId="af1">
+    <w:name w:val="List Paragraph"/>
+    <w:basedOn w:val="a1"/>
     <w:qFormat/>
-    <w:rsid w:val="001A64D1"/>
-    <w:pPr>
-      <w:numPr>
-        <w:ilvl w:val="1"/>
-      </w:numPr>
-      <w:jc w:val="center"/>
-    </w:pPr>
-    <w:rPr>
-      <w:rFonts w:asciiTheme="majorHAnsi" w:eastAsiaTheme="majorEastAsia" w:hAnsiTheme="majorHAnsi" w:cstheme="majorBidi"/>
-      <w:color w:val="595959" w:themeColor="text1" w:themeTint="A6"/>
-      <w:spacing w:val="15"/>
-      <w:sz w:val="28"/>
-      <w:szCs w:val="28"/>
-    </w:rPr>
-  </w:style>
-  <w:style w:type="character" w:customStyle="1" w:styleId="Char0">
-    <w:name w:val="부제 Char"/>
-    <w:basedOn w:val="a0"/>
-    <w:link w:val="a4"/>
-    <w:uiPriority w:val="11"/>
-    <w:rsid w:val="001A64D1"/>
-    <w:rPr>
-      <w:rFonts w:asciiTheme="majorHAnsi" w:eastAsiaTheme="majorEastAsia" w:hAnsiTheme="majorHAnsi" w:cstheme="majorBidi"/>
-      <w:color w:val="595959" w:themeColor="text1" w:themeTint="A6"/>
-      <w:spacing w:val="15"/>
-      <w:sz w:val="28"/>
-      <w:szCs w:val="28"/>
-    </w:rPr>
-  </w:style>
-  <w:style w:type="paragraph" w:styleId="a5">
-    <w:name w:val="Quote"/>
-    <w:basedOn w:val="a"/>
-    <w:next w:val="a"/>
-    <w:link w:val="Char1"/>
-    <w:uiPriority w:val="29"/>
-    <w:qFormat/>
-    <w:rsid w:val="001A64D1"/>
-    <w:pPr>
-      <w:spacing w:before="160"/>
-      <w:jc w:val="center"/>
-    </w:pPr>
-    <w:rPr>
-      <w:i/>
-      <w:iCs/>
-      <w:color w:val="404040" w:themeColor="text1" w:themeTint="BF"/>
-    </w:rPr>
-  </w:style>
-  <w:style w:type="character" w:customStyle="1" w:styleId="Char1">
-    <w:name w:val="인용 Char"/>
-    <w:basedOn w:val="a0"/>
-    <w:link w:val="a5"/>
-    <w:uiPriority w:val="29"/>
-    <w:rsid w:val="001A64D1"/>
-    <w:rPr>
-      <w:i/>
-      <w:iCs/>
-      <w:color w:val="404040" w:themeColor="text1" w:themeTint="BF"/>
-    </w:rPr>
-  </w:style>
-  <w:style w:type="paragraph" w:styleId="a6">
-    <w:name w:val="List Paragraph"/>
-    <w:basedOn w:val="a"/>
-    <w:uiPriority w:val="34"/>
-    <w:qFormat/>
-    <w:rsid w:val="001A64D1"/>
     <w:pPr>
       <w:ind w:left="720"/>
       <w:contextualSpacing/>
     </w:pPr>
-  </w:style>
-  <w:style w:type="character" w:styleId="a7">
-    <w:name w:val="Intense Emphasis"/>
-    <w:basedOn w:val="a0"/>
-    <w:uiPriority w:val="21"/>
-    <w:qFormat/>
-    <w:rsid w:val="001A64D1"/>
-    <w:rPr>
-      <w:i/>
-      <w:iCs/>
-      <w:color w:val="0F4761" w:themeColor="accent1" w:themeShade="BF"/>
-    </w:rPr>
-  </w:style>
-  <w:style w:type="paragraph" w:styleId="a8">
-    <w:name w:val="Intense Quote"/>
-    <w:basedOn w:val="a"/>
-    <w:next w:val="a"/>
-    <w:link w:val="Char2"/>
-    <w:uiPriority w:val="30"/>
-    <w:qFormat/>
-    <w:rsid w:val="001A64D1"/>
-    <w:pPr>
-      <w:pBdr>
-        <w:top w:val="single" w:sz="4" w:space="10" w:color="0F4761" w:themeColor="accent1" w:themeShade="BF"/>
-        <w:bottom w:val="single" w:sz="4" w:space="10" w:color="0F4761" w:themeColor="accent1" w:themeShade="BF"/>
-      </w:pBdr>
-      <w:spacing w:before="360" w:after="360"/>
-      <w:ind w:left="864" w:right="864"/>
-      <w:jc w:val="center"/>
-    </w:pPr>
-    <w:rPr>
-      <w:i/>
-      <w:iCs/>
-      <w:color w:val="0F4761" w:themeColor="accent1" w:themeShade="BF"/>
-    </w:rPr>
-  </w:style>
-  <w:style w:type="character" w:customStyle="1" w:styleId="Char2">
-    <w:name w:val="강한 인용 Char"/>
-    <w:basedOn w:val="a0"/>
-    <w:link w:val="a8"/>
-    <w:uiPriority w:val="30"/>
-    <w:rsid w:val="001A64D1"/>
-    <w:rPr>
-      <w:i/>
-      <w:iCs/>
-      <w:color w:val="0F4761" w:themeColor="accent1" w:themeShade="BF"/>
-    </w:rPr>
-  </w:style>
-  <w:style w:type="character" w:styleId="a9">
-    <w:name w:val="Intense Reference"/>
-    <w:basedOn w:val="a0"/>
-    <w:uiPriority w:val="32"/>
-    <w:qFormat/>
-    <w:rsid w:val="001A64D1"/>
-    <w:rPr>
-      <w:b/>
-      <w:bCs/>
-      <w:smallCaps/>
-      <w:color w:val="0F4761" w:themeColor="accent1" w:themeShade="BF"/>
-      <w:spacing w:val="5"/>
-    </w:rPr>
   </w:style>
 </w:styles>
 </file>
@@ -7527,10 +6848,10 @@
   <a:themeElements>
     <a:clrScheme name="Office">
       <a:dk1>
-        <a:sysClr val="windowText" lastClr="000000"/>
+        <a:sysClr lastClr="000000" val="windowText"/>
       </a:dk1>
       <a:lt1>
-        <a:sysClr val="window" lastClr="FFFFFF"/>
+        <a:sysClr lastClr="FFFFFF" val="window"/>
       </a:lt1>
       <a:dk2>
         <a:srgbClr val="0E2841"/>
@@ -7565,7 +6886,7 @@
     </a:clrScheme>
     <a:fontScheme name="Office">
       <a:majorFont>
-        <a:latin typeface="맑은 고딕" panose="02110004020202020204"/>
+        <a:latin typeface="맑은 고딕"/>
         <a:ea typeface=""/>
         <a:cs typeface=""/>
         <a:font script="Jpan" typeface="游ゴシック Light"/>
@@ -7598,26 +6919,9 @@
         <a:font script="Viet" typeface="Times New Roman"/>
         <a:font script="Uigh" typeface="Microsoft Uighur"/>
         <a:font script="Geor" typeface="Sylfaen"/>
-        <a:font script="Armn" typeface="Arial"/>
-        <a:font script="Bugi" typeface="Leelawadee UI"/>
-        <a:font script="Bopo" typeface="Microsoft JhengHei"/>
-        <a:font script="Java" typeface="Javanese Text"/>
-        <a:font script="Lisu" typeface="Segoe UI"/>
-        <a:font script="Mymr" typeface="Myanmar Text"/>
-        <a:font script="Nkoo" typeface="Ebrima"/>
-        <a:font script="Olck" typeface="Nirmala UI"/>
-        <a:font script="Osma" typeface="Ebrima"/>
-        <a:font script="Phag" typeface="Phagspa"/>
-        <a:font script="Syrn" typeface="Estrangelo Edessa"/>
-        <a:font script="Syrj" typeface="Estrangelo Edessa"/>
-        <a:font script="Syre" typeface="Estrangelo Edessa"/>
-        <a:font script="Sora" typeface="Nirmala UI"/>
-        <a:font script="Tale" typeface="Microsoft Tai Le"/>
-        <a:font script="Talu" typeface="Microsoft New Tai Lue"/>
-        <a:font script="Tfng" typeface="Ebrima"/>
       </a:majorFont>
       <a:minorFont>
-        <a:latin typeface="맑은 고딕" panose="02110004020202020204"/>
+        <a:latin typeface="맑은 고딕"/>
         <a:ea typeface=""/>
         <a:cs typeface=""/>
         <a:font script="Jpan" typeface="游明朝"/>
@@ -7650,23 +6954,6 @@
         <a:font script="Viet" typeface="Arial"/>
         <a:font script="Uigh" typeface="Microsoft Uighur"/>
         <a:font script="Geor" typeface="Sylfaen"/>
-        <a:font script="Armn" typeface="Arial"/>
-        <a:font script="Bugi" typeface="Leelawadee UI"/>
-        <a:font script="Bopo" typeface="Microsoft JhengHei"/>
-        <a:font script="Java" typeface="Javanese Text"/>
-        <a:font script="Lisu" typeface="Segoe UI"/>
-        <a:font script="Mymr" typeface="Myanmar Text"/>
-        <a:font script="Nkoo" typeface="Ebrima"/>
-        <a:font script="Olck" typeface="Nirmala UI"/>
-        <a:font script="Osma" typeface="Ebrima"/>
-        <a:font script="Phag" typeface="Phagspa"/>
-        <a:font script="Syrn" typeface="Estrangelo Edessa"/>
-        <a:font script="Syrj" typeface="Estrangelo Edessa"/>
-        <a:font script="Syre" typeface="Estrangelo Edessa"/>
-        <a:font script="Sora" typeface="Nirmala UI"/>
-        <a:font script="Tale" typeface="Microsoft Tai Le"/>
-        <a:font script="Talu" typeface="Microsoft New Tai Lue"/>
-        <a:font script="Tfng" typeface="Ebrima"/>
       </a:minorFont>
     </a:fontScheme>
     <a:fmtScheme name="Office">
@@ -7678,161 +6965,162 @@
           <a:gsLst>
             <a:gs pos="0">
               <a:schemeClr val="phClr">
-                <a:lumMod val="110000"/>
-                <a:satMod val="105000"/>
-                <a:tint val="67000"/>
+                <a:tint val="50000"/>
+                <a:satMod val="300000"/>
               </a:schemeClr>
             </a:gs>
-            <a:gs pos="50000">
+            <a:gs pos="35000">
               <a:schemeClr val="phClr">
-                <a:lumMod val="105000"/>
-                <a:satMod val="103000"/>
-                <a:tint val="73000"/>
+                <a:tint val="37000"/>
+                <a:satMod val="300000"/>
               </a:schemeClr>
             </a:gs>
             <a:gs pos="100000">
               <a:schemeClr val="phClr">
-                <a:lumMod val="105000"/>
-                <a:satMod val="109000"/>
-                <a:tint val="81000"/>
+                <a:tint val="15000"/>
+                <a:satMod val="350000"/>
               </a:schemeClr>
             </a:gs>
           </a:gsLst>
-          <a:lin ang="5400000" scaled="0"/>
+          <a:lin ang="16200000" scaled="1"/>
         </a:gradFill>
         <a:gradFill rotWithShape="1">
           <a:gsLst>
             <a:gs pos="0">
               <a:schemeClr val="phClr">
-                <a:satMod val="103000"/>
-                <a:lumMod val="102000"/>
-                <a:tint val="94000"/>
+                <a:shade val="51000"/>
+                <a:satMod val="130000"/>
               </a:schemeClr>
             </a:gs>
-            <a:gs pos="50000">
+            <a:gs pos="80000">
               <a:schemeClr val="phClr">
-                <a:satMod val="110000"/>
-                <a:lumMod val="100000"/>
-                <a:shade val="100000"/>
+                <a:shade val="93000"/>
+                <a:satMod val="130000"/>
               </a:schemeClr>
             </a:gs>
             <a:gs pos="100000">
               <a:schemeClr val="phClr">
-                <a:lumMod val="99000"/>
-                <a:satMod val="120000"/>
-                <a:shade val="78000"/>
+                <a:shade val="94000"/>
+                <a:satMod val="135000"/>
               </a:schemeClr>
             </a:gs>
           </a:gsLst>
-          <a:lin ang="5400000" scaled="0"/>
+          <a:lin ang="16200000" scaled="0"/>
         </a:gradFill>
       </a:fillStyleLst>
       <a:lnStyleLst>
-        <a:ln w="12700" cap="flat" cmpd="sng" algn="ctr">
+        <a:ln w="12700">
           <a:solidFill>
             <a:schemeClr val="phClr"/>
           </a:solidFill>
-          <a:prstDash val="solid"/>
           <a:miter lim="800000"/>
         </a:ln>
-        <a:ln w="19050" cap="flat" cmpd="sng" algn="ctr">
+        <a:ln w="19050">
           <a:solidFill>
             <a:schemeClr val="phClr"/>
           </a:solidFill>
-          <a:prstDash val="solid"/>
           <a:miter lim="800000"/>
         </a:ln>
-        <a:ln w="25400" cap="flat" cmpd="sng" algn="ctr">
+        <a:ln w="25400">
           <a:solidFill>
             <a:schemeClr val="phClr"/>
           </a:solidFill>
-          <a:prstDash val="solid"/>
           <a:miter lim="800000"/>
         </a:ln>
       </a:lnStyleLst>
       <a:effectStyleLst>
         <a:effectStyle>
-          <a:effectLst/>
-        </a:effectStyle>
-        <a:effectStyle>
-          <a:effectLst/>
+          <a:effectLst>
+            <a:outerShdw blurRad="40000" dist="20000" dir="5400000" rotWithShape="0">
+              <a:srgbClr val="000000">
+                <a:alpha val="38000"/>
+              </a:srgbClr>
+            </a:outerShdw>
+          </a:effectLst>
         </a:effectStyle>
         <a:effectStyle>
           <a:effectLst>
-            <a:outerShdw blurRad="57150" dist="19050" dir="5400000" algn="ctr" rotWithShape="0">
+            <a:outerShdw blurRad="40000" dist="23000" dir="5400000" rotWithShape="0">
               <a:srgbClr val="000000">
-                <a:alpha val="63000"/>
+                <a:alpha val="35000"/>
               </a:srgbClr>
             </a:outerShdw>
           </a:effectLst>
+        </a:effectStyle>
+        <a:effectStyle>
+          <a:effectLst>
+            <a:outerShdw blurRad="40000" dist="23000" dir="5400000" rotWithShape="0">
+              <a:srgbClr val="000000">
+                <a:alpha val="35000"/>
+              </a:srgbClr>
+            </a:outerShdw>
+          </a:effectLst>
+          <a:scene3d>
+            <a:camera prst="orthographicFront">
+              <a:rot lat="0" lon="0" rev="0"/>
+            </a:camera>
+            <a:lightRig rig="threePt" dir="t">
+              <a:rot lat="0" lon="0" rev="1200000"/>
+            </a:lightRig>
+          </a:scene3d>
+          <a:sp3d>
+            <a:bevelT w="63500" h="25400"/>
+          </a:sp3d>
         </a:effectStyle>
       </a:effectStyleLst>
       <a:bgFillStyleLst>
         <a:solidFill>
           <a:schemeClr val="phClr"/>
         </a:solidFill>
-        <a:solidFill>
-          <a:schemeClr val="phClr">
-            <a:tint val="95000"/>
-            <a:satMod val="170000"/>
-          </a:schemeClr>
-        </a:solidFill>
         <a:gradFill rotWithShape="1">
           <a:gsLst>
             <a:gs pos="0">
               <a:schemeClr val="phClr">
-                <a:tint val="93000"/>
-                <a:satMod val="150000"/>
-                <a:shade val="98000"/>
-                <a:lumMod val="102000"/>
+                <a:tint val="40000"/>
+                <a:satMod val="350000"/>
               </a:schemeClr>
             </a:gs>
-            <a:gs pos="50000">
+            <a:gs pos="40000">
               <a:schemeClr val="phClr">
-                <a:tint val="98000"/>
-                <a:satMod val="130000"/>
-                <a:shade val="90000"/>
-                <a:lumMod val="103000"/>
+                <a:tint val="45000"/>
+                <a:shade val="99000"/>
+                <a:satMod val="350000"/>
               </a:schemeClr>
             </a:gs>
             <a:gs pos="100000">
               <a:schemeClr val="phClr">
-                <a:shade val="63000"/>
-                <a:satMod val="120000"/>
+                <a:shade val="20000"/>
+                <a:satMod val="255000"/>
               </a:schemeClr>
             </a:gs>
           </a:gsLst>
-          <a:lin ang="5400000" scaled="0"/>
+          <a:path path="circle">
+            <a:fillToRect l="50000" t="-80000" r="50000" b="180000"/>
+          </a:path>
+        </a:gradFill>
+        <a:gradFill rotWithShape="1">
+          <a:gsLst>
+            <a:gs pos="0">
+              <a:schemeClr val="phClr">
+                <a:tint val="80000"/>
+                <a:satMod val="300000"/>
+              </a:schemeClr>
+            </a:gs>
+            <a:gs pos="100000">
+              <a:schemeClr val="phClr">
+                <a:shade val="30000"/>
+                <a:satMod val="200000"/>
+              </a:schemeClr>
+            </a:gs>
+          </a:gsLst>
+          <a:path path="circle">
+            <a:fillToRect l="50000" t="50000" r="50000" b="50000"/>
+          </a:path>
         </a:gradFill>
       </a:bgFillStyleLst>
     </a:fmtScheme>
   </a:themeElements>
-  <a:objectDefaults>
-    <a:lnDef>
-      <a:spPr/>
-      <a:bodyPr/>
-      <a:lstStyle/>
-      <a:style>
-        <a:lnRef idx="2">
-          <a:schemeClr val="accent1"/>
-        </a:lnRef>
-        <a:fillRef idx="0">
-          <a:schemeClr val="accent1"/>
-        </a:fillRef>
-        <a:effectRef idx="1">
-          <a:schemeClr val="accent1"/>
-        </a:effectRef>
-        <a:fontRef idx="minor">
-          <a:schemeClr val="tx1"/>
-        </a:fontRef>
-      </a:style>
-    </a:lnDef>
-  </a:objectDefaults>
+  <a:objectDefaults/>
   <a:extraClrSchemeLst/>
-  <a:extLst>
-    <a:ext uri="{05A4C25C-085E-4340-85A3-A5531E510DB2}">
-      <thm15:themeFamily xmlns:thm15="http://schemas.microsoft.com/office/thememl/2012/main" name="Office Theme" id="{2E142A2C-CD16-42D6-873A-C26D2A0506FA}" vid="{1BDDFF52-6CD6-40A5-AB3C-68EB2F1E4D0A}"/>
-    </a:ext>
-  </a:extLst>
 </a:theme>
 </file>
--- a/backend/app/rag_docs/외근비 및 출장비 지급 내규.docx
+++ b/backend/app/rag_docs/외근비 및 출장비 지급 내규.docx
@@ -1,6 +1,6 @@
 
 <file path=word/document.xml><?xml version="1.0" encoding="utf-8"?>
-<w:document xmlns:wpc="http://schemas.microsoft.com/office/word/2010/wordprocessingCanvas" xmlns:mc="http://schemas.openxmlformats.org/markup-compatibility/2006" xmlns:o="urn:schemas-microsoft-com:office:office" xmlns:r="http://schemas.openxmlformats.org/officeDocument/2006/relationships" xmlns:m="http://schemas.openxmlformats.org/officeDocument/2006/math" xmlns:v="urn:schemas-microsoft-com:vml" xmlns:wp14="http://schemas.microsoft.com/office/word/2010/wordprocessingDrawing" xmlns:wp="http://schemas.openxmlformats.org/drawingml/2006/wordprocessingDrawing" xmlns:w10="urn:schemas-microsoft-com:office:word" xmlns:w="http://schemas.openxmlformats.org/wordprocessingml/2006/main" xmlns:w14="http://schemas.microsoft.com/office/word/2010/wordml" xmlns:wpg="http://schemas.microsoft.com/office/word/2010/wordprocessingGroup" xmlns:wpi="http://schemas.microsoft.com/office/word/2010/wordprocessingInk" xmlns:wne="http://schemas.microsoft.com/office/word/2006/wordml" xmlns:wps="http://schemas.microsoft.com/office/word/2010/wordprocessingShape">
+<w:document xmlns:wpc="http://schemas.microsoft.com/office/word/2010/wordprocessingCanvas" xmlns:cx="http://schemas.microsoft.com/office/drawing/2014/chartex" xmlns:cx1="http://schemas.microsoft.com/office/drawing/2015/9/8/chartex" xmlns:cx2="http://schemas.microsoft.com/office/drawing/2015/10/21/chartex" xmlns:cx3="http://schemas.microsoft.com/office/drawing/2016/5/9/chartex" xmlns:cx4="http://schemas.microsoft.com/office/drawing/2016/5/10/chartex" xmlns:cx5="http://schemas.microsoft.com/office/drawing/2016/5/11/chartex" xmlns:cx6="http://schemas.microsoft.com/office/drawing/2016/5/12/chartex" xmlns:cx7="http://schemas.microsoft.com/office/drawing/2016/5/13/chartex" xmlns:cx8="http://schemas.microsoft.com/office/drawing/2016/5/14/chartex" xmlns:mc="http://schemas.openxmlformats.org/markup-compatibility/2006" xmlns:aink="http://schemas.microsoft.com/office/drawing/2016/ink" xmlns:am3d="http://schemas.microsoft.com/office/drawing/2017/model3d" xmlns:o="urn:schemas-microsoft-com:office:office" xmlns:oel="http://schemas.microsoft.com/office/2019/extlst" xmlns:r="http://schemas.openxmlformats.org/officeDocument/2006/relationships" xmlns:m="http://schemas.openxmlformats.org/officeDocument/2006/math" xmlns:v="urn:schemas-microsoft-com:vml" xmlns:wp14="http://schemas.microsoft.com/office/word/2010/wordprocessingDrawing" xmlns:wp="http://schemas.openxmlformats.org/drawingml/2006/wordprocessingDrawing" xmlns:w10="urn:schemas-microsoft-com:office:word" xmlns:w="http://schemas.openxmlformats.org/wordprocessingml/2006/main" xmlns:w14="http://schemas.microsoft.com/office/word/2010/wordml" xmlns:w15="http://schemas.microsoft.com/office/word/2012/wordml" xmlns:w16cex="http://schemas.microsoft.com/office/word/2018/wordml/cex" xmlns:w16cid="http://schemas.microsoft.com/office/word/2016/wordml/cid" xmlns:w16="http://schemas.microsoft.com/office/word/2018/wordml" xmlns:w16du="http://schemas.microsoft.com/office/word/2023/wordml/word16du" xmlns:w16sdtdh="http://schemas.microsoft.com/office/word/2020/wordml/sdtdatahash" xmlns:w16sdtfl="http://schemas.microsoft.com/office/word/2024/wordml/sdtformatlock" xmlns:w16se="http://schemas.microsoft.com/office/word/2015/wordml/symex" xmlns:wpg="http://schemas.microsoft.com/office/word/2010/wordprocessingGroup" xmlns:wpi="http://schemas.microsoft.com/office/word/2010/wordprocessingInk" xmlns:wne="http://schemas.microsoft.com/office/word/2006/wordml" xmlns:wps="http://schemas.microsoft.com/office/word/2010/wordprocessingShape" mc:Ignorable="w14 w15 w16se w16cid w16 w16cex w16sdtdh w16sdtfl w16du wp14">
   <w:body>
     <w:p>
       <w:pPr>
@@ -19,22 +19,12 @@
           <w:sz w:val="28"/>
           <w:szCs w:val="32"/>
         </w:rPr>
-        <w:t>외근비</w:t>
-      </w:r>
-      <w:r>
+        <w:t>외근비 및 출장비 지급 내규</w:t>
+      </w:r>
+    </w:p>
+    <w:p>
+      <w:pPr>
         <w:rPr>
-          <w:b/>
-          <w:bCs/>
-          <w:sz w:val="28"/>
-          <w:szCs w:val="32"/>
-        </w:rPr>
-        <w:t xml:space="preserve"> 및 출장비 지급 내규</w:t>
-      </w:r>
-    </w:p>
-    <w:p>
-      <w:pPr>
-        <w:rPr>
-          <w:rFonts w:hint="eastAsia"/>
           <w:b/>
           <w:bCs/>
         </w:rPr>
@@ -57,13 +47,7 @@
     </w:p>
     <w:p>
       <w:r>
-        <w:t xml:space="preserve">본 내규는 회사 임직원이 업무 수행을 위하여 근무지 외 장소로 이동하거나 국내·해외 출장을 수행하는 경우, 합리적이고 일관된 기준에 따라 </w:t>
-      </w:r>
-      <w:r>
-        <w:t>외근비</w:t>
-      </w:r>
-      <w:r>
-        <w:t>, 출장비, 교통비, 식비, 숙박비 및 기타 실비를 지급하기 위한 기준을 정함을 목적으로 한다.</w:t>
+        <w:t>본 내규는 회사 임직원이 업무 수행을 위하여 근무지 외 장소로 이동하거나 국내·해외 출장을 수행하는 경우, 합리적이고 일관된 기준에 따라 외근비, 출장비, 교통비, 식비, 숙박비 및 기타 실비를 지급하기 위한 기준을 정함을 목적으로 한다.</w:t>
       </w:r>
     </w:p>
     <w:p>
@@ -169,13 +153,7 @@
         </w:numPr>
       </w:pPr>
       <w:r>
-        <w:t>“</w:t>
-      </w:r>
-      <w:r>
-        <w:t>일비</w:t>
-      </w:r>
-      <w:r>
-        <w:t>”란 출장 또는 외근 중 발생하는 소액 잡비, 통신비, 현지 이동 보조비 등을 보전하기 위하여 정액으로 지급하는 비용을 말한다.</w:t>
+        <w:t>“일비”란 출장 또는 외근 중 발생하는 소액 잡비, 통신비, 현지 이동 보조비 등을 보전하기 위하여 정액으로 지급하는 비용을 말한다.</w:t>
       </w:r>
     </w:p>
     <w:p>
@@ -234,6 +212,7 @@
         </w:numPr>
       </w:pPr>
       <w:r>
+        <w:lastRenderedPageBreak/>
         <w:t>회사 법인카드 사용을 원칙으로 하되, 부득이한 경우 개인카드 또는 현금 사용 후 실비 정산할 수 있다.</w:t>
       </w:r>
     </w:p>
@@ -384,13 +363,7 @@
         </w:numPr>
       </w:pPr>
       <w:r>
-        <w:t xml:space="preserve">고급 레스토랑, 주점, 유흥업소, 카페 중심의 식사 대체 지출, 사적 </w:t>
-      </w:r>
-      <w:r>
-        <w:t>모임성</w:t>
-      </w:r>
-      <w:r>
-        <w:t xml:space="preserve"> 식사는 인정하지 않는다.</w:t>
+        <w:t>고급 레스토랑, 주점, 유흥업소, 카페 중심의 식사 대체 지출, 사적 모임성 식사는 인정하지 않는다.</w:t>
       </w:r>
     </w:p>
     <w:p>
@@ -407,7 +380,6 @@
     <w:tbl>
       <w:tblPr>
         <w:tblW w:w="0" w:type="auto"/>
-        <w:tblLook w:val="04A0" w:firstRow="1" w:lastRow="0" w:firstColumn="1" w:lastColumn="0" w:noHBand="0" w:noVBand="1"/>
         <w:tblCellSpacing w:w="15" w:type="dxa"/>
         <w:tblCellMar>
           <w:top w:w="15" w:type="dxa"/>
@@ -415,6 +387,7 @@
           <w:bottom w:w="15" w:type="dxa"/>
           <w:right w:w="15" w:type="dxa"/>
         </w:tblCellMar>
+        <w:tblLook w:val="04A0" w:firstRow="1" w:lastRow="0" w:firstColumn="1" w:lastColumn="0" w:noHBand="0" w:noVBand="1"/>
       </w:tblPr>
       <w:tblGrid>
         <w:gridCol w:w="1517"/>
@@ -422,8 +395,8 @@
       </w:tblGrid>
       <w:tr>
         <w:trPr>
+          <w:tblHeader/>
           <w:tblCellSpacing w:w="15" w:type="dxa"/>
-          <w:tblHeader/>
         </w:trPr>
         <w:tc>
           <w:tcPr>
@@ -494,17 +467,7 @@
           </w:tcPr>
           <w:p>
             <w:r>
-              <w:t>1</w:t>
-            </w:r>
-            <w:r>
-              <w:rPr>
-                <w:lang w:eastAsia="ko-KR"/>
-                <w:rtl w:val="off"/>
-              </w:rPr>
-              <w:t>5</w:t>
-            </w:r>
-            <w:r>
-              <w:t>,000원 이내</w:t>
+              <w:t>15,000원 이내</w:t>
             </w:r>
           </w:p>
         </w:tc>
@@ -562,14 +525,7 @@
           </w:tcPr>
           <w:p>
             <w:r>
-              <w:rPr>
-                <w:lang w:eastAsia="ko-KR"/>
-                <w:rtl w:val="off"/>
-              </w:rPr>
-              <w:t>15</w:t>
-            </w:r>
-            <w:r>
-              <w:t>,000원 이내</w:t>
+              <w:t>15,000원 이내</w:t>
             </w:r>
           </w:p>
         </w:tc>
@@ -586,6 +542,7 @@
           </w:tcPr>
           <w:p>
             <w:r>
+              <w:lastRenderedPageBreak/>
               <w:t>1일 식비 총액</w:t>
             </w:r>
           </w:p>
@@ -649,21 +606,7 @@
           <w:b/>
           <w:bCs/>
         </w:rPr>
-        <w:t xml:space="preserve">제7조 외근 </w:t>
-      </w:r>
-      <w:r>
-        <w:rPr>
-          <w:b/>
-          <w:bCs/>
-        </w:rPr>
-        <w:t>일비</w:t>
-      </w:r>
-      <w:r>
-        <w:rPr>
-          <w:b/>
-          <w:bCs/>
-        </w:rPr>
-        <w:t xml:space="preserve"> 기준</w:t>
+        <w:t>제7조 외근 일비 기준</w:t>
       </w:r>
     </w:p>
     <w:p>
@@ -674,19 +617,12 @@
         </w:numPr>
       </w:pPr>
       <w:r>
-        <w:t xml:space="preserve">당일 외근 시 이동 시간과 현장 체류 시간을 고려하여 다음 기준에 따라 </w:t>
-      </w:r>
-      <w:r>
-        <w:t>일비를</w:t>
-      </w:r>
-      <w:r>
-        <w:t xml:space="preserve"> 지급할 수 있다.</w:t>
+        <w:t>당일 외근 시 이동 시간과 현장 체류 시간을 고려하여 다음 기준에 따라 일비를 지급할 수 있다.</w:t>
       </w:r>
     </w:p>
     <w:tbl>
       <w:tblPr>
         <w:tblW w:w="0" w:type="auto"/>
-        <w:tblLook w:val="04A0" w:firstRow="1" w:lastRow="0" w:firstColumn="1" w:lastColumn="0" w:noHBand="0" w:noVBand="1"/>
         <w:tblCellSpacing w:w="15" w:type="dxa"/>
         <w:tblCellMar>
           <w:top w:w="15" w:type="dxa"/>
@@ -694,6 +630,7 @@
           <w:bottom w:w="15" w:type="dxa"/>
           <w:right w:w="15" w:type="dxa"/>
         </w:tblCellMar>
+        <w:tblLook w:val="04A0" w:firstRow="1" w:lastRow="0" w:firstColumn="1" w:lastColumn="0" w:noHBand="0" w:noVBand="1"/>
       </w:tblPr>
       <w:tblGrid>
         <w:gridCol w:w="2408"/>
@@ -701,8 +638,8 @@
       </w:tblGrid>
       <w:tr>
         <w:trPr>
+          <w:tblHeader/>
           <w:tblCellSpacing w:w="15" w:type="dxa"/>
-          <w:tblHeader/>
         </w:trPr>
         <w:tc>
           <w:tcPr>
@@ -744,14 +681,7 @@
                 <w:b/>
                 <w:bCs/>
               </w:rPr>
-              <w:t>일비</w:t>
-            </w:r>
-            <w:r>
-              <w:rPr>
-                <w:b/>
-                <w:bCs/>
-              </w:rPr>
-              <w:t xml:space="preserve"> 지급 기준</w:t>
+              <w:t>일비 지급 기준</w:t>
             </w:r>
           </w:p>
         </w:tc>
@@ -809,17 +739,7 @@
           </w:tcPr>
           <w:p>
             <w:r>
-              <w:t>1</w:t>
-            </w:r>
-            <w:r>
-              <w:rPr>
-                <w:lang w:eastAsia="ko-KR"/>
-                <w:rtl w:val="off"/>
-              </w:rPr>
-              <w:t>5</w:t>
-            </w:r>
-            <w:r>
-              <w:t>,000원</w:t>
+              <w:t>15,000원</w:t>
             </w:r>
           </w:p>
         </w:tc>
@@ -862,10 +782,7 @@
         </w:numPr>
       </w:pPr>
       <w:r>
-        <w:t>일비는</w:t>
-      </w:r>
-      <w:r>
-        <w:t xml:space="preserve"> 교통비, 식비, 숙박비와 별도로 지급할 수 있으나, 회사가 현장 운영비 또는 출장 수당을 별도로 지급한 경우 중복 지급하지 않을 수 있다.</w:t>
+        <w:t>일비는 교통비, 식비, 숙박비와 별도로 지급할 수 있으나, 회사가 현장 운영비 또는 출장 수당을 별도로 지급한 경우 중복 지급하지 않을 수 있다.</w:t>
       </w:r>
     </w:p>
     <w:p>
@@ -876,13 +793,7 @@
         </w:numPr>
       </w:pPr>
       <w:r>
-        <w:t xml:space="preserve">재택근무지 또는 거주지 인근의 단순 미팅 등 비용 발생이 경미한 외근은 </w:t>
-      </w:r>
-      <w:r>
-        <w:t>일비</w:t>
-      </w:r>
-      <w:r>
-        <w:t xml:space="preserve"> 지급 대상에서 제외할 수 있다.</w:t>
+        <w:t>재택근무지 또는 거주지 인근의 단순 미팅 등 비용 발생이 경미한 외근은 일비 지급 대상에서 제외할 수 있다.</w:t>
       </w:r>
     </w:p>
     <w:p>
@@ -893,10 +804,7 @@
         </w:numPr>
       </w:pPr>
       <w:r>
-        <w:t>일비의</w:t>
-      </w:r>
-      <w:r>
-        <w:t xml:space="preserve"> 1일 최대 지급 한도는 국내 기준 20,000원으로 한다.</w:t>
+        <w:t>일비의 1일 최대 지급 한도는 국내 기준 20,000원으로 한다.</w:t>
       </w:r>
     </w:p>
     <w:p>
@@ -970,6 +878,7 @@
         </w:numPr>
       </w:pPr>
       <w:r>
+        <w:lastRenderedPageBreak/>
         <w:t>특실, 프리미엄석, 비즈니스석은 사전 승인된 경우에 한하여 인정한다.</w:t>
       </w:r>
     </w:p>
@@ -1018,13 +927,7 @@
         </w:numPr>
       </w:pPr>
       <w:r>
-        <w:t xml:space="preserve">장비, </w:t>
-      </w:r>
-      <w:r>
-        <w:t>교보재</w:t>
-      </w:r>
-      <w:r>
-        <w:t>, 시제품, 촬영 장비 등을 운반하는 경우</w:t>
+        <w:t>장비, 교보재, 시제품, 촬영 장비 등을 운반하는 경우</w:t>
       </w:r>
     </w:p>
     <w:p>
@@ -1122,7 +1025,6 @@
     <w:tbl>
       <w:tblPr>
         <w:tblW w:w="0" w:type="auto"/>
-        <w:tblLook w:val="04A0" w:firstRow="1" w:lastRow="0" w:firstColumn="1" w:lastColumn="0" w:noHBand="0" w:noVBand="1"/>
         <w:tblCellSpacing w:w="15" w:type="dxa"/>
         <w:tblCellMar>
           <w:top w:w="15" w:type="dxa"/>
@@ -1130,6 +1032,7 @@
           <w:bottom w:w="15" w:type="dxa"/>
           <w:right w:w="15" w:type="dxa"/>
         </w:tblCellMar>
+        <w:tblLook w:val="04A0" w:firstRow="1" w:lastRow="0" w:firstColumn="1" w:lastColumn="0" w:noHBand="0" w:noVBand="1"/>
       </w:tblPr>
       <w:tblGrid>
         <w:gridCol w:w="2501"/>
@@ -1137,8 +1040,8 @@
       </w:tblGrid>
       <w:tr>
         <w:trPr>
+          <w:tblHeader/>
           <w:tblCellSpacing w:w="15" w:type="dxa"/>
-          <w:tblHeader/>
         </w:trPr>
         <w:tc>
           <w:tcPr>
@@ -1336,31 +1239,17 @@
           <w:b/>
           <w:bCs/>
         </w:rPr>
-        <w:t xml:space="preserve">제9조 국내 출장 식비 및 </w:t>
-      </w:r>
-      <w:r>
-        <w:rPr>
-          <w:b/>
-          <w:bCs/>
-        </w:rPr>
-        <w:t>일비</w:t>
-      </w:r>
-    </w:p>
-    <w:p>
-      <w:r>
-        <w:t xml:space="preserve">국내 출장 시 식비와 </w:t>
-      </w:r>
-      <w:r>
-        <w:t>일비는</w:t>
-      </w:r>
-      <w:r>
-        <w:t xml:space="preserve"> 다음 기준에 따른다.</w:t>
+        <w:t>제9조 국내 출장 식비 및 일비</w:t>
+      </w:r>
+    </w:p>
+    <w:p>
+      <w:r>
+        <w:t>국내 출장 시 식비와 일비는 다음 기준에 따른다.</w:t>
       </w:r>
     </w:p>
     <w:tbl>
       <w:tblPr>
         <w:tblW w:w="0" w:type="auto"/>
-        <w:tblLook w:val="04A0" w:firstRow="1" w:lastRow="0" w:firstColumn="1" w:lastColumn="0" w:noHBand="0" w:noVBand="1"/>
         <w:tblCellSpacing w:w="15" w:type="dxa"/>
         <w:tblCellMar>
           <w:top w:w="15" w:type="dxa"/>
@@ -1368,6 +1257,7 @@
           <w:bottom w:w="15" w:type="dxa"/>
           <w:right w:w="15" w:type="dxa"/>
         </w:tblCellMar>
+        <w:tblLook w:val="04A0" w:firstRow="1" w:lastRow="0" w:firstColumn="1" w:lastColumn="0" w:noHBand="0" w:noVBand="1"/>
       </w:tblPr>
       <w:tblGrid>
         <w:gridCol w:w="1517"/>
@@ -1375,8 +1265,8 @@
       </w:tblGrid>
       <w:tr>
         <w:trPr>
+          <w:tblHeader/>
           <w:tblCellSpacing w:w="15" w:type="dxa"/>
-          <w:tblHeader/>
         </w:trPr>
         <w:tc>
           <w:tcPr>
@@ -1396,6 +1286,7 @@
                 <w:b/>
                 <w:bCs/>
               </w:rPr>
+              <w:lastRenderedPageBreak/>
               <w:t>구분</w:t>
             </w:r>
           </w:p>
@@ -1447,17 +1338,7 @@
           </w:tcPr>
           <w:p>
             <w:r>
-              <w:t>1</w:t>
-            </w:r>
-            <w:r>
-              <w:rPr>
-                <w:lang w:eastAsia="ko-KR"/>
-                <w:rtl w:val="off"/>
-              </w:rPr>
-              <w:t>5</w:t>
-            </w:r>
-            <w:r>
-              <w:t>000원 이내</w:t>
+              <w:t>15000원 이내</w:t>
             </w:r>
           </w:p>
         </w:tc>
@@ -1561,10 +1442,7 @@
           </w:tcPr>
           <w:p>
             <w:r>
-              <w:t xml:space="preserve">출장 </w:t>
-            </w:r>
-            <w:r>
-              <w:t>일비</w:t>
+              <w:t>출장 일비</w:t>
             </w:r>
           </w:p>
         </w:tc>
@@ -1612,13 +1490,7 @@
         </w:numPr>
       </w:pPr>
       <w:r>
-        <w:t xml:space="preserve">출장 첫날과 마지막 날은 실제 이동 및 업무 시간을 고려하여 </w:t>
-      </w:r>
-      <w:r>
-        <w:t>일비를</w:t>
-      </w:r>
-      <w:r>
-        <w:t xml:space="preserve"> 50%만 지급할 수 있다.</w:t>
+        <w:t>출장 첫날과 마지막 날은 실제 이동 및 업무 시간을 고려하여 일비를 50%만 지급할 수 있다.</w:t>
       </w:r>
     </w:p>
     <w:p>
@@ -1655,7 +1527,6 @@
     <w:tbl>
       <w:tblPr>
         <w:tblW w:w="0" w:type="auto"/>
-        <w:tblLook w:val="04A0" w:firstRow="1" w:lastRow="0" w:firstColumn="1" w:lastColumn="0" w:noHBand="0" w:noVBand="1"/>
         <w:tblCellSpacing w:w="15" w:type="dxa"/>
         <w:tblCellMar>
           <w:top w:w="15" w:type="dxa"/>
@@ -1663,6 +1534,7 @@
           <w:bottom w:w="15" w:type="dxa"/>
           <w:right w:w="15" w:type="dxa"/>
         </w:tblCellMar>
+        <w:tblLook w:val="04A0" w:firstRow="1" w:lastRow="0" w:firstColumn="1" w:lastColumn="0" w:noHBand="0" w:noVBand="1"/>
       </w:tblPr>
       <w:tblGrid>
         <w:gridCol w:w="3300"/>
@@ -1670,8 +1542,8 @@
       </w:tblGrid>
       <w:tr>
         <w:trPr>
+          <w:tblHeader/>
           <w:tblCellSpacing w:w="15" w:type="dxa"/>
-          <w:tblHeader/>
         </w:trPr>
         <w:tc>
           <w:tcPr>
@@ -1825,10 +1697,7 @@
         </w:numPr>
       </w:pPr>
       <w:r>
-        <w:t>미니바</w:t>
-      </w:r>
-      <w:r>
-        <w:t>, 유료 영화, 개인 세탁, 개인 룸서비스 등 사적 비용은 인정하지 않는다.</w:t>
+        <w:t>미니바, 유료 영화, 개인 세탁, 개인 룸서비스 등 사적 비용은 인정하지 않는다.</w:t>
       </w:r>
     </w:p>
     <w:p>
@@ -1865,7 +1734,6 @@
     <w:tbl>
       <w:tblPr>
         <w:tblW w:w="0" w:type="auto"/>
-        <w:tblLook w:val="04A0" w:firstRow="1" w:lastRow="0" w:firstColumn="1" w:lastColumn="0" w:noHBand="0" w:noVBand="1"/>
         <w:tblCellSpacing w:w="15" w:type="dxa"/>
         <w:tblCellMar>
           <w:top w:w="15" w:type="dxa"/>
@@ -1873,6 +1741,7 @@
           <w:bottom w:w="15" w:type="dxa"/>
           <w:right w:w="15" w:type="dxa"/>
         </w:tblCellMar>
+        <w:tblLook w:val="04A0" w:firstRow="1" w:lastRow="0" w:firstColumn="1" w:lastColumn="0" w:noHBand="0" w:noVBand="1"/>
       </w:tblPr>
       <w:tblGrid>
         <w:gridCol w:w="1395"/>
@@ -1880,8 +1749,8 @@
       </w:tblGrid>
       <w:tr>
         <w:trPr>
+          <w:tblHeader/>
           <w:tblCellSpacing w:w="15" w:type="dxa"/>
-          <w:tblHeader/>
         </w:trPr>
         <w:tc>
           <w:tcPr>
@@ -1901,6 +1770,7 @@
                 <w:b/>
                 <w:bCs/>
               </w:rPr>
+              <w:lastRenderedPageBreak/>
               <w:t>구분</w:t>
             </w:r>
           </w:p>
@@ -2086,150 +1956,109 @@
           <w:b/>
           <w:bCs/>
         </w:rPr>
-        <w:t xml:space="preserve">제12조 해외 출장 </w:t>
-      </w:r>
-      <w:r>
+        <w:t>제12조 해외 출장 항공비 기준</w:t>
+      </w:r>
+    </w:p>
+    <w:p>
+      <w:pPr>
+        <w:numPr>
+          <w:ilvl w:val="0"/>
+          <w:numId w:val="14"/>
+        </w:numPr>
+      </w:pPr>
+      <w:r>
+        <w:t>해외 출장 항공권은 이코노미석 이용을 원칙으로 한다.</w:t>
+      </w:r>
+    </w:p>
+    <w:p>
+      <w:pPr>
+        <w:numPr>
+          <w:ilvl w:val="0"/>
+          <w:numId w:val="14"/>
+        </w:numPr>
+      </w:pPr>
+      <w:r>
+        <w:t>비즈니스석은 다음 각 호에 해당하는 경우 사전 승인 후 이용할 수 있다.</w:t>
+      </w:r>
+    </w:p>
+    <w:p>
+      <w:pPr>
+        <w:numPr>
+          <w:ilvl w:val="1"/>
+          <w:numId w:val="14"/>
+        </w:numPr>
+      </w:pPr>
+      <w:r>
+        <w:t>편도 비행시간이 8시간 이상인 경우</w:t>
+      </w:r>
+    </w:p>
+    <w:p>
+      <w:pPr>
+        <w:numPr>
+          <w:ilvl w:val="1"/>
+          <w:numId w:val="14"/>
+        </w:numPr>
+      </w:pPr>
+      <w:r>
+        <w:t>임원급 또는 대표이사가 필요하다고 인정한 경우</w:t>
+      </w:r>
+    </w:p>
+    <w:p>
+      <w:pPr>
+        <w:numPr>
+          <w:ilvl w:val="1"/>
+          <w:numId w:val="14"/>
+        </w:numPr>
+      </w:pPr>
+      <w:r>
+        <w:t>건강상 사유 또는 긴급 일정으로 불가피한 경우</w:t>
+      </w:r>
+    </w:p>
+    <w:p>
+      <w:pPr>
+        <w:numPr>
+          <w:ilvl w:val="0"/>
+          <w:numId w:val="14"/>
+        </w:numPr>
+      </w:pPr>
+      <w:r>
+        <w:t>항공권 변경 수수료는 업무상 필요에 의한 경우 회사가 부담한다.</w:t>
+      </w:r>
+    </w:p>
+    <w:p>
+      <w:pPr>
+        <w:numPr>
+          <w:ilvl w:val="0"/>
+          <w:numId w:val="14"/>
+        </w:numPr>
+      </w:pPr>
+      <w:r>
+        <w:t>개인 사유로 인한 일정 변경, 노쇼, 취소 수수료는 개인 부담을 원칙으로 한다.</w:t>
+      </w:r>
+    </w:p>
+    <w:p>
+      <w:pPr>
         <w:rPr>
           <w:b/>
           <w:bCs/>
         </w:rPr>
-        <w:t>항공비</w:t>
-      </w:r>
+      </w:pPr>
       <w:r>
         <w:rPr>
           <w:b/>
           <w:bCs/>
         </w:rPr>
-        <w:t xml:space="preserve"> 기준</w:t>
-      </w:r>
-    </w:p>
-    <w:p>
-      <w:pPr>
-        <w:numPr>
-          <w:ilvl w:val="0"/>
-          <w:numId w:val="14"/>
-        </w:numPr>
-      </w:pPr>
-      <w:r>
-        <w:t>해외 출장 항공권은 이코노미석 이용을 원칙으로 한다.</w:t>
-      </w:r>
-    </w:p>
-    <w:p>
-      <w:pPr>
-        <w:numPr>
-          <w:ilvl w:val="0"/>
-          <w:numId w:val="14"/>
-        </w:numPr>
-      </w:pPr>
-      <w:r>
-        <w:t>비즈니스석은 다음 각 호에 해당하는 경우 사전 승인 후 이용할 수 있다.</w:t>
-      </w:r>
-    </w:p>
-    <w:p>
-      <w:pPr>
-        <w:numPr>
-          <w:ilvl w:val="1"/>
-          <w:numId w:val="14"/>
-        </w:numPr>
-      </w:pPr>
-      <w:r>
-        <w:t>편도 비행시간이 8시간 이상인 경우</w:t>
-      </w:r>
-    </w:p>
-    <w:p>
-      <w:pPr>
-        <w:numPr>
-          <w:ilvl w:val="1"/>
-          <w:numId w:val="14"/>
-        </w:numPr>
-      </w:pPr>
-      <w:r>
-        <w:t>임원급 또는 대표이사가 필요하다고 인정한 경우</w:t>
-      </w:r>
-    </w:p>
-    <w:p>
-      <w:pPr>
-        <w:numPr>
-          <w:ilvl w:val="1"/>
-          <w:numId w:val="14"/>
-        </w:numPr>
-      </w:pPr>
-      <w:r>
-        <w:t>건강상 사유 또는 긴급 일정으로 불가피한 경우</w:t>
-      </w:r>
-    </w:p>
-    <w:p>
-      <w:pPr>
-        <w:numPr>
-          <w:ilvl w:val="0"/>
-          <w:numId w:val="14"/>
-        </w:numPr>
-      </w:pPr>
-      <w:r>
-        <w:t>항공권 변경 수수료는 업무상 필요에 의한 경우 회사가 부담한다.</w:t>
-      </w:r>
-    </w:p>
-    <w:p>
-      <w:pPr>
-        <w:numPr>
-          <w:ilvl w:val="0"/>
-          <w:numId w:val="14"/>
-        </w:numPr>
-      </w:pPr>
-      <w:r>
-        <w:t xml:space="preserve">개인 사유로 인한 일정 변경, </w:t>
-      </w:r>
-      <w:r>
-        <w:t>노쇼</w:t>
-      </w:r>
-      <w:r>
-        <w:t>, 취소 수수료는 개인 부담을 원칙으로 한다.</w:t>
-      </w:r>
-    </w:p>
-    <w:p>
-      <w:pPr>
-        <w:rPr>
-          <w:b/>
-          <w:bCs/>
-        </w:rPr>
-      </w:pPr>
-      <w:r>
-        <w:rPr>
-          <w:b/>
-          <w:bCs/>
-        </w:rPr>
-        <w:t xml:space="preserve">제13조 해외 출장 식비 및 </w:t>
-      </w:r>
-      <w:r>
-        <w:rPr>
-          <w:b/>
-          <w:bCs/>
-        </w:rPr>
-        <w:t>일비</w:t>
-      </w:r>
-      <w:r>
-        <w:rPr>
-          <w:b/>
-          <w:bCs/>
-        </w:rPr>
-        <w:t xml:space="preserve"> 기준</w:t>
-      </w:r>
-    </w:p>
-    <w:p>
-      <w:r>
-        <w:t xml:space="preserve">해외 출장 시 식비와 </w:t>
-      </w:r>
-      <w:r>
-        <w:t>일비는</w:t>
-      </w:r>
-      <w:r>
-        <w:t xml:space="preserve"> 지역별 정액 한도를 기준으로 지급한다.</w:t>
+        <w:t>제13조 해외 출장 식비 및 일비 기준</w:t>
+      </w:r>
+    </w:p>
+    <w:p>
+      <w:r>
+        <w:t>해외 출장 시 식비와 일비는 지역별 정액 한도를 기준으로 지급한다.</w:t>
       </w:r>
     </w:p>
     <w:tbl>
       <w:tblPr>
         <w:tblW w:w="0" w:type="auto"/>
-        <w:tblLook w:val="04A0" w:firstRow="1" w:lastRow="0" w:firstColumn="1" w:lastColumn="0" w:noHBand="0" w:noVBand="1"/>
         <w:tblCellSpacing w:w="15" w:type="dxa"/>
         <w:tblCellMar>
           <w:top w:w="15" w:type="dxa"/>
@@ -2237,6 +2066,7 @@
           <w:bottom w:w="15" w:type="dxa"/>
           <w:right w:w="15" w:type="dxa"/>
         </w:tblCellMar>
+        <w:tblLook w:val="04A0" w:firstRow="1" w:lastRow="0" w:firstColumn="1" w:lastColumn="0" w:noHBand="0" w:noVBand="1"/>
       </w:tblPr>
       <w:tblGrid>
         <w:gridCol w:w="1395"/>
@@ -2245,8 +2075,8 @@
       </w:tblGrid>
       <w:tr>
         <w:trPr>
+          <w:tblHeader/>
           <w:tblCellSpacing w:w="15" w:type="dxa"/>
-          <w:tblHeader/>
         </w:trPr>
         <w:tc>
           <w:tcPr>
@@ -2310,14 +2140,7 @@
                 <w:b/>
                 <w:bCs/>
               </w:rPr>
-              <w:t xml:space="preserve">1일 </w:t>
-            </w:r>
-            <w:r>
-              <w:rPr>
-                <w:b/>
-                <w:bCs/>
-              </w:rPr>
-              <w:t>일비</w:t>
+              <w:t>1일 일비</w:t>
             </w:r>
           </w:p>
         </w:tc>
@@ -2547,6 +2370,7 @@
         </w:numPr>
       </w:pPr>
       <w:r>
+        <w:lastRenderedPageBreak/>
         <w:t>현지 통화 사용분은 카드 명세서상 원화 환산 금액을 기준으로 한다.</w:t>
       </w:r>
     </w:p>
@@ -2580,19 +2404,7 @@
         </w:numPr>
       </w:pPr>
       <w:r>
-        <w:t xml:space="preserve">주류, </w:t>
-      </w:r>
-      <w:r>
-        <w:t>유흥성</w:t>
-      </w:r>
-      <w:r>
-        <w:t xml:space="preserve"> 지출, </w:t>
-      </w:r>
-      <w:r>
-        <w:t>관광성</w:t>
-      </w:r>
-      <w:r>
-        <w:t xml:space="preserve"> 지출은 인정하지 않는다.</w:t>
+        <w:t>주류, 유흥성 지출, 관광성 지출은 인정하지 않는다.</w:t>
       </w:r>
     </w:p>
     <w:p>
@@ -2618,7 +2430,6 @@
     <w:tbl>
       <w:tblPr>
         <w:tblW w:w="0" w:type="auto"/>
-        <w:tblLook w:val="04A0" w:firstRow="1" w:lastRow="0" w:firstColumn="1" w:lastColumn="0" w:noHBand="0" w:noVBand="1"/>
         <w:tblCellSpacing w:w="15" w:type="dxa"/>
         <w:tblCellMar>
           <w:top w:w="15" w:type="dxa"/>
@@ -2626,6 +2437,7 @@
           <w:bottom w:w="15" w:type="dxa"/>
           <w:right w:w="15" w:type="dxa"/>
         </w:tblCellMar>
+        <w:tblLook w:val="04A0" w:firstRow="1" w:lastRow="0" w:firstColumn="1" w:lastColumn="0" w:noHBand="0" w:noVBand="1"/>
       </w:tblPr>
       <w:tblGrid>
         <w:gridCol w:w="1395"/>
@@ -2633,8 +2445,8 @@
       </w:tblGrid>
       <w:tr>
         <w:trPr>
+          <w:tblHeader/>
           <w:tblCellSpacing w:w="15" w:type="dxa"/>
-          <w:tblHeader/>
         </w:trPr>
         <w:tc>
           <w:tcPr>
@@ -2846,19 +2658,7 @@
         </w:numPr>
       </w:pPr>
       <w:r>
-        <w:t xml:space="preserve">숙박비에는 </w:t>
-      </w:r>
-      <w:r>
-        <w:t>객실료와</w:t>
-      </w:r>
-      <w:r>
-        <w:t xml:space="preserve"> 기본 세금 및 </w:t>
-      </w:r>
-      <w:r>
-        <w:t>서비스료를</w:t>
-      </w:r>
-      <w:r>
-        <w:t xml:space="preserve"> 포함한다.</w:t>
+        <w:t>숙박비에는 객실료와 기본 세금 및 서비스료를 포함한다.</w:t>
       </w:r>
     </w:p>
     <w:p>
@@ -2869,13 +2669,7 @@
         </w:numPr>
       </w:pPr>
       <w:r>
-        <w:t xml:space="preserve">개인 </w:t>
-      </w:r>
-      <w:r>
-        <w:t>미니바</w:t>
-      </w:r>
-      <w:r>
-        <w:t>, 룸서비스, 유료 콘텐츠, 가족 동반 추가 비용은 인정하지 않는다.</w:t>
+        <w:t>개인 미니바, 룸서비스, 유료 콘텐츠, 가족 동반 추가 비용은 인정하지 않는다.</w:t>
       </w:r>
     </w:p>
     <w:p>
@@ -2934,13 +2728,7 @@
         </w:numPr>
       </w:pPr>
       <w:r>
-        <w:t xml:space="preserve">렌터카 이용 시 유류비, </w:t>
-      </w:r>
-      <w:r>
-        <w:t>주차비</w:t>
-      </w:r>
-      <w:r>
-        <w:t>, 통행료는 영수증 제출 시 실비 정산한다.</w:t>
+        <w:t>렌터카 이용 시 유류비, 주차비, 통행료는 영수증 제출 시 실비 정산한다.</w:t>
       </w:r>
     </w:p>
     <w:p>
@@ -2966,6 +2754,7 @@
           <w:b/>
           <w:bCs/>
         </w:rPr>
+        <w:lastRenderedPageBreak/>
         <w:t>제16조 장비 운반 및 배송비</w:t>
       </w:r>
     </w:p>
@@ -2977,25 +2766,7 @@
         </w:numPr>
       </w:pPr>
       <w:r>
-        <w:t xml:space="preserve">회사 장비, 시제품, 교육용 로봇, </w:t>
-      </w:r>
-      <w:r>
-        <w:t>교보재</w:t>
-      </w:r>
-      <w:r>
-        <w:t xml:space="preserve">, 전시 물품 등의 운반에 필요한 </w:t>
-      </w:r>
-      <w:r>
-        <w:t>택배비</w:t>
-      </w:r>
-      <w:r>
-        <w:t xml:space="preserve">, 퀵서비스비, </w:t>
-      </w:r>
-      <w:r>
-        <w:t>화물비</w:t>
-      </w:r>
-      <w:r>
-        <w:t>, 추가 수하물 비용은 업무상 필요성이 인정되는 경우 실비 정산한다.</w:t>
+        <w:t>회사 장비, 시제품, 교육용 로봇, 교보재, 전시 물품 등의 운반에 필요한 택배비, 퀵서비스비, 화물비, 추가 수하물 비용은 업무상 필요성이 인정되는 경우 실비 정산한다.</w:t>
       </w:r>
     </w:p>
     <w:p>
@@ -3076,13 +2847,7 @@
         </w:numPr>
       </w:pPr>
       <w:r>
-        <w:t xml:space="preserve">주류 중심의 지출, </w:t>
-      </w:r>
-      <w:r>
-        <w:t>유흥성</w:t>
-      </w:r>
-      <w:r>
-        <w:t xml:space="preserve"> 지출, 사적 친목 지출은 인정하지 않는다.</w:t>
+        <w:t>주류 중심의 지출, 유흥성 지출, 사적 친목 지출은 인정하지 않는다.</w:t>
       </w:r>
     </w:p>
     <w:p>
@@ -3238,6 +3003,7 @@
         </w:numPr>
       </w:pPr>
       <w:r>
+        <w:lastRenderedPageBreak/>
         <w:t>정산서에는 다음 사항을 포함하여야 한다.</w:t>
       </w:r>
     </w:p>
@@ -3504,13 +3270,8 @@
         </w:numPr>
       </w:pPr>
       <w:r>
-        <w:t xml:space="preserve">예외 처리는 대표이사 또는 권한을 </w:t>
-      </w:r>
-      <w:r>
-        <w:t>위임받은</w:t>
-      </w:r>
-      <w:r>
-        <w:t xml:space="preserve"> 관리자의 승인을 받아야 한다.</w:t>
+        <w:lastRenderedPageBreak/>
+        <w:t>예외 처리는 대표이사 또는 권한을 위임받은 관리자의 승인을 받아야 한다.</w:t>
       </w:r>
     </w:p>
     <w:p>
@@ -3606,13 +3367,7 @@
         </w:numPr>
       </w:pPr>
       <w:r>
-        <w:t xml:space="preserve">본 내규에 명시되지 않은 사항은 회사의 회계 기준, 세법상 </w:t>
-      </w:r>
-      <w:r>
-        <w:t>적격증빙</w:t>
-      </w:r>
-      <w:r>
-        <w:t xml:space="preserve"> 기준, 일반적인 업무 관행 및 대표이사의 판단에 따른다.</w:t>
+        <w:t>본 내규에 명시되지 않은 사항은 회사의 회계 기준, 세법상 적격증빙 기준, 일반적인 업무 관행 및 대표이사의 판단에 따른다.</w:t>
       </w:r>
     </w:p>
     <w:p>
@@ -3630,7 +3385,7 @@
     <w:sectPr>
       <w:pgSz w:w="11906" w:h="16838"/>
       <w:pgMar w:top="1701" w:right="1440" w:bottom="1440" w:left="1440" w:header="851" w:footer="992" w:gutter="0"/>
-      <w:cols/>
+      <w:cols w:space="720"/>
       <w:docGrid w:linePitch="360"/>
     </w:sectPr>
   </w:body>
@@ -3638,852 +3393,1038 @@
 </file>
 
 <file path=word/numbering.xml><?xml version="1.0" encoding="utf-8"?>
-<w:numbering xmlns:ve="http://schemas.openxmlformats.org/markup-compatibility/2006" xmlns:o="urn:schemas-microsoft-com:office:office" xmlns:r="http://schemas.openxmlformats.org/officeDocument/2006/relationships" xmlns:m="http://schemas.openxmlformats.org/officeDocument/2006/math" xmlns:v="urn:schemas-microsoft-com:vml" xmlns:wp="http://schemas.openxmlformats.org/drawingml/2006/wordprocessingDrawing" xmlns:w10="urn:schemas-microsoft-com:office:word" xmlns:w="http://schemas.openxmlformats.org/wordprocessingml/2006/main" xmlns:w14="http://schemas.microsoft.com/office/word/2010/wordml" xmlns:wne="http://schemas.microsoft.com/office/word/2006/wordml">
-  <w:abstractNum w:abstractNumId="0">
+<w:numbering xmlns:wpc="http://schemas.microsoft.com/office/word/2010/wordprocessingCanvas" xmlns:cx="http://schemas.microsoft.com/office/drawing/2014/chartex" xmlns:cx1="http://schemas.microsoft.com/office/drawing/2015/9/8/chartex" xmlns:cx2="http://schemas.microsoft.com/office/drawing/2015/10/21/chartex" xmlns:cx3="http://schemas.microsoft.com/office/drawing/2016/5/9/chartex" xmlns:cx4="http://schemas.microsoft.com/office/drawing/2016/5/10/chartex" xmlns:cx5="http://schemas.microsoft.com/office/drawing/2016/5/11/chartex" xmlns:cx6="http://schemas.microsoft.com/office/drawing/2016/5/12/chartex" xmlns:cx7="http://schemas.microsoft.com/office/drawing/2016/5/13/chartex" xmlns:cx8="http://schemas.microsoft.com/office/drawing/2016/5/14/chartex" xmlns:mc="http://schemas.openxmlformats.org/markup-compatibility/2006" xmlns:aink="http://schemas.microsoft.com/office/drawing/2016/ink" xmlns:am3d="http://schemas.microsoft.com/office/drawing/2017/model3d" xmlns:o="urn:schemas-microsoft-com:office:office" xmlns:oel="http://schemas.microsoft.com/office/2019/extlst" xmlns:r="http://schemas.openxmlformats.org/officeDocument/2006/relationships" xmlns:m="http://schemas.openxmlformats.org/officeDocument/2006/math" xmlns:v="urn:schemas-microsoft-com:vml" xmlns:wp14="http://schemas.microsoft.com/office/word/2010/wordprocessingDrawing" xmlns:wp="http://schemas.openxmlformats.org/drawingml/2006/wordprocessingDrawing" xmlns:w10="urn:schemas-microsoft-com:office:word" xmlns:w="http://schemas.openxmlformats.org/wordprocessingml/2006/main" xmlns:w14="http://schemas.microsoft.com/office/word/2010/wordml" xmlns:w15="http://schemas.microsoft.com/office/word/2012/wordml" xmlns:w16cex="http://schemas.microsoft.com/office/word/2018/wordml/cex" xmlns:w16cid="http://schemas.microsoft.com/office/word/2016/wordml/cid" xmlns:w16="http://schemas.microsoft.com/office/word/2018/wordml" xmlns:w16du="http://schemas.microsoft.com/office/word/2023/wordml/word16du" xmlns:w16sdtdh="http://schemas.microsoft.com/office/word/2020/wordml/sdtdatahash" xmlns:w16sdtfl="http://schemas.microsoft.com/office/word/2024/wordml/sdtformatlock" xmlns:w16se="http://schemas.microsoft.com/office/word/2015/wordml/symex" xmlns:wpg="http://schemas.microsoft.com/office/word/2010/wordprocessingGroup" xmlns:wpi="http://schemas.microsoft.com/office/word/2010/wordprocessingInk" xmlns:wne="http://schemas.microsoft.com/office/word/2006/wordml" xmlns:wps="http://schemas.microsoft.com/office/word/2010/wordprocessingShape" mc:Ignorable="w14 w15 w16se w16cid w16 w16cex w16sdtdh w16sdtfl w16du wp14">
+  <w:abstractNum w:abstractNumId="0" w15:restartNumberingAfterBreak="0">
+    <w:nsid w:val="07C54FE4"/>
+    <w:multiLevelType w:val="multilevel"/>
+    <w:tmpl w:val="2E62CE10"/>
+    <w:lvl w:ilvl="0">
+      <w:start w:val="5"/>
+      <w:numFmt w:val="decimal"/>
+      <w:lvlText w:val="%1."/>
+      <w:lvlJc w:val="left"/>
+      <w:pPr>
+        <w:tabs>
+          <w:tab w:val="num" w:pos="720"/>
+        </w:tabs>
+        <w:ind w:left="720" w:hanging="360"/>
+      </w:pPr>
+    </w:lvl>
+    <w:lvl w:ilvl="1" w:tentative="1">
+      <w:start w:val="1"/>
+      <w:numFmt w:val="decimal"/>
+      <w:lvlText w:val="%2."/>
+      <w:lvlJc w:val="left"/>
+      <w:pPr>
+        <w:tabs>
+          <w:tab w:val="num" w:pos="1440"/>
+        </w:tabs>
+        <w:ind w:left="1440" w:hanging="360"/>
+      </w:pPr>
+    </w:lvl>
+    <w:lvl w:ilvl="2" w:tentative="1">
+      <w:start w:val="1"/>
+      <w:numFmt w:val="decimal"/>
+      <w:lvlText w:val="%3."/>
+      <w:lvlJc w:val="left"/>
+      <w:pPr>
+        <w:tabs>
+          <w:tab w:val="num" w:pos="2160"/>
+        </w:tabs>
+        <w:ind w:left="2160" w:hanging="360"/>
+      </w:pPr>
+    </w:lvl>
+    <w:lvl w:ilvl="3" w:tentative="1">
+      <w:start w:val="1"/>
+      <w:numFmt w:val="decimal"/>
+      <w:lvlText w:val="%4."/>
+      <w:lvlJc w:val="left"/>
+      <w:pPr>
+        <w:tabs>
+          <w:tab w:val="num" w:pos="2880"/>
+        </w:tabs>
+        <w:ind w:left="2880" w:hanging="360"/>
+      </w:pPr>
+    </w:lvl>
+    <w:lvl w:ilvl="4" w:tentative="1">
+      <w:start w:val="1"/>
+      <w:numFmt w:val="decimal"/>
+      <w:lvlText w:val="%5."/>
+      <w:lvlJc w:val="left"/>
+      <w:pPr>
+        <w:tabs>
+          <w:tab w:val="num" w:pos="3600"/>
+        </w:tabs>
+        <w:ind w:left="3600" w:hanging="360"/>
+      </w:pPr>
+    </w:lvl>
+    <w:lvl w:ilvl="5" w:tentative="1">
+      <w:start w:val="1"/>
+      <w:numFmt w:val="decimal"/>
+      <w:lvlText w:val="%6."/>
+      <w:lvlJc w:val="left"/>
+      <w:pPr>
+        <w:tabs>
+          <w:tab w:val="num" w:pos="4320"/>
+        </w:tabs>
+        <w:ind w:left="4320" w:hanging="360"/>
+      </w:pPr>
+    </w:lvl>
+    <w:lvl w:ilvl="6" w:tentative="1">
+      <w:start w:val="1"/>
+      <w:numFmt w:val="decimal"/>
+      <w:lvlText w:val="%7."/>
+      <w:lvlJc w:val="left"/>
+      <w:pPr>
+        <w:tabs>
+          <w:tab w:val="num" w:pos="5040"/>
+        </w:tabs>
+        <w:ind w:left="5040" w:hanging="360"/>
+      </w:pPr>
+    </w:lvl>
+    <w:lvl w:ilvl="7" w:tentative="1">
+      <w:start w:val="1"/>
+      <w:numFmt w:val="decimal"/>
+      <w:lvlText w:val="%8."/>
+      <w:lvlJc w:val="left"/>
+      <w:pPr>
+        <w:tabs>
+          <w:tab w:val="num" w:pos="5760"/>
+        </w:tabs>
+        <w:ind w:left="5760" w:hanging="360"/>
+      </w:pPr>
+    </w:lvl>
+    <w:lvl w:ilvl="8" w:tentative="1">
+      <w:start w:val="1"/>
+      <w:numFmt w:val="decimal"/>
+      <w:lvlText w:val="%9."/>
+      <w:lvlJc w:val="left"/>
+      <w:pPr>
+        <w:tabs>
+          <w:tab w:val="num" w:pos="6480"/>
+        </w:tabs>
+        <w:ind w:left="6480" w:hanging="360"/>
+      </w:pPr>
+    </w:lvl>
+  </w:abstractNum>
+  <w:abstractNum w:abstractNumId="1" w15:restartNumberingAfterBreak="0">
+    <w:nsid w:val="0BDC15E1"/>
+    <w:multiLevelType w:val="multilevel"/>
+    <w:tmpl w:val="0BA05056"/>
+    <w:lvl w:ilvl="0">
+      <w:start w:val="1"/>
+      <w:numFmt w:val="decimal"/>
+      <w:lvlText w:val="%1."/>
+      <w:lvlJc w:val="left"/>
+      <w:pPr>
+        <w:tabs>
+          <w:tab w:val="num" w:pos="720"/>
+        </w:tabs>
+        <w:ind w:left="720" w:hanging="360"/>
+      </w:pPr>
+    </w:lvl>
+    <w:lvl w:ilvl="1" w:tentative="1">
+      <w:start w:val="1"/>
+      <w:numFmt w:val="decimal"/>
+      <w:lvlText w:val="%2."/>
+      <w:lvlJc w:val="left"/>
+      <w:pPr>
+        <w:tabs>
+          <w:tab w:val="num" w:pos="1440"/>
+        </w:tabs>
+        <w:ind w:left="1440" w:hanging="360"/>
+      </w:pPr>
+    </w:lvl>
+    <w:lvl w:ilvl="2" w:tentative="1">
+      <w:start w:val="1"/>
+      <w:numFmt w:val="decimal"/>
+      <w:lvlText w:val="%3."/>
+      <w:lvlJc w:val="left"/>
+      <w:pPr>
+        <w:tabs>
+          <w:tab w:val="num" w:pos="2160"/>
+        </w:tabs>
+        <w:ind w:left="2160" w:hanging="360"/>
+      </w:pPr>
+    </w:lvl>
+    <w:lvl w:ilvl="3" w:tentative="1">
+      <w:start w:val="1"/>
+      <w:numFmt w:val="decimal"/>
+      <w:lvlText w:val="%4."/>
+      <w:lvlJc w:val="left"/>
+      <w:pPr>
+        <w:tabs>
+          <w:tab w:val="num" w:pos="2880"/>
+        </w:tabs>
+        <w:ind w:left="2880" w:hanging="360"/>
+      </w:pPr>
+    </w:lvl>
+    <w:lvl w:ilvl="4" w:tentative="1">
+      <w:start w:val="1"/>
+      <w:numFmt w:val="decimal"/>
+      <w:lvlText w:val="%5."/>
+      <w:lvlJc w:val="left"/>
+      <w:pPr>
+        <w:tabs>
+          <w:tab w:val="num" w:pos="3600"/>
+        </w:tabs>
+        <w:ind w:left="3600" w:hanging="360"/>
+      </w:pPr>
+    </w:lvl>
+    <w:lvl w:ilvl="5" w:tentative="1">
+      <w:start w:val="1"/>
+      <w:numFmt w:val="decimal"/>
+      <w:lvlText w:val="%6."/>
+      <w:lvlJc w:val="left"/>
+      <w:pPr>
+        <w:tabs>
+          <w:tab w:val="num" w:pos="4320"/>
+        </w:tabs>
+        <w:ind w:left="4320" w:hanging="360"/>
+      </w:pPr>
+    </w:lvl>
+    <w:lvl w:ilvl="6" w:tentative="1">
+      <w:start w:val="1"/>
+      <w:numFmt w:val="decimal"/>
+      <w:lvlText w:val="%7."/>
+      <w:lvlJc w:val="left"/>
+      <w:pPr>
+        <w:tabs>
+          <w:tab w:val="num" w:pos="5040"/>
+        </w:tabs>
+        <w:ind w:left="5040" w:hanging="360"/>
+      </w:pPr>
+    </w:lvl>
+    <w:lvl w:ilvl="7" w:tentative="1">
+      <w:start w:val="1"/>
+      <w:numFmt w:val="decimal"/>
+      <w:lvlText w:val="%8."/>
+      <w:lvlJc w:val="left"/>
+      <w:pPr>
+        <w:tabs>
+          <w:tab w:val="num" w:pos="5760"/>
+        </w:tabs>
+        <w:ind w:left="5760" w:hanging="360"/>
+      </w:pPr>
+    </w:lvl>
+    <w:lvl w:ilvl="8" w:tentative="1">
+      <w:start w:val="1"/>
+      <w:numFmt w:val="decimal"/>
+      <w:lvlText w:val="%9."/>
+      <w:lvlJc w:val="left"/>
+      <w:pPr>
+        <w:tabs>
+          <w:tab w:val="num" w:pos="6480"/>
+        </w:tabs>
+        <w:ind w:left="6480" w:hanging="360"/>
+      </w:pPr>
+    </w:lvl>
+  </w:abstractNum>
+  <w:abstractNum w:abstractNumId="2" w15:restartNumberingAfterBreak="0">
+    <w:nsid w:val="0EAD43B6"/>
+    <w:multiLevelType w:val="multilevel"/>
+    <w:tmpl w:val="CD32717C"/>
+    <w:lvl w:ilvl="0">
+      <w:start w:val="1"/>
+      <w:numFmt w:val="decimal"/>
+      <w:lvlText w:val="%1."/>
+      <w:lvlJc w:val="left"/>
+      <w:pPr>
+        <w:tabs>
+          <w:tab w:val="num" w:pos="720"/>
+        </w:tabs>
+        <w:ind w:left="720" w:hanging="360"/>
+      </w:pPr>
+    </w:lvl>
+    <w:lvl w:ilvl="1" w:tentative="1">
+      <w:start w:val="1"/>
+      <w:numFmt w:val="decimal"/>
+      <w:lvlText w:val="%2."/>
+      <w:lvlJc w:val="left"/>
+      <w:pPr>
+        <w:tabs>
+          <w:tab w:val="num" w:pos="1440"/>
+        </w:tabs>
+        <w:ind w:left="1440" w:hanging="360"/>
+      </w:pPr>
+    </w:lvl>
+    <w:lvl w:ilvl="2" w:tentative="1">
+      <w:start w:val="1"/>
+      <w:numFmt w:val="decimal"/>
+      <w:lvlText w:val="%3."/>
+      <w:lvlJc w:val="left"/>
+      <w:pPr>
+        <w:tabs>
+          <w:tab w:val="num" w:pos="2160"/>
+        </w:tabs>
+        <w:ind w:left="2160" w:hanging="360"/>
+      </w:pPr>
+    </w:lvl>
+    <w:lvl w:ilvl="3" w:tentative="1">
+      <w:start w:val="1"/>
+      <w:numFmt w:val="decimal"/>
+      <w:lvlText w:val="%4."/>
+      <w:lvlJc w:val="left"/>
+      <w:pPr>
+        <w:tabs>
+          <w:tab w:val="num" w:pos="2880"/>
+        </w:tabs>
+        <w:ind w:left="2880" w:hanging="360"/>
+      </w:pPr>
+    </w:lvl>
+    <w:lvl w:ilvl="4" w:tentative="1">
+      <w:start w:val="1"/>
+      <w:numFmt w:val="decimal"/>
+      <w:lvlText w:val="%5."/>
+      <w:lvlJc w:val="left"/>
+      <w:pPr>
+        <w:tabs>
+          <w:tab w:val="num" w:pos="3600"/>
+        </w:tabs>
+        <w:ind w:left="3600" w:hanging="360"/>
+      </w:pPr>
+    </w:lvl>
+    <w:lvl w:ilvl="5" w:tentative="1">
+      <w:start w:val="1"/>
+      <w:numFmt w:val="decimal"/>
+      <w:lvlText w:val="%6."/>
+      <w:lvlJc w:val="left"/>
+      <w:pPr>
+        <w:tabs>
+          <w:tab w:val="num" w:pos="4320"/>
+        </w:tabs>
+        <w:ind w:left="4320" w:hanging="360"/>
+      </w:pPr>
+    </w:lvl>
+    <w:lvl w:ilvl="6" w:tentative="1">
+      <w:start w:val="1"/>
+      <w:numFmt w:val="decimal"/>
+      <w:lvlText w:val="%7."/>
+      <w:lvlJc w:val="left"/>
+      <w:pPr>
+        <w:tabs>
+          <w:tab w:val="num" w:pos="5040"/>
+        </w:tabs>
+        <w:ind w:left="5040" w:hanging="360"/>
+      </w:pPr>
+    </w:lvl>
+    <w:lvl w:ilvl="7" w:tentative="1">
+      <w:start w:val="1"/>
+      <w:numFmt w:val="decimal"/>
+      <w:lvlText w:val="%8."/>
+      <w:lvlJc w:val="left"/>
+      <w:pPr>
+        <w:tabs>
+          <w:tab w:val="num" w:pos="5760"/>
+        </w:tabs>
+        <w:ind w:left="5760" w:hanging="360"/>
+      </w:pPr>
+    </w:lvl>
+    <w:lvl w:ilvl="8" w:tentative="1">
+      <w:start w:val="1"/>
+      <w:numFmt w:val="decimal"/>
+      <w:lvlText w:val="%9."/>
+      <w:lvlJc w:val="left"/>
+      <w:pPr>
+        <w:tabs>
+          <w:tab w:val="num" w:pos="6480"/>
+        </w:tabs>
+        <w:ind w:left="6480" w:hanging="360"/>
+      </w:pPr>
+    </w:lvl>
+  </w:abstractNum>
+  <w:abstractNum w:abstractNumId="3" w15:restartNumberingAfterBreak="0">
+    <w:nsid w:val="127B2EA6"/>
+    <w:multiLevelType w:val="multilevel"/>
+    <w:tmpl w:val="96129E3C"/>
+    <w:lvl w:ilvl="0">
+      <w:start w:val="1"/>
+      <w:numFmt w:val="decimal"/>
+      <w:lvlText w:val="%1."/>
+      <w:lvlJc w:val="left"/>
+      <w:pPr>
+        <w:tabs>
+          <w:tab w:val="num" w:pos="720"/>
+        </w:tabs>
+        <w:ind w:left="720" w:hanging="360"/>
+      </w:pPr>
+    </w:lvl>
+    <w:lvl w:ilvl="1" w:tentative="1">
+      <w:start w:val="1"/>
+      <w:numFmt w:val="decimal"/>
+      <w:lvlText w:val="%2."/>
+      <w:lvlJc w:val="left"/>
+      <w:pPr>
+        <w:tabs>
+          <w:tab w:val="num" w:pos="1440"/>
+        </w:tabs>
+        <w:ind w:left="1440" w:hanging="360"/>
+      </w:pPr>
+    </w:lvl>
+    <w:lvl w:ilvl="2" w:tentative="1">
+      <w:start w:val="1"/>
+      <w:numFmt w:val="decimal"/>
+      <w:lvlText w:val="%3."/>
+      <w:lvlJc w:val="left"/>
+      <w:pPr>
+        <w:tabs>
+          <w:tab w:val="num" w:pos="2160"/>
+        </w:tabs>
+        <w:ind w:left="2160" w:hanging="360"/>
+      </w:pPr>
+    </w:lvl>
+    <w:lvl w:ilvl="3" w:tentative="1">
+      <w:start w:val="1"/>
+      <w:numFmt w:val="decimal"/>
+      <w:lvlText w:val="%4."/>
+      <w:lvlJc w:val="left"/>
+      <w:pPr>
+        <w:tabs>
+          <w:tab w:val="num" w:pos="2880"/>
+        </w:tabs>
+        <w:ind w:left="2880" w:hanging="360"/>
+      </w:pPr>
+    </w:lvl>
+    <w:lvl w:ilvl="4" w:tentative="1">
+      <w:start w:val="1"/>
+      <w:numFmt w:val="decimal"/>
+      <w:lvlText w:val="%5."/>
+      <w:lvlJc w:val="left"/>
+      <w:pPr>
+        <w:tabs>
+          <w:tab w:val="num" w:pos="3600"/>
+        </w:tabs>
+        <w:ind w:left="3600" w:hanging="360"/>
+      </w:pPr>
+    </w:lvl>
+    <w:lvl w:ilvl="5" w:tentative="1">
+      <w:start w:val="1"/>
+      <w:numFmt w:val="decimal"/>
+      <w:lvlText w:val="%6."/>
+      <w:lvlJc w:val="left"/>
+      <w:pPr>
+        <w:tabs>
+          <w:tab w:val="num" w:pos="4320"/>
+        </w:tabs>
+        <w:ind w:left="4320" w:hanging="360"/>
+      </w:pPr>
+    </w:lvl>
+    <w:lvl w:ilvl="6" w:tentative="1">
+      <w:start w:val="1"/>
+      <w:numFmt w:val="decimal"/>
+      <w:lvlText w:val="%7."/>
+      <w:lvlJc w:val="left"/>
+      <w:pPr>
+        <w:tabs>
+          <w:tab w:val="num" w:pos="5040"/>
+        </w:tabs>
+        <w:ind w:left="5040" w:hanging="360"/>
+      </w:pPr>
+    </w:lvl>
+    <w:lvl w:ilvl="7" w:tentative="1">
+      <w:start w:val="1"/>
+      <w:numFmt w:val="decimal"/>
+      <w:lvlText w:val="%8."/>
+      <w:lvlJc w:val="left"/>
+      <w:pPr>
+        <w:tabs>
+          <w:tab w:val="num" w:pos="5760"/>
+        </w:tabs>
+        <w:ind w:left="5760" w:hanging="360"/>
+      </w:pPr>
+    </w:lvl>
+    <w:lvl w:ilvl="8" w:tentative="1">
+      <w:start w:val="1"/>
+      <w:numFmt w:val="decimal"/>
+      <w:lvlText w:val="%9."/>
+      <w:lvlJc w:val="left"/>
+      <w:pPr>
+        <w:tabs>
+          <w:tab w:val="num" w:pos="6480"/>
+        </w:tabs>
+        <w:ind w:left="6480" w:hanging="360"/>
+      </w:pPr>
+    </w:lvl>
+  </w:abstractNum>
+  <w:abstractNum w:abstractNumId="4" w15:restartNumberingAfterBreak="0">
+    <w:nsid w:val="14DD0B3E"/>
+    <w:multiLevelType w:val="multilevel"/>
+    <w:tmpl w:val="FB4057D4"/>
+    <w:lvl w:ilvl="0">
+      <w:start w:val="1"/>
+      <w:numFmt w:val="decimal"/>
+      <w:lvlText w:val="%1."/>
+      <w:lvlJc w:val="left"/>
+      <w:pPr>
+        <w:tabs>
+          <w:tab w:val="num" w:pos="720"/>
+        </w:tabs>
+        <w:ind w:left="720" w:hanging="360"/>
+      </w:pPr>
+    </w:lvl>
+    <w:lvl w:ilvl="1" w:tentative="1">
+      <w:start w:val="1"/>
+      <w:numFmt w:val="decimal"/>
+      <w:lvlText w:val="%2."/>
+      <w:lvlJc w:val="left"/>
+      <w:pPr>
+        <w:tabs>
+          <w:tab w:val="num" w:pos="1440"/>
+        </w:tabs>
+        <w:ind w:left="1440" w:hanging="360"/>
+      </w:pPr>
+    </w:lvl>
+    <w:lvl w:ilvl="2" w:tentative="1">
+      <w:start w:val="1"/>
+      <w:numFmt w:val="decimal"/>
+      <w:lvlText w:val="%3."/>
+      <w:lvlJc w:val="left"/>
+      <w:pPr>
+        <w:tabs>
+          <w:tab w:val="num" w:pos="2160"/>
+        </w:tabs>
+        <w:ind w:left="2160" w:hanging="360"/>
+      </w:pPr>
+    </w:lvl>
+    <w:lvl w:ilvl="3" w:tentative="1">
+      <w:start w:val="1"/>
+      <w:numFmt w:val="decimal"/>
+      <w:lvlText w:val="%4."/>
+      <w:lvlJc w:val="left"/>
+      <w:pPr>
+        <w:tabs>
+          <w:tab w:val="num" w:pos="2880"/>
+        </w:tabs>
+        <w:ind w:left="2880" w:hanging="360"/>
+      </w:pPr>
+    </w:lvl>
+    <w:lvl w:ilvl="4" w:tentative="1">
+      <w:start w:val="1"/>
+      <w:numFmt w:val="decimal"/>
+      <w:lvlText w:val="%5."/>
+      <w:lvlJc w:val="left"/>
+      <w:pPr>
+        <w:tabs>
+          <w:tab w:val="num" w:pos="3600"/>
+        </w:tabs>
+        <w:ind w:left="3600" w:hanging="360"/>
+      </w:pPr>
+    </w:lvl>
+    <w:lvl w:ilvl="5" w:tentative="1">
+      <w:start w:val="1"/>
+      <w:numFmt w:val="decimal"/>
+      <w:lvlText w:val="%6."/>
+      <w:lvlJc w:val="left"/>
+      <w:pPr>
+        <w:tabs>
+          <w:tab w:val="num" w:pos="4320"/>
+        </w:tabs>
+        <w:ind w:left="4320" w:hanging="360"/>
+      </w:pPr>
+    </w:lvl>
+    <w:lvl w:ilvl="6" w:tentative="1">
+      <w:start w:val="1"/>
+      <w:numFmt w:val="decimal"/>
+      <w:lvlText w:val="%7."/>
+      <w:lvlJc w:val="left"/>
+      <w:pPr>
+        <w:tabs>
+          <w:tab w:val="num" w:pos="5040"/>
+        </w:tabs>
+        <w:ind w:left="5040" w:hanging="360"/>
+      </w:pPr>
+    </w:lvl>
+    <w:lvl w:ilvl="7" w:tentative="1">
+      <w:start w:val="1"/>
+      <w:numFmt w:val="decimal"/>
+      <w:lvlText w:val="%8."/>
+      <w:lvlJc w:val="left"/>
+      <w:pPr>
+        <w:tabs>
+          <w:tab w:val="num" w:pos="5760"/>
+        </w:tabs>
+        <w:ind w:left="5760" w:hanging="360"/>
+      </w:pPr>
+    </w:lvl>
+    <w:lvl w:ilvl="8" w:tentative="1">
+      <w:start w:val="1"/>
+      <w:numFmt w:val="decimal"/>
+      <w:lvlText w:val="%9."/>
+      <w:lvlJc w:val="left"/>
+      <w:pPr>
+        <w:tabs>
+          <w:tab w:val="num" w:pos="6480"/>
+        </w:tabs>
+        <w:ind w:left="6480" w:hanging="360"/>
+      </w:pPr>
+    </w:lvl>
+  </w:abstractNum>
+  <w:abstractNum w:abstractNumId="5" w15:restartNumberingAfterBreak="0">
+    <w:nsid w:val="184B1B44"/>
+    <w:multiLevelType w:val="multilevel"/>
+    <w:tmpl w:val="58A41FDC"/>
+    <w:lvl w:ilvl="0">
+      <w:start w:val="1"/>
+      <w:numFmt w:val="decimal"/>
+      <w:lvlText w:val="%1."/>
+      <w:lvlJc w:val="left"/>
+      <w:pPr>
+        <w:tabs>
+          <w:tab w:val="num" w:pos="720"/>
+        </w:tabs>
+        <w:ind w:left="720" w:hanging="360"/>
+      </w:pPr>
+    </w:lvl>
+    <w:lvl w:ilvl="1" w:tentative="1">
+      <w:start w:val="1"/>
+      <w:numFmt w:val="decimal"/>
+      <w:lvlText w:val="%2."/>
+      <w:lvlJc w:val="left"/>
+      <w:pPr>
+        <w:tabs>
+          <w:tab w:val="num" w:pos="1440"/>
+        </w:tabs>
+        <w:ind w:left="1440" w:hanging="360"/>
+      </w:pPr>
+    </w:lvl>
+    <w:lvl w:ilvl="2" w:tentative="1">
+      <w:start w:val="1"/>
+      <w:numFmt w:val="decimal"/>
+      <w:lvlText w:val="%3."/>
+      <w:lvlJc w:val="left"/>
+      <w:pPr>
+        <w:tabs>
+          <w:tab w:val="num" w:pos="2160"/>
+        </w:tabs>
+        <w:ind w:left="2160" w:hanging="360"/>
+      </w:pPr>
+    </w:lvl>
+    <w:lvl w:ilvl="3" w:tentative="1">
+      <w:start w:val="1"/>
+      <w:numFmt w:val="decimal"/>
+      <w:lvlText w:val="%4."/>
+      <w:lvlJc w:val="left"/>
+      <w:pPr>
+        <w:tabs>
+          <w:tab w:val="num" w:pos="2880"/>
+        </w:tabs>
+        <w:ind w:left="2880" w:hanging="360"/>
+      </w:pPr>
+    </w:lvl>
+    <w:lvl w:ilvl="4" w:tentative="1">
+      <w:start w:val="1"/>
+      <w:numFmt w:val="decimal"/>
+      <w:lvlText w:val="%5."/>
+      <w:lvlJc w:val="left"/>
+      <w:pPr>
+        <w:tabs>
+          <w:tab w:val="num" w:pos="3600"/>
+        </w:tabs>
+        <w:ind w:left="3600" w:hanging="360"/>
+      </w:pPr>
+    </w:lvl>
+    <w:lvl w:ilvl="5" w:tentative="1">
+      <w:start w:val="1"/>
+      <w:numFmt w:val="decimal"/>
+      <w:lvlText w:val="%6."/>
+      <w:lvlJc w:val="left"/>
+      <w:pPr>
+        <w:tabs>
+          <w:tab w:val="num" w:pos="4320"/>
+        </w:tabs>
+        <w:ind w:left="4320" w:hanging="360"/>
+      </w:pPr>
+    </w:lvl>
+    <w:lvl w:ilvl="6" w:tentative="1">
+      <w:start w:val="1"/>
+      <w:numFmt w:val="decimal"/>
+      <w:lvlText w:val="%7."/>
+      <w:lvlJc w:val="left"/>
+      <w:pPr>
+        <w:tabs>
+          <w:tab w:val="num" w:pos="5040"/>
+        </w:tabs>
+        <w:ind w:left="5040" w:hanging="360"/>
+      </w:pPr>
+    </w:lvl>
+    <w:lvl w:ilvl="7" w:tentative="1">
+      <w:start w:val="1"/>
+      <w:numFmt w:val="decimal"/>
+      <w:lvlText w:val="%8."/>
+      <w:lvlJc w:val="left"/>
+      <w:pPr>
+        <w:tabs>
+          <w:tab w:val="num" w:pos="5760"/>
+        </w:tabs>
+        <w:ind w:left="5760" w:hanging="360"/>
+      </w:pPr>
+    </w:lvl>
+    <w:lvl w:ilvl="8" w:tentative="1">
+      <w:start w:val="1"/>
+      <w:numFmt w:val="decimal"/>
+      <w:lvlText w:val="%9."/>
+      <w:lvlJc w:val="left"/>
+      <w:pPr>
+        <w:tabs>
+          <w:tab w:val="num" w:pos="6480"/>
+        </w:tabs>
+        <w:ind w:left="6480" w:hanging="360"/>
+      </w:pPr>
+    </w:lvl>
+  </w:abstractNum>
+  <w:abstractNum w:abstractNumId="6" w15:restartNumberingAfterBreak="0">
+    <w:nsid w:val="1A444862"/>
+    <w:multiLevelType w:val="multilevel"/>
+    <w:tmpl w:val="2D08E3D6"/>
+    <w:lvl w:ilvl="0">
+      <w:start w:val="1"/>
+      <w:numFmt w:val="decimal"/>
+      <w:lvlText w:val="%1."/>
+      <w:lvlJc w:val="left"/>
+      <w:pPr>
+        <w:tabs>
+          <w:tab w:val="num" w:pos="720"/>
+        </w:tabs>
+        <w:ind w:left="720" w:hanging="360"/>
+      </w:pPr>
+    </w:lvl>
+    <w:lvl w:ilvl="1" w:tentative="1">
+      <w:start w:val="1"/>
+      <w:numFmt w:val="decimal"/>
+      <w:lvlText w:val="%2."/>
+      <w:lvlJc w:val="left"/>
+      <w:pPr>
+        <w:tabs>
+          <w:tab w:val="num" w:pos="1440"/>
+        </w:tabs>
+        <w:ind w:left="1440" w:hanging="360"/>
+      </w:pPr>
+    </w:lvl>
+    <w:lvl w:ilvl="2" w:tentative="1">
+      <w:start w:val="1"/>
+      <w:numFmt w:val="decimal"/>
+      <w:lvlText w:val="%3."/>
+      <w:lvlJc w:val="left"/>
+      <w:pPr>
+        <w:tabs>
+          <w:tab w:val="num" w:pos="2160"/>
+        </w:tabs>
+        <w:ind w:left="2160" w:hanging="360"/>
+      </w:pPr>
+    </w:lvl>
+    <w:lvl w:ilvl="3" w:tentative="1">
+      <w:start w:val="1"/>
+      <w:numFmt w:val="decimal"/>
+      <w:lvlText w:val="%4."/>
+      <w:lvlJc w:val="left"/>
+      <w:pPr>
+        <w:tabs>
+          <w:tab w:val="num" w:pos="2880"/>
+        </w:tabs>
+        <w:ind w:left="2880" w:hanging="360"/>
+      </w:pPr>
+    </w:lvl>
+    <w:lvl w:ilvl="4" w:tentative="1">
+      <w:start w:val="1"/>
+      <w:numFmt w:val="decimal"/>
+      <w:lvlText w:val="%5."/>
+      <w:lvlJc w:val="left"/>
+      <w:pPr>
+        <w:tabs>
+          <w:tab w:val="num" w:pos="3600"/>
+        </w:tabs>
+        <w:ind w:left="3600" w:hanging="360"/>
+      </w:pPr>
+    </w:lvl>
+    <w:lvl w:ilvl="5" w:tentative="1">
+      <w:start w:val="1"/>
+      <w:numFmt w:val="decimal"/>
+      <w:lvlText w:val="%6."/>
+      <w:lvlJc w:val="left"/>
+      <w:pPr>
+        <w:tabs>
+          <w:tab w:val="num" w:pos="4320"/>
+        </w:tabs>
+        <w:ind w:left="4320" w:hanging="360"/>
+      </w:pPr>
+    </w:lvl>
+    <w:lvl w:ilvl="6" w:tentative="1">
+      <w:start w:val="1"/>
+      <w:numFmt w:val="decimal"/>
+      <w:lvlText w:val="%7."/>
+      <w:lvlJc w:val="left"/>
+      <w:pPr>
+        <w:tabs>
+          <w:tab w:val="num" w:pos="5040"/>
+        </w:tabs>
+        <w:ind w:left="5040" w:hanging="360"/>
+      </w:pPr>
+    </w:lvl>
+    <w:lvl w:ilvl="7" w:tentative="1">
+      <w:start w:val="1"/>
+      <w:numFmt w:val="decimal"/>
+      <w:lvlText w:val="%8."/>
+      <w:lvlJc w:val="left"/>
+      <w:pPr>
+        <w:tabs>
+          <w:tab w:val="num" w:pos="5760"/>
+        </w:tabs>
+        <w:ind w:left="5760" w:hanging="360"/>
+      </w:pPr>
+    </w:lvl>
+    <w:lvl w:ilvl="8" w:tentative="1">
+      <w:start w:val="1"/>
+      <w:numFmt w:val="decimal"/>
+      <w:lvlText w:val="%9."/>
+      <w:lvlJc w:val="left"/>
+      <w:pPr>
+        <w:tabs>
+          <w:tab w:val="num" w:pos="6480"/>
+        </w:tabs>
+        <w:ind w:left="6480" w:hanging="360"/>
+      </w:pPr>
+    </w:lvl>
+  </w:abstractNum>
+  <w:abstractNum w:abstractNumId="7" w15:restartNumberingAfterBreak="0">
     <w:nsid w:val="20341147"/>
     <w:multiLevelType w:val="multilevel"/>
-    <w:tmpl w:val="4acb4aa"/>
+    <w:tmpl w:val="04ACB4AA"/>
     <w:lvl w:ilvl="0">
       <w:start w:val="1"/>
+      <w:numFmt w:val="decimal"/>
       <w:lvlText w:val="%1."/>
       <w:lvlJc w:val="left"/>
       <w:pPr>
+        <w:tabs>
+          <w:tab w:val="num" w:pos="720"/>
+        </w:tabs>
         <w:ind w:left="720" w:hanging="360"/>
+      </w:pPr>
+    </w:lvl>
+    <w:lvl w:ilvl="1" w:tentative="1">
+      <w:start w:val="1"/>
+      <w:numFmt w:val="decimal"/>
+      <w:lvlText w:val="%2."/>
+      <w:lvlJc w:val="left"/>
+      <w:pPr>
+        <w:tabs>
+          <w:tab w:val="num" w:pos="1440"/>
+        </w:tabs>
+        <w:ind w:left="1440" w:hanging="360"/>
+      </w:pPr>
+    </w:lvl>
+    <w:lvl w:ilvl="2" w:tentative="1">
+      <w:start w:val="1"/>
+      <w:numFmt w:val="decimal"/>
+      <w:lvlText w:val="%3."/>
+      <w:lvlJc w:val="left"/>
+      <w:pPr>
+        <w:tabs>
+          <w:tab w:val="num" w:pos="2160"/>
+        </w:tabs>
+        <w:ind w:left="2160" w:hanging="360"/>
+      </w:pPr>
+    </w:lvl>
+    <w:lvl w:ilvl="3" w:tentative="1">
+      <w:start w:val="1"/>
+      <w:numFmt w:val="decimal"/>
+      <w:lvlText w:val="%4."/>
+      <w:lvlJc w:val="left"/>
+      <w:pPr>
+        <w:tabs>
+          <w:tab w:val="num" w:pos="2880"/>
+        </w:tabs>
+        <w:ind w:left="2880" w:hanging="360"/>
+      </w:pPr>
+    </w:lvl>
+    <w:lvl w:ilvl="4" w:tentative="1">
+      <w:start w:val="1"/>
+      <w:numFmt w:val="decimal"/>
+      <w:lvlText w:val="%5."/>
+      <w:lvlJc w:val="left"/>
+      <w:pPr>
+        <w:tabs>
+          <w:tab w:val="num" w:pos="3600"/>
+        </w:tabs>
+        <w:ind w:left="3600" w:hanging="360"/>
+      </w:pPr>
+    </w:lvl>
+    <w:lvl w:ilvl="5" w:tentative="1">
+      <w:start w:val="1"/>
+      <w:numFmt w:val="decimal"/>
+      <w:lvlText w:val="%6."/>
+      <w:lvlJc w:val="left"/>
+      <w:pPr>
+        <w:tabs>
+          <w:tab w:val="num" w:pos="4320"/>
+        </w:tabs>
+        <w:ind w:left="4320" w:hanging="360"/>
+      </w:pPr>
+    </w:lvl>
+    <w:lvl w:ilvl="6" w:tentative="1">
+      <w:start w:val="1"/>
+      <w:numFmt w:val="decimal"/>
+      <w:lvlText w:val="%7."/>
+      <w:lvlJc w:val="left"/>
+      <w:pPr>
+        <w:tabs>
+          <w:tab w:val="num" w:pos="5040"/>
+        </w:tabs>
+        <w:ind w:left="5040" w:hanging="360"/>
+      </w:pPr>
+    </w:lvl>
+    <w:lvl w:ilvl="7" w:tentative="1">
+      <w:start w:val="1"/>
+      <w:numFmt w:val="decimal"/>
+      <w:lvlText w:val="%8."/>
+      <w:lvlJc w:val="left"/>
+      <w:pPr>
+        <w:tabs>
+          <w:tab w:val="num" w:pos="5760"/>
+        </w:tabs>
+        <w:ind w:left="5760" w:hanging="360"/>
+      </w:pPr>
+    </w:lvl>
+    <w:lvl w:ilvl="8" w:tentative="1">
+      <w:start w:val="1"/>
+      <w:numFmt w:val="decimal"/>
+      <w:lvlText w:val="%9."/>
+      <w:lvlJc w:val="left"/>
+      <w:pPr>
+        <w:tabs>
+          <w:tab w:val="num" w:pos="6480"/>
+        </w:tabs>
+        <w:ind w:left="6480" w:hanging="360"/>
+      </w:pPr>
+    </w:lvl>
+  </w:abstractNum>
+  <w:abstractNum w:abstractNumId="8" w15:restartNumberingAfterBreak="0">
+    <w:nsid w:val="23732935"/>
+    <w:multiLevelType w:val="multilevel"/>
+    <w:tmpl w:val="1D14F1DE"/>
+    <w:lvl w:ilvl="0">
+      <w:start w:val="1"/>
+      <w:numFmt w:val="decimal"/>
+      <w:lvlText w:val="%1."/>
+      <w:lvlJc w:val="left"/>
+      <w:pPr>
         <w:tabs>
           <w:tab w:val="num" w:pos="720"/>
         </w:tabs>
-      </w:pPr>
-    </w:lvl>
-    <w:lvl w:ilvl="1" w:tentative="on">
-      <w:start w:val="1"/>
+        <w:ind w:left="720" w:hanging="360"/>
+      </w:pPr>
+    </w:lvl>
+    <w:lvl w:ilvl="1" w:tentative="1">
+      <w:start w:val="1"/>
+      <w:numFmt w:val="decimal"/>
       <w:lvlText w:val="%2."/>
       <w:lvlJc w:val="left"/>
       <w:pPr>
+        <w:tabs>
+          <w:tab w:val="num" w:pos="1440"/>
+        </w:tabs>
         <w:ind w:left="1440" w:hanging="360"/>
-        <w:tabs>
-          <w:tab w:val="num" w:pos="1440"/>
-        </w:tabs>
-      </w:pPr>
-    </w:lvl>
-    <w:lvl w:ilvl="2" w:tentative="on">
-      <w:start w:val="1"/>
+      </w:pPr>
+    </w:lvl>
+    <w:lvl w:ilvl="2" w:tentative="1">
+      <w:start w:val="1"/>
+      <w:numFmt w:val="decimal"/>
       <w:lvlText w:val="%3."/>
       <w:lvlJc w:val="left"/>
       <w:pPr>
+        <w:tabs>
+          <w:tab w:val="num" w:pos="2160"/>
+        </w:tabs>
         <w:ind w:left="2160" w:hanging="360"/>
-        <w:tabs>
-          <w:tab w:val="num" w:pos="2160"/>
-        </w:tabs>
-      </w:pPr>
-    </w:lvl>
-    <w:lvl w:ilvl="3" w:tentative="on">
-      <w:start w:val="1"/>
+      </w:pPr>
+    </w:lvl>
+    <w:lvl w:ilvl="3" w:tentative="1">
+      <w:start w:val="1"/>
+      <w:numFmt w:val="decimal"/>
       <w:lvlText w:val="%4."/>
       <w:lvlJc w:val="left"/>
       <w:pPr>
+        <w:tabs>
+          <w:tab w:val="num" w:pos="2880"/>
+        </w:tabs>
         <w:ind w:left="2880" w:hanging="360"/>
-        <w:tabs>
-          <w:tab w:val="num" w:pos="2880"/>
-        </w:tabs>
-      </w:pPr>
-    </w:lvl>
-    <w:lvl w:ilvl="4" w:tentative="on">
-      <w:start w:val="1"/>
+      </w:pPr>
+    </w:lvl>
+    <w:lvl w:ilvl="4" w:tentative="1">
+      <w:start w:val="1"/>
+      <w:numFmt w:val="decimal"/>
       <w:lvlText w:val="%5."/>
       <w:lvlJc w:val="left"/>
       <w:pPr>
+        <w:tabs>
+          <w:tab w:val="num" w:pos="3600"/>
+        </w:tabs>
         <w:ind w:left="3600" w:hanging="360"/>
-        <w:tabs>
-          <w:tab w:val="num" w:pos="3600"/>
-        </w:tabs>
-      </w:pPr>
-    </w:lvl>
-    <w:lvl w:ilvl="5" w:tentative="on">
-      <w:start w:val="1"/>
+      </w:pPr>
+    </w:lvl>
+    <w:lvl w:ilvl="5" w:tentative="1">
+      <w:start w:val="1"/>
+      <w:numFmt w:val="decimal"/>
       <w:lvlText w:val="%6."/>
       <w:lvlJc w:val="left"/>
       <w:pPr>
+        <w:tabs>
+          <w:tab w:val="num" w:pos="4320"/>
+        </w:tabs>
         <w:ind w:left="4320" w:hanging="360"/>
-        <w:tabs>
-          <w:tab w:val="num" w:pos="4320"/>
-        </w:tabs>
-      </w:pPr>
-    </w:lvl>
-    <w:lvl w:ilvl="6" w:tentative="on">
-      <w:start w:val="1"/>
+      </w:pPr>
+    </w:lvl>
+    <w:lvl w:ilvl="6" w:tentative="1">
+      <w:start w:val="1"/>
+      <w:numFmt w:val="decimal"/>
       <w:lvlText w:val="%7."/>
       <w:lvlJc w:val="left"/>
       <w:pPr>
+        <w:tabs>
+          <w:tab w:val="num" w:pos="5040"/>
+        </w:tabs>
         <w:ind w:left="5040" w:hanging="360"/>
-        <w:tabs>
-          <w:tab w:val="num" w:pos="5040"/>
-        </w:tabs>
-      </w:pPr>
-    </w:lvl>
-    <w:lvl w:ilvl="7" w:tentative="on">
-      <w:start w:val="1"/>
+      </w:pPr>
+    </w:lvl>
+    <w:lvl w:ilvl="7" w:tentative="1">
+      <w:start w:val="1"/>
+      <w:numFmt w:val="decimal"/>
       <w:lvlText w:val="%8."/>
       <w:lvlJc w:val="left"/>
       <w:pPr>
+        <w:tabs>
+          <w:tab w:val="num" w:pos="5760"/>
+        </w:tabs>
         <w:ind w:left="5760" w:hanging="360"/>
-        <w:tabs>
-          <w:tab w:val="num" w:pos="5760"/>
-        </w:tabs>
-      </w:pPr>
-    </w:lvl>
-    <w:lvl w:ilvl="8" w:tentative="on">
-      <w:start w:val="1"/>
+      </w:pPr>
+    </w:lvl>
+    <w:lvl w:ilvl="8" w:tentative="1">
+      <w:start w:val="1"/>
+      <w:numFmt w:val="decimal"/>
       <w:lvlText w:val="%9."/>
       <w:lvlJc w:val="left"/>
       <w:pPr>
+        <w:tabs>
+          <w:tab w:val="num" w:pos="6480"/>
+        </w:tabs>
         <w:ind w:left="6480" w:hanging="360"/>
-        <w:tabs>
-          <w:tab w:val="num" w:pos="6480"/>
-        </w:tabs>
       </w:pPr>
     </w:lvl>
   </w:abstractNum>
-  <w:abstractNum w:abstractNumId="1">
-    <w:nsid w:val="377d6fa9"/>
+  <w:abstractNum w:abstractNumId="9" w15:restartNumberingAfterBreak="0">
+    <w:nsid w:val="35F402B7"/>
     <w:multiLevelType w:val="multilevel"/>
-    <w:tmpl w:val="c9e033c0"/>
+    <w:tmpl w:val="C7466B38"/>
     <w:lvl w:ilvl="0">
       <w:start w:val="1"/>
+      <w:numFmt w:val="decimal"/>
       <w:lvlText w:val="%1."/>
       <w:lvlJc w:val="left"/>
       <w:pPr>
+        <w:tabs>
+          <w:tab w:val="num" w:pos="720"/>
+        </w:tabs>
         <w:ind w:left="720" w:hanging="360"/>
-        <w:tabs>
-          <w:tab w:val="num" w:pos="720"/>
-        </w:tabs>
-      </w:pPr>
-    </w:lvl>
-    <w:lvl w:ilvl="1" w:tentative="on">
-      <w:start w:val="1"/>
-      <w:lvlText w:val="%2."/>
-      <w:lvlJc w:val="left"/>
-      <w:pPr>
-        <w:ind w:left="1440" w:hanging="360"/>
-        <w:tabs>
-          <w:tab w:val="num" w:pos="1440"/>
-        </w:tabs>
-      </w:pPr>
-    </w:lvl>
-    <w:lvl w:ilvl="2" w:tentative="on">
-      <w:start w:val="1"/>
-      <w:lvlText w:val="%3."/>
-      <w:lvlJc w:val="left"/>
-      <w:pPr>
-        <w:ind w:left="2160" w:hanging="360"/>
-        <w:tabs>
-          <w:tab w:val="num" w:pos="2160"/>
-        </w:tabs>
-      </w:pPr>
-    </w:lvl>
-    <w:lvl w:ilvl="3" w:tentative="on">
-      <w:start w:val="1"/>
-      <w:lvlText w:val="%4."/>
-      <w:lvlJc w:val="left"/>
-      <w:pPr>
-        <w:ind w:left="2880" w:hanging="360"/>
-        <w:tabs>
-          <w:tab w:val="num" w:pos="2880"/>
-        </w:tabs>
-      </w:pPr>
-    </w:lvl>
-    <w:lvl w:ilvl="4" w:tentative="on">
-      <w:start w:val="1"/>
-      <w:lvlText w:val="%5."/>
-      <w:lvlJc w:val="left"/>
-      <w:pPr>
-        <w:ind w:left="3600" w:hanging="360"/>
-        <w:tabs>
-          <w:tab w:val="num" w:pos="3600"/>
-        </w:tabs>
-      </w:pPr>
-    </w:lvl>
-    <w:lvl w:ilvl="5" w:tentative="on">
-      <w:start w:val="1"/>
-      <w:lvlText w:val="%6."/>
-      <w:lvlJc w:val="left"/>
-      <w:pPr>
-        <w:ind w:left="4320" w:hanging="360"/>
-        <w:tabs>
-          <w:tab w:val="num" w:pos="4320"/>
-        </w:tabs>
-      </w:pPr>
-    </w:lvl>
-    <w:lvl w:ilvl="6" w:tentative="on">
-      <w:start w:val="1"/>
-      <w:lvlText w:val="%7."/>
-      <w:lvlJc w:val="left"/>
-      <w:pPr>
-        <w:ind w:left="5040" w:hanging="360"/>
-        <w:tabs>
-          <w:tab w:val="num" w:pos="5040"/>
-        </w:tabs>
-      </w:pPr>
-    </w:lvl>
-    <w:lvl w:ilvl="7" w:tentative="on">
-      <w:start w:val="1"/>
-      <w:lvlText w:val="%8."/>
-      <w:lvlJc w:val="left"/>
-      <w:pPr>
-        <w:ind w:left="5760" w:hanging="360"/>
-        <w:tabs>
-          <w:tab w:val="num" w:pos="5760"/>
-        </w:tabs>
-      </w:pPr>
-    </w:lvl>
-    <w:lvl w:ilvl="8" w:tentative="on">
-      <w:start w:val="1"/>
-      <w:lvlText w:val="%9."/>
-      <w:lvlJc w:val="left"/>
-      <w:pPr>
-        <w:ind w:left="6480" w:hanging="360"/>
-        <w:tabs>
-          <w:tab w:val="num" w:pos="6480"/>
-        </w:tabs>
-      </w:pPr>
-    </w:lvl>
-  </w:abstractNum>
-  <w:abstractNum w:abstractNumId="2">
-    <w:nsid w:val="50fe744a"/>
-    <w:multiLevelType w:val="multilevel"/>
-    <w:tmpl w:val="240c4daa"/>
-    <w:lvl w:ilvl="0">
-      <w:start w:val="1"/>
-      <w:lvlText w:val="%1."/>
-      <w:lvlJc w:val="left"/>
-      <w:pPr>
-        <w:ind w:left="720" w:hanging="360"/>
-        <w:tabs>
-          <w:tab w:val="num" w:pos="720"/>
-        </w:tabs>
-      </w:pPr>
-    </w:lvl>
-    <w:lvl w:ilvl="1" w:tentative="on">
-      <w:start w:val="1"/>
-      <w:lvlText w:val="%2."/>
-      <w:lvlJc w:val="left"/>
-      <w:pPr>
-        <w:ind w:left="1440" w:hanging="360"/>
-        <w:tabs>
-          <w:tab w:val="num" w:pos="1440"/>
-        </w:tabs>
-      </w:pPr>
-    </w:lvl>
-    <w:lvl w:ilvl="2" w:tentative="on">
-      <w:start w:val="1"/>
-      <w:lvlText w:val="%3."/>
-      <w:lvlJc w:val="left"/>
-      <w:pPr>
-        <w:ind w:left="2160" w:hanging="360"/>
-        <w:tabs>
-          <w:tab w:val="num" w:pos="2160"/>
-        </w:tabs>
-      </w:pPr>
-    </w:lvl>
-    <w:lvl w:ilvl="3" w:tentative="on">
-      <w:start w:val="1"/>
-      <w:lvlText w:val="%4."/>
-      <w:lvlJc w:val="left"/>
-      <w:pPr>
-        <w:ind w:left="2880" w:hanging="360"/>
-        <w:tabs>
-          <w:tab w:val="num" w:pos="2880"/>
-        </w:tabs>
-      </w:pPr>
-    </w:lvl>
-    <w:lvl w:ilvl="4" w:tentative="on">
-      <w:start w:val="1"/>
-      <w:lvlText w:val="%5."/>
-      <w:lvlJc w:val="left"/>
-      <w:pPr>
-        <w:ind w:left="3600" w:hanging="360"/>
-        <w:tabs>
-          <w:tab w:val="num" w:pos="3600"/>
-        </w:tabs>
-      </w:pPr>
-    </w:lvl>
-    <w:lvl w:ilvl="5" w:tentative="on">
-      <w:start w:val="1"/>
-      <w:lvlText w:val="%6."/>
-      <w:lvlJc w:val="left"/>
-      <w:pPr>
-        <w:ind w:left="4320" w:hanging="360"/>
-        <w:tabs>
-          <w:tab w:val="num" w:pos="4320"/>
-        </w:tabs>
-      </w:pPr>
-    </w:lvl>
-    <w:lvl w:ilvl="6" w:tentative="on">
-      <w:start w:val="1"/>
-      <w:lvlText w:val="%7."/>
-      <w:lvlJc w:val="left"/>
-      <w:pPr>
-        <w:ind w:left="5040" w:hanging="360"/>
-        <w:tabs>
-          <w:tab w:val="num" w:pos="5040"/>
-        </w:tabs>
-      </w:pPr>
-    </w:lvl>
-    <w:lvl w:ilvl="7" w:tentative="on">
-      <w:start w:val="1"/>
-      <w:lvlText w:val="%8."/>
-      <w:lvlJc w:val="left"/>
-      <w:pPr>
-        <w:ind w:left="5760" w:hanging="360"/>
-        <w:tabs>
-          <w:tab w:val="num" w:pos="5760"/>
-        </w:tabs>
-      </w:pPr>
-    </w:lvl>
-    <w:lvl w:ilvl="8" w:tentative="on">
-      <w:start w:val="1"/>
-      <w:lvlText w:val="%9."/>
-      <w:lvlJc w:val="left"/>
-      <w:pPr>
-        <w:ind w:left="6480" w:hanging="360"/>
-        <w:tabs>
-          <w:tab w:val="num" w:pos="6480"/>
-        </w:tabs>
-      </w:pPr>
-    </w:lvl>
-  </w:abstractNum>
-  <w:abstractNum w:abstractNumId="3">
-    <w:nsid w:val="7cea0211"/>
-    <w:multiLevelType w:val="multilevel"/>
-    <w:tmpl w:val="e668cac8"/>
-    <w:lvl w:ilvl="0">
-      <w:start w:val="1"/>
-      <w:lvlText w:val="%1."/>
-      <w:lvlJc w:val="left"/>
-      <w:pPr>
-        <w:ind w:left="720" w:hanging="360"/>
-        <w:tabs>
-          <w:tab w:val="num" w:pos="720"/>
-        </w:tabs>
-      </w:pPr>
-    </w:lvl>
-    <w:lvl w:ilvl="1" w:tentative="on">
-      <w:start w:val="1"/>
-      <w:lvlText w:val="%2."/>
-      <w:lvlJc w:val="left"/>
-      <w:pPr>
-        <w:ind w:left="1440" w:hanging="360"/>
-        <w:tabs>
-          <w:tab w:val="num" w:pos="1440"/>
-        </w:tabs>
-      </w:pPr>
-    </w:lvl>
-    <w:lvl w:ilvl="2" w:tentative="on">
-      <w:start w:val="1"/>
-      <w:lvlText w:val="%3."/>
-      <w:lvlJc w:val="left"/>
-      <w:pPr>
-        <w:ind w:left="2160" w:hanging="360"/>
-        <w:tabs>
-          <w:tab w:val="num" w:pos="2160"/>
-        </w:tabs>
-      </w:pPr>
-    </w:lvl>
-    <w:lvl w:ilvl="3" w:tentative="on">
-      <w:start w:val="1"/>
-      <w:lvlText w:val="%4."/>
-      <w:lvlJc w:val="left"/>
-      <w:pPr>
-        <w:ind w:left="2880" w:hanging="360"/>
-        <w:tabs>
-          <w:tab w:val="num" w:pos="2880"/>
-        </w:tabs>
-      </w:pPr>
-    </w:lvl>
-    <w:lvl w:ilvl="4" w:tentative="on">
-      <w:start w:val="1"/>
-      <w:lvlText w:val="%5."/>
-      <w:lvlJc w:val="left"/>
-      <w:pPr>
-        <w:ind w:left="3600" w:hanging="360"/>
-        <w:tabs>
-          <w:tab w:val="num" w:pos="3600"/>
-        </w:tabs>
-      </w:pPr>
-    </w:lvl>
-    <w:lvl w:ilvl="5" w:tentative="on">
-      <w:start w:val="1"/>
-      <w:lvlText w:val="%6."/>
-      <w:lvlJc w:val="left"/>
-      <w:pPr>
-        <w:ind w:left="4320" w:hanging="360"/>
-        <w:tabs>
-          <w:tab w:val="num" w:pos="4320"/>
-        </w:tabs>
-      </w:pPr>
-    </w:lvl>
-    <w:lvl w:ilvl="6" w:tentative="on">
-      <w:start w:val="1"/>
-      <w:lvlText w:val="%7."/>
-      <w:lvlJc w:val="left"/>
-      <w:pPr>
-        <w:ind w:left="5040" w:hanging="360"/>
-        <w:tabs>
-          <w:tab w:val="num" w:pos="5040"/>
-        </w:tabs>
-      </w:pPr>
-    </w:lvl>
-    <w:lvl w:ilvl="7" w:tentative="on">
-      <w:start w:val="1"/>
-      <w:lvlText w:val="%8."/>
-      <w:lvlJc w:val="left"/>
-      <w:pPr>
-        <w:ind w:left="5760" w:hanging="360"/>
-        <w:tabs>
-          <w:tab w:val="num" w:pos="5760"/>
-        </w:tabs>
-      </w:pPr>
-    </w:lvl>
-    <w:lvl w:ilvl="8" w:tentative="on">
-      <w:start w:val="1"/>
-      <w:lvlText w:val="%9."/>
-      <w:lvlJc w:val="left"/>
-      <w:pPr>
-        <w:ind w:left="6480" w:hanging="360"/>
-        <w:tabs>
-          <w:tab w:val="num" w:pos="6480"/>
-        </w:tabs>
-      </w:pPr>
-    </w:lvl>
-  </w:abstractNum>
-  <w:abstractNum w:abstractNumId="4">
-    <w:nsid w:val="7c54fe4"/>
-    <w:multiLevelType w:val="multilevel"/>
-    <w:tmpl w:val="2e62ce10"/>
-    <w:lvl w:ilvl="0">
-      <w:start w:val="5"/>
-      <w:lvlText w:val="%1."/>
-      <w:lvlJc w:val="left"/>
-      <w:pPr>
-        <w:ind w:left="720" w:hanging="360"/>
-        <w:tabs>
-          <w:tab w:val="num" w:pos="720"/>
-        </w:tabs>
-      </w:pPr>
-    </w:lvl>
-    <w:lvl w:ilvl="1" w:tentative="on">
-      <w:start w:val="1"/>
-      <w:lvlText w:val="%2."/>
-      <w:lvlJc w:val="left"/>
-      <w:pPr>
-        <w:ind w:left="1440" w:hanging="360"/>
-        <w:tabs>
-          <w:tab w:val="num" w:pos="1440"/>
-        </w:tabs>
-      </w:pPr>
-    </w:lvl>
-    <w:lvl w:ilvl="2" w:tentative="on">
-      <w:start w:val="1"/>
-      <w:lvlText w:val="%3."/>
-      <w:lvlJc w:val="left"/>
-      <w:pPr>
-        <w:ind w:left="2160" w:hanging="360"/>
-        <w:tabs>
-          <w:tab w:val="num" w:pos="2160"/>
-        </w:tabs>
-      </w:pPr>
-    </w:lvl>
-    <w:lvl w:ilvl="3" w:tentative="on">
-      <w:start w:val="1"/>
-      <w:lvlText w:val="%4."/>
-      <w:lvlJc w:val="left"/>
-      <w:pPr>
-        <w:ind w:left="2880" w:hanging="360"/>
-        <w:tabs>
-          <w:tab w:val="num" w:pos="2880"/>
-        </w:tabs>
-      </w:pPr>
-    </w:lvl>
-    <w:lvl w:ilvl="4" w:tentative="on">
-      <w:start w:val="1"/>
-      <w:lvlText w:val="%5."/>
-      <w:lvlJc w:val="left"/>
-      <w:pPr>
-        <w:ind w:left="3600" w:hanging="360"/>
-        <w:tabs>
-          <w:tab w:val="num" w:pos="3600"/>
-        </w:tabs>
-      </w:pPr>
-    </w:lvl>
-    <w:lvl w:ilvl="5" w:tentative="on">
-      <w:start w:val="1"/>
-      <w:lvlText w:val="%6."/>
-      <w:lvlJc w:val="left"/>
-      <w:pPr>
-        <w:ind w:left="4320" w:hanging="360"/>
-        <w:tabs>
-          <w:tab w:val="num" w:pos="4320"/>
-        </w:tabs>
-      </w:pPr>
-    </w:lvl>
-    <w:lvl w:ilvl="6" w:tentative="on">
-      <w:start w:val="1"/>
-      <w:lvlText w:val="%7."/>
-      <w:lvlJc w:val="left"/>
-      <w:pPr>
-        <w:ind w:left="5040" w:hanging="360"/>
-        <w:tabs>
-          <w:tab w:val="num" w:pos="5040"/>
-        </w:tabs>
-      </w:pPr>
-    </w:lvl>
-    <w:lvl w:ilvl="7" w:tentative="on">
-      <w:start w:val="1"/>
-      <w:lvlText w:val="%8."/>
-      <w:lvlJc w:val="left"/>
-      <w:pPr>
-        <w:ind w:left="5760" w:hanging="360"/>
-        <w:tabs>
-          <w:tab w:val="num" w:pos="5760"/>
-        </w:tabs>
-      </w:pPr>
-    </w:lvl>
-    <w:lvl w:ilvl="8" w:tentative="on">
-      <w:start w:val="1"/>
-      <w:lvlText w:val="%9."/>
-      <w:lvlJc w:val="left"/>
-      <w:pPr>
-        <w:ind w:left="6480" w:hanging="360"/>
-        <w:tabs>
-          <w:tab w:val="num" w:pos="6480"/>
-        </w:tabs>
-      </w:pPr>
-    </w:lvl>
-  </w:abstractNum>
-  <w:abstractNum w:abstractNumId="5">
-    <w:nsid w:val="711e6081"/>
-    <w:multiLevelType w:val="multilevel"/>
-    <w:tmpl w:val="e91ee224"/>
-    <w:lvl w:ilvl="0">
-      <w:start w:val="1"/>
-      <w:lvlText w:val="%1."/>
-      <w:lvlJc w:val="left"/>
-      <w:pPr>
-        <w:ind w:left="720" w:hanging="360"/>
-        <w:tabs>
-          <w:tab w:val="num" w:pos="720"/>
-        </w:tabs>
-      </w:pPr>
-    </w:lvl>
-    <w:lvl w:ilvl="1" w:tentative="on">
-      <w:start w:val="1"/>
-      <w:lvlText w:val="%2."/>
-      <w:lvlJc w:val="left"/>
-      <w:pPr>
-        <w:ind w:left="1440" w:hanging="360"/>
-        <w:tabs>
-          <w:tab w:val="num" w:pos="1440"/>
-        </w:tabs>
-      </w:pPr>
-    </w:lvl>
-    <w:lvl w:ilvl="2" w:tentative="on">
-      <w:start w:val="1"/>
-      <w:lvlText w:val="%3."/>
-      <w:lvlJc w:val="left"/>
-      <w:pPr>
-        <w:ind w:left="2160" w:hanging="360"/>
-        <w:tabs>
-          <w:tab w:val="num" w:pos="2160"/>
-        </w:tabs>
-      </w:pPr>
-    </w:lvl>
-    <w:lvl w:ilvl="3" w:tentative="on">
-      <w:start w:val="1"/>
-      <w:lvlText w:val="%4."/>
-      <w:lvlJc w:val="left"/>
-      <w:pPr>
-        <w:ind w:left="2880" w:hanging="360"/>
-        <w:tabs>
-          <w:tab w:val="num" w:pos="2880"/>
-        </w:tabs>
-      </w:pPr>
-    </w:lvl>
-    <w:lvl w:ilvl="4" w:tentative="on">
-      <w:start w:val="1"/>
-      <w:lvlText w:val="%5."/>
-      <w:lvlJc w:val="left"/>
-      <w:pPr>
-        <w:ind w:left="3600" w:hanging="360"/>
-        <w:tabs>
-          <w:tab w:val="num" w:pos="3600"/>
-        </w:tabs>
-      </w:pPr>
-    </w:lvl>
-    <w:lvl w:ilvl="5" w:tentative="on">
-      <w:start w:val="1"/>
-      <w:lvlText w:val="%6."/>
-      <w:lvlJc w:val="left"/>
-      <w:pPr>
-        <w:ind w:left="4320" w:hanging="360"/>
-        <w:tabs>
-          <w:tab w:val="num" w:pos="4320"/>
-        </w:tabs>
-      </w:pPr>
-    </w:lvl>
-    <w:lvl w:ilvl="6" w:tentative="on">
-      <w:start w:val="1"/>
-      <w:lvlText w:val="%7."/>
-      <w:lvlJc w:val="left"/>
-      <w:pPr>
-        <w:ind w:left="5040" w:hanging="360"/>
-        <w:tabs>
-          <w:tab w:val="num" w:pos="5040"/>
-        </w:tabs>
-      </w:pPr>
-    </w:lvl>
-    <w:lvl w:ilvl="7" w:tentative="on">
-      <w:start w:val="1"/>
-      <w:lvlText w:val="%8."/>
-      <w:lvlJc w:val="left"/>
-      <w:pPr>
-        <w:ind w:left="5760" w:hanging="360"/>
-        <w:tabs>
-          <w:tab w:val="num" w:pos="5760"/>
-        </w:tabs>
-      </w:pPr>
-    </w:lvl>
-    <w:lvl w:ilvl="8" w:tentative="on">
-      <w:start w:val="1"/>
-      <w:lvlText w:val="%9."/>
-      <w:lvlJc w:val="left"/>
-      <w:pPr>
-        <w:ind w:left="6480" w:hanging="360"/>
-        <w:tabs>
-          <w:tab w:val="num" w:pos="6480"/>
-        </w:tabs>
-      </w:pPr>
-    </w:lvl>
-  </w:abstractNum>
-  <w:abstractNum w:abstractNumId="6">
-    <w:nsid w:val="620b11b0"/>
-    <w:multiLevelType w:val="multilevel"/>
-    <w:tmpl w:val="5c5237a8"/>
-    <w:lvl w:ilvl="0">
-      <w:start w:val="2"/>
-      <w:lvlText w:val="%1."/>
-      <w:lvlJc w:val="left"/>
-      <w:pPr>
-        <w:ind w:left="720" w:hanging="360"/>
-        <w:tabs>
-          <w:tab w:val="num" w:pos="720"/>
-        </w:tabs>
-      </w:pPr>
-    </w:lvl>
-    <w:lvl w:ilvl="1" w:tentative="on">
-      <w:start w:val="1"/>
-      <w:lvlText w:val="%2."/>
-      <w:lvlJc w:val="left"/>
-      <w:pPr>
-        <w:ind w:left="1440" w:hanging="360"/>
-        <w:tabs>
-          <w:tab w:val="num" w:pos="1440"/>
-        </w:tabs>
-      </w:pPr>
-    </w:lvl>
-    <w:lvl w:ilvl="2" w:tentative="on">
-      <w:start w:val="1"/>
-      <w:lvlText w:val="%3."/>
-      <w:lvlJc w:val="left"/>
-      <w:pPr>
-        <w:ind w:left="2160" w:hanging="360"/>
-        <w:tabs>
-          <w:tab w:val="num" w:pos="2160"/>
-        </w:tabs>
-      </w:pPr>
-    </w:lvl>
-    <w:lvl w:ilvl="3" w:tentative="on">
-      <w:start w:val="1"/>
-      <w:lvlText w:val="%4."/>
-      <w:lvlJc w:val="left"/>
-      <w:pPr>
-        <w:ind w:left="2880" w:hanging="360"/>
-        <w:tabs>
-          <w:tab w:val="num" w:pos="2880"/>
-        </w:tabs>
-      </w:pPr>
-    </w:lvl>
-    <w:lvl w:ilvl="4" w:tentative="on">
-      <w:start w:val="1"/>
-      <w:lvlText w:val="%5."/>
-      <w:lvlJc w:val="left"/>
-      <w:pPr>
-        <w:ind w:left="3600" w:hanging="360"/>
-        <w:tabs>
-          <w:tab w:val="num" w:pos="3600"/>
-        </w:tabs>
-      </w:pPr>
-    </w:lvl>
-    <w:lvl w:ilvl="5" w:tentative="on">
-      <w:start w:val="1"/>
-      <w:lvlText w:val="%6."/>
-      <w:lvlJc w:val="left"/>
-      <w:pPr>
-        <w:ind w:left="4320" w:hanging="360"/>
-        <w:tabs>
-          <w:tab w:val="num" w:pos="4320"/>
-        </w:tabs>
-      </w:pPr>
-    </w:lvl>
-    <w:lvl w:ilvl="6" w:tentative="on">
-      <w:start w:val="1"/>
-      <w:lvlText w:val="%7."/>
-      <w:lvlJc w:val="left"/>
-      <w:pPr>
-        <w:ind w:left="5040" w:hanging="360"/>
-        <w:tabs>
-          <w:tab w:val="num" w:pos="5040"/>
-        </w:tabs>
-      </w:pPr>
-    </w:lvl>
-    <w:lvl w:ilvl="7" w:tentative="on">
-      <w:start w:val="1"/>
-      <w:lvlText w:val="%8."/>
-      <w:lvlJc w:val="left"/>
-      <w:pPr>
-        <w:ind w:left="5760" w:hanging="360"/>
-        <w:tabs>
-          <w:tab w:val="num" w:pos="5760"/>
-        </w:tabs>
-      </w:pPr>
-    </w:lvl>
-    <w:lvl w:ilvl="8" w:tentative="on">
-      <w:start w:val="1"/>
-      <w:lvlText w:val="%9."/>
-      <w:lvlJc w:val="left"/>
-      <w:pPr>
-        <w:ind w:left="6480" w:hanging="360"/>
-        <w:tabs>
-          <w:tab w:val="num" w:pos="6480"/>
-        </w:tabs>
-      </w:pPr>
-    </w:lvl>
-  </w:abstractNum>
-  <w:abstractNum w:abstractNumId="7">
-    <w:nsid w:val="689318a1"/>
-    <w:multiLevelType w:val="multilevel"/>
-    <w:tmpl w:val="f8e046cc"/>
-    <w:lvl w:ilvl="0">
-      <w:start w:val="1"/>
-      <w:lvlText w:val="%1."/>
-      <w:lvlJc w:val="left"/>
-      <w:pPr>
-        <w:ind w:left="720" w:hanging="360"/>
-        <w:tabs>
-          <w:tab w:val="num" w:pos="720"/>
-        </w:tabs>
-      </w:pPr>
-    </w:lvl>
-    <w:lvl w:ilvl="1" w:tentative="on">
-      <w:start w:val="1"/>
-      <w:lvlText w:val="%2."/>
-      <w:lvlJc w:val="left"/>
-      <w:pPr>
-        <w:ind w:left="1440" w:hanging="360"/>
-        <w:tabs>
-          <w:tab w:val="num" w:pos="1440"/>
-        </w:tabs>
-      </w:pPr>
-    </w:lvl>
-    <w:lvl w:ilvl="2" w:tentative="on">
-      <w:start w:val="1"/>
-      <w:lvlText w:val="%3."/>
-      <w:lvlJc w:val="left"/>
-      <w:pPr>
-        <w:ind w:left="2160" w:hanging="360"/>
-        <w:tabs>
-          <w:tab w:val="num" w:pos="2160"/>
-        </w:tabs>
-      </w:pPr>
-    </w:lvl>
-    <w:lvl w:ilvl="3" w:tentative="on">
-      <w:start w:val="1"/>
-      <w:lvlText w:val="%4."/>
-      <w:lvlJc w:val="left"/>
-      <w:pPr>
-        <w:ind w:left="2880" w:hanging="360"/>
-        <w:tabs>
-          <w:tab w:val="num" w:pos="2880"/>
-        </w:tabs>
-      </w:pPr>
-    </w:lvl>
-    <w:lvl w:ilvl="4" w:tentative="on">
-      <w:start w:val="1"/>
-      <w:lvlText w:val="%5."/>
-      <w:lvlJc w:val="left"/>
-      <w:pPr>
-        <w:ind w:left="3600" w:hanging="360"/>
-        <w:tabs>
-          <w:tab w:val="num" w:pos="3600"/>
-        </w:tabs>
-      </w:pPr>
-    </w:lvl>
-    <w:lvl w:ilvl="5" w:tentative="on">
-      <w:start w:val="1"/>
-      <w:lvlText w:val="%6."/>
-      <w:lvlJc w:val="left"/>
-      <w:pPr>
-        <w:ind w:left="4320" w:hanging="360"/>
-        <w:tabs>
-          <w:tab w:val="num" w:pos="4320"/>
-        </w:tabs>
-      </w:pPr>
-    </w:lvl>
-    <w:lvl w:ilvl="6" w:tentative="on">
-      <w:start w:val="1"/>
-      <w:lvlText w:val="%7."/>
-      <w:lvlJc w:val="left"/>
-      <w:pPr>
-        <w:ind w:left="5040" w:hanging="360"/>
-        <w:tabs>
-          <w:tab w:val="num" w:pos="5040"/>
-        </w:tabs>
-      </w:pPr>
-    </w:lvl>
-    <w:lvl w:ilvl="7" w:tentative="on">
-      <w:start w:val="1"/>
-      <w:lvlText w:val="%8."/>
-      <w:lvlJc w:val="left"/>
-      <w:pPr>
-        <w:ind w:left="5760" w:hanging="360"/>
-        <w:tabs>
-          <w:tab w:val="num" w:pos="5760"/>
-        </w:tabs>
-      </w:pPr>
-    </w:lvl>
-    <w:lvl w:ilvl="8" w:tentative="on">
-      <w:start w:val="1"/>
-      <w:lvlText w:val="%9."/>
-      <w:lvlJc w:val="left"/>
-      <w:pPr>
-        <w:ind w:left="6480" w:hanging="360"/>
-        <w:tabs>
-          <w:tab w:val="num" w:pos="6480"/>
-        </w:tabs>
-      </w:pPr>
-    </w:lvl>
-  </w:abstractNum>
-  <w:abstractNum w:abstractNumId="8">
-    <w:nsid w:val="61861f86"/>
-    <w:multiLevelType w:val="multilevel"/>
-    <w:tmpl w:val="24e83068"/>
-    <w:lvl w:ilvl="0">
-      <w:start w:val="1"/>
-      <w:lvlText w:val="%1."/>
-      <w:lvlJc w:val="left"/>
-      <w:pPr>
-        <w:ind w:left="720" w:hanging="360"/>
-        <w:tabs>
-          <w:tab w:val="num" w:pos="720"/>
-        </w:tabs>
       </w:pPr>
     </w:lvl>
     <w:lvl w:ilvl="1">
@@ -4492,523 +4433,793 @@
       <w:lvlText w:val="o"/>
       <w:lvlJc w:val="left"/>
       <w:pPr>
+        <w:tabs>
+          <w:tab w:val="num" w:pos="1440"/>
+        </w:tabs>
         <w:ind w:left="1440" w:hanging="360"/>
-        <w:tabs>
-          <w:tab w:val="num" w:pos="1440"/>
-        </w:tabs>
       </w:pPr>
       <w:rPr>
         <w:rFonts w:ascii="Courier New" w:hAnsi="Courier New" w:hint="default"/>
         <w:sz w:val="20"/>
       </w:rPr>
     </w:lvl>
-    <w:lvl w:ilvl="2" w:tentative="on">
-      <w:start w:val="1"/>
+    <w:lvl w:ilvl="2" w:tentative="1">
+      <w:start w:val="1"/>
+      <w:numFmt w:val="decimal"/>
       <w:lvlText w:val="%3."/>
       <w:lvlJc w:val="left"/>
       <w:pPr>
+        <w:tabs>
+          <w:tab w:val="num" w:pos="2160"/>
+        </w:tabs>
         <w:ind w:left="2160" w:hanging="360"/>
+      </w:pPr>
+    </w:lvl>
+    <w:lvl w:ilvl="3" w:tentative="1">
+      <w:start w:val="1"/>
+      <w:numFmt w:val="decimal"/>
+      <w:lvlText w:val="%4."/>
+      <w:lvlJc w:val="left"/>
+      <w:pPr>
+        <w:tabs>
+          <w:tab w:val="num" w:pos="2880"/>
+        </w:tabs>
+        <w:ind w:left="2880" w:hanging="360"/>
+      </w:pPr>
+    </w:lvl>
+    <w:lvl w:ilvl="4" w:tentative="1">
+      <w:start w:val="1"/>
+      <w:numFmt w:val="decimal"/>
+      <w:lvlText w:val="%5."/>
+      <w:lvlJc w:val="left"/>
+      <w:pPr>
+        <w:tabs>
+          <w:tab w:val="num" w:pos="3600"/>
+        </w:tabs>
+        <w:ind w:left="3600" w:hanging="360"/>
+      </w:pPr>
+    </w:lvl>
+    <w:lvl w:ilvl="5" w:tentative="1">
+      <w:start w:val="1"/>
+      <w:numFmt w:val="decimal"/>
+      <w:lvlText w:val="%6."/>
+      <w:lvlJc w:val="left"/>
+      <w:pPr>
+        <w:tabs>
+          <w:tab w:val="num" w:pos="4320"/>
+        </w:tabs>
+        <w:ind w:left="4320" w:hanging="360"/>
+      </w:pPr>
+    </w:lvl>
+    <w:lvl w:ilvl="6" w:tentative="1">
+      <w:start w:val="1"/>
+      <w:numFmt w:val="decimal"/>
+      <w:lvlText w:val="%7."/>
+      <w:lvlJc w:val="left"/>
+      <w:pPr>
+        <w:tabs>
+          <w:tab w:val="num" w:pos="5040"/>
+        </w:tabs>
+        <w:ind w:left="5040" w:hanging="360"/>
+      </w:pPr>
+    </w:lvl>
+    <w:lvl w:ilvl="7" w:tentative="1">
+      <w:start w:val="1"/>
+      <w:numFmt w:val="decimal"/>
+      <w:lvlText w:val="%8."/>
+      <w:lvlJc w:val="left"/>
+      <w:pPr>
+        <w:tabs>
+          <w:tab w:val="num" w:pos="5760"/>
+        </w:tabs>
+        <w:ind w:left="5760" w:hanging="360"/>
+      </w:pPr>
+    </w:lvl>
+    <w:lvl w:ilvl="8" w:tentative="1">
+      <w:start w:val="1"/>
+      <w:numFmt w:val="decimal"/>
+      <w:lvlText w:val="%9."/>
+      <w:lvlJc w:val="left"/>
+      <w:pPr>
+        <w:tabs>
+          <w:tab w:val="num" w:pos="6480"/>
+        </w:tabs>
+        <w:ind w:left="6480" w:hanging="360"/>
+      </w:pPr>
+    </w:lvl>
+  </w:abstractNum>
+  <w:abstractNum w:abstractNumId="10" w15:restartNumberingAfterBreak="0">
+    <w:nsid w:val="377D6FA9"/>
+    <w:multiLevelType w:val="multilevel"/>
+    <w:tmpl w:val="C9E033C0"/>
+    <w:lvl w:ilvl="0">
+      <w:start w:val="1"/>
+      <w:numFmt w:val="decimal"/>
+      <w:lvlText w:val="%1."/>
+      <w:lvlJc w:val="left"/>
+      <w:pPr>
+        <w:tabs>
+          <w:tab w:val="num" w:pos="720"/>
+        </w:tabs>
+        <w:ind w:left="720" w:hanging="360"/>
+      </w:pPr>
+    </w:lvl>
+    <w:lvl w:ilvl="1" w:tentative="1">
+      <w:start w:val="1"/>
+      <w:numFmt w:val="decimal"/>
+      <w:lvlText w:val="%2."/>
+      <w:lvlJc w:val="left"/>
+      <w:pPr>
+        <w:tabs>
+          <w:tab w:val="num" w:pos="1440"/>
+        </w:tabs>
+        <w:ind w:left="1440" w:hanging="360"/>
+      </w:pPr>
+    </w:lvl>
+    <w:lvl w:ilvl="2" w:tentative="1">
+      <w:start w:val="1"/>
+      <w:numFmt w:val="decimal"/>
+      <w:lvlText w:val="%3."/>
+      <w:lvlJc w:val="left"/>
+      <w:pPr>
         <w:tabs>
           <w:tab w:val="num" w:pos="2160"/>
         </w:tabs>
-      </w:pPr>
-    </w:lvl>
-    <w:lvl w:ilvl="3" w:tentative="on">
-      <w:start w:val="1"/>
+        <w:ind w:left="2160" w:hanging="360"/>
+      </w:pPr>
+    </w:lvl>
+    <w:lvl w:ilvl="3" w:tentative="1">
+      <w:start w:val="1"/>
+      <w:numFmt w:val="decimal"/>
       <w:lvlText w:val="%4."/>
       <w:lvlJc w:val="left"/>
       <w:pPr>
+        <w:tabs>
+          <w:tab w:val="num" w:pos="2880"/>
+        </w:tabs>
         <w:ind w:left="2880" w:hanging="360"/>
-        <w:tabs>
-          <w:tab w:val="num" w:pos="2880"/>
-        </w:tabs>
-      </w:pPr>
-    </w:lvl>
-    <w:lvl w:ilvl="4" w:tentative="on">
-      <w:start w:val="1"/>
+      </w:pPr>
+    </w:lvl>
+    <w:lvl w:ilvl="4" w:tentative="1">
+      <w:start w:val="1"/>
+      <w:numFmt w:val="decimal"/>
       <w:lvlText w:val="%5."/>
       <w:lvlJc w:val="left"/>
       <w:pPr>
+        <w:tabs>
+          <w:tab w:val="num" w:pos="3600"/>
+        </w:tabs>
         <w:ind w:left="3600" w:hanging="360"/>
-        <w:tabs>
-          <w:tab w:val="num" w:pos="3600"/>
-        </w:tabs>
-      </w:pPr>
-    </w:lvl>
-    <w:lvl w:ilvl="5" w:tentative="on">
-      <w:start w:val="1"/>
+      </w:pPr>
+    </w:lvl>
+    <w:lvl w:ilvl="5" w:tentative="1">
+      <w:start w:val="1"/>
+      <w:numFmt w:val="decimal"/>
       <w:lvlText w:val="%6."/>
       <w:lvlJc w:val="left"/>
       <w:pPr>
+        <w:tabs>
+          <w:tab w:val="num" w:pos="4320"/>
+        </w:tabs>
         <w:ind w:left="4320" w:hanging="360"/>
-        <w:tabs>
-          <w:tab w:val="num" w:pos="4320"/>
-        </w:tabs>
-      </w:pPr>
-    </w:lvl>
-    <w:lvl w:ilvl="6" w:tentative="on">
-      <w:start w:val="1"/>
+      </w:pPr>
+    </w:lvl>
+    <w:lvl w:ilvl="6" w:tentative="1">
+      <w:start w:val="1"/>
+      <w:numFmt w:val="decimal"/>
       <w:lvlText w:val="%7."/>
       <w:lvlJc w:val="left"/>
       <w:pPr>
+        <w:tabs>
+          <w:tab w:val="num" w:pos="5040"/>
+        </w:tabs>
         <w:ind w:left="5040" w:hanging="360"/>
-        <w:tabs>
-          <w:tab w:val="num" w:pos="5040"/>
-        </w:tabs>
-      </w:pPr>
-    </w:lvl>
-    <w:lvl w:ilvl="7" w:tentative="on">
-      <w:start w:val="1"/>
+      </w:pPr>
+    </w:lvl>
+    <w:lvl w:ilvl="7" w:tentative="1">
+      <w:start w:val="1"/>
+      <w:numFmt w:val="decimal"/>
       <w:lvlText w:val="%8."/>
       <w:lvlJc w:val="left"/>
       <w:pPr>
+        <w:tabs>
+          <w:tab w:val="num" w:pos="5760"/>
+        </w:tabs>
         <w:ind w:left="5760" w:hanging="360"/>
-        <w:tabs>
-          <w:tab w:val="num" w:pos="5760"/>
-        </w:tabs>
-      </w:pPr>
-    </w:lvl>
-    <w:lvl w:ilvl="8" w:tentative="on">
-      <w:start w:val="1"/>
+      </w:pPr>
+    </w:lvl>
+    <w:lvl w:ilvl="8" w:tentative="1">
+      <w:start w:val="1"/>
+      <w:numFmt w:val="decimal"/>
       <w:lvlText w:val="%9."/>
       <w:lvlJc w:val="left"/>
       <w:pPr>
+        <w:tabs>
+          <w:tab w:val="num" w:pos="6480"/>
+        </w:tabs>
         <w:ind w:left="6480" w:hanging="360"/>
-        <w:tabs>
-          <w:tab w:val="num" w:pos="6480"/>
-        </w:tabs>
       </w:pPr>
     </w:lvl>
   </w:abstractNum>
-  <w:abstractNum w:abstractNumId="9">
-    <w:nsid w:val="7a973db7"/>
+  <w:abstractNum w:abstractNumId="11" w15:restartNumberingAfterBreak="0">
+    <w:nsid w:val="448E3D5B"/>
     <w:multiLevelType w:val="multilevel"/>
-    <w:tmpl w:val="b784b942"/>
-    <w:lvl w:ilvl="0">
-      <w:start w:val="1"/>
-      <w:lvlText w:val="%1."/>
-      <w:lvlJc w:val="left"/>
-      <w:pPr>
-        <w:ind w:left="720" w:hanging="360"/>
-        <w:tabs>
-          <w:tab w:val="num" w:pos="720"/>
-        </w:tabs>
-      </w:pPr>
-    </w:lvl>
-    <w:lvl w:ilvl="1" w:tentative="on">
-      <w:start w:val="1"/>
-      <w:lvlText w:val="%2."/>
-      <w:lvlJc w:val="left"/>
-      <w:pPr>
-        <w:ind w:left="1440" w:hanging="360"/>
-        <w:tabs>
-          <w:tab w:val="num" w:pos="1440"/>
-        </w:tabs>
-      </w:pPr>
-    </w:lvl>
-    <w:lvl w:ilvl="2" w:tentative="on">
-      <w:start w:val="1"/>
-      <w:lvlText w:val="%3."/>
-      <w:lvlJc w:val="left"/>
-      <w:pPr>
-        <w:ind w:left="2160" w:hanging="360"/>
-        <w:tabs>
-          <w:tab w:val="num" w:pos="2160"/>
-        </w:tabs>
-      </w:pPr>
-    </w:lvl>
-    <w:lvl w:ilvl="3" w:tentative="on">
-      <w:start w:val="1"/>
-      <w:lvlText w:val="%4."/>
-      <w:lvlJc w:val="left"/>
-      <w:pPr>
-        <w:ind w:left="2880" w:hanging="360"/>
-        <w:tabs>
-          <w:tab w:val="num" w:pos="2880"/>
-        </w:tabs>
-      </w:pPr>
-    </w:lvl>
-    <w:lvl w:ilvl="4" w:tentative="on">
-      <w:start w:val="1"/>
-      <w:lvlText w:val="%5."/>
-      <w:lvlJc w:val="left"/>
-      <w:pPr>
-        <w:ind w:left="3600" w:hanging="360"/>
-        <w:tabs>
-          <w:tab w:val="num" w:pos="3600"/>
-        </w:tabs>
-      </w:pPr>
-    </w:lvl>
-    <w:lvl w:ilvl="5" w:tentative="on">
-      <w:start w:val="1"/>
-      <w:lvlText w:val="%6."/>
-      <w:lvlJc w:val="left"/>
-      <w:pPr>
-        <w:ind w:left="4320" w:hanging="360"/>
-        <w:tabs>
-          <w:tab w:val="num" w:pos="4320"/>
-        </w:tabs>
-      </w:pPr>
-    </w:lvl>
-    <w:lvl w:ilvl="6" w:tentative="on">
-      <w:start w:val="1"/>
-      <w:lvlText w:val="%7."/>
-      <w:lvlJc w:val="left"/>
-      <w:pPr>
-        <w:ind w:left="5040" w:hanging="360"/>
-        <w:tabs>
-          <w:tab w:val="num" w:pos="5040"/>
-        </w:tabs>
-      </w:pPr>
-    </w:lvl>
-    <w:lvl w:ilvl="7" w:tentative="on">
-      <w:start w:val="1"/>
-      <w:lvlText w:val="%8."/>
-      <w:lvlJc w:val="left"/>
-      <w:pPr>
-        <w:ind w:left="5760" w:hanging="360"/>
-        <w:tabs>
-          <w:tab w:val="num" w:pos="5760"/>
-        </w:tabs>
-      </w:pPr>
-    </w:lvl>
-    <w:lvl w:ilvl="8" w:tentative="on">
-      <w:start w:val="1"/>
-      <w:lvlText w:val="%9."/>
-      <w:lvlJc w:val="left"/>
-      <w:pPr>
-        <w:ind w:left="6480" w:hanging="360"/>
-        <w:tabs>
-          <w:tab w:val="num" w:pos="6480"/>
-        </w:tabs>
-      </w:pPr>
-    </w:lvl>
-  </w:abstractNum>
-  <w:abstractNum w:abstractNumId="10">
-    <w:nsid w:val="448e3d5b"/>
-    <w:multiLevelType w:val="multilevel"/>
-    <w:tmpl w:val="1bc82824"/>
+    <w:tmpl w:val="1BC82824"/>
     <w:lvl w:ilvl="0">
       <w:start w:val="4"/>
+      <w:numFmt w:val="decimal"/>
       <w:lvlText w:val="%1."/>
       <w:lvlJc w:val="left"/>
       <w:pPr>
+        <w:tabs>
+          <w:tab w:val="num" w:pos="720"/>
+        </w:tabs>
         <w:ind w:left="720" w:hanging="360"/>
+      </w:pPr>
+    </w:lvl>
+    <w:lvl w:ilvl="1" w:tentative="1">
+      <w:start w:val="1"/>
+      <w:numFmt w:val="decimal"/>
+      <w:lvlText w:val="%2."/>
+      <w:lvlJc w:val="left"/>
+      <w:pPr>
+        <w:tabs>
+          <w:tab w:val="num" w:pos="1440"/>
+        </w:tabs>
+        <w:ind w:left="1440" w:hanging="360"/>
+      </w:pPr>
+    </w:lvl>
+    <w:lvl w:ilvl="2" w:tentative="1">
+      <w:start w:val="1"/>
+      <w:numFmt w:val="decimal"/>
+      <w:lvlText w:val="%3."/>
+      <w:lvlJc w:val="left"/>
+      <w:pPr>
+        <w:tabs>
+          <w:tab w:val="num" w:pos="2160"/>
+        </w:tabs>
+        <w:ind w:left="2160" w:hanging="360"/>
+      </w:pPr>
+    </w:lvl>
+    <w:lvl w:ilvl="3" w:tentative="1">
+      <w:start w:val="1"/>
+      <w:numFmt w:val="decimal"/>
+      <w:lvlText w:val="%4."/>
+      <w:lvlJc w:val="left"/>
+      <w:pPr>
+        <w:tabs>
+          <w:tab w:val="num" w:pos="2880"/>
+        </w:tabs>
+        <w:ind w:left="2880" w:hanging="360"/>
+      </w:pPr>
+    </w:lvl>
+    <w:lvl w:ilvl="4" w:tentative="1">
+      <w:start w:val="1"/>
+      <w:numFmt w:val="decimal"/>
+      <w:lvlText w:val="%5."/>
+      <w:lvlJc w:val="left"/>
+      <w:pPr>
+        <w:tabs>
+          <w:tab w:val="num" w:pos="3600"/>
+        </w:tabs>
+        <w:ind w:left="3600" w:hanging="360"/>
+      </w:pPr>
+    </w:lvl>
+    <w:lvl w:ilvl="5" w:tentative="1">
+      <w:start w:val="1"/>
+      <w:numFmt w:val="decimal"/>
+      <w:lvlText w:val="%6."/>
+      <w:lvlJc w:val="left"/>
+      <w:pPr>
+        <w:tabs>
+          <w:tab w:val="num" w:pos="4320"/>
+        </w:tabs>
+        <w:ind w:left="4320" w:hanging="360"/>
+      </w:pPr>
+    </w:lvl>
+    <w:lvl w:ilvl="6" w:tentative="1">
+      <w:start w:val="1"/>
+      <w:numFmt w:val="decimal"/>
+      <w:lvlText w:val="%7."/>
+      <w:lvlJc w:val="left"/>
+      <w:pPr>
+        <w:tabs>
+          <w:tab w:val="num" w:pos="5040"/>
+        </w:tabs>
+        <w:ind w:left="5040" w:hanging="360"/>
+      </w:pPr>
+    </w:lvl>
+    <w:lvl w:ilvl="7" w:tentative="1">
+      <w:start w:val="1"/>
+      <w:numFmt w:val="decimal"/>
+      <w:lvlText w:val="%8."/>
+      <w:lvlJc w:val="left"/>
+      <w:pPr>
+        <w:tabs>
+          <w:tab w:val="num" w:pos="5760"/>
+        </w:tabs>
+        <w:ind w:left="5760" w:hanging="360"/>
+      </w:pPr>
+    </w:lvl>
+    <w:lvl w:ilvl="8" w:tentative="1">
+      <w:start w:val="1"/>
+      <w:numFmt w:val="decimal"/>
+      <w:lvlText w:val="%9."/>
+      <w:lvlJc w:val="left"/>
+      <w:pPr>
+        <w:tabs>
+          <w:tab w:val="num" w:pos="6480"/>
+        </w:tabs>
+        <w:ind w:left="6480" w:hanging="360"/>
+      </w:pPr>
+    </w:lvl>
+  </w:abstractNum>
+  <w:abstractNum w:abstractNumId="12" w15:restartNumberingAfterBreak="0">
+    <w:nsid w:val="4C3D7D59"/>
+    <w:multiLevelType w:val="multilevel"/>
+    <w:tmpl w:val="191A7442"/>
+    <w:lvl w:ilvl="0">
+      <w:start w:val="1"/>
+      <w:numFmt w:val="decimal"/>
+      <w:lvlText w:val="%1."/>
+      <w:lvlJc w:val="left"/>
+      <w:pPr>
         <w:tabs>
           <w:tab w:val="num" w:pos="720"/>
         </w:tabs>
-      </w:pPr>
-    </w:lvl>
-    <w:lvl w:ilvl="1" w:tentative="on">
-      <w:start w:val="1"/>
+        <w:ind w:left="720" w:hanging="360"/>
+      </w:pPr>
+    </w:lvl>
+    <w:lvl w:ilvl="1" w:tentative="1">
+      <w:start w:val="1"/>
+      <w:numFmt w:val="decimal"/>
       <w:lvlText w:val="%2."/>
       <w:lvlJc w:val="left"/>
       <w:pPr>
+        <w:tabs>
+          <w:tab w:val="num" w:pos="1440"/>
+        </w:tabs>
         <w:ind w:left="1440" w:hanging="360"/>
+      </w:pPr>
+    </w:lvl>
+    <w:lvl w:ilvl="2" w:tentative="1">
+      <w:start w:val="1"/>
+      <w:numFmt w:val="decimal"/>
+      <w:lvlText w:val="%3."/>
+      <w:lvlJc w:val="left"/>
+      <w:pPr>
+        <w:tabs>
+          <w:tab w:val="num" w:pos="2160"/>
+        </w:tabs>
+        <w:ind w:left="2160" w:hanging="360"/>
+      </w:pPr>
+    </w:lvl>
+    <w:lvl w:ilvl="3" w:tentative="1">
+      <w:start w:val="1"/>
+      <w:numFmt w:val="decimal"/>
+      <w:lvlText w:val="%4."/>
+      <w:lvlJc w:val="left"/>
+      <w:pPr>
+        <w:tabs>
+          <w:tab w:val="num" w:pos="2880"/>
+        </w:tabs>
+        <w:ind w:left="2880" w:hanging="360"/>
+      </w:pPr>
+    </w:lvl>
+    <w:lvl w:ilvl="4" w:tentative="1">
+      <w:start w:val="1"/>
+      <w:numFmt w:val="decimal"/>
+      <w:lvlText w:val="%5."/>
+      <w:lvlJc w:val="left"/>
+      <w:pPr>
+        <w:tabs>
+          <w:tab w:val="num" w:pos="3600"/>
+        </w:tabs>
+        <w:ind w:left="3600" w:hanging="360"/>
+      </w:pPr>
+    </w:lvl>
+    <w:lvl w:ilvl="5" w:tentative="1">
+      <w:start w:val="1"/>
+      <w:numFmt w:val="decimal"/>
+      <w:lvlText w:val="%6."/>
+      <w:lvlJc w:val="left"/>
+      <w:pPr>
+        <w:tabs>
+          <w:tab w:val="num" w:pos="4320"/>
+        </w:tabs>
+        <w:ind w:left="4320" w:hanging="360"/>
+      </w:pPr>
+    </w:lvl>
+    <w:lvl w:ilvl="6" w:tentative="1">
+      <w:start w:val="1"/>
+      <w:numFmt w:val="decimal"/>
+      <w:lvlText w:val="%7."/>
+      <w:lvlJc w:val="left"/>
+      <w:pPr>
+        <w:tabs>
+          <w:tab w:val="num" w:pos="5040"/>
+        </w:tabs>
+        <w:ind w:left="5040" w:hanging="360"/>
+      </w:pPr>
+    </w:lvl>
+    <w:lvl w:ilvl="7" w:tentative="1">
+      <w:start w:val="1"/>
+      <w:numFmt w:val="decimal"/>
+      <w:lvlText w:val="%8."/>
+      <w:lvlJc w:val="left"/>
+      <w:pPr>
+        <w:tabs>
+          <w:tab w:val="num" w:pos="5760"/>
+        </w:tabs>
+        <w:ind w:left="5760" w:hanging="360"/>
+      </w:pPr>
+    </w:lvl>
+    <w:lvl w:ilvl="8" w:tentative="1">
+      <w:start w:val="1"/>
+      <w:numFmt w:val="decimal"/>
+      <w:lvlText w:val="%9."/>
+      <w:lvlJc w:val="left"/>
+      <w:pPr>
+        <w:tabs>
+          <w:tab w:val="num" w:pos="6480"/>
+        </w:tabs>
+        <w:ind w:left="6480" w:hanging="360"/>
+      </w:pPr>
+    </w:lvl>
+  </w:abstractNum>
+  <w:abstractNum w:abstractNumId="13" w15:restartNumberingAfterBreak="0">
+    <w:nsid w:val="50FE744A"/>
+    <w:multiLevelType w:val="multilevel"/>
+    <w:tmpl w:val="240C4DAA"/>
+    <w:lvl w:ilvl="0">
+      <w:start w:val="1"/>
+      <w:numFmt w:val="decimal"/>
+      <w:lvlText w:val="%1."/>
+      <w:lvlJc w:val="left"/>
+      <w:pPr>
+        <w:tabs>
+          <w:tab w:val="num" w:pos="720"/>
+        </w:tabs>
+        <w:ind w:left="720" w:hanging="360"/>
+      </w:pPr>
+    </w:lvl>
+    <w:lvl w:ilvl="1" w:tentative="1">
+      <w:start w:val="1"/>
+      <w:numFmt w:val="decimal"/>
+      <w:lvlText w:val="%2."/>
+      <w:lvlJc w:val="left"/>
+      <w:pPr>
         <w:tabs>
           <w:tab w:val="num" w:pos="1440"/>
         </w:tabs>
-      </w:pPr>
-    </w:lvl>
-    <w:lvl w:ilvl="2" w:tentative="on">
-      <w:start w:val="1"/>
+        <w:ind w:left="1440" w:hanging="360"/>
+      </w:pPr>
+    </w:lvl>
+    <w:lvl w:ilvl="2" w:tentative="1">
+      <w:start w:val="1"/>
+      <w:numFmt w:val="decimal"/>
       <w:lvlText w:val="%3."/>
       <w:lvlJc w:val="left"/>
       <w:pPr>
+        <w:tabs>
+          <w:tab w:val="num" w:pos="2160"/>
+        </w:tabs>
         <w:ind w:left="2160" w:hanging="360"/>
+      </w:pPr>
+    </w:lvl>
+    <w:lvl w:ilvl="3" w:tentative="1">
+      <w:start w:val="1"/>
+      <w:numFmt w:val="decimal"/>
+      <w:lvlText w:val="%4."/>
+      <w:lvlJc w:val="left"/>
+      <w:pPr>
+        <w:tabs>
+          <w:tab w:val="num" w:pos="2880"/>
+        </w:tabs>
+        <w:ind w:left="2880" w:hanging="360"/>
+      </w:pPr>
+    </w:lvl>
+    <w:lvl w:ilvl="4" w:tentative="1">
+      <w:start w:val="1"/>
+      <w:numFmt w:val="decimal"/>
+      <w:lvlText w:val="%5."/>
+      <w:lvlJc w:val="left"/>
+      <w:pPr>
+        <w:tabs>
+          <w:tab w:val="num" w:pos="3600"/>
+        </w:tabs>
+        <w:ind w:left="3600" w:hanging="360"/>
+      </w:pPr>
+    </w:lvl>
+    <w:lvl w:ilvl="5" w:tentative="1">
+      <w:start w:val="1"/>
+      <w:numFmt w:val="decimal"/>
+      <w:lvlText w:val="%6."/>
+      <w:lvlJc w:val="left"/>
+      <w:pPr>
+        <w:tabs>
+          <w:tab w:val="num" w:pos="4320"/>
+        </w:tabs>
+        <w:ind w:left="4320" w:hanging="360"/>
+      </w:pPr>
+    </w:lvl>
+    <w:lvl w:ilvl="6" w:tentative="1">
+      <w:start w:val="1"/>
+      <w:numFmt w:val="decimal"/>
+      <w:lvlText w:val="%7."/>
+      <w:lvlJc w:val="left"/>
+      <w:pPr>
+        <w:tabs>
+          <w:tab w:val="num" w:pos="5040"/>
+        </w:tabs>
+        <w:ind w:left="5040" w:hanging="360"/>
+      </w:pPr>
+    </w:lvl>
+    <w:lvl w:ilvl="7" w:tentative="1">
+      <w:start w:val="1"/>
+      <w:numFmt w:val="decimal"/>
+      <w:lvlText w:val="%8."/>
+      <w:lvlJc w:val="left"/>
+      <w:pPr>
+        <w:tabs>
+          <w:tab w:val="num" w:pos="5760"/>
+        </w:tabs>
+        <w:ind w:left="5760" w:hanging="360"/>
+      </w:pPr>
+    </w:lvl>
+    <w:lvl w:ilvl="8" w:tentative="1">
+      <w:start w:val="1"/>
+      <w:numFmt w:val="decimal"/>
+      <w:lvlText w:val="%9."/>
+      <w:lvlJc w:val="left"/>
+      <w:pPr>
+        <w:tabs>
+          <w:tab w:val="num" w:pos="6480"/>
+        </w:tabs>
+        <w:ind w:left="6480" w:hanging="360"/>
+      </w:pPr>
+    </w:lvl>
+  </w:abstractNum>
+  <w:abstractNum w:abstractNumId="14" w15:restartNumberingAfterBreak="0">
+    <w:nsid w:val="54835A1C"/>
+    <w:multiLevelType w:val="multilevel"/>
+    <w:tmpl w:val="510C96FC"/>
+    <w:lvl w:ilvl="0">
+      <w:start w:val="1"/>
+      <w:numFmt w:val="decimal"/>
+      <w:lvlText w:val="%1."/>
+      <w:lvlJc w:val="left"/>
+      <w:pPr>
+        <w:tabs>
+          <w:tab w:val="num" w:pos="720"/>
+        </w:tabs>
+        <w:ind w:left="720" w:hanging="360"/>
+      </w:pPr>
+    </w:lvl>
+    <w:lvl w:ilvl="1" w:tentative="1">
+      <w:start w:val="1"/>
+      <w:numFmt w:val="decimal"/>
+      <w:lvlText w:val="%2."/>
+      <w:lvlJc w:val="left"/>
+      <w:pPr>
+        <w:tabs>
+          <w:tab w:val="num" w:pos="1440"/>
+        </w:tabs>
+        <w:ind w:left="1440" w:hanging="360"/>
+      </w:pPr>
+    </w:lvl>
+    <w:lvl w:ilvl="2" w:tentative="1">
+      <w:start w:val="1"/>
+      <w:numFmt w:val="decimal"/>
+      <w:lvlText w:val="%3."/>
+      <w:lvlJc w:val="left"/>
+      <w:pPr>
         <w:tabs>
           <w:tab w:val="num" w:pos="2160"/>
         </w:tabs>
-      </w:pPr>
-    </w:lvl>
-    <w:lvl w:ilvl="3" w:tentative="on">
-      <w:start w:val="1"/>
+        <w:ind w:left="2160" w:hanging="360"/>
+      </w:pPr>
+    </w:lvl>
+    <w:lvl w:ilvl="3" w:tentative="1">
+      <w:start w:val="1"/>
+      <w:numFmt w:val="decimal"/>
       <w:lvlText w:val="%4."/>
       <w:lvlJc w:val="left"/>
       <w:pPr>
+        <w:tabs>
+          <w:tab w:val="num" w:pos="2880"/>
+        </w:tabs>
         <w:ind w:left="2880" w:hanging="360"/>
+      </w:pPr>
+    </w:lvl>
+    <w:lvl w:ilvl="4" w:tentative="1">
+      <w:start w:val="1"/>
+      <w:numFmt w:val="decimal"/>
+      <w:lvlText w:val="%5."/>
+      <w:lvlJc w:val="left"/>
+      <w:pPr>
+        <w:tabs>
+          <w:tab w:val="num" w:pos="3600"/>
+        </w:tabs>
+        <w:ind w:left="3600" w:hanging="360"/>
+      </w:pPr>
+    </w:lvl>
+    <w:lvl w:ilvl="5" w:tentative="1">
+      <w:start w:val="1"/>
+      <w:numFmt w:val="decimal"/>
+      <w:lvlText w:val="%6."/>
+      <w:lvlJc w:val="left"/>
+      <w:pPr>
+        <w:tabs>
+          <w:tab w:val="num" w:pos="4320"/>
+        </w:tabs>
+        <w:ind w:left="4320" w:hanging="360"/>
+      </w:pPr>
+    </w:lvl>
+    <w:lvl w:ilvl="6" w:tentative="1">
+      <w:start w:val="1"/>
+      <w:numFmt w:val="decimal"/>
+      <w:lvlText w:val="%7."/>
+      <w:lvlJc w:val="left"/>
+      <w:pPr>
+        <w:tabs>
+          <w:tab w:val="num" w:pos="5040"/>
+        </w:tabs>
+        <w:ind w:left="5040" w:hanging="360"/>
+      </w:pPr>
+    </w:lvl>
+    <w:lvl w:ilvl="7" w:tentative="1">
+      <w:start w:val="1"/>
+      <w:numFmt w:val="decimal"/>
+      <w:lvlText w:val="%8."/>
+      <w:lvlJc w:val="left"/>
+      <w:pPr>
+        <w:tabs>
+          <w:tab w:val="num" w:pos="5760"/>
+        </w:tabs>
+        <w:ind w:left="5760" w:hanging="360"/>
+      </w:pPr>
+    </w:lvl>
+    <w:lvl w:ilvl="8" w:tentative="1">
+      <w:start w:val="1"/>
+      <w:numFmt w:val="decimal"/>
+      <w:lvlText w:val="%9."/>
+      <w:lvlJc w:val="left"/>
+      <w:pPr>
+        <w:tabs>
+          <w:tab w:val="num" w:pos="6480"/>
+        </w:tabs>
+        <w:ind w:left="6480" w:hanging="360"/>
+      </w:pPr>
+    </w:lvl>
+  </w:abstractNum>
+  <w:abstractNum w:abstractNumId="15" w15:restartNumberingAfterBreak="0">
+    <w:nsid w:val="59893711"/>
+    <w:multiLevelType w:val="multilevel"/>
+    <w:tmpl w:val="944A6580"/>
+    <w:lvl w:ilvl="0">
+      <w:start w:val="1"/>
+      <w:numFmt w:val="decimal"/>
+      <w:lvlText w:val="%1."/>
+      <w:lvlJc w:val="left"/>
+      <w:pPr>
+        <w:tabs>
+          <w:tab w:val="num" w:pos="720"/>
+        </w:tabs>
+        <w:ind w:left="720" w:hanging="360"/>
+      </w:pPr>
+    </w:lvl>
+    <w:lvl w:ilvl="1" w:tentative="1">
+      <w:start w:val="1"/>
+      <w:numFmt w:val="decimal"/>
+      <w:lvlText w:val="%2."/>
+      <w:lvlJc w:val="left"/>
+      <w:pPr>
+        <w:tabs>
+          <w:tab w:val="num" w:pos="1440"/>
+        </w:tabs>
+        <w:ind w:left="1440" w:hanging="360"/>
+      </w:pPr>
+    </w:lvl>
+    <w:lvl w:ilvl="2" w:tentative="1">
+      <w:start w:val="1"/>
+      <w:numFmt w:val="decimal"/>
+      <w:lvlText w:val="%3."/>
+      <w:lvlJc w:val="left"/>
+      <w:pPr>
+        <w:tabs>
+          <w:tab w:val="num" w:pos="2160"/>
+        </w:tabs>
+        <w:ind w:left="2160" w:hanging="360"/>
+      </w:pPr>
+    </w:lvl>
+    <w:lvl w:ilvl="3" w:tentative="1">
+      <w:start w:val="1"/>
+      <w:numFmt w:val="decimal"/>
+      <w:lvlText w:val="%4."/>
+      <w:lvlJc w:val="left"/>
+      <w:pPr>
         <w:tabs>
           <w:tab w:val="num" w:pos="2880"/>
         </w:tabs>
-      </w:pPr>
-    </w:lvl>
-    <w:lvl w:ilvl="4" w:tentative="on">
-      <w:start w:val="1"/>
+        <w:ind w:left="2880" w:hanging="360"/>
+      </w:pPr>
+    </w:lvl>
+    <w:lvl w:ilvl="4" w:tentative="1">
+      <w:start w:val="1"/>
+      <w:numFmt w:val="decimal"/>
       <w:lvlText w:val="%5."/>
       <w:lvlJc w:val="left"/>
       <w:pPr>
+        <w:tabs>
+          <w:tab w:val="num" w:pos="3600"/>
+        </w:tabs>
         <w:ind w:left="3600" w:hanging="360"/>
-        <w:tabs>
-          <w:tab w:val="num" w:pos="3600"/>
-        </w:tabs>
-      </w:pPr>
-    </w:lvl>
-    <w:lvl w:ilvl="5" w:tentative="on">
-      <w:start w:val="1"/>
+      </w:pPr>
+    </w:lvl>
+    <w:lvl w:ilvl="5" w:tentative="1">
+      <w:start w:val="1"/>
+      <w:numFmt w:val="decimal"/>
       <w:lvlText w:val="%6."/>
       <w:lvlJc w:val="left"/>
       <w:pPr>
+        <w:tabs>
+          <w:tab w:val="num" w:pos="4320"/>
+        </w:tabs>
         <w:ind w:left="4320" w:hanging="360"/>
-        <w:tabs>
-          <w:tab w:val="num" w:pos="4320"/>
-        </w:tabs>
-      </w:pPr>
-    </w:lvl>
-    <w:lvl w:ilvl="6" w:tentative="on">
-      <w:start w:val="1"/>
+      </w:pPr>
+    </w:lvl>
+    <w:lvl w:ilvl="6" w:tentative="1">
+      <w:start w:val="1"/>
+      <w:numFmt w:val="decimal"/>
       <w:lvlText w:val="%7."/>
       <w:lvlJc w:val="left"/>
       <w:pPr>
+        <w:tabs>
+          <w:tab w:val="num" w:pos="5040"/>
+        </w:tabs>
         <w:ind w:left="5040" w:hanging="360"/>
-        <w:tabs>
-          <w:tab w:val="num" w:pos="5040"/>
-        </w:tabs>
-      </w:pPr>
-    </w:lvl>
-    <w:lvl w:ilvl="7" w:tentative="on">
-      <w:start w:val="1"/>
+      </w:pPr>
+    </w:lvl>
+    <w:lvl w:ilvl="7" w:tentative="1">
+      <w:start w:val="1"/>
+      <w:numFmt w:val="decimal"/>
       <w:lvlText w:val="%8."/>
       <w:lvlJc w:val="left"/>
       <w:pPr>
+        <w:tabs>
+          <w:tab w:val="num" w:pos="5760"/>
+        </w:tabs>
         <w:ind w:left="5760" w:hanging="360"/>
-        <w:tabs>
-          <w:tab w:val="num" w:pos="5760"/>
-        </w:tabs>
-      </w:pPr>
-    </w:lvl>
-    <w:lvl w:ilvl="8" w:tentative="on">
-      <w:start w:val="1"/>
+      </w:pPr>
+    </w:lvl>
+    <w:lvl w:ilvl="8" w:tentative="1">
+      <w:start w:val="1"/>
+      <w:numFmt w:val="decimal"/>
       <w:lvlText w:val="%9."/>
       <w:lvlJc w:val="left"/>
       <w:pPr>
+        <w:tabs>
+          <w:tab w:val="num" w:pos="6480"/>
+        </w:tabs>
         <w:ind w:left="6480" w:hanging="360"/>
-        <w:tabs>
-          <w:tab w:val="num" w:pos="6480"/>
-        </w:tabs>
       </w:pPr>
     </w:lvl>
   </w:abstractNum>
-  <w:abstractNum w:abstractNumId="11">
-    <w:nsid w:val="54835a1c"/>
+  <w:abstractNum w:abstractNumId="16" w15:restartNumberingAfterBreak="0">
+    <w:nsid w:val="61861F86"/>
     <w:multiLevelType w:val="multilevel"/>
-    <w:tmpl w:val="510c96fc"/>
+    <w:tmpl w:val="24E83068"/>
     <w:lvl w:ilvl="0">
       <w:start w:val="1"/>
+      <w:numFmt w:val="decimal"/>
       <w:lvlText w:val="%1."/>
       <w:lvlJc w:val="left"/>
       <w:pPr>
+        <w:tabs>
+          <w:tab w:val="num" w:pos="720"/>
+        </w:tabs>
         <w:ind w:left="720" w:hanging="360"/>
-        <w:tabs>
-          <w:tab w:val="num" w:pos="720"/>
-        </w:tabs>
-      </w:pPr>
-    </w:lvl>
-    <w:lvl w:ilvl="1" w:tentative="on">
-      <w:start w:val="1"/>
-      <w:lvlText w:val="%2."/>
-      <w:lvlJc w:val="left"/>
-      <w:pPr>
-        <w:ind w:left="1440" w:hanging="360"/>
-        <w:tabs>
-          <w:tab w:val="num" w:pos="1440"/>
-        </w:tabs>
-      </w:pPr>
-    </w:lvl>
-    <w:lvl w:ilvl="2" w:tentative="on">
-      <w:start w:val="1"/>
-      <w:lvlText w:val="%3."/>
-      <w:lvlJc w:val="left"/>
-      <w:pPr>
-        <w:ind w:left="2160" w:hanging="360"/>
-        <w:tabs>
-          <w:tab w:val="num" w:pos="2160"/>
-        </w:tabs>
-      </w:pPr>
-    </w:lvl>
-    <w:lvl w:ilvl="3" w:tentative="on">
-      <w:start w:val="1"/>
-      <w:lvlText w:val="%4."/>
-      <w:lvlJc w:val="left"/>
-      <w:pPr>
-        <w:ind w:left="2880" w:hanging="360"/>
-        <w:tabs>
-          <w:tab w:val="num" w:pos="2880"/>
-        </w:tabs>
-      </w:pPr>
-    </w:lvl>
-    <w:lvl w:ilvl="4" w:tentative="on">
-      <w:start w:val="1"/>
-      <w:lvlText w:val="%5."/>
-      <w:lvlJc w:val="left"/>
-      <w:pPr>
-        <w:ind w:left="3600" w:hanging="360"/>
-        <w:tabs>
-          <w:tab w:val="num" w:pos="3600"/>
-        </w:tabs>
-      </w:pPr>
-    </w:lvl>
-    <w:lvl w:ilvl="5" w:tentative="on">
-      <w:start w:val="1"/>
-      <w:lvlText w:val="%6."/>
-      <w:lvlJc w:val="left"/>
-      <w:pPr>
-        <w:ind w:left="4320" w:hanging="360"/>
-        <w:tabs>
-          <w:tab w:val="num" w:pos="4320"/>
-        </w:tabs>
-      </w:pPr>
-    </w:lvl>
-    <w:lvl w:ilvl="6" w:tentative="on">
-      <w:start w:val="1"/>
-      <w:lvlText w:val="%7."/>
-      <w:lvlJc w:val="left"/>
-      <w:pPr>
-        <w:ind w:left="5040" w:hanging="360"/>
-        <w:tabs>
-          <w:tab w:val="num" w:pos="5040"/>
-        </w:tabs>
-      </w:pPr>
-    </w:lvl>
-    <w:lvl w:ilvl="7" w:tentative="on">
-      <w:start w:val="1"/>
-      <w:lvlText w:val="%8."/>
-      <w:lvlJc w:val="left"/>
-      <w:pPr>
-        <w:ind w:left="5760" w:hanging="360"/>
-        <w:tabs>
-          <w:tab w:val="num" w:pos="5760"/>
-        </w:tabs>
-      </w:pPr>
-    </w:lvl>
-    <w:lvl w:ilvl="8" w:tentative="on">
-      <w:start w:val="1"/>
-      <w:lvlText w:val="%9."/>
-      <w:lvlJc w:val="left"/>
-      <w:pPr>
-        <w:ind w:left="6480" w:hanging="360"/>
-        <w:tabs>
-          <w:tab w:val="num" w:pos="6480"/>
-        </w:tabs>
-      </w:pPr>
-    </w:lvl>
-  </w:abstractNum>
-  <w:abstractNum w:abstractNumId="12">
-    <w:nsid w:val="ead43b6"/>
-    <w:multiLevelType w:val="multilevel"/>
-    <w:tmpl w:val="cd32717c"/>
-    <w:lvl w:ilvl="0">
-      <w:start w:val="1"/>
-      <w:lvlText w:val="%1."/>
-      <w:lvlJc w:val="left"/>
-      <w:pPr>
-        <w:ind w:left="720" w:hanging="360"/>
-        <w:tabs>
-          <w:tab w:val="num" w:pos="720"/>
-        </w:tabs>
-      </w:pPr>
-    </w:lvl>
-    <w:lvl w:ilvl="1" w:tentative="on">
-      <w:start w:val="1"/>
-      <w:lvlText w:val="%2."/>
-      <w:lvlJc w:val="left"/>
-      <w:pPr>
-        <w:ind w:left="1440" w:hanging="360"/>
-        <w:tabs>
-          <w:tab w:val="num" w:pos="1440"/>
-        </w:tabs>
-      </w:pPr>
-    </w:lvl>
-    <w:lvl w:ilvl="2" w:tentative="on">
-      <w:start w:val="1"/>
-      <w:lvlText w:val="%3."/>
-      <w:lvlJc w:val="left"/>
-      <w:pPr>
-        <w:ind w:left="2160" w:hanging="360"/>
-        <w:tabs>
-          <w:tab w:val="num" w:pos="2160"/>
-        </w:tabs>
-      </w:pPr>
-    </w:lvl>
-    <w:lvl w:ilvl="3" w:tentative="on">
-      <w:start w:val="1"/>
-      <w:lvlText w:val="%4."/>
-      <w:lvlJc w:val="left"/>
-      <w:pPr>
-        <w:ind w:left="2880" w:hanging="360"/>
-        <w:tabs>
-          <w:tab w:val="num" w:pos="2880"/>
-        </w:tabs>
-      </w:pPr>
-    </w:lvl>
-    <w:lvl w:ilvl="4" w:tentative="on">
-      <w:start w:val="1"/>
-      <w:lvlText w:val="%5."/>
-      <w:lvlJc w:val="left"/>
-      <w:pPr>
-        <w:ind w:left="3600" w:hanging="360"/>
-        <w:tabs>
-          <w:tab w:val="num" w:pos="3600"/>
-        </w:tabs>
-      </w:pPr>
-    </w:lvl>
-    <w:lvl w:ilvl="5" w:tentative="on">
-      <w:start w:val="1"/>
-      <w:lvlText w:val="%6."/>
-      <w:lvlJc w:val="left"/>
-      <w:pPr>
-        <w:ind w:left="4320" w:hanging="360"/>
-        <w:tabs>
-          <w:tab w:val="num" w:pos="4320"/>
-        </w:tabs>
-      </w:pPr>
-    </w:lvl>
-    <w:lvl w:ilvl="6" w:tentative="on">
-      <w:start w:val="1"/>
-      <w:lvlText w:val="%7."/>
-      <w:lvlJc w:val="left"/>
-      <w:pPr>
-        <w:ind w:left="5040" w:hanging="360"/>
-        <w:tabs>
-          <w:tab w:val="num" w:pos="5040"/>
-        </w:tabs>
-      </w:pPr>
-    </w:lvl>
-    <w:lvl w:ilvl="7" w:tentative="on">
-      <w:start w:val="1"/>
-      <w:lvlText w:val="%8."/>
-      <w:lvlJc w:val="left"/>
-      <w:pPr>
-        <w:ind w:left="5760" w:hanging="360"/>
-        <w:tabs>
-          <w:tab w:val="num" w:pos="5760"/>
-        </w:tabs>
-      </w:pPr>
-    </w:lvl>
-    <w:lvl w:ilvl="8" w:tentative="on">
-      <w:start w:val="1"/>
-      <w:lvlText w:val="%9."/>
-      <w:lvlJc w:val="left"/>
-      <w:pPr>
-        <w:ind w:left="6480" w:hanging="360"/>
-        <w:tabs>
-          <w:tab w:val="num" w:pos="6480"/>
-        </w:tabs>
-      </w:pPr>
-    </w:lvl>
-  </w:abstractNum>
-  <w:abstractNum w:abstractNumId="13">
-    <w:nsid w:val="35f402b7"/>
-    <w:multiLevelType w:val="multilevel"/>
-    <w:tmpl w:val="c7466b38"/>
-    <w:lvl w:ilvl="0">
-      <w:start w:val="1"/>
-      <w:lvlText w:val="%1."/>
-      <w:lvlJc w:val="left"/>
-      <w:pPr>
-        <w:ind w:left="720" w:hanging="360"/>
-        <w:tabs>
-          <w:tab w:val="num" w:pos="720"/>
-        </w:tabs>
       </w:pPr>
     </w:lvl>
     <w:lvl w:ilvl="1">
@@ -5017,731 +5228,906 @@
       <w:lvlText w:val="o"/>
       <w:lvlJc w:val="left"/>
       <w:pPr>
+        <w:tabs>
+          <w:tab w:val="num" w:pos="1440"/>
+        </w:tabs>
         <w:ind w:left="1440" w:hanging="360"/>
-        <w:tabs>
-          <w:tab w:val="num" w:pos="1440"/>
-        </w:tabs>
       </w:pPr>
       <w:rPr>
         <w:rFonts w:ascii="Courier New" w:hAnsi="Courier New" w:hint="default"/>
         <w:sz w:val="20"/>
       </w:rPr>
     </w:lvl>
-    <w:lvl w:ilvl="2" w:tentative="on">
-      <w:start w:val="1"/>
+    <w:lvl w:ilvl="2" w:tentative="1">
+      <w:start w:val="1"/>
+      <w:numFmt w:val="decimal"/>
       <w:lvlText w:val="%3."/>
       <w:lvlJc w:val="left"/>
       <w:pPr>
+        <w:tabs>
+          <w:tab w:val="num" w:pos="2160"/>
+        </w:tabs>
         <w:ind w:left="2160" w:hanging="360"/>
+      </w:pPr>
+    </w:lvl>
+    <w:lvl w:ilvl="3" w:tentative="1">
+      <w:start w:val="1"/>
+      <w:numFmt w:val="decimal"/>
+      <w:lvlText w:val="%4."/>
+      <w:lvlJc w:val="left"/>
+      <w:pPr>
+        <w:tabs>
+          <w:tab w:val="num" w:pos="2880"/>
+        </w:tabs>
+        <w:ind w:left="2880" w:hanging="360"/>
+      </w:pPr>
+    </w:lvl>
+    <w:lvl w:ilvl="4" w:tentative="1">
+      <w:start w:val="1"/>
+      <w:numFmt w:val="decimal"/>
+      <w:lvlText w:val="%5."/>
+      <w:lvlJc w:val="left"/>
+      <w:pPr>
+        <w:tabs>
+          <w:tab w:val="num" w:pos="3600"/>
+        </w:tabs>
+        <w:ind w:left="3600" w:hanging="360"/>
+      </w:pPr>
+    </w:lvl>
+    <w:lvl w:ilvl="5" w:tentative="1">
+      <w:start w:val="1"/>
+      <w:numFmt w:val="decimal"/>
+      <w:lvlText w:val="%6."/>
+      <w:lvlJc w:val="left"/>
+      <w:pPr>
+        <w:tabs>
+          <w:tab w:val="num" w:pos="4320"/>
+        </w:tabs>
+        <w:ind w:left="4320" w:hanging="360"/>
+      </w:pPr>
+    </w:lvl>
+    <w:lvl w:ilvl="6" w:tentative="1">
+      <w:start w:val="1"/>
+      <w:numFmt w:val="decimal"/>
+      <w:lvlText w:val="%7."/>
+      <w:lvlJc w:val="left"/>
+      <w:pPr>
+        <w:tabs>
+          <w:tab w:val="num" w:pos="5040"/>
+        </w:tabs>
+        <w:ind w:left="5040" w:hanging="360"/>
+      </w:pPr>
+    </w:lvl>
+    <w:lvl w:ilvl="7" w:tentative="1">
+      <w:start w:val="1"/>
+      <w:numFmt w:val="decimal"/>
+      <w:lvlText w:val="%8."/>
+      <w:lvlJc w:val="left"/>
+      <w:pPr>
+        <w:tabs>
+          <w:tab w:val="num" w:pos="5760"/>
+        </w:tabs>
+        <w:ind w:left="5760" w:hanging="360"/>
+      </w:pPr>
+    </w:lvl>
+    <w:lvl w:ilvl="8" w:tentative="1">
+      <w:start w:val="1"/>
+      <w:numFmt w:val="decimal"/>
+      <w:lvlText w:val="%9."/>
+      <w:lvlJc w:val="left"/>
+      <w:pPr>
+        <w:tabs>
+          <w:tab w:val="num" w:pos="6480"/>
+        </w:tabs>
+        <w:ind w:left="6480" w:hanging="360"/>
+      </w:pPr>
+    </w:lvl>
+  </w:abstractNum>
+  <w:abstractNum w:abstractNumId="17" w15:restartNumberingAfterBreak="0">
+    <w:nsid w:val="620B11B0"/>
+    <w:multiLevelType w:val="multilevel"/>
+    <w:tmpl w:val="5C5237A8"/>
+    <w:lvl w:ilvl="0">
+      <w:start w:val="2"/>
+      <w:numFmt w:val="decimal"/>
+      <w:lvlText w:val="%1."/>
+      <w:lvlJc w:val="left"/>
+      <w:pPr>
+        <w:tabs>
+          <w:tab w:val="num" w:pos="720"/>
+        </w:tabs>
+        <w:ind w:left="720" w:hanging="360"/>
+      </w:pPr>
+    </w:lvl>
+    <w:lvl w:ilvl="1" w:tentative="1">
+      <w:start w:val="1"/>
+      <w:numFmt w:val="decimal"/>
+      <w:lvlText w:val="%2."/>
+      <w:lvlJc w:val="left"/>
+      <w:pPr>
+        <w:tabs>
+          <w:tab w:val="num" w:pos="1440"/>
+        </w:tabs>
+        <w:ind w:left="1440" w:hanging="360"/>
+      </w:pPr>
+    </w:lvl>
+    <w:lvl w:ilvl="2" w:tentative="1">
+      <w:start w:val="1"/>
+      <w:numFmt w:val="decimal"/>
+      <w:lvlText w:val="%3."/>
+      <w:lvlJc w:val="left"/>
+      <w:pPr>
         <w:tabs>
           <w:tab w:val="num" w:pos="2160"/>
         </w:tabs>
-      </w:pPr>
-    </w:lvl>
-    <w:lvl w:ilvl="3" w:tentative="on">
-      <w:start w:val="1"/>
+        <w:ind w:left="2160" w:hanging="360"/>
+      </w:pPr>
+    </w:lvl>
+    <w:lvl w:ilvl="3" w:tentative="1">
+      <w:start w:val="1"/>
+      <w:numFmt w:val="decimal"/>
       <w:lvlText w:val="%4."/>
       <w:lvlJc w:val="left"/>
       <w:pPr>
+        <w:tabs>
+          <w:tab w:val="num" w:pos="2880"/>
+        </w:tabs>
         <w:ind w:left="2880" w:hanging="360"/>
+      </w:pPr>
+    </w:lvl>
+    <w:lvl w:ilvl="4" w:tentative="1">
+      <w:start w:val="1"/>
+      <w:numFmt w:val="decimal"/>
+      <w:lvlText w:val="%5."/>
+      <w:lvlJc w:val="left"/>
+      <w:pPr>
+        <w:tabs>
+          <w:tab w:val="num" w:pos="3600"/>
+        </w:tabs>
+        <w:ind w:left="3600" w:hanging="360"/>
+      </w:pPr>
+    </w:lvl>
+    <w:lvl w:ilvl="5" w:tentative="1">
+      <w:start w:val="1"/>
+      <w:numFmt w:val="decimal"/>
+      <w:lvlText w:val="%6."/>
+      <w:lvlJc w:val="left"/>
+      <w:pPr>
+        <w:tabs>
+          <w:tab w:val="num" w:pos="4320"/>
+        </w:tabs>
+        <w:ind w:left="4320" w:hanging="360"/>
+      </w:pPr>
+    </w:lvl>
+    <w:lvl w:ilvl="6" w:tentative="1">
+      <w:start w:val="1"/>
+      <w:numFmt w:val="decimal"/>
+      <w:lvlText w:val="%7."/>
+      <w:lvlJc w:val="left"/>
+      <w:pPr>
+        <w:tabs>
+          <w:tab w:val="num" w:pos="5040"/>
+        </w:tabs>
+        <w:ind w:left="5040" w:hanging="360"/>
+      </w:pPr>
+    </w:lvl>
+    <w:lvl w:ilvl="7" w:tentative="1">
+      <w:start w:val="1"/>
+      <w:numFmt w:val="decimal"/>
+      <w:lvlText w:val="%8."/>
+      <w:lvlJc w:val="left"/>
+      <w:pPr>
+        <w:tabs>
+          <w:tab w:val="num" w:pos="5760"/>
+        </w:tabs>
+        <w:ind w:left="5760" w:hanging="360"/>
+      </w:pPr>
+    </w:lvl>
+    <w:lvl w:ilvl="8" w:tentative="1">
+      <w:start w:val="1"/>
+      <w:numFmt w:val="decimal"/>
+      <w:lvlText w:val="%9."/>
+      <w:lvlJc w:val="left"/>
+      <w:pPr>
+        <w:tabs>
+          <w:tab w:val="num" w:pos="6480"/>
+        </w:tabs>
+        <w:ind w:left="6480" w:hanging="360"/>
+      </w:pPr>
+    </w:lvl>
+  </w:abstractNum>
+  <w:abstractNum w:abstractNumId="18" w15:restartNumberingAfterBreak="0">
+    <w:nsid w:val="689318A1"/>
+    <w:multiLevelType w:val="multilevel"/>
+    <w:tmpl w:val="F8E046CC"/>
+    <w:lvl w:ilvl="0">
+      <w:start w:val="1"/>
+      <w:numFmt w:val="decimal"/>
+      <w:lvlText w:val="%1."/>
+      <w:lvlJc w:val="left"/>
+      <w:pPr>
+        <w:tabs>
+          <w:tab w:val="num" w:pos="720"/>
+        </w:tabs>
+        <w:ind w:left="720" w:hanging="360"/>
+      </w:pPr>
+    </w:lvl>
+    <w:lvl w:ilvl="1" w:tentative="1">
+      <w:start w:val="1"/>
+      <w:numFmt w:val="decimal"/>
+      <w:lvlText w:val="%2."/>
+      <w:lvlJc w:val="left"/>
+      <w:pPr>
+        <w:tabs>
+          <w:tab w:val="num" w:pos="1440"/>
+        </w:tabs>
+        <w:ind w:left="1440" w:hanging="360"/>
+      </w:pPr>
+    </w:lvl>
+    <w:lvl w:ilvl="2" w:tentative="1">
+      <w:start w:val="1"/>
+      <w:numFmt w:val="decimal"/>
+      <w:lvlText w:val="%3."/>
+      <w:lvlJc w:val="left"/>
+      <w:pPr>
+        <w:tabs>
+          <w:tab w:val="num" w:pos="2160"/>
+        </w:tabs>
+        <w:ind w:left="2160" w:hanging="360"/>
+      </w:pPr>
+    </w:lvl>
+    <w:lvl w:ilvl="3" w:tentative="1">
+      <w:start w:val="1"/>
+      <w:numFmt w:val="decimal"/>
+      <w:lvlText w:val="%4."/>
+      <w:lvlJc w:val="left"/>
+      <w:pPr>
         <w:tabs>
           <w:tab w:val="num" w:pos="2880"/>
         </w:tabs>
-      </w:pPr>
-    </w:lvl>
-    <w:lvl w:ilvl="4" w:tentative="on">
-      <w:start w:val="1"/>
+        <w:ind w:left="2880" w:hanging="360"/>
+      </w:pPr>
+    </w:lvl>
+    <w:lvl w:ilvl="4" w:tentative="1">
+      <w:start w:val="1"/>
+      <w:numFmt w:val="decimal"/>
       <w:lvlText w:val="%5."/>
       <w:lvlJc w:val="left"/>
       <w:pPr>
+        <w:tabs>
+          <w:tab w:val="num" w:pos="3600"/>
+        </w:tabs>
         <w:ind w:left="3600" w:hanging="360"/>
+      </w:pPr>
+    </w:lvl>
+    <w:lvl w:ilvl="5" w:tentative="1">
+      <w:start w:val="1"/>
+      <w:numFmt w:val="decimal"/>
+      <w:lvlText w:val="%6."/>
+      <w:lvlJc w:val="left"/>
+      <w:pPr>
+        <w:tabs>
+          <w:tab w:val="num" w:pos="4320"/>
+        </w:tabs>
+        <w:ind w:left="4320" w:hanging="360"/>
+      </w:pPr>
+    </w:lvl>
+    <w:lvl w:ilvl="6" w:tentative="1">
+      <w:start w:val="1"/>
+      <w:numFmt w:val="decimal"/>
+      <w:lvlText w:val="%7."/>
+      <w:lvlJc w:val="left"/>
+      <w:pPr>
+        <w:tabs>
+          <w:tab w:val="num" w:pos="5040"/>
+        </w:tabs>
+        <w:ind w:left="5040" w:hanging="360"/>
+      </w:pPr>
+    </w:lvl>
+    <w:lvl w:ilvl="7" w:tentative="1">
+      <w:start w:val="1"/>
+      <w:numFmt w:val="decimal"/>
+      <w:lvlText w:val="%8."/>
+      <w:lvlJc w:val="left"/>
+      <w:pPr>
+        <w:tabs>
+          <w:tab w:val="num" w:pos="5760"/>
+        </w:tabs>
+        <w:ind w:left="5760" w:hanging="360"/>
+      </w:pPr>
+    </w:lvl>
+    <w:lvl w:ilvl="8" w:tentative="1">
+      <w:start w:val="1"/>
+      <w:numFmt w:val="decimal"/>
+      <w:lvlText w:val="%9."/>
+      <w:lvlJc w:val="left"/>
+      <w:pPr>
+        <w:tabs>
+          <w:tab w:val="num" w:pos="6480"/>
+        </w:tabs>
+        <w:ind w:left="6480" w:hanging="360"/>
+      </w:pPr>
+    </w:lvl>
+  </w:abstractNum>
+  <w:abstractNum w:abstractNumId="19" w15:restartNumberingAfterBreak="0">
+    <w:nsid w:val="711E6081"/>
+    <w:multiLevelType w:val="multilevel"/>
+    <w:tmpl w:val="E91EE224"/>
+    <w:lvl w:ilvl="0">
+      <w:start w:val="1"/>
+      <w:numFmt w:val="decimal"/>
+      <w:lvlText w:val="%1."/>
+      <w:lvlJc w:val="left"/>
+      <w:pPr>
+        <w:tabs>
+          <w:tab w:val="num" w:pos="720"/>
+        </w:tabs>
+        <w:ind w:left="720" w:hanging="360"/>
+      </w:pPr>
+    </w:lvl>
+    <w:lvl w:ilvl="1" w:tentative="1">
+      <w:start w:val="1"/>
+      <w:numFmt w:val="decimal"/>
+      <w:lvlText w:val="%2."/>
+      <w:lvlJc w:val="left"/>
+      <w:pPr>
+        <w:tabs>
+          <w:tab w:val="num" w:pos="1440"/>
+        </w:tabs>
+        <w:ind w:left="1440" w:hanging="360"/>
+      </w:pPr>
+    </w:lvl>
+    <w:lvl w:ilvl="2" w:tentative="1">
+      <w:start w:val="1"/>
+      <w:numFmt w:val="decimal"/>
+      <w:lvlText w:val="%3."/>
+      <w:lvlJc w:val="left"/>
+      <w:pPr>
+        <w:tabs>
+          <w:tab w:val="num" w:pos="2160"/>
+        </w:tabs>
+        <w:ind w:left="2160" w:hanging="360"/>
+      </w:pPr>
+    </w:lvl>
+    <w:lvl w:ilvl="3" w:tentative="1">
+      <w:start w:val="1"/>
+      <w:numFmt w:val="decimal"/>
+      <w:lvlText w:val="%4."/>
+      <w:lvlJc w:val="left"/>
+      <w:pPr>
+        <w:tabs>
+          <w:tab w:val="num" w:pos="2880"/>
+        </w:tabs>
+        <w:ind w:left="2880" w:hanging="360"/>
+      </w:pPr>
+    </w:lvl>
+    <w:lvl w:ilvl="4" w:tentative="1">
+      <w:start w:val="1"/>
+      <w:numFmt w:val="decimal"/>
+      <w:lvlText w:val="%5."/>
+      <w:lvlJc w:val="left"/>
+      <w:pPr>
         <w:tabs>
           <w:tab w:val="num" w:pos="3600"/>
         </w:tabs>
-      </w:pPr>
-    </w:lvl>
-    <w:lvl w:ilvl="5" w:tentative="on">
-      <w:start w:val="1"/>
+        <w:ind w:left="3600" w:hanging="360"/>
+      </w:pPr>
+    </w:lvl>
+    <w:lvl w:ilvl="5" w:tentative="1">
+      <w:start w:val="1"/>
+      <w:numFmt w:val="decimal"/>
       <w:lvlText w:val="%6."/>
       <w:lvlJc w:val="left"/>
       <w:pPr>
+        <w:tabs>
+          <w:tab w:val="num" w:pos="4320"/>
+        </w:tabs>
         <w:ind w:left="4320" w:hanging="360"/>
+      </w:pPr>
+    </w:lvl>
+    <w:lvl w:ilvl="6" w:tentative="1">
+      <w:start w:val="1"/>
+      <w:numFmt w:val="decimal"/>
+      <w:lvlText w:val="%7."/>
+      <w:lvlJc w:val="left"/>
+      <w:pPr>
+        <w:tabs>
+          <w:tab w:val="num" w:pos="5040"/>
+        </w:tabs>
+        <w:ind w:left="5040" w:hanging="360"/>
+      </w:pPr>
+    </w:lvl>
+    <w:lvl w:ilvl="7" w:tentative="1">
+      <w:start w:val="1"/>
+      <w:numFmt w:val="decimal"/>
+      <w:lvlText w:val="%8."/>
+      <w:lvlJc w:val="left"/>
+      <w:pPr>
+        <w:tabs>
+          <w:tab w:val="num" w:pos="5760"/>
+        </w:tabs>
+        <w:ind w:left="5760" w:hanging="360"/>
+      </w:pPr>
+    </w:lvl>
+    <w:lvl w:ilvl="8" w:tentative="1">
+      <w:start w:val="1"/>
+      <w:numFmt w:val="decimal"/>
+      <w:lvlText w:val="%9."/>
+      <w:lvlJc w:val="left"/>
+      <w:pPr>
+        <w:tabs>
+          <w:tab w:val="num" w:pos="6480"/>
+        </w:tabs>
+        <w:ind w:left="6480" w:hanging="360"/>
+      </w:pPr>
+    </w:lvl>
+  </w:abstractNum>
+  <w:abstractNum w:abstractNumId="20" w15:restartNumberingAfterBreak="0">
+    <w:nsid w:val="75C14DEA"/>
+    <w:multiLevelType w:val="multilevel"/>
+    <w:tmpl w:val="9282070C"/>
+    <w:lvl w:ilvl="0">
+      <w:start w:val="1"/>
+      <w:numFmt w:val="decimal"/>
+      <w:lvlText w:val="%1."/>
+      <w:lvlJc w:val="left"/>
+      <w:pPr>
+        <w:tabs>
+          <w:tab w:val="num" w:pos="720"/>
+        </w:tabs>
+        <w:ind w:left="720" w:hanging="360"/>
+      </w:pPr>
+    </w:lvl>
+    <w:lvl w:ilvl="1" w:tentative="1">
+      <w:start w:val="1"/>
+      <w:numFmt w:val="decimal"/>
+      <w:lvlText w:val="%2."/>
+      <w:lvlJc w:val="left"/>
+      <w:pPr>
+        <w:tabs>
+          <w:tab w:val="num" w:pos="1440"/>
+        </w:tabs>
+        <w:ind w:left="1440" w:hanging="360"/>
+      </w:pPr>
+    </w:lvl>
+    <w:lvl w:ilvl="2" w:tentative="1">
+      <w:start w:val="1"/>
+      <w:numFmt w:val="decimal"/>
+      <w:lvlText w:val="%3."/>
+      <w:lvlJc w:val="left"/>
+      <w:pPr>
+        <w:tabs>
+          <w:tab w:val="num" w:pos="2160"/>
+        </w:tabs>
+        <w:ind w:left="2160" w:hanging="360"/>
+      </w:pPr>
+    </w:lvl>
+    <w:lvl w:ilvl="3" w:tentative="1">
+      <w:start w:val="1"/>
+      <w:numFmt w:val="decimal"/>
+      <w:lvlText w:val="%4."/>
+      <w:lvlJc w:val="left"/>
+      <w:pPr>
+        <w:tabs>
+          <w:tab w:val="num" w:pos="2880"/>
+        </w:tabs>
+        <w:ind w:left="2880" w:hanging="360"/>
+      </w:pPr>
+    </w:lvl>
+    <w:lvl w:ilvl="4" w:tentative="1">
+      <w:start w:val="1"/>
+      <w:numFmt w:val="decimal"/>
+      <w:lvlText w:val="%5."/>
+      <w:lvlJc w:val="left"/>
+      <w:pPr>
+        <w:tabs>
+          <w:tab w:val="num" w:pos="3600"/>
+        </w:tabs>
+        <w:ind w:left="3600" w:hanging="360"/>
+      </w:pPr>
+    </w:lvl>
+    <w:lvl w:ilvl="5" w:tentative="1">
+      <w:start w:val="1"/>
+      <w:numFmt w:val="decimal"/>
+      <w:lvlText w:val="%6."/>
+      <w:lvlJc w:val="left"/>
+      <w:pPr>
         <w:tabs>
           <w:tab w:val="num" w:pos="4320"/>
         </w:tabs>
-      </w:pPr>
-    </w:lvl>
-    <w:lvl w:ilvl="6" w:tentative="on">
-      <w:start w:val="1"/>
+        <w:ind w:left="4320" w:hanging="360"/>
+      </w:pPr>
+    </w:lvl>
+    <w:lvl w:ilvl="6" w:tentative="1">
+      <w:start w:val="1"/>
+      <w:numFmt w:val="decimal"/>
       <w:lvlText w:val="%7."/>
       <w:lvlJc w:val="left"/>
       <w:pPr>
+        <w:tabs>
+          <w:tab w:val="num" w:pos="5040"/>
+        </w:tabs>
         <w:ind w:left="5040" w:hanging="360"/>
+      </w:pPr>
+    </w:lvl>
+    <w:lvl w:ilvl="7" w:tentative="1">
+      <w:start w:val="1"/>
+      <w:numFmt w:val="decimal"/>
+      <w:lvlText w:val="%8."/>
+      <w:lvlJc w:val="left"/>
+      <w:pPr>
+        <w:tabs>
+          <w:tab w:val="num" w:pos="5760"/>
+        </w:tabs>
+        <w:ind w:left="5760" w:hanging="360"/>
+      </w:pPr>
+    </w:lvl>
+    <w:lvl w:ilvl="8" w:tentative="1">
+      <w:start w:val="1"/>
+      <w:numFmt w:val="decimal"/>
+      <w:lvlText w:val="%9."/>
+      <w:lvlJc w:val="left"/>
+      <w:pPr>
+        <w:tabs>
+          <w:tab w:val="num" w:pos="6480"/>
+        </w:tabs>
+        <w:ind w:left="6480" w:hanging="360"/>
+      </w:pPr>
+    </w:lvl>
+  </w:abstractNum>
+  <w:abstractNum w:abstractNumId="21" w15:restartNumberingAfterBreak="0">
+    <w:nsid w:val="7A973DB7"/>
+    <w:multiLevelType w:val="multilevel"/>
+    <w:tmpl w:val="B784B942"/>
+    <w:lvl w:ilvl="0">
+      <w:start w:val="1"/>
+      <w:numFmt w:val="decimal"/>
+      <w:lvlText w:val="%1."/>
+      <w:lvlJc w:val="left"/>
+      <w:pPr>
+        <w:tabs>
+          <w:tab w:val="num" w:pos="720"/>
+        </w:tabs>
+        <w:ind w:left="720" w:hanging="360"/>
+      </w:pPr>
+    </w:lvl>
+    <w:lvl w:ilvl="1" w:tentative="1">
+      <w:start w:val="1"/>
+      <w:numFmt w:val="decimal"/>
+      <w:lvlText w:val="%2."/>
+      <w:lvlJc w:val="left"/>
+      <w:pPr>
+        <w:tabs>
+          <w:tab w:val="num" w:pos="1440"/>
+        </w:tabs>
+        <w:ind w:left="1440" w:hanging="360"/>
+      </w:pPr>
+    </w:lvl>
+    <w:lvl w:ilvl="2" w:tentative="1">
+      <w:start w:val="1"/>
+      <w:numFmt w:val="decimal"/>
+      <w:lvlText w:val="%3."/>
+      <w:lvlJc w:val="left"/>
+      <w:pPr>
+        <w:tabs>
+          <w:tab w:val="num" w:pos="2160"/>
+        </w:tabs>
+        <w:ind w:left="2160" w:hanging="360"/>
+      </w:pPr>
+    </w:lvl>
+    <w:lvl w:ilvl="3" w:tentative="1">
+      <w:start w:val="1"/>
+      <w:numFmt w:val="decimal"/>
+      <w:lvlText w:val="%4."/>
+      <w:lvlJc w:val="left"/>
+      <w:pPr>
+        <w:tabs>
+          <w:tab w:val="num" w:pos="2880"/>
+        </w:tabs>
+        <w:ind w:left="2880" w:hanging="360"/>
+      </w:pPr>
+    </w:lvl>
+    <w:lvl w:ilvl="4" w:tentative="1">
+      <w:start w:val="1"/>
+      <w:numFmt w:val="decimal"/>
+      <w:lvlText w:val="%5."/>
+      <w:lvlJc w:val="left"/>
+      <w:pPr>
+        <w:tabs>
+          <w:tab w:val="num" w:pos="3600"/>
+        </w:tabs>
+        <w:ind w:left="3600" w:hanging="360"/>
+      </w:pPr>
+    </w:lvl>
+    <w:lvl w:ilvl="5" w:tentative="1">
+      <w:start w:val="1"/>
+      <w:numFmt w:val="decimal"/>
+      <w:lvlText w:val="%6."/>
+      <w:lvlJc w:val="left"/>
+      <w:pPr>
+        <w:tabs>
+          <w:tab w:val="num" w:pos="4320"/>
+        </w:tabs>
+        <w:ind w:left="4320" w:hanging="360"/>
+      </w:pPr>
+    </w:lvl>
+    <w:lvl w:ilvl="6" w:tentative="1">
+      <w:start w:val="1"/>
+      <w:numFmt w:val="decimal"/>
+      <w:lvlText w:val="%7."/>
+      <w:lvlJc w:val="left"/>
+      <w:pPr>
         <w:tabs>
           <w:tab w:val="num" w:pos="5040"/>
         </w:tabs>
-      </w:pPr>
-    </w:lvl>
-    <w:lvl w:ilvl="7" w:tentative="on">
-      <w:start w:val="1"/>
+        <w:ind w:left="5040" w:hanging="360"/>
+      </w:pPr>
+    </w:lvl>
+    <w:lvl w:ilvl="7" w:tentative="1">
+      <w:start w:val="1"/>
+      <w:numFmt w:val="decimal"/>
       <w:lvlText w:val="%8."/>
       <w:lvlJc w:val="left"/>
       <w:pPr>
+        <w:tabs>
+          <w:tab w:val="num" w:pos="5760"/>
+        </w:tabs>
         <w:ind w:left="5760" w:hanging="360"/>
+      </w:pPr>
+    </w:lvl>
+    <w:lvl w:ilvl="8" w:tentative="1">
+      <w:start w:val="1"/>
+      <w:numFmt w:val="decimal"/>
+      <w:lvlText w:val="%9."/>
+      <w:lvlJc w:val="left"/>
+      <w:pPr>
+        <w:tabs>
+          <w:tab w:val="num" w:pos="6480"/>
+        </w:tabs>
+        <w:ind w:left="6480" w:hanging="360"/>
+      </w:pPr>
+    </w:lvl>
+  </w:abstractNum>
+  <w:abstractNum w:abstractNumId="22" w15:restartNumberingAfterBreak="0">
+    <w:nsid w:val="7C8429F6"/>
+    <w:multiLevelType w:val="multilevel"/>
+    <w:tmpl w:val="D80E3AEA"/>
+    <w:lvl w:ilvl="0">
+      <w:start w:val="1"/>
+      <w:numFmt w:val="decimal"/>
+      <w:lvlText w:val="%1."/>
+      <w:lvlJc w:val="left"/>
+      <w:pPr>
+        <w:tabs>
+          <w:tab w:val="num" w:pos="720"/>
+        </w:tabs>
+        <w:ind w:left="720" w:hanging="360"/>
+      </w:pPr>
+    </w:lvl>
+    <w:lvl w:ilvl="1" w:tentative="1">
+      <w:start w:val="1"/>
+      <w:numFmt w:val="decimal"/>
+      <w:lvlText w:val="%2."/>
+      <w:lvlJc w:val="left"/>
+      <w:pPr>
+        <w:tabs>
+          <w:tab w:val="num" w:pos="1440"/>
+        </w:tabs>
+        <w:ind w:left="1440" w:hanging="360"/>
+      </w:pPr>
+    </w:lvl>
+    <w:lvl w:ilvl="2" w:tentative="1">
+      <w:start w:val="1"/>
+      <w:numFmt w:val="decimal"/>
+      <w:lvlText w:val="%3."/>
+      <w:lvlJc w:val="left"/>
+      <w:pPr>
+        <w:tabs>
+          <w:tab w:val="num" w:pos="2160"/>
+        </w:tabs>
+        <w:ind w:left="2160" w:hanging="360"/>
+      </w:pPr>
+    </w:lvl>
+    <w:lvl w:ilvl="3" w:tentative="1">
+      <w:start w:val="1"/>
+      <w:numFmt w:val="decimal"/>
+      <w:lvlText w:val="%4."/>
+      <w:lvlJc w:val="left"/>
+      <w:pPr>
+        <w:tabs>
+          <w:tab w:val="num" w:pos="2880"/>
+        </w:tabs>
+        <w:ind w:left="2880" w:hanging="360"/>
+      </w:pPr>
+    </w:lvl>
+    <w:lvl w:ilvl="4" w:tentative="1">
+      <w:start w:val="1"/>
+      <w:numFmt w:val="decimal"/>
+      <w:lvlText w:val="%5."/>
+      <w:lvlJc w:val="left"/>
+      <w:pPr>
+        <w:tabs>
+          <w:tab w:val="num" w:pos="3600"/>
+        </w:tabs>
+        <w:ind w:left="3600" w:hanging="360"/>
+      </w:pPr>
+    </w:lvl>
+    <w:lvl w:ilvl="5" w:tentative="1">
+      <w:start w:val="1"/>
+      <w:numFmt w:val="decimal"/>
+      <w:lvlText w:val="%6."/>
+      <w:lvlJc w:val="left"/>
+      <w:pPr>
+        <w:tabs>
+          <w:tab w:val="num" w:pos="4320"/>
+        </w:tabs>
+        <w:ind w:left="4320" w:hanging="360"/>
+      </w:pPr>
+    </w:lvl>
+    <w:lvl w:ilvl="6" w:tentative="1">
+      <w:start w:val="1"/>
+      <w:numFmt w:val="decimal"/>
+      <w:lvlText w:val="%7."/>
+      <w:lvlJc w:val="left"/>
+      <w:pPr>
+        <w:tabs>
+          <w:tab w:val="num" w:pos="5040"/>
+        </w:tabs>
+        <w:ind w:left="5040" w:hanging="360"/>
+      </w:pPr>
+    </w:lvl>
+    <w:lvl w:ilvl="7" w:tentative="1">
+      <w:start w:val="1"/>
+      <w:numFmt w:val="decimal"/>
+      <w:lvlText w:val="%8."/>
+      <w:lvlJc w:val="left"/>
+      <w:pPr>
         <w:tabs>
           <w:tab w:val="num" w:pos="5760"/>
         </w:tabs>
-      </w:pPr>
-    </w:lvl>
-    <w:lvl w:ilvl="8" w:tentative="on">
-      <w:start w:val="1"/>
+        <w:ind w:left="5760" w:hanging="360"/>
+      </w:pPr>
+    </w:lvl>
+    <w:lvl w:ilvl="8" w:tentative="1">
+      <w:start w:val="1"/>
+      <w:numFmt w:val="decimal"/>
       <w:lvlText w:val="%9."/>
       <w:lvlJc w:val="left"/>
       <w:pPr>
+        <w:tabs>
+          <w:tab w:val="num" w:pos="6480"/>
+        </w:tabs>
         <w:ind w:left="6480" w:hanging="360"/>
+      </w:pPr>
+    </w:lvl>
+  </w:abstractNum>
+  <w:abstractNum w:abstractNumId="23" w15:restartNumberingAfterBreak="0">
+    <w:nsid w:val="7CEA0211"/>
+    <w:multiLevelType w:val="multilevel"/>
+    <w:tmpl w:val="E668CAC8"/>
+    <w:lvl w:ilvl="0">
+      <w:start w:val="1"/>
+      <w:numFmt w:val="decimal"/>
+      <w:lvlText w:val="%1."/>
+      <w:lvlJc w:val="left"/>
+      <w:pPr>
+        <w:tabs>
+          <w:tab w:val="num" w:pos="720"/>
+        </w:tabs>
+        <w:ind w:left="720" w:hanging="360"/>
+      </w:pPr>
+    </w:lvl>
+    <w:lvl w:ilvl="1" w:tentative="1">
+      <w:start w:val="1"/>
+      <w:numFmt w:val="decimal"/>
+      <w:lvlText w:val="%2."/>
+      <w:lvlJc w:val="left"/>
+      <w:pPr>
+        <w:tabs>
+          <w:tab w:val="num" w:pos="1440"/>
+        </w:tabs>
+        <w:ind w:left="1440" w:hanging="360"/>
+      </w:pPr>
+    </w:lvl>
+    <w:lvl w:ilvl="2" w:tentative="1">
+      <w:start w:val="1"/>
+      <w:numFmt w:val="decimal"/>
+      <w:lvlText w:val="%3."/>
+      <w:lvlJc w:val="left"/>
+      <w:pPr>
+        <w:tabs>
+          <w:tab w:val="num" w:pos="2160"/>
+        </w:tabs>
+        <w:ind w:left="2160" w:hanging="360"/>
+      </w:pPr>
+    </w:lvl>
+    <w:lvl w:ilvl="3" w:tentative="1">
+      <w:start w:val="1"/>
+      <w:numFmt w:val="decimal"/>
+      <w:lvlText w:val="%4."/>
+      <w:lvlJc w:val="left"/>
+      <w:pPr>
+        <w:tabs>
+          <w:tab w:val="num" w:pos="2880"/>
+        </w:tabs>
+        <w:ind w:left="2880" w:hanging="360"/>
+      </w:pPr>
+    </w:lvl>
+    <w:lvl w:ilvl="4" w:tentative="1">
+      <w:start w:val="1"/>
+      <w:numFmt w:val="decimal"/>
+      <w:lvlText w:val="%5."/>
+      <w:lvlJc w:val="left"/>
+      <w:pPr>
+        <w:tabs>
+          <w:tab w:val="num" w:pos="3600"/>
+        </w:tabs>
+        <w:ind w:left="3600" w:hanging="360"/>
+      </w:pPr>
+    </w:lvl>
+    <w:lvl w:ilvl="5" w:tentative="1">
+      <w:start w:val="1"/>
+      <w:numFmt w:val="decimal"/>
+      <w:lvlText w:val="%6."/>
+      <w:lvlJc w:val="left"/>
+      <w:pPr>
+        <w:tabs>
+          <w:tab w:val="num" w:pos="4320"/>
+        </w:tabs>
+        <w:ind w:left="4320" w:hanging="360"/>
+      </w:pPr>
+    </w:lvl>
+    <w:lvl w:ilvl="6" w:tentative="1">
+      <w:start w:val="1"/>
+      <w:numFmt w:val="decimal"/>
+      <w:lvlText w:val="%7."/>
+      <w:lvlJc w:val="left"/>
+      <w:pPr>
+        <w:tabs>
+          <w:tab w:val="num" w:pos="5040"/>
+        </w:tabs>
+        <w:ind w:left="5040" w:hanging="360"/>
+      </w:pPr>
+    </w:lvl>
+    <w:lvl w:ilvl="7" w:tentative="1">
+      <w:start w:val="1"/>
+      <w:numFmt w:val="decimal"/>
+      <w:lvlText w:val="%8."/>
+      <w:lvlJc w:val="left"/>
+      <w:pPr>
+        <w:tabs>
+          <w:tab w:val="num" w:pos="5760"/>
+        </w:tabs>
+        <w:ind w:left="5760" w:hanging="360"/>
+      </w:pPr>
+    </w:lvl>
+    <w:lvl w:ilvl="8" w:tentative="1">
+      <w:start w:val="1"/>
+      <w:numFmt w:val="decimal"/>
+      <w:lvlText w:val="%9."/>
+      <w:lvlJc w:val="left"/>
+      <w:pPr>
         <w:tabs>
           <w:tab w:val="num" w:pos="6480"/>
         </w:tabs>
+        <w:ind w:left="6480" w:hanging="360"/>
       </w:pPr>
     </w:lvl>
   </w:abstractNum>
-  <w:abstractNum w:abstractNumId="14">
-    <w:nsid w:val="75c14dea"/>
+  <w:abstractNum w:abstractNumId="24" w15:restartNumberingAfterBreak="0">
+    <w:nsid w:val="7DD76D03"/>
     <w:multiLevelType w:val="multilevel"/>
-    <w:tmpl w:val="9282070c"/>
+    <w:tmpl w:val="ADCE5C78"/>
     <w:lvl w:ilvl="0">
       <w:start w:val="1"/>
+      <w:numFmt w:val="decimal"/>
       <w:lvlText w:val="%1."/>
       <w:lvlJc w:val="left"/>
       <w:pPr>
+        <w:tabs>
+          <w:tab w:val="num" w:pos="720"/>
+        </w:tabs>
         <w:ind w:left="720" w:hanging="360"/>
-        <w:tabs>
-          <w:tab w:val="num" w:pos="720"/>
-        </w:tabs>
-      </w:pPr>
-    </w:lvl>
-    <w:lvl w:ilvl="1" w:tentative="on">
-      <w:start w:val="1"/>
-      <w:lvlText w:val="%2."/>
-      <w:lvlJc w:val="left"/>
-      <w:pPr>
-        <w:ind w:left="1440" w:hanging="360"/>
-        <w:tabs>
-          <w:tab w:val="num" w:pos="1440"/>
-        </w:tabs>
-      </w:pPr>
-    </w:lvl>
-    <w:lvl w:ilvl="2" w:tentative="on">
-      <w:start w:val="1"/>
-      <w:lvlText w:val="%3."/>
-      <w:lvlJc w:val="left"/>
-      <w:pPr>
-        <w:ind w:left="2160" w:hanging="360"/>
-        <w:tabs>
-          <w:tab w:val="num" w:pos="2160"/>
-        </w:tabs>
-      </w:pPr>
-    </w:lvl>
-    <w:lvl w:ilvl="3" w:tentative="on">
-      <w:start w:val="1"/>
-      <w:lvlText w:val="%4."/>
-      <w:lvlJc w:val="left"/>
-      <w:pPr>
-        <w:ind w:left="2880" w:hanging="360"/>
-        <w:tabs>
-          <w:tab w:val="num" w:pos="2880"/>
-        </w:tabs>
-      </w:pPr>
-    </w:lvl>
-    <w:lvl w:ilvl="4" w:tentative="on">
-      <w:start w:val="1"/>
-      <w:lvlText w:val="%5."/>
-      <w:lvlJc w:val="left"/>
-      <w:pPr>
-        <w:ind w:left="3600" w:hanging="360"/>
-        <w:tabs>
-          <w:tab w:val="num" w:pos="3600"/>
-        </w:tabs>
-      </w:pPr>
-    </w:lvl>
-    <w:lvl w:ilvl="5" w:tentative="on">
-      <w:start w:val="1"/>
-      <w:lvlText w:val="%6."/>
-      <w:lvlJc w:val="left"/>
-      <w:pPr>
-        <w:ind w:left="4320" w:hanging="360"/>
-        <w:tabs>
-          <w:tab w:val="num" w:pos="4320"/>
-        </w:tabs>
-      </w:pPr>
-    </w:lvl>
-    <w:lvl w:ilvl="6" w:tentative="on">
-      <w:start w:val="1"/>
-      <w:lvlText w:val="%7."/>
-      <w:lvlJc w:val="left"/>
-      <w:pPr>
-        <w:ind w:left="5040" w:hanging="360"/>
-        <w:tabs>
-          <w:tab w:val="num" w:pos="5040"/>
-        </w:tabs>
-      </w:pPr>
-    </w:lvl>
-    <w:lvl w:ilvl="7" w:tentative="on">
-      <w:start w:val="1"/>
-      <w:lvlText w:val="%8."/>
-      <w:lvlJc w:val="left"/>
-      <w:pPr>
-        <w:ind w:left="5760" w:hanging="360"/>
-        <w:tabs>
-          <w:tab w:val="num" w:pos="5760"/>
-        </w:tabs>
-      </w:pPr>
-    </w:lvl>
-    <w:lvl w:ilvl="8" w:tentative="on">
-      <w:start w:val="1"/>
-      <w:lvlText w:val="%9."/>
-      <w:lvlJc w:val="left"/>
-      <w:pPr>
-        <w:ind w:left="6480" w:hanging="360"/>
-        <w:tabs>
-          <w:tab w:val="num" w:pos="6480"/>
-        </w:tabs>
-      </w:pPr>
-    </w:lvl>
-  </w:abstractNum>
-  <w:abstractNum w:abstractNumId="15">
-    <w:nsid w:val="1a444862"/>
-    <w:multiLevelType w:val="multilevel"/>
-    <w:tmpl w:val="2d08e3d6"/>
-    <w:lvl w:ilvl="0">
-      <w:start w:val="1"/>
-      <w:lvlText w:val="%1."/>
-      <w:lvlJc w:val="left"/>
-      <w:pPr>
-        <w:ind w:left="720" w:hanging="360"/>
-        <w:tabs>
-          <w:tab w:val="num" w:pos="720"/>
-        </w:tabs>
-      </w:pPr>
-    </w:lvl>
-    <w:lvl w:ilvl="1" w:tentative="on">
-      <w:start w:val="1"/>
-      <w:lvlText w:val="%2."/>
-      <w:lvlJc w:val="left"/>
-      <w:pPr>
-        <w:ind w:left="1440" w:hanging="360"/>
-        <w:tabs>
-          <w:tab w:val="num" w:pos="1440"/>
-        </w:tabs>
-      </w:pPr>
-    </w:lvl>
-    <w:lvl w:ilvl="2" w:tentative="on">
-      <w:start w:val="1"/>
-      <w:lvlText w:val="%3."/>
-      <w:lvlJc w:val="left"/>
-      <w:pPr>
-        <w:ind w:left="2160" w:hanging="360"/>
-        <w:tabs>
-          <w:tab w:val="num" w:pos="2160"/>
-        </w:tabs>
-      </w:pPr>
-    </w:lvl>
-    <w:lvl w:ilvl="3" w:tentative="on">
-      <w:start w:val="1"/>
-      <w:lvlText w:val="%4."/>
-      <w:lvlJc w:val="left"/>
-      <w:pPr>
-        <w:ind w:left="2880" w:hanging="360"/>
-        <w:tabs>
-          <w:tab w:val="num" w:pos="2880"/>
-        </w:tabs>
-      </w:pPr>
-    </w:lvl>
-    <w:lvl w:ilvl="4" w:tentative="on">
-      <w:start w:val="1"/>
-      <w:lvlText w:val="%5."/>
-      <w:lvlJc w:val="left"/>
-      <w:pPr>
-        <w:ind w:left="3600" w:hanging="360"/>
-        <w:tabs>
-          <w:tab w:val="num" w:pos="3600"/>
-        </w:tabs>
-      </w:pPr>
-    </w:lvl>
-    <w:lvl w:ilvl="5" w:tentative="on">
-      <w:start w:val="1"/>
-      <w:lvlText w:val="%6."/>
-      <w:lvlJc w:val="left"/>
-      <w:pPr>
-        <w:ind w:left="4320" w:hanging="360"/>
-        <w:tabs>
-          <w:tab w:val="num" w:pos="4320"/>
-        </w:tabs>
-      </w:pPr>
-    </w:lvl>
-    <w:lvl w:ilvl="6" w:tentative="on">
-      <w:start w:val="1"/>
-      <w:lvlText w:val="%7."/>
-      <w:lvlJc w:val="left"/>
-      <w:pPr>
-        <w:ind w:left="5040" w:hanging="360"/>
-        <w:tabs>
-          <w:tab w:val="num" w:pos="5040"/>
-        </w:tabs>
-      </w:pPr>
-    </w:lvl>
-    <w:lvl w:ilvl="7" w:tentative="on">
-      <w:start w:val="1"/>
-      <w:lvlText w:val="%8."/>
-      <w:lvlJc w:val="left"/>
-      <w:pPr>
-        <w:ind w:left="5760" w:hanging="360"/>
-        <w:tabs>
-          <w:tab w:val="num" w:pos="5760"/>
-        </w:tabs>
-      </w:pPr>
-    </w:lvl>
-    <w:lvl w:ilvl="8" w:tentative="on">
-      <w:start w:val="1"/>
-      <w:lvlText w:val="%9."/>
-      <w:lvlJc w:val="left"/>
-      <w:pPr>
-        <w:ind w:left="6480" w:hanging="360"/>
-        <w:tabs>
-          <w:tab w:val="num" w:pos="6480"/>
-        </w:tabs>
-      </w:pPr>
-    </w:lvl>
-  </w:abstractNum>
-  <w:abstractNum w:abstractNumId="16">
-    <w:nsid w:val="184b1b44"/>
-    <w:multiLevelType w:val="multilevel"/>
-    <w:tmpl w:val="58a41fdc"/>
-    <w:lvl w:ilvl="0">
-      <w:start w:val="1"/>
-      <w:lvlText w:val="%1."/>
-      <w:lvlJc w:val="left"/>
-      <w:pPr>
-        <w:ind w:left="720" w:hanging="360"/>
-        <w:tabs>
-          <w:tab w:val="num" w:pos="720"/>
-        </w:tabs>
-      </w:pPr>
-    </w:lvl>
-    <w:lvl w:ilvl="1" w:tentative="on">
-      <w:start w:val="1"/>
-      <w:lvlText w:val="%2."/>
-      <w:lvlJc w:val="left"/>
-      <w:pPr>
-        <w:ind w:left="1440" w:hanging="360"/>
-        <w:tabs>
-          <w:tab w:val="num" w:pos="1440"/>
-        </w:tabs>
-      </w:pPr>
-    </w:lvl>
-    <w:lvl w:ilvl="2" w:tentative="on">
-      <w:start w:val="1"/>
-      <w:lvlText w:val="%3."/>
-      <w:lvlJc w:val="left"/>
-      <w:pPr>
-        <w:ind w:left="2160" w:hanging="360"/>
-        <w:tabs>
-          <w:tab w:val="num" w:pos="2160"/>
-        </w:tabs>
-      </w:pPr>
-    </w:lvl>
-    <w:lvl w:ilvl="3" w:tentative="on">
-      <w:start w:val="1"/>
-      <w:lvlText w:val="%4."/>
-      <w:lvlJc w:val="left"/>
-      <w:pPr>
-        <w:ind w:left="2880" w:hanging="360"/>
-        <w:tabs>
-          <w:tab w:val="num" w:pos="2880"/>
-        </w:tabs>
-      </w:pPr>
-    </w:lvl>
-    <w:lvl w:ilvl="4" w:tentative="on">
-      <w:start w:val="1"/>
-      <w:lvlText w:val="%5."/>
-      <w:lvlJc w:val="left"/>
-      <w:pPr>
-        <w:ind w:left="3600" w:hanging="360"/>
-        <w:tabs>
-          <w:tab w:val="num" w:pos="3600"/>
-        </w:tabs>
-      </w:pPr>
-    </w:lvl>
-    <w:lvl w:ilvl="5" w:tentative="on">
-      <w:start w:val="1"/>
-      <w:lvlText w:val="%6."/>
-      <w:lvlJc w:val="left"/>
-      <w:pPr>
-        <w:ind w:left="4320" w:hanging="360"/>
-        <w:tabs>
-          <w:tab w:val="num" w:pos="4320"/>
-        </w:tabs>
-      </w:pPr>
-    </w:lvl>
-    <w:lvl w:ilvl="6" w:tentative="on">
-      <w:start w:val="1"/>
-      <w:lvlText w:val="%7."/>
-      <w:lvlJc w:val="left"/>
-      <w:pPr>
-        <w:ind w:left="5040" w:hanging="360"/>
-        <w:tabs>
-          <w:tab w:val="num" w:pos="5040"/>
-        </w:tabs>
-      </w:pPr>
-    </w:lvl>
-    <w:lvl w:ilvl="7" w:tentative="on">
-      <w:start w:val="1"/>
-      <w:lvlText w:val="%8."/>
-      <w:lvlJc w:val="left"/>
-      <w:pPr>
-        <w:ind w:left="5760" w:hanging="360"/>
-        <w:tabs>
-          <w:tab w:val="num" w:pos="5760"/>
-        </w:tabs>
-      </w:pPr>
-    </w:lvl>
-    <w:lvl w:ilvl="8" w:tentative="on">
-      <w:start w:val="1"/>
-      <w:lvlText w:val="%9."/>
-      <w:lvlJc w:val="left"/>
-      <w:pPr>
-        <w:ind w:left="6480" w:hanging="360"/>
-        <w:tabs>
-          <w:tab w:val="num" w:pos="6480"/>
-        </w:tabs>
-      </w:pPr>
-    </w:lvl>
-  </w:abstractNum>
-  <w:abstractNum w:abstractNumId="17">
-    <w:nsid w:val="14dd0b3e"/>
-    <w:multiLevelType w:val="multilevel"/>
-    <w:tmpl w:val="fb4057d4"/>
-    <w:lvl w:ilvl="0">
-      <w:start w:val="1"/>
-      <w:lvlText w:val="%1."/>
-      <w:lvlJc w:val="left"/>
-      <w:pPr>
-        <w:ind w:left="720" w:hanging="360"/>
-        <w:tabs>
-          <w:tab w:val="num" w:pos="720"/>
-        </w:tabs>
-      </w:pPr>
-    </w:lvl>
-    <w:lvl w:ilvl="1" w:tentative="on">
-      <w:start w:val="1"/>
-      <w:lvlText w:val="%2."/>
-      <w:lvlJc w:val="left"/>
-      <w:pPr>
-        <w:ind w:left="1440" w:hanging="360"/>
-        <w:tabs>
-          <w:tab w:val="num" w:pos="1440"/>
-        </w:tabs>
-      </w:pPr>
-    </w:lvl>
-    <w:lvl w:ilvl="2" w:tentative="on">
-      <w:start w:val="1"/>
-      <w:lvlText w:val="%3."/>
-      <w:lvlJc w:val="left"/>
-      <w:pPr>
-        <w:ind w:left="2160" w:hanging="360"/>
-        <w:tabs>
-          <w:tab w:val="num" w:pos="2160"/>
-        </w:tabs>
-      </w:pPr>
-    </w:lvl>
-    <w:lvl w:ilvl="3" w:tentative="on">
-      <w:start w:val="1"/>
-      <w:lvlText w:val="%4."/>
-      <w:lvlJc w:val="left"/>
-      <w:pPr>
-        <w:ind w:left="2880" w:hanging="360"/>
-        <w:tabs>
-          <w:tab w:val="num" w:pos="2880"/>
-        </w:tabs>
-      </w:pPr>
-    </w:lvl>
-    <w:lvl w:ilvl="4" w:tentative="on">
-      <w:start w:val="1"/>
-      <w:lvlText w:val="%5."/>
-      <w:lvlJc w:val="left"/>
-      <w:pPr>
-        <w:ind w:left="3600" w:hanging="360"/>
-        <w:tabs>
-          <w:tab w:val="num" w:pos="3600"/>
-        </w:tabs>
-      </w:pPr>
-    </w:lvl>
-    <w:lvl w:ilvl="5" w:tentative="on">
-      <w:start w:val="1"/>
-      <w:lvlText w:val="%6."/>
-      <w:lvlJc w:val="left"/>
-      <w:pPr>
-        <w:ind w:left="4320" w:hanging="360"/>
-        <w:tabs>
-          <w:tab w:val="num" w:pos="4320"/>
-        </w:tabs>
-      </w:pPr>
-    </w:lvl>
-    <w:lvl w:ilvl="6" w:tentative="on">
-      <w:start w:val="1"/>
-      <w:lvlText w:val="%7."/>
-      <w:lvlJc w:val="left"/>
-      <w:pPr>
-        <w:ind w:left="5040" w:hanging="360"/>
-        <w:tabs>
-          <w:tab w:val="num" w:pos="5040"/>
-        </w:tabs>
-      </w:pPr>
-    </w:lvl>
-    <w:lvl w:ilvl="7" w:tentative="on">
-      <w:start w:val="1"/>
-      <w:lvlText w:val="%8."/>
-      <w:lvlJc w:val="left"/>
-      <w:pPr>
-        <w:ind w:left="5760" w:hanging="360"/>
-        <w:tabs>
-          <w:tab w:val="num" w:pos="5760"/>
-        </w:tabs>
-      </w:pPr>
-    </w:lvl>
-    <w:lvl w:ilvl="8" w:tentative="on">
-      <w:start w:val="1"/>
-      <w:lvlText w:val="%9."/>
-      <w:lvlJc w:val="left"/>
-      <w:pPr>
-        <w:ind w:left="6480" w:hanging="360"/>
-        <w:tabs>
-          <w:tab w:val="num" w:pos="6480"/>
-        </w:tabs>
-      </w:pPr>
-    </w:lvl>
-  </w:abstractNum>
-  <w:abstractNum w:abstractNumId="18">
-    <w:nsid w:val="59893711"/>
-    <w:multiLevelType w:val="multilevel"/>
-    <w:tmpl w:val="944a6580"/>
-    <w:lvl w:ilvl="0">
-      <w:start w:val="1"/>
-      <w:lvlText w:val="%1."/>
-      <w:lvlJc w:val="left"/>
-      <w:pPr>
-        <w:ind w:left="720" w:hanging="360"/>
-        <w:tabs>
-          <w:tab w:val="num" w:pos="720"/>
-        </w:tabs>
-      </w:pPr>
-    </w:lvl>
-    <w:lvl w:ilvl="1" w:tentative="on">
-      <w:start w:val="1"/>
-      <w:lvlText w:val="%2."/>
-      <w:lvlJc w:val="left"/>
-      <w:pPr>
-        <w:ind w:left="1440" w:hanging="360"/>
-        <w:tabs>
-          <w:tab w:val="num" w:pos="1440"/>
-        </w:tabs>
-      </w:pPr>
-    </w:lvl>
-    <w:lvl w:ilvl="2" w:tentative="on">
-      <w:start w:val="1"/>
-      <w:lvlText w:val="%3."/>
-      <w:lvlJc w:val="left"/>
-      <w:pPr>
-        <w:ind w:left="2160" w:hanging="360"/>
-        <w:tabs>
-          <w:tab w:val="num" w:pos="2160"/>
-        </w:tabs>
-      </w:pPr>
-    </w:lvl>
-    <w:lvl w:ilvl="3" w:tentative="on">
-      <w:start w:val="1"/>
-      <w:lvlText w:val="%4."/>
-      <w:lvlJc w:val="left"/>
-      <w:pPr>
-        <w:ind w:left="2880" w:hanging="360"/>
-        <w:tabs>
-          <w:tab w:val="num" w:pos="2880"/>
-        </w:tabs>
-      </w:pPr>
-    </w:lvl>
-    <w:lvl w:ilvl="4" w:tentative="on">
-      <w:start w:val="1"/>
-      <w:lvlText w:val="%5."/>
-      <w:lvlJc w:val="left"/>
-      <w:pPr>
-        <w:ind w:left="3600" w:hanging="360"/>
-        <w:tabs>
-          <w:tab w:val="num" w:pos="3600"/>
-        </w:tabs>
-      </w:pPr>
-    </w:lvl>
-    <w:lvl w:ilvl="5" w:tentative="on">
-      <w:start w:val="1"/>
-      <w:lvlText w:val="%6."/>
-      <w:lvlJc w:val="left"/>
-      <w:pPr>
-        <w:ind w:left="4320" w:hanging="360"/>
-        <w:tabs>
-          <w:tab w:val="num" w:pos="4320"/>
-        </w:tabs>
-      </w:pPr>
-    </w:lvl>
-    <w:lvl w:ilvl="6" w:tentative="on">
-      <w:start w:val="1"/>
-      <w:lvlText w:val="%7."/>
-      <w:lvlJc w:val="left"/>
-      <w:pPr>
-        <w:ind w:left="5040" w:hanging="360"/>
-        <w:tabs>
-          <w:tab w:val="num" w:pos="5040"/>
-        </w:tabs>
-      </w:pPr>
-    </w:lvl>
-    <w:lvl w:ilvl="7" w:tentative="on">
-      <w:start w:val="1"/>
-      <w:lvlText w:val="%8."/>
-      <w:lvlJc w:val="left"/>
-      <w:pPr>
-        <w:ind w:left="5760" w:hanging="360"/>
-        <w:tabs>
-          <w:tab w:val="num" w:pos="5760"/>
-        </w:tabs>
-      </w:pPr>
-    </w:lvl>
-    <w:lvl w:ilvl="8" w:tentative="on">
-      <w:start w:val="1"/>
-      <w:lvlText w:val="%9."/>
-      <w:lvlJc w:val="left"/>
-      <w:pPr>
-        <w:ind w:left="6480" w:hanging="360"/>
-        <w:tabs>
-          <w:tab w:val="num" w:pos="6480"/>
-        </w:tabs>
-      </w:pPr>
-    </w:lvl>
-  </w:abstractNum>
-  <w:abstractNum w:abstractNumId="19">
-    <w:nsid w:val="4c3d7d59"/>
-    <w:multiLevelType w:val="multilevel"/>
-    <w:tmpl w:val="191a7442"/>
-    <w:lvl w:ilvl="0">
-      <w:start w:val="1"/>
-      <w:lvlText w:val="%1."/>
-      <w:lvlJc w:val="left"/>
-      <w:pPr>
-        <w:ind w:left="720" w:hanging="360"/>
-        <w:tabs>
-          <w:tab w:val="num" w:pos="720"/>
-        </w:tabs>
-      </w:pPr>
-    </w:lvl>
-    <w:lvl w:ilvl="1" w:tentative="on">
-      <w:start w:val="1"/>
-      <w:lvlText w:val="%2."/>
-      <w:lvlJc w:val="left"/>
-      <w:pPr>
-        <w:ind w:left="1440" w:hanging="360"/>
-        <w:tabs>
-          <w:tab w:val="num" w:pos="1440"/>
-        </w:tabs>
-      </w:pPr>
-    </w:lvl>
-    <w:lvl w:ilvl="2" w:tentative="on">
-      <w:start w:val="1"/>
-      <w:lvlText w:val="%3."/>
-      <w:lvlJc w:val="left"/>
-      <w:pPr>
-        <w:ind w:left="2160" w:hanging="360"/>
-        <w:tabs>
-          <w:tab w:val="num" w:pos="2160"/>
-        </w:tabs>
-      </w:pPr>
-    </w:lvl>
-    <w:lvl w:ilvl="3" w:tentative="on">
-      <w:start w:val="1"/>
-      <w:lvlText w:val="%4."/>
-      <w:lvlJc w:val="left"/>
-      <w:pPr>
-        <w:ind w:left="2880" w:hanging="360"/>
-        <w:tabs>
-          <w:tab w:val="num" w:pos="2880"/>
-        </w:tabs>
-      </w:pPr>
-    </w:lvl>
-    <w:lvl w:ilvl="4" w:tentative="on">
-      <w:start w:val="1"/>
-      <w:lvlText w:val="%5."/>
-      <w:lvlJc w:val="left"/>
-      <w:pPr>
-        <w:ind w:left="3600" w:hanging="360"/>
-        <w:tabs>
-          <w:tab w:val="num" w:pos="3600"/>
-        </w:tabs>
-      </w:pPr>
-    </w:lvl>
-    <w:lvl w:ilvl="5" w:tentative="on">
-      <w:start w:val="1"/>
-      <w:lvlText w:val="%6."/>
-      <w:lvlJc w:val="left"/>
-      <w:pPr>
-        <w:ind w:left="4320" w:hanging="360"/>
-        <w:tabs>
-          <w:tab w:val="num" w:pos="4320"/>
-        </w:tabs>
-      </w:pPr>
-    </w:lvl>
-    <w:lvl w:ilvl="6" w:tentative="on">
-      <w:start w:val="1"/>
-      <w:lvlText w:val="%7."/>
-      <w:lvlJc w:val="left"/>
-      <w:pPr>
-        <w:ind w:left="5040" w:hanging="360"/>
-        <w:tabs>
-          <w:tab w:val="num" w:pos="5040"/>
-        </w:tabs>
-      </w:pPr>
-    </w:lvl>
-    <w:lvl w:ilvl="7" w:tentative="on">
-      <w:start w:val="1"/>
-      <w:lvlText w:val="%8."/>
-      <w:lvlJc w:val="left"/>
-      <w:pPr>
-        <w:ind w:left="5760" w:hanging="360"/>
-        <w:tabs>
-          <w:tab w:val="num" w:pos="5760"/>
-        </w:tabs>
-      </w:pPr>
-    </w:lvl>
-    <w:lvl w:ilvl="8" w:tentative="on">
-      <w:start w:val="1"/>
-      <w:lvlText w:val="%9."/>
-      <w:lvlJc w:val="left"/>
-      <w:pPr>
-        <w:ind w:left="6480" w:hanging="360"/>
-        <w:tabs>
-          <w:tab w:val="num" w:pos="6480"/>
-        </w:tabs>
-      </w:pPr>
-    </w:lvl>
-  </w:abstractNum>
-  <w:abstractNum w:abstractNumId="20">
-    <w:nsid w:val="7dd76d03"/>
-    <w:multiLevelType w:val="multilevel"/>
-    <w:tmpl w:val="adce5c78"/>
-    <w:lvl w:ilvl="0">
-      <w:start w:val="1"/>
-      <w:lvlText w:val="%1."/>
-      <w:lvlJc w:val="left"/>
-      <w:pPr>
-        <w:ind w:left="720" w:hanging="360"/>
-        <w:tabs>
-          <w:tab w:val="num" w:pos="720"/>
-        </w:tabs>
       </w:pPr>
     </w:lvl>
     <w:lvl w:ilvl="1">
@@ -5750,598 +6136,189 @@
       <w:lvlText w:val="o"/>
       <w:lvlJc w:val="left"/>
       <w:pPr>
+        <w:tabs>
+          <w:tab w:val="num" w:pos="1440"/>
+        </w:tabs>
         <w:ind w:left="1440" w:hanging="360"/>
-        <w:tabs>
-          <w:tab w:val="num" w:pos="1440"/>
-        </w:tabs>
       </w:pPr>
       <w:rPr>
         <w:rFonts w:ascii="Courier New" w:hAnsi="Courier New" w:hint="default"/>
         <w:sz w:val="20"/>
       </w:rPr>
     </w:lvl>
-    <w:lvl w:ilvl="2" w:tentative="on">
-      <w:start w:val="1"/>
+    <w:lvl w:ilvl="2" w:tentative="1">
+      <w:start w:val="1"/>
+      <w:numFmt w:val="decimal"/>
       <w:lvlText w:val="%3."/>
       <w:lvlJc w:val="left"/>
       <w:pPr>
+        <w:tabs>
+          <w:tab w:val="num" w:pos="2160"/>
+        </w:tabs>
         <w:ind w:left="2160" w:hanging="360"/>
-        <w:tabs>
-          <w:tab w:val="num" w:pos="2160"/>
-        </w:tabs>
-      </w:pPr>
-    </w:lvl>
-    <w:lvl w:ilvl="3" w:tentative="on">
-      <w:start w:val="1"/>
+      </w:pPr>
+    </w:lvl>
+    <w:lvl w:ilvl="3" w:tentative="1">
+      <w:start w:val="1"/>
+      <w:numFmt w:val="decimal"/>
       <w:lvlText w:val="%4."/>
       <w:lvlJc w:val="left"/>
       <w:pPr>
+        <w:tabs>
+          <w:tab w:val="num" w:pos="2880"/>
+        </w:tabs>
         <w:ind w:left="2880" w:hanging="360"/>
-        <w:tabs>
-          <w:tab w:val="num" w:pos="2880"/>
-        </w:tabs>
-      </w:pPr>
-    </w:lvl>
-    <w:lvl w:ilvl="4" w:tentative="on">
-      <w:start w:val="1"/>
+      </w:pPr>
+    </w:lvl>
+    <w:lvl w:ilvl="4" w:tentative="1">
+      <w:start w:val="1"/>
+      <w:numFmt w:val="decimal"/>
       <w:lvlText w:val="%5."/>
       <w:lvlJc w:val="left"/>
       <w:pPr>
+        <w:tabs>
+          <w:tab w:val="num" w:pos="3600"/>
+        </w:tabs>
         <w:ind w:left="3600" w:hanging="360"/>
-        <w:tabs>
-          <w:tab w:val="num" w:pos="3600"/>
-        </w:tabs>
-      </w:pPr>
-    </w:lvl>
-    <w:lvl w:ilvl="5" w:tentative="on">
-      <w:start w:val="1"/>
+      </w:pPr>
+    </w:lvl>
+    <w:lvl w:ilvl="5" w:tentative="1">
+      <w:start w:val="1"/>
+      <w:numFmt w:val="decimal"/>
       <w:lvlText w:val="%6."/>
       <w:lvlJc w:val="left"/>
       <w:pPr>
+        <w:tabs>
+          <w:tab w:val="num" w:pos="4320"/>
+        </w:tabs>
         <w:ind w:left="4320" w:hanging="360"/>
-        <w:tabs>
-          <w:tab w:val="num" w:pos="4320"/>
-        </w:tabs>
-      </w:pPr>
-    </w:lvl>
-    <w:lvl w:ilvl="6" w:tentative="on">
-      <w:start w:val="1"/>
+      </w:pPr>
+    </w:lvl>
+    <w:lvl w:ilvl="6" w:tentative="1">
+      <w:start w:val="1"/>
+      <w:numFmt w:val="decimal"/>
       <w:lvlText w:val="%7."/>
       <w:lvlJc w:val="left"/>
       <w:pPr>
+        <w:tabs>
+          <w:tab w:val="num" w:pos="5040"/>
+        </w:tabs>
         <w:ind w:left="5040" w:hanging="360"/>
-        <w:tabs>
-          <w:tab w:val="num" w:pos="5040"/>
-        </w:tabs>
-      </w:pPr>
-    </w:lvl>
-    <w:lvl w:ilvl="7" w:tentative="on">
-      <w:start w:val="1"/>
+      </w:pPr>
+    </w:lvl>
+    <w:lvl w:ilvl="7" w:tentative="1">
+      <w:start w:val="1"/>
+      <w:numFmt w:val="decimal"/>
       <w:lvlText w:val="%8."/>
       <w:lvlJc w:val="left"/>
       <w:pPr>
+        <w:tabs>
+          <w:tab w:val="num" w:pos="5760"/>
+        </w:tabs>
         <w:ind w:left="5760" w:hanging="360"/>
-        <w:tabs>
-          <w:tab w:val="num" w:pos="5760"/>
-        </w:tabs>
-      </w:pPr>
-    </w:lvl>
-    <w:lvl w:ilvl="8" w:tentative="on">
-      <w:start w:val="1"/>
+      </w:pPr>
+    </w:lvl>
+    <w:lvl w:ilvl="8" w:tentative="1">
+      <w:start w:val="1"/>
+      <w:numFmt w:val="decimal"/>
       <w:lvlText w:val="%9."/>
       <w:lvlJc w:val="left"/>
       <w:pPr>
+        <w:tabs>
+          <w:tab w:val="num" w:pos="6480"/>
+        </w:tabs>
         <w:ind w:left="6480" w:hanging="360"/>
-        <w:tabs>
-          <w:tab w:val="num" w:pos="6480"/>
-        </w:tabs>
       </w:pPr>
     </w:lvl>
   </w:abstractNum>
-  <w:abstractNum w:abstractNumId="21">
-    <w:nsid w:val="23732935"/>
-    <w:multiLevelType w:val="multilevel"/>
-    <w:tmpl w:val="1d14f1de"/>
-    <w:lvl w:ilvl="0">
-      <w:start w:val="1"/>
-      <w:lvlText w:val="%1."/>
-      <w:lvlJc w:val="left"/>
-      <w:pPr>
-        <w:ind w:left="720" w:hanging="360"/>
-        <w:tabs>
-          <w:tab w:val="num" w:pos="720"/>
-        </w:tabs>
-      </w:pPr>
-    </w:lvl>
-    <w:lvl w:ilvl="1" w:tentative="on">
-      <w:start w:val="1"/>
-      <w:lvlText w:val="%2."/>
-      <w:lvlJc w:val="left"/>
-      <w:pPr>
-        <w:ind w:left="1440" w:hanging="360"/>
-        <w:tabs>
-          <w:tab w:val="num" w:pos="1440"/>
-        </w:tabs>
-      </w:pPr>
-    </w:lvl>
-    <w:lvl w:ilvl="2" w:tentative="on">
-      <w:start w:val="1"/>
-      <w:lvlText w:val="%3."/>
-      <w:lvlJc w:val="left"/>
-      <w:pPr>
-        <w:ind w:left="2160" w:hanging="360"/>
-        <w:tabs>
-          <w:tab w:val="num" w:pos="2160"/>
-        </w:tabs>
-      </w:pPr>
-    </w:lvl>
-    <w:lvl w:ilvl="3" w:tentative="on">
-      <w:start w:val="1"/>
-      <w:lvlText w:val="%4."/>
-      <w:lvlJc w:val="left"/>
-      <w:pPr>
-        <w:ind w:left="2880" w:hanging="360"/>
-        <w:tabs>
-          <w:tab w:val="num" w:pos="2880"/>
-        </w:tabs>
-      </w:pPr>
-    </w:lvl>
-    <w:lvl w:ilvl="4" w:tentative="on">
-      <w:start w:val="1"/>
-      <w:lvlText w:val="%5."/>
-      <w:lvlJc w:val="left"/>
-      <w:pPr>
-        <w:ind w:left="3600" w:hanging="360"/>
-        <w:tabs>
-          <w:tab w:val="num" w:pos="3600"/>
-        </w:tabs>
-      </w:pPr>
-    </w:lvl>
-    <w:lvl w:ilvl="5" w:tentative="on">
-      <w:start w:val="1"/>
-      <w:lvlText w:val="%6."/>
-      <w:lvlJc w:val="left"/>
-      <w:pPr>
-        <w:ind w:left="4320" w:hanging="360"/>
-        <w:tabs>
-          <w:tab w:val="num" w:pos="4320"/>
-        </w:tabs>
-      </w:pPr>
-    </w:lvl>
-    <w:lvl w:ilvl="6" w:tentative="on">
-      <w:start w:val="1"/>
-      <w:lvlText w:val="%7."/>
-      <w:lvlJc w:val="left"/>
-      <w:pPr>
-        <w:ind w:left="5040" w:hanging="360"/>
-        <w:tabs>
-          <w:tab w:val="num" w:pos="5040"/>
-        </w:tabs>
-      </w:pPr>
-    </w:lvl>
-    <w:lvl w:ilvl="7" w:tentative="on">
-      <w:start w:val="1"/>
-      <w:lvlText w:val="%8."/>
-      <w:lvlJc w:val="left"/>
-      <w:pPr>
-        <w:ind w:left="5760" w:hanging="360"/>
-        <w:tabs>
-          <w:tab w:val="num" w:pos="5760"/>
-        </w:tabs>
-      </w:pPr>
-    </w:lvl>
-    <w:lvl w:ilvl="8" w:tentative="on">
-      <w:start w:val="1"/>
-      <w:lvlText w:val="%9."/>
-      <w:lvlJc w:val="left"/>
-      <w:pPr>
-        <w:ind w:left="6480" w:hanging="360"/>
-        <w:tabs>
-          <w:tab w:val="num" w:pos="6480"/>
-        </w:tabs>
-      </w:pPr>
-    </w:lvl>
-  </w:abstractNum>
-  <w:abstractNum w:abstractNumId="22">
-    <w:nsid w:val="7c8429f6"/>
-    <w:multiLevelType w:val="multilevel"/>
-    <w:tmpl w:val="d80e3aea"/>
-    <w:lvl w:ilvl="0">
-      <w:start w:val="1"/>
-      <w:lvlText w:val="%1."/>
-      <w:lvlJc w:val="left"/>
-      <w:pPr>
-        <w:ind w:left="720" w:hanging="360"/>
-        <w:tabs>
-          <w:tab w:val="num" w:pos="720"/>
-        </w:tabs>
-      </w:pPr>
-    </w:lvl>
-    <w:lvl w:ilvl="1" w:tentative="on">
-      <w:start w:val="1"/>
-      <w:lvlText w:val="%2."/>
-      <w:lvlJc w:val="left"/>
-      <w:pPr>
-        <w:ind w:left="1440" w:hanging="360"/>
-        <w:tabs>
-          <w:tab w:val="num" w:pos="1440"/>
-        </w:tabs>
-      </w:pPr>
-    </w:lvl>
-    <w:lvl w:ilvl="2" w:tentative="on">
-      <w:start w:val="1"/>
-      <w:lvlText w:val="%3."/>
-      <w:lvlJc w:val="left"/>
-      <w:pPr>
-        <w:ind w:left="2160" w:hanging="360"/>
-        <w:tabs>
-          <w:tab w:val="num" w:pos="2160"/>
-        </w:tabs>
-      </w:pPr>
-    </w:lvl>
-    <w:lvl w:ilvl="3" w:tentative="on">
-      <w:start w:val="1"/>
-      <w:lvlText w:val="%4."/>
-      <w:lvlJc w:val="left"/>
-      <w:pPr>
-        <w:ind w:left="2880" w:hanging="360"/>
-        <w:tabs>
-          <w:tab w:val="num" w:pos="2880"/>
-        </w:tabs>
-      </w:pPr>
-    </w:lvl>
-    <w:lvl w:ilvl="4" w:tentative="on">
-      <w:start w:val="1"/>
-      <w:lvlText w:val="%5."/>
-      <w:lvlJc w:val="left"/>
-      <w:pPr>
-        <w:ind w:left="3600" w:hanging="360"/>
-        <w:tabs>
-          <w:tab w:val="num" w:pos="3600"/>
-        </w:tabs>
-      </w:pPr>
-    </w:lvl>
-    <w:lvl w:ilvl="5" w:tentative="on">
-      <w:start w:val="1"/>
-      <w:lvlText w:val="%6."/>
-      <w:lvlJc w:val="left"/>
-      <w:pPr>
-        <w:ind w:left="4320" w:hanging="360"/>
-        <w:tabs>
-          <w:tab w:val="num" w:pos="4320"/>
-        </w:tabs>
-      </w:pPr>
-    </w:lvl>
-    <w:lvl w:ilvl="6" w:tentative="on">
-      <w:start w:val="1"/>
-      <w:lvlText w:val="%7."/>
-      <w:lvlJc w:val="left"/>
-      <w:pPr>
-        <w:ind w:left="5040" w:hanging="360"/>
-        <w:tabs>
-          <w:tab w:val="num" w:pos="5040"/>
-        </w:tabs>
-      </w:pPr>
-    </w:lvl>
-    <w:lvl w:ilvl="7" w:tentative="on">
-      <w:start w:val="1"/>
-      <w:lvlText w:val="%8."/>
-      <w:lvlJc w:val="left"/>
-      <w:pPr>
-        <w:ind w:left="5760" w:hanging="360"/>
-        <w:tabs>
-          <w:tab w:val="num" w:pos="5760"/>
-        </w:tabs>
-      </w:pPr>
-    </w:lvl>
-    <w:lvl w:ilvl="8" w:tentative="on">
-      <w:start w:val="1"/>
-      <w:lvlText w:val="%9."/>
-      <w:lvlJc w:val="left"/>
-      <w:pPr>
-        <w:ind w:left="6480" w:hanging="360"/>
-        <w:tabs>
-          <w:tab w:val="num" w:pos="6480"/>
-        </w:tabs>
-      </w:pPr>
-    </w:lvl>
-  </w:abstractNum>
-  <w:abstractNum w:abstractNumId="23">
-    <w:nsid w:val="127b2ea6"/>
-    <w:multiLevelType w:val="multilevel"/>
-    <w:tmpl w:val="96129e3c"/>
-    <w:lvl w:ilvl="0">
-      <w:start w:val="1"/>
-      <w:lvlText w:val="%1."/>
-      <w:lvlJc w:val="left"/>
-      <w:pPr>
-        <w:ind w:left="720" w:hanging="360"/>
-        <w:tabs>
-          <w:tab w:val="num" w:pos="720"/>
-        </w:tabs>
-      </w:pPr>
-    </w:lvl>
-    <w:lvl w:ilvl="1" w:tentative="on">
-      <w:start w:val="1"/>
-      <w:lvlText w:val="%2."/>
-      <w:lvlJc w:val="left"/>
-      <w:pPr>
-        <w:ind w:left="1440" w:hanging="360"/>
-        <w:tabs>
-          <w:tab w:val="num" w:pos="1440"/>
-        </w:tabs>
-      </w:pPr>
-    </w:lvl>
-    <w:lvl w:ilvl="2" w:tentative="on">
-      <w:start w:val="1"/>
-      <w:lvlText w:val="%3."/>
-      <w:lvlJc w:val="left"/>
-      <w:pPr>
-        <w:ind w:left="2160" w:hanging="360"/>
-        <w:tabs>
-          <w:tab w:val="num" w:pos="2160"/>
-        </w:tabs>
-      </w:pPr>
-    </w:lvl>
-    <w:lvl w:ilvl="3" w:tentative="on">
-      <w:start w:val="1"/>
-      <w:lvlText w:val="%4."/>
-      <w:lvlJc w:val="left"/>
-      <w:pPr>
-        <w:ind w:left="2880" w:hanging="360"/>
-        <w:tabs>
-          <w:tab w:val="num" w:pos="2880"/>
-        </w:tabs>
-      </w:pPr>
-    </w:lvl>
-    <w:lvl w:ilvl="4" w:tentative="on">
-      <w:start w:val="1"/>
-      <w:lvlText w:val="%5."/>
-      <w:lvlJc w:val="left"/>
-      <w:pPr>
-        <w:ind w:left="3600" w:hanging="360"/>
-        <w:tabs>
-          <w:tab w:val="num" w:pos="3600"/>
-        </w:tabs>
-      </w:pPr>
-    </w:lvl>
-    <w:lvl w:ilvl="5" w:tentative="on">
-      <w:start w:val="1"/>
-      <w:lvlText w:val="%6."/>
-      <w:lvlJc w:val="left"/>
-      <w:pPr>
-        <w:ind w:left="4320" w:hanging="360"/>
-        <w:tabs>
-          <w:tab w:val="num" w:pos="4320"/>
-        </w:tabs>
-      </w:pPr>
-    </w:lvl>
-    <w:lvl w:ilvl="6" w:tentative="on">
-      <w:start w:val="1"/>
-      <w:lvlText w:val="%7."/>
-      <w:lvlJc w:val="left"/>
-      <w:pPr>
-        <w:ind w:left="5040" w:hanging="360"/>
-        <w:tabs>
-          <w:tab w:val="num" w:pos="5040"/>
-        </w:tabs>
-      </w:pPr>
-    </w:lvl>
-    <w:lvl w:ilvl="7" w:tentative="on">
-      <w:start w:val="1"/>
-      <w:lvlText w:val="%8."/>
-      <w:lvlJc w:val="left"/>
-      <w:pPr>
-        <w:ind w:left="5760" w:hanging="360"/>
-        <w:tabs>
-          <w:tab w:val="num" w:pos="5760"/>
-        </w:tabs>
-      </w:pPr>
-    </w:lvl>
-    <w:lvl w:ilvl="8" w:tentative="on">
-      <w:start w:val="1"/>
-      <w:lvlText w:val="%9."/>
-      <w:lvlJc w:val="left"/>
-      <w:pPr>
-        <w:ind w:left="6480" w:hanging="360"/>
-        <w:tabs>
-          <w:tab w:val="num" w:pos="6480"/>
-        </w:tabs>
-      </w:pPr>
-    </w:lvl>
-  </w:abstractNum>
-  <w:abstractNum w:abstractNumId="24">
-    <w:nsid w:val="bdc15e1"/>
-    <w:multiLevelType w:val="multilevel"/>
-    <w:tmpl w:val="ba05056"/>
-    <w:lvl w:ilvl="0">
-      <w:start w:val="1"/>
-      <w:lvlText w:val="%1."/>
-      <w:lvlJc w:val="left"/>
-      <w:pPr>
-        <w:ind w:left="720" w:hanging="360"/>
-        <w:tabs>
-          <w:tab w:val="num" w:pos="720"/>
-        </w:tabs>
-      </w:pPr>
-    </w:lvl>
-    <w:lvl w:ilvl="1" w:tentative="on">
-      <w:start w:val="1"/>
-      <w:lvlText w:val="%2."/>
-      <w:lvlJc w:val="left"/>
-      <w:pPr>
-        <w:ind w:left="1440" w:hanging="360"/>
-        <w:tabs>
-          <w:tab w:val="num" w:pos="1440"/>
-        </w:tabs>
-      </w:pPr>
-    </w:lvl>
-    <w:lvl w:ilvl="2" w:tentative="on">
-      <w:start w:val="1"/>
-      <w:lvlText w:val="%3."/>
-      <w:lvlJc w:val="left"/>
-      <w:pPr>
-        <w:ind w:left="2160" w:hanging="360"/>
-        <w:tabs>
-          <w:tab w:val="num" w:pos="2160"/>
-        </w:tabs>
-      </w:pPr>
-    </w:lvl>
-    <w:lvl w:ilvl="3" w:tentative="on">
-      <w:start w:val="1"/>
-      <w:lvlText w:val="%4."/>
-      <w:lvlJc w:val="left"/>
-      <w:pPr>
-        <w:ind w:left="2880" w:hanging="360"/>
-        <w:tabs>
-          <w:tab w:val="num" w:pos="2880"/>
-        </w:tabs>
-      </w:pPr>
-    </w:lvl>
-    <w:lvl w:ilvl="4" w:tentative="on">
-      <w:start w:val="1"/>
-      <w:lvlText w:val="%5."/>
-      <w:lvlJc w:val="left"/>
-      <w:pPr>
-        <w:ind w:left="3600" w:hanging="360"/>
-        <w:tabs>
-          <w:tab w:val="num" w:pos="3600"/>
-        </w:tabs>
-      </w:pPr>
-    </w:lvl>
-    <w:lvl w:ilvl="5" w:tentative="on">
-      <w:start w:val="1"/>
-      <w:lvlText w:val="%6."/>
-      <w:lvlJc w:val="left"/>
-      <w:pPr>
-        <w:ind w:left="4320" w:hanging="360"/>
-        <w:tabs>
-          <w:tab w:val="num" w:pos="4320"/>
-        </w:tabs>
-      </w:pPr>
-    </w:lvl>
-    <w:lvl w:ilvl="6" w:tentative="on">
-      <w:start w:val="1"/>
-      <w:lvlText w:val="%7."/>
-      <w:lvlJc w:val="left"/>
-      <w:pPr>
-        <w:ind w:left="5040" w:hanging="360"/>
-        <w:tabs>
-          <w:tab w:val="num" w:pos="5040"/>
-        </w:tabs>
-      </w:pPr>
-    </w:lvl>
-    <w:lvl w:ilvl="7" w:tentative="on">
-      <w:start w:val="1"/>
-      <w:lvlText w:val="%8."/>
-      <w:lvlJc w:val="left"/>
-      <w:pPr>
-        <w:ind w:left="5760" w:hanging="360"/>
-        <w:tabs>
-          <w:tab w:val="num" w:pos="5760"/>
-        </w:tabs>
-      </w:pPr>
-    </w:lvl>
-    <w:lvl w:ilvl="8" w:tentative="on">
-      <w:start w:val="1"/>
-      <w:lvlText w:val="%9."/>
-      <w:lvlJc w:val="left"/>
-      <w:pPr>
-        <w:ind w:left="6480" w:hanging="360"/>
-        <w:tabs>
-          <w:tab w:val="num" w:pos="6480"/>
-        </w:tabs>
-      </w:pPr>
-    </w:lvl>
-  </w:abstractNum>
-  <w:num w:numId="1">
+  <w:num w:numId="1" w16cid:durableId="1790970275">
+    <w:abstractNumId w:val="7"/>
+  </w:num>
+  <w:num w:numId="2" w16cid:durableId="703288375">
+    <w:abstractNumId w:val="10"/>
+  </w:num>
+  <w:num w:numId="3" w16cid:durableId="1689528085">
+    <w:abstractNumId w:val="13"/>
+  </w:num>
+  <w:num w:numId="4" w16cid:durableId="1121340550">
+    <w:abstractNumId w:val="23"/>
+  </w:num>
+  <w:num w:numId="5" w16cid:durableId="694575748">
     <w:abstractNumId w:val="0"/>
   </w:num>
-  <w:num w:numId="2">
-    <w:abstractNumId w:val="1"/>
+  <w:num w:numId="6" w16cid:durableId="232353554">
+    <w:abstractNumId w:val="19"/>
   </w:num>
-  <w:num w:numId="3">
+  <w:num w:numId="7" w16cid:durableId="2105950679">
+    <w:abstractNumId w:val="17"/>
+  </w:num>
+  <w:num w:numId="8" w16cid:durableId="1848519176">
+    <w:abstractNumId w:val="18"/>
+  </w:num>
+  <w:num w:numId="9" w16cid:durableId="1132602285">
+    <w:abstractNumId w:val="16"/>
+  </w:num>
+  <w:num w:numId="10" w16cid:durableId="1055159319">
+    <w:abstractNumId w:val="21"/>
+  </w:num>
+  <w:num w:numId="11" w16cid:durableId="535043283">
+    <w:abstractNumId w:val="11"/>
+  </w:num>
+  <w:num w:numId="12" w16cid:durableId="2133162300">
+    <w:abstractNumId w:val="14"/>
+  </w:num>
+  <w:num w:numId="13" w16cid:durableId="2075541626">
     <w:abstractNumId w:val="2"/>
   </w:num>
-  <w:num w:numId="4">
+  <w:num w:numId="14" w16cid:durableId="1288387114">
+    <w:abstractNumId w:val="9"/>
+  </w:num>
+  <w:num w:numId="15" w16cid:durableId="525094211">
+    <w:abstractNumId w:val="20"/>
+  </w:num>
+  <w:num w:numId="16" w16cid:durableId="815799461">
+    <w:abstractNumId w:val="6"/>
+  </w:num>
+  <w:num w:numId="17" w16cid:durableId="361368116">
+    <w:abstractNumId w:val="5"/>
+  </w:num>
+  <w:num w:numId="18" w16cid:durableId="1002583260">
+    <w:abstractNumId w:val="4"/>
+  </w:num>
+  <w:num w:numId="19" w16cid:durableId="317267431">
+    <w:abstractNumId w:val="15"/>
+  </w:num>
+  <w:num w:numId="20" w16cid:durableId="920024039">
+    <w:abstractNumId w:val="12"/>
+  </w:num>
+  <w:num w:numId="21" w16cid:durableId="398402973">
+    <w:abstractNumId w:val="24"/>
+  </w:num>
+  <w:num w:numId="22" w16cid:durableId="1157962451">
+    <w:abstractNumId w:val="8"/>
+  </w:num>
+  <w:num w:numId="23" w16cid:durableId="1377388366">
+    <w:abstractNumId w:val="22"/>
+  </w:num>
+  <w:num w:numId="24" w16cid:durableId="1766538924">
     <w:abstractNumId w:val="3"/>
   </w:num>
-  <w:num w:numId="5">
-    <w:abstractNumId w:val="4"/>
-  </w:num>
-  <w:num w:numId="6">
-    <w:abstractNumId w:val="5"/>
-  </w:num>
-  <w:num w:numId="7">
-    <w:abstractNumId w:val="6"/>
-  </w:num>
-  <w:num w:numId="8">
-    <w:abstractNumId w:val="7"/>
-  </w:num>
-  <w:num w:numId="9">
-    <w:abstractNumId w:val="8"/>
-  </w:num>
-  <w:num w:numId="10">
-    <w:abstractNumId w:val="9"/>
-  </w:num>
-  <w:num w:numId="11">
-    <w:abstractNumId w:val="10"/>
-  </w:num>
-  <w:num w:numId="12">
-    <w:abstractNumId w:val="11"/>
-  </w:num>
-  <w:num w:numId="13">
-    <w:abstractNumId w:val="12"/>
-  </w:num>
-  <w:num w:numId="14">
-    <w:abstractNumId w:val="13"/>
-  </w:num>
-  <w:num w:numId="15">
-    <w:abstractNumId w:val="14"/>
-  </w:num>
-  <w:num w:numId="16">
-    <w:abstractNumId w:val="15"/>
-  </w:num>
-  <w:num w:numId="17">
-    <w:abstractNumId w:val="16"/>
-  </w:num>
-  <w:num w:numId="18">
-    <w:abstractNumId w:val="17"/>
-  </w:num>
-  <w:num w:numId="19">
-    <w:abstractNumId w:val="18"/>
-  </w:num>
-  <w:num w:numId="20">
-    <w:abstractNumId w:val="19"/>
-  </w:num>
-  <w:num w:numId="21">
-    <w:abstractNumId w:val="20"/>
-  </w:num>
-  <w:num w:numId="22">
-    <w:abstractNumId w:val="21"/>
-  </w:num>
-  <w:num w:numId="23">
-    <w:abstractNumId w:val="22"/>
-  </w:num>
-  <w:num w:numId="24">
-    <w:abstractNumId w:val="23"/>
-  </w:num>
-  <w:num w:numId="25">
-    <w:abstractNumId w:val="24"/>
+  <w:num w:numId="25" w16cid:durableId="67195972">
+    <w:abstractNumId w:val="1"/>
   </w:num>
 </w:numbering>
 </file>
 
 <file path=word/styles.xml><?xml version="1.0" encoding="utf-8"?>
-<w:styles xmlns:r="http://schemas.openxmlformats.org/officeDocument/2006/relationships" xmlns:w="http://schemas.openxmlformats.org/wordprocessingml/2006/main">
+<w:styles xmlns:mc="http://schemas.openxmlformats.org/markup-compatibility/2006" xmlns:r="http://schemas.openxmlformats.org/officeDocument/2006/relationships" xmlns:w="http://schemas.openxmlformats.org/wordprocessingml/2006/main" xmlns:w14="http://schemas.microsoft.com/office/word/2010/wordml" xmlns:w15="http://schemas.microsoft.com/office/word/2012/wordml" xmlns:w16cex="http://schemas.microsoft.com/office/word/2018/wordml/cex" xmlns:w16cid="http://schemas.microsoft.com/office/word/2016/wordml/cid" xmlns:w16="http://schemas.microsoft.com/office/word/2018/wordml" xmlns:w16du="http://schemas.microsoft.com/office/word/2023/wordml/word16du" xmlns:w16sdtdh="http://schemas.microsoft.com/office/word/2020/wordml/sdtdatahash" xmlns:w16sdtfl="http://schemas.microsoft.com/office/word/2024/wordml/sdtformatlock" xmlns:w16se="http://schemas.microsoft.com/office/word/2015/wordml/symex" mc:Ignorable="w14 w15 w16se w16cid w16 w16cex w16sdtdh w16sdtfl w16du">
   <w:docDefaults>
     <w:rPrDefault>
       <w:rPr>
-        <w:lang w:val="en-US" w:eastAsia="ko-KR" w:bidi="ar-SA"/>
         <w:rFonts w:asciiTheme="minorHAnsi" w:eastAsiaTheme="minorEastAsia" w:hAnsiTheme="minorHAnsi" w:cstheme="minorBidi"/>
+        <w:kern w:val="2"/>
         <w:sz w:val="22"/>
         <w:szCs w:val="24"/>
-        <w:kern w:val="2"/>
+        <w:lang w:val="en-US" w:eastAsia="ko-KR" w:bidi="ar-SA"/>
       </w:rPr>
     </w:rPrDefault>
     <w:pPrDefault>
@@ -6350,22 +6327,579 @@
       </w:pPr>
     </w:pPrDefault>
   </w:docDefaults>
-  <w:style w:type="paragraph" w:default="1" w:styleId="a1">
+  <w:latentStyles w:defLockedState="0" w:defUIPriority="99" w:defSemiHidden="0" w:defUnhideWhenUsed="0" w:defQFormat="0" w:count="376">
+    <w:lsdException w:name="Normal" w:uiPriority="0" w:qFormat="1"/>
+    <w:lsdException w:name="heading 1" w:uiPriority="9" w:qFormat="1"/>
+    <w:lsdException w:name="heading 2" w:semiHidden="1" w:uiPriority="9" w:unhideWhenUsed="1" w:qFormat="1"/>
+    <w:lsdException w:name="heading 3" w:semiHidden="1" w:uiPriority="9" w:unhideWhenUsed="1" w:qFormat="1"/>
+    <w:lsdException w:name="heading 4" w:semiHidden="1" w:uiPriority="9" w:unhideWhenUsed="1" w:qFormat="1"/>
+    <w:lsdException w:name="heading 5" w:semiHidden="1" w:uiPriority="9" w:unhideWhenUsed="1" w:qFormat="1"/>
+    <w:lsdException w:name="heading 6" w:semiHidden="1" w:uiPriority="9" w:unhideWhenUsed="1" w:qFormat="1"/>
+    <w:lsdException w:name="heading 7" w:semiHidden="1" w:uiPriority="9" w:unhideWhenUsed="1" w:qFormat="1"/>
+    <w:lsdException w:name="heading 8" w:semiHidden="1" w:uiPriority="9" w:unhideWhenUsed="1" w:qFormat="1"/>
+    <w:lsdException w:name="heading 9" w:semiHidden="1" w:uiPriority="9" w:unhideWhenUsed="1" w:qFormat="1"/>
+    <w:lsdException w:name="index 1" w:semiHidden="1" w:unhideWhenUsed="1"/>
+    <w:lsdException w:name="index 2" w:semiHidden="1" w:unhideWhenUsed="1"/>
+    <w:lsdException w:name="index 3" w:semiHidden="1" w:unhideWhenUsed="1"/>
+    <w:lsdException w:name="index 4" w:semiHidden="1" w:unhideWhenUsed="1"/>
+    <w:lsdException w:name="index 5" w:semiHidden="1" w:unhideWhenUsed="1"/>
+    <w:lsdException w:name="index 6" w:semiHidden="1" w:unhideWhenUsed="1"/>
+    <w:lsdException w:name="index 7" w:semiHidden="1" w:unhideWhenUsed="1"/>
+    <w:lsdException w:name="index 8" w:semiHidden="1" w:unhideWhenUsed="1"/>
+    <w:lsdException w:name="index 9" w:semiHidden="1" w:unhideWhenUsed="1"/>
+    <w:lsdException w:name="toc 1" w:semiHidden="1" w:uiPriority="39" w:unhideWhenUsed="1"/>
+    <w:lsdException w:name="toc 2" w:semiHidden="1" w:uiPriority="39" w:unhideWhenUsed="1"/>
+    <w:lsdException w:name="toc 3" w:semiHidden="1" w:uiPriority="39" w:unhideWhenUsed="1"/>
+    <w:lsdException w:name="toc 4" w:semiHidden="1" w:uiPriority="39" w:unhideWhenUsed="1"/>
+    <w:lsdException w:name="toc 5" w:semiHidden="1" w:uiPriority="39" w:unhideWhenUsed="1"/>
+    <w:lsdException w:name="toc 6" w:semiHidden="1" w:uiPriority="39" w:unhideWhenUsed="1"/>
+    <w:lsdException w:name="toc 7" w:semiHidden="1" w:uiPriority="39" w:unhideWhenUsed="1"/>
+    <w:lsdException w:name="toc 8" w:semiHidden="1" w:uiPriority="39" w:unhideWhenUsed="1"/>
+    <w:lsdException w:name="toc 9" w:semiHidden="1" w:uiPriority="39" w:unhideWhenUsed="1"/>
+    <w:lsdException w:name="Normal Indent" w:semiHidden="1" w:unhideWhenUsed="1"/>
+    <w:lsdException w:name="footnote text" w:semiHidden="1" w:unhideWhenUsed="1"/>
+    <w:lsdException w:name="annotation text" w:semiHidden="1" w:unhideWhenUsed="1"/>
+    <w:lsdException w:name="header" w:semiHidden="1" w:unhideWhenUsed="1"/>
+    <w:lsdException w:name="footer" w:semiHidden="1" w:unhideWhenUsed="1"/>
+    <w:lsdException w:name="index heading" w:semiHidden="1" w:unhideWhenUsed="1"/>
+    <w:lsdException w:name="caption" w:semiHidden="1" w:uiPriority="35" w:unhideWhenUsed="1" w:qFormat="1"/>
+    <w:lsdException w:name="table of figures" w:semiHidden="1" w:unhideWhenUsed="1"/>
+    <w:lsdException w:name="envelope address" w:semiHidden="1" w:unhideWhenUsed="1"/>
+    <w:lsdException w:name="envelope return" w:semiHidden="1" w:unhideWhenUsed="1"/>
+    <w:lsdException w:name="footnote reference" w:semiHidden="1" w:unhideWhenUsed="1"/>
+    <w:lsdException w:name="annotation reference" w:semiHidden="1" w:unhideWhenUsed="1"/>
+    <w:lsdException w:name="line number" w:semiHidden="1" w:unhideWhenUsed="1"/>
+    <w:lsdException w:name="page number" w:semiHidden="1" w:unhideWhenUsed="1"/>
+    <w:lsdException w:name="endnote reference" w:semiHidden="1" w:unhideWhenUsed="1"/>
+    <w:lsdException w:name="endnote text" w:semiHidden="1" w:unhideWhenUsed="1"/>
+    <w:lsdException w:name="table of authorities" w:semiHidden="1" w:unhideWhenUsed="1"/>
+    <w:lsdException w:name="macro" w:semiHidden="1" w:unhideWhenUsed="1"/>
+    <w:lsdException w:name="toa heading" w:semiHidden="1" w:unhideWhenUsed="1"/>
+    <w:lsdException w:name="List" w:semiHidden="1" w:unhideWhenUsed="1"/>
+    <w:lsdException w:name="List Bullet" w:semiHidden="1" w:unhideWhenUsed="1"/>
+    <w:lsdException w:name="List Number" w:semiHidden="1" w:unhideWhenUsed="1"/>
+    <w:lsdException w:name="List 2" w:semiHidden="1" w:unhideWhenUsed="1"/>
+    <w:lsdException w:name="List 3" w:semiHidden="1" w:unhideWhenUsed="1"/>
+    <w:lsdException w:name="List 4" w:semiHidden="1" w:unhideWhenUsed="1"/>
+    <w:lsdException w:name="List 5" w:semiHidden="1" w:unhideWhenUsed="1"/>
+    <w:lsdException w:name="List Bullet 2" w:semiHidden="1" w:unhideWhenUsed="1"/>
+    <w:lsdException w:name="List Bullet 3" w:semiHidden="1" w:unhideWhenUsed="1"/>
+    <w:lsdException w:name="List Bullet 4" w:semiHidden="1" w:unhideWhenUsed="1"/>
+    <w:lsdException w:name="List Bullet 5" w:semiHidden="1" w:unhideWhenUsed="1"/>
+    <w:lsdException w:name="List Number 2" w:semiHidden="1" w:unhideWhenUsed="1"/>
+    <w:lsdException w:name="List Number 3" w:semiHidden="1" w:unhideWhenUsed="1"/>
+    <w:lsdException w:name="List Number 4" w:semiHidden="1" w:unhideWhenUsed="1"/>
+    <w:lsdException w:name="List Number 5" w:semiHidden="1" w:unhideWhenUsed="1"/>
+    <w:lsdException w:name="Title" w:uiPriority="10" w:qFormat="1"/>
+    <w:lsdException w:name="Closing" w:semiHidden="1" w:unhideWhenUsed="1"/>
+    <w:lsdException w:name="Signature" w:semiHidden="1" w:unhideWhenUsed="1"/>
+    <w:lsdException w:name="Default Paragraph Font" w:semiHidden="1" w:uiPriority="1" w:unhideWhenUsed="1"/>
+    <w:lsdException w:name="Body Text" w:semiHidden="1" w:unhideWhenUsed="1"/>
+    <w:lsdException w:name="Body Text Indent" w:semiHidden="1" w:unhideWhenUsed="1"/>
+    <w:lsdException w:name="List Continue" w:semiHidden="1" w:unhideWhenUsed="1"/>
+    <w:lsdException w:name="List Continue 2" w:semiHidden="1" w:unhideWhenUsed="1"/>
+    <w:lsdException w:name="List Continue 3" w:semiHidden="1" w:unhideWhenUsed="1"/>
+    <w:lsdException w:name="List Continue 4" w:semiHidden="1" w:unhideWhenUsed="1"/>
+    <w:lsdException w:name="List Continue 5" w:semiHidden="1" w:unhideWhenUsed="1"/>
+    <w:lsdException w:name="Message Header" w:semiHidden="1" w:unhideWhenUsed="1"/>
+    <w:lsdException w:name="Subtitle" w:uiPriority="11" w:qFormat="1"/>
+    <w:lsdException w:name="Salutation" w:semiHidden="1" w:unhideWhenUsed="1"/>
+    <w:lsdException w:name="Date" w:semiHidden="1" w:unhideWhenUsed="1"/>
+    <w:lsdException w:name="Body Text First Indent" w:semiHidden="1" w:unhideWhenUsed="1"/>
+    <w:lsdException w:name="Body Text First Indent 2" w:semiHidden="1" w:unhideWhenUsed="1"/>
+    <w:lsdException w:name="Note Heading" w:semiHidden="1" w:unhideWhenUsed="1"/>
+    <w:lsdException w:name="Body Text 2" w:semiHidden="1" w:unhideWhenUsed="1"/>
+    <w:lsdException w:name="Body Text 3" w:semiHidden="1" w:unhideWhenUsed="1"/>
+    <w:lsdException w:name="Body Text Indent 2" w:semiHidden="1" w:unhideWhenUsed="1"/>
+    <w:lsdException w:name="Body Text Indent 3" w:semiHidden="1" w:unhideWhenUsed="1"/>
+    <w:lsdException w:name="Block Text" w:semiHidden="1" w:unhideWhenUsed="1"/>
+    <w:lsdException w:name="Hyperlink" w:semiHidden="1" w:unhideWhenUsed="1"/>
+    <w:lsdException w:name="FollowedHyperlink" w:semiHidden="1" w:unhideWhenUsed="1"/>
+    <w:lsdException w:name="Strong" w:uiPriority="22" w:qFormat="1"/>
+    <w:lsdException w:name="Emphasis" w:uiPriority="20" w:qFormat="1"/>
+    <w:lsdException w:name="Document Map" w:semiHidden="1" w:unhideWhenUsed="1"/>
+    <w:lsdException w:name="Plain Text" w:semiHidden="1" w:unhideWhenUsed="1"/>
+    <w:lsdException w:name="E-mail Signature" w:semiHidden="1" w:unhideWhenUsed="1"/>
+    <w:lsdException w:name="HTML Top of Form" w:semiHidden="1" w:unhideWhenUsed="1"/>
+    <w:lsdException w:name="HTML Bottom of Form" w:semiHidden="1" w:unhideWhenUsed="1"/>
+    <w:lsdException w:name="Normal (Web)" w:semiHidden="1" w:unhideWhenUsed="1"/>
+    <w:lsdException w:name="HTML Acronym" w:semiHidden="1" w:unhideWhenUsed="1"/>
+    <w:lsdException w:name="HTML Address" w:semiHidden="1" w:unhideWhenUsed="1"/>
+    <w:lsdException w:name="HTML Cite" w:semiHidden="1" w:unhideWhenUsed="1"/>
+    <w:lsdException w:name="HTML Code" w:semiHidden="1" w:unhideWhenUsed="1"/>
+    <w:lsdException w:name="HTML Definition" w:semiHidden="1" w:unhideWhenUsed="1"/>
+    <w:lsdException w:name="HTML Keyboard" w:semiHidden="1" w:unhideWhenUsed="1"/>
+    <w:lsdException w:name="HTML Preformatted" w:semiHidden="1" w:unhideWhenUsed="1"/>
+    <w:lsdException w:name="HTML Sample" w:semiHidden="1" w:unhideWhenUsed="1"/>
+    <w:lsdException w:name="HTML Typewriter" w:semiHidden="1" w:unhideWhenUsed="1"/>
+    <w:lsdException w:name="HTML Variable" w:semiHidden="1" w:unhideWhenUsed="1"/>
+    <w:lsdException w:name="Normal Table" w:semiHidden="1" w:unhideWhenUsed="1"/>
+    <w:lsdException w:name="annotation subject" w:semiHidden="1" w:unhideWhenUsed="1"/>
+    <w:lsdException w:name="No List" w:semiHidden="1" w:unhideWhenUsed="1"/>
+    <w:lsdException w:name="Outline List 1" w:semiHidden="1" w:unhideWhenUsed="1"/>
+    <w:lsdException w:name="Outline List 2" w:semiHidden="1" w:unhideWhenUsed="1"/>
+    <w:lsdException w:name="Outline List 3" w:semiHidden="1" w:unhideWhenUsed="1"/>
+    <w:lsdException w:name="Table Simple 1" w:semiHidden="1" w:unhideWhenUsed="1"/>
+    <w:lsdException w:name="Table Simple 2" w:semiHidden="1" w:unhideWhenUsed="1"/>
+    <w:lsdException w:name="Table Simple 3" w:semiHidden="1" w:unhideWhenUsed="1"/>
+    <w:lsdException w:name="Table Classic 1" w:semiHidden="1" w:unhideWhenUsed="1"/>
+    <w:lsdException w:name="Table Classic 2" w:semiHidden="1" w:unhideWhenUsed="1"/>
+    <w:lsdException w:name="Table Classic 3" w:semiHidden="1" w:unhideWhenUsed="1"/>
+    <w:lsdException w:name="Table Classic 4" w:semiHidden="1" w:unhideWhenUsed="1"/>
+    <w:lsdException w:name="Table Colorful 1" w:semiHidden="1" w:unhideWhenUsed="1"/>
+    <w:lsdException w:name="Table Colorful 2" w:semiHidden="1" w:unhideWhenUsed="1"/>
+    <w:lsdException w:name="Table Colorful 3" w:semiHidden="1" w:unhideWhenUsed="1"/>
+    <w:lsdException w:name="Table Columns 1" w:semiHidden="1" w:unhideWhenUsed="1"/>
+    <w:lsdException w:name="Table Columns 2" w:semiHidden="1" w:unhideWhenUsed="1"/>
+    <w:lsdException w:name="Table Columns 3" w:semiHidden="1" w:unhideWhenUsed="1"/>
+    <w:lsdException w:name="Table Columns 4" w:semiHidden="1" w:unhideWhenUsed="1"/>
+    <w:lsdException w:name="Table Columns 5" w:semiHidden="1" w:unhideWhenUsed="1"/>
+    <w:lsdException w:name="Table Grid 1" w:semiHidden="1" w:unhideWhenUsed="1"/>
+    <w:lsdException w:name="Table Grid 2" w:semiHidden="1" w:unhideWhenUsed="1"/>
+    <w:lsdException w:name="Table Grid 3" w:semiHidden="1" w:unhideWhenUsed="1"/>
+    <w:lsdException w:name="Table Grid 4" w:semiHidden="1" w:unhideWhenUsed="1"/>
+    <w:lsdException w:name="Table Grid 5" w:semiHidden="1" w:unhideWhenUsed="1"/>
+    <w:lsdException w:name="Table Grid 6" w:semiHidden="1" w:unhideWhenUsed="1"/>
+    <w:lsdException w:name="Table Grid 7" w:semiHidden="1" w:unhideWhenUsed="1"/>
+    <w:lsdException w:name="Table Grid 8" w:semiHidden="1" w:unhideWhenUsed="1"/>
+    <w:lsdException w:name="Table List 1" w:semiHidden="1" w:unhideWhenUsed="1"/>
+    <w:lsdException w:name="Table List 2" w:semiHidden="1" w:unhideWhenUsed="1"/>
+    <w:lsdException w:name="Table List 3" w:semiHidden="1" w:unhideWhenUsed="1"/>
+    <w:lsdException w:name="Table List 4" w:semiHidden="1" w:unhideWhenUsed="1"/>
+    <w:lsdException w:name="Table List 5" w:semiHidden="1" w:unhideWhenUsed="1"/>
+    <w:lsdException w:name="Table List 6" w:semiHidden="1" w:unhideWhenUsed="1"/>
+    <w:lsdException w:name="Table List 7" w:semiHidden="1" w:unhideWhenUsed="1"/>
+    <w:lsdException w:name="Table List 8" w:semiHidden="1" w:unhideWhenUsed="1"/>
+    <w:lsdException w:name="Table 3D effects 1" w:semiHidden="1" w:unhideWhenUsed="1"/>
+    <w:lsdException w:name="Table 3D effects 2" w:semiHidden="1" w:unhideWhenUsed="1"/>
+    <w:lsdException w:name="Table 3D effects 3" w:semiHidden="1" w:unhideWhenUsed="1"/>
+    <w:lsdException w:name="Table Contemporary" w:semiHidden="1" w:unhideWhenUsed="1"/>
+    <w:lsdException w:name="Table Elegant" w:semiHidden="1" w:unhideWhenUsed="1"/>
+    <w:lsdException w:name="Table Professional" w:semiHidden="1" w:unhideWhenUsed="1"/>
+    <w:lsdException w:name="Table Subtle 1" w:semiHidden="1" w:unhideWhenUsed="1"/>
+    <w:lsdException w:name="Table Subtle 2" w:semiHidden="1" w:unhideWhenUsed="1"/>
+    <w:lsdException w:name="Table Web 1" w:semiHidden="1" w:unhideWhenUsed="1"/>
+    <w:lsdException w:name="Table Web 2" w:semiHidden="1" w:unhideWhenUsed="1"/>
+    <w:lsdException w:name="Table Web 3" w:semiHidden="1" w:unhideWhenUsed="1"/>
+    <w:lsdException w:name="Balloon Text" w:semiHidden="1" w:unhideWhenUsed="1"/>
+    <w:lsdException w:name="Table Grid" w:uiPriority="39"/>
+    <w:lsdException w:name="Table Theme" w:semiHidden="1" w:unhideWhenUsed="1"/>
+    <w:lsdException w:name="Placeholder Text" w:semiHidden="1"/>
+    <w:lsdException w:name="No Spacing" w:uiPriority="1" w:qFormat="1"/>
+    <w:lsdException w:name="Light Shading" w:uiPriority="60"/>
+    <w:lsdException w:name="Light List" w:uiPriority="61"/>
+    <w:lsdException w:name="Light Grid" w:uiPriority="62"/>
+    <w:lsdException w:name="Medium Shading 1" w:uiPriority="63"/>
+    <w:lsdException w:name="Medium Shading 2" w:uiPriority="64"/>
+    <w:lsdException w:name="Medium List 1" w:uiPriority="65"/>
+    <w:lsdException w:name="Medium List 2" w:uiPriority="66"/>
+    <w:lsdException w:name="Medium Grid 1" w:uiPriority="67"/>
+    <w:lsdException w:name="Medium Grid 2" w:uiPriority="68"/>
+    <w:lsdException w:name="Medium Grid 3" w:uiPriority="69"/>
+    <w:lsdException w:name="Dark List" w:uiPriority="70"/>
+    <w:lsdException w:name="Colorful Shading" w:uiPriority="71"/>
+    <w:lsdException w:name="Colorful List" w:uiPriority="72"/>
+    <w:lsdException w:name="Colorful Grid" w:uiPriority="73"/>
+    <w:lsdException w:name="Light Shading Accent 1" w:uiPriority="60"/>
+    <w:lsdException w:name="Light List Accent 1" w:uiPriority="61"/>
+    <w:lsdException w:name="Light Grid Accent 1" w:uiPriority="62"/>
+    <w:lsdException w:name="Medium Shading 1 Accent 1" w:uiPriority="63"/>
+    <w:lsdException w:name="Medium Shading 2 Accent 1" w:uiPriority="64"/>
+    <w:lsdException w:name="Medium List 1 Accent 1" w:uiPriority="65"/>
+    <w:lsdException w:name="Revision" w:semiHidden="1"/>
+    <w:lsdException w:name="List Paragraph" w:uiPriority="34" w:qFormat="1"/>
+    <w:lsdException w:name="Quote" w:uiPriority="29" w:qFormat="1"/>
+    <w:lsdException w:name="Intense Quote" w:uiPriority="30" w:qFormat="1"/>
+    <w:lsdException w:name="Medium List 2 Accent 1" w:uiPriority="66"/>
+    <w:lsdException w:name="Medium Grid 1 Accent 1" w:uiPriority="67"/>
+    <w:lsdException w:name="Medium Grid 2 Accent 1" w:uiPriority="68"/>
+    <w:lsdException w:name="Medium Grid 3 Accent 1" w:uiPriority="69"/>
+    <w:lsdException w:name="Dark List Accent 1" w:uiPriority="70"/>
+    <w:lsdException w:name="Colorful Shading Accent 1" w:uiPriority="71"/>
+    <w:lsdException w:name="Colorful List Accent 1" w:uiPriority="72"/>
+    <w:lsdException w:name="Colorful Grid Accent 1" w:uiPriority="73"/>
+    <w:lsdException w:name="Light Shading Accent 2" w:uiPriority="60"/>
+    <w:lsdException w:name="Light List Accent 2" w:uiPriority="61"/>
+    <w:lsdException w:name="Light Grid Accent 2" w:uiPriority="62"/>
+    <w:lsdException w:name="Medium Shading 1 Accent 2" w:uiPriority="63"/>
+    <w:lsdException w:name="Medium Shading 2 Accent 2" w:uiPriority="64"/>
+    <w:lsdException w:name="Medium List 1 Accent 2" w:uiPriority="65"/>
+    <w:lsdException w:name="Medium List 2 Accent 2" w:uiPriority="66"/>
+    <w:lsdException w:name="Medium Grid 1 Accent 2" w:uiPriority="67"/>
+    <w:lsdException w:name="Medium Grid 2 Accent 2" w:uiPriority="68"/>
+    <w:lsdException w:name="Medium Grid 3 Accent 2" w:uiPriority="69"/>
+    <w:lsdException w:name="Dark List Accent 2" w:uiPriority="70"/>
+    <w:lsdException w:name="Colorful Shading Accent 2" w:uiPriority="71"/>
+    <w:lsdException w:name="Colorful List Accent 2" w:uiPriority="72"/>
+    <w:lsdException w:name="Colorful Grid Accent 2" w:uiPriority="73"/>
+    <w:lsdException w:name="Light Shading Accent 3" w:uiPriority="60"/>
+    <w:lsdException w:name="Light List Accent 3" w:uiPriority="61"/>
+    <w:lsdException w:name="Light Grid Accent 3" w:uiPriority="62"/>
+    <w:lsdException w:name="Medium Shading 1 Accent 3" w:uiPriority="63"/>
+    <w:lsdException w:name="Medium Shading 2 Accent 3" w:uiPriority="64"/>
+    <w:lsdException w:name="Medium List 1 Accent 3" w:uiPriority="65"/>
+    <w:lsdException w:name="Medium List 2 Accent 3" w:uiPriority="66"/>
+    <w:lsdException w:name="Medium Grid 1 Accent 3" w:uiPriority="67"/>
+    <w:lsdException w:name="Medium Grid 2 Accent 3" w:uiPriority="68"/>
+    <w:lsdException w:name="Medium Grid 3 Accent 3" w:uiPriority="69"/>
+    <w:lsdException w:name="Dark List Accent 3" w:uiPriority="70"/>
+    <w:lsdException w:name="Colorful Shading Accent 3" w:uiPriority="71"/>
+    <w:lsdException w:name="Colorful List Accent 3" w:uiPriority="72"/>
+    <w:lsdException w:name="Colorful Grid Accent 3" w:uiPriority="73"/>
+    <w:lsdException w:name="Light Shading Accent 4" w:uiPriority="60"/>
+    <w:lsdException w:name="Light List Accent 4" w:uiPriority="61"/>
+    <w:lsdException w:name="Light Grid Accent 4" w:uiPriority="62"/>
+    <w:lsdException w:name="Medium Shading 1 Accent 4" w:uiPriority="63"/>
+    <w:lsdException w:name="Medium Shading 2 Accent 4" w:uiPriority="64"/>
+    <w:lsdException w:name="Medium List 1 Accent 4" w:uiPriority="65"/>
+    <w:lsdException w:name="Medium List 2 Accent 4" w:uiPriority="66"/>
+    <w:lsdException w:name="Medium Grid 1 Accent 4" w:uiPriority="67"/>
+    <w:lsdException w:name="Medium Grid 2 Accent 4" w:uiPriority="68"/>
+    <w:lsdException w:name="Medium Grid 3 Accent 4" w:uiPriority="69"/>
+    <w:lsdException w:name="Dark List Accent 4" w:uiPriority="70"/>
+    <w:lsdException w:name="Colorful Shading Accent 4" w:uiPriority="71"/>
+    <w:lsdException w:name="Colorful List Accent 4" w:uiPriority="72"/>
+    <w:lsdException w:name="Colorful Grid Accent 4" w:uiPriority="73"/>
+    <w:lsdException w:name="Light Shading Accent 5" w:uiPriority="60"/>
+    <w:lsdException w:name="Light List Accent 5" w:uiPriority="61"/>
+    <w:lsdException w:name="Light Grid Accent 5" w:uiPriority="62"/>
+    <w:lsdException w:name="Medium Shading 1 Accent 5" w:uiPriority="63"/>
+    <w:lsdException w:name="Medium Shading 2 Accent 5" w:uiPriority="64"/>
+    <w:lsdException w:name="Medium List 1 Accent 5" w:uiPriority="65"/>
+    <w:lsdException w:name="Medium List 2 Accent 5" w:uiPriority="66"/>
+    <w:lsdException w:name="Medium Grid 1 Accent 5" w:uiPriority="67"/>
+    <w:lsdException w:name="Medium Grid 2 Accent 5" w:uiPriority="68"/>
+    <w:lsdException w:name="Medium Grid 3 Accent 5" w:uiPriority="69"/>
+    <w:lsdException w:name="Dark List Accent 5" w:uiPriority="70"/>
+    <w:lsdException w:name="Colorful Shading Accent 5" w:uiPriority="71"/>
+    <w:lsdException w:name="Colorful List Accent 5" w:uiPriority="72"/>
+    <w:lsdException w:name="Colorful Grid Accent 5" w:uiPriority="73"/>
+    <w:lsdException w:name="Light Shading Accent 6" w:uiPriority="60"/>
+    <w:lsdException w:name="Light List Accent 6" w:uiPriority="61"/>
+    <w:lsdException w:name="Light Grid Accent 6" w:uiPriority="62"/>
+    <w:lsdException w:name="Medium Shading 1 Accent 6" w:uiPriority="63"/>
+    <w:lsdException w:name="Medium Shading 2 Accent 6" w:uiPriority="64"/>
+    <w:lsdException w:name="Medium List 1 Accent 6" w:uiPriority="65"/>
+    <w:lsdException w:name="Medium List 2 Accent 6" w:uiPriority="66"/>
+    <w:lsdException w:name="Medium Grid 1 Accent 6" w:uiPriority="67"/>
+    <w:lsdException w:name="Medium Grid 2 Accent 6" w:uiPriority="68"/>
+    <w:lsdException w:name="Medium Grid 3 Accent 6" w:uiPriority="69"/>
+    <w:lsdException w:name="Dark List Accent 6" w:uiPriority="70"/>
+    <w:lsdException w:name="Colorful Shading Accent 6" w:uiPriority="71"/>
+    <w:lsdException w:name="Colorful List Accent 6" w:uiPriority="72"/>
+    <w:lsdException w:name="Colorful Grid Accent 6" w:uiPriority="73"/>
+    <w:lsdException w:name="Subtle Emphasis" w:uiPriority="19" w:qFormat="1"/>
+    <w:lsdException w:name="Intense Emphasis" w:uiPriority="21" w:qFormat="1"/>
+    <w:lsdException w:name="Subtle Reference" w:uiPriority="31" w:qFormat="1"/>
+    <w:lsdException w:name="Intense Reference" w:uiPriority="32" w:qFormat="1"/>
+    <w:lsdException w:name="Book Title" w:uiPriority="33" w:qFormat="1"/>
+    <w:lsdException w:name="Bibliography" w:semiHidden="1" w:uiPriority="37" w:unhideWhenUsed="1"/>
+    <w:lsdException w:name="TOC Heading" w:semiHidden="1" w:uiPriority="39" w:unhideWhenUsed="1" w:qFormat="1"/>
+    <w:lsdException w:name="Plain Table 1" w:uiPriority="41"/>
+    <w:lsdException w:name="Plain Table 2" w:uiPriority="42"/>
+    <w:lsdException w:name="Plain Table 3" w:uiPriority="43"/>
+    <w:lsdException w:name="Plain Table 4" w:uiPriority="44"/>
+    <w:lsdException w:name="Plain Table 5" w:uiPriority="45"/>
+    <w:lsdException w:name="Grid Table Light" w:uiPriority="40"/>
+    <w:lsdException w:name="Grid Table 1 Light" w:uiPriority="46"/>
+    <w:lsdException w:name="Grid Table 2" w:uiPriority="47"/>
+    <w:lsdException w:name="Grid Table 3" w:uiPriority="48"/>
+    <w:lsdException w:name="Grid Table 4" w:uiPriority="49"/>
+    <w:lsdException w:name="Grid Table 5 Dark" w:uiPriority="50"/>
+    <w:lsdException w:name="Grid Table 6 Colorful" w:uiPriority="51"/>
+    <w:lsdException w:name="Grid Table 7 Colorful" w:uiPriority="52"/>
+    <w:lsdException w:name="Grid Table 1 Light Accent 1" w:uiPriority="46"/>
+    <w:lsdException w:name="Grid Table 2 Accent 1" w:uiPriority="47"/>
+    <w:lsdException w:name="Grid Table 3 Accent 1" w:uiPriority="48"/>
+    <w:lsdException w:name="Grid Table 4 Accent 1" w:uiPriority="49"/>
+    <w:lsdException w:name="Grid Table 5 Dark Accent 1" w:uiPriority="50"/>
+    <w:lsdException w:name="Grid Table 6 Colorful Accent 1" w:uiPriority="51"/>
+    <w:lsdException w:name="Grid Table 7 Colorful Accent 1" w:uiPriority="52"/>
+    <w:lsdException w:name="Grid Table 1 Light Accent 2" w:uiPriority="46"/>
+    <w:lsdException w:name="Grid Table 2 Accent 2" w:uiPriority="47"/>
+    <w:lsdException w:name="Grid Table 3 Accent 2" w:uiPriority="48"/>
+    <w:lsdException w:name="Grid Table 4 Accent 2" w:uiPriority="49"/>
+    <w:lsdException w:name="Grid Table 5 Dark Accent 2" w:uiPriority="50"/>
+    <w:lsdException w:name="Grid Table 6 Colorful Accent 2" w:uiPriority="51"/>
+    <w:lsdException w:name="Grid Table 7 Colorful Accent 2" w:uiPriority="52"/>
+    <w:lsdException w:name="Grid Table 1 Light Accent 3" w:uiPriority="46"/>
+    <w:lsdException w:name="Grid Table 2 Accent 3" w:uiPriority="47"/>
+    <w:lsdException w:name="Grid Table 3 Accent 3" w:uiPriority="48"/>
+    <w:lsdException w:name="Grid Table 4 Accent 3" w:uiPriority="49"/>
+    <w:lsdException w:name="Grid Table 5 Dark Accent 3" w:uiPriority="50"/>
+    <w:lsdException w:name="Grid Table 6 Colorful Accent 3" w:uiPriority="51"/>
+    <w:lsdException w:name="Grid Table 7 Colorful Accent 3" w:uiPriority="52"/>
+    <w:lsdException w:name="Grid Table 1 Light Accent 4" w:uiPriority="46"/>
+    <w:lsdException w:name="Grid Table 2 Accent 4" w:uiPriority="47"/>
+    <w:lsdException w:name="Grid Table 3 Accent 4" w:uiPriority="48"/>
+    <w:lsdException w:name="Grid Table 4 Accent 4" w:uiPriority="49"/>
+    <w:lsdException w:name="Grid Table 5 Dark Accent 4" w:uiPriority="50"/>
+    <w:lsdException w:name="Grid Table 6 Colorful Accent 4" w:uiPriority="51"/>
+    <w:lsdException w:name="Grid Table 7 Colorful Accent 4" w:uiPriority="52"/>
+    <w:lsdException w:name="Grid Table 1 Light Accent 5" w:uiPriority="46"/>
+    <w:lsdException w:name="Grid Table 2 Accent 5" w:uiPriority="47"/>
+    <w:lsdException w:name="Grid Table 3 Accent 5" w:uiPriority="48"/>
+    <w:lsdException w:name="Grid Table 4 Accent 5" w:uiPriority="49"/>
+    <w:lsdException w:name="Grid Table 5 Dark Accent 5" w:uiPriority="50"/>
+    <w:lsdException w:name="Grid Table 6 Colorful Accent 5" w:uiPriority="51"/>
+    <w:lsdException w:name="Grid Table 7 Colorful Accent 5" w:uiPriority="52"/>
+    <w:lsdException w:name="Grid Table 1 Light Accent 6" w:uiPriority="46"/>
+    <w:lsdException w:name="Grid Table 2 Accent 6" w:uiPriority="47"/>
+    <w:lsdException w:name="Grid Table 3 Accent 6" w:uiPriority="48"/>
+    <w:lsdException w:name="Grid Table 4 Accent 6" w:uiPriority="49"/>
+    <w:lsdException w:name="Grid Table 5 Dark Accent 6" w:uiPriority="50"/>
+    <w:lsdException w:name="Grid Table 6 Colorful Accent 6" w:uiPriority="51"/>
+    <w:lsdException w:name="Grid Table 7 Colorful Accent 6" w:uiPriority="52"/>
+    <w:lsdException w:name="List Table 1 Light" w:uiPriority="46"/>
+    <w:lsdException w:name="List Table 2" w:uiPriority="47"/>
+    <w:lsdException w:name="List Table 3" w:uiPriority="48"/>
+    <w:lsdException w:name="List Table 4" w:uiPriority="49"/>
+    <w:lsdException w:name="List Table 5 Dark" w:uiPriority="50"/>
+    <w:lsdException w:name="List Table 6 Colorful" w:uiPriority="51"/>
+    <w:lsdException w:name="List Table 7 Colorful" w:uiPriority="52"/>
+    <w:lsdException w:name="List Table 1 Light Accent 1" w:uiPriority="46"/>
+    <w:lsdException w:name="List Table 2 Accent 1" w:uiPriority="47"/>
+    <w:lsdException w:name="List Table 3 Accent 1" w:uiPriority="48"/>
+    <w:lsdException w:name="List Table 4 Accent 1" w:uiPriority="49"/>
+    <w:lsdException w:name="List Table 5 Dark Accent 1" w:uiPriority="50"/>
+    <w:lsdException w:name="List Table 6 Colorful Accent 1" w:uiPriority="51"/>
+    <w:lsdException w:name="List Table 7 Colorful Accent 1" w:uiPriority="52"/>
+    <w:lsdException w:name="List Table 1 Light Accent 2" w:uiPriority="46"/>
+    <w:lsdException w:name="List Table 2 Accent 2" w:uiPriority="47"/>
+    <w:lsdException w:name="List Table 3 Accent 2" w:uiPriority="48"/>
+    <w:lsdException w:name="List Table 4 Accent 2" w:uiPriority="49"/>
+    <w:lsdException w:name="List Table 5 Dark Accent 2" w:uiPriority="50"/>
+    <w:lsdException w:name="List Table 6 Colorful Accent 2" w:uiPriority="51"/>
+    <w:lsdException w:name="List Table 7 Colorful Accent 2" w:uiPriority="52"/>
+    <w:lsdException w:name="List Table 1 Light Accent 3" w:uiPriority="46"/>
+    <w:lsdException w:name="List Table 2 Accent 3" w:uiPriority="47"/>
+    <w:lsdException w:name="List Table 3 Accent 3" w:uiPriority="48"/>
+    <w:lsdException w:name="List Table 4 Accent 3" w:uiPriority="49"/>
+    <w:lsdException w:name="List Table 5 Dark Accent 3" w:uiPriority="50"/>
+    <w:lsdException w:name="List Table 6 Colorful Accent 3" w:uiPriority="51"/>
+    <w:lsdException w:name="List Table 7 Colorful Accent 3" w:uiPriority="52"/>
+    <w:lsdException w:name="List Table 1 Light Accent 4" w:uiPriority="46"/>
+    <w:lsdException w:name="List Table 2 Accent 4" w:uiPriority="47"/>
+    <w:lsdException w:name="List Table 3 Accent 4" w:uiPriority="48"/>
+    <w:lsdException w:name="List Table 4 Accent 4" w:uiPriority="49"/>
+    <w:lsdException w:name="List Table 5 Dark Accent 4" w:uiPriority="50"/>
+    <w:lsdException w:name="List Table 6 Colorful Accent 4" w:uiPriority="51"/>
+    <w:lsdException w:name="List Table 7 Colorful Accent 4" w:uiPriority="52"/>
+    <w:lsdException w:name="List Table 1 Light Accent 5" w:uiPriority="46"/>
+    <w:lsdException w:name="List Table 2 Accent 5" w:uiPriority="47"/>
+    <w:lsdException w:name="List Table 3 Accent 5" w:uiPriority="48"/>
+    <w:lsdException w:name="List Table 4 Accent 5" w:uiPriority="49"/>
+    <w:lsdException w:name="List Table 5 Dark Accent 5" w:uiPriority="50"/>
+    <w:lsdException w:name="List Table 6 Colorful Accent 5" w:uiPriority="51"/>
+    <w:lsdException w:name="List Table 7 Colorful Accent 5" w:uiPriority="52"/>
+    <w:lsdException w:name="List Table 1 Light Accent 6" w:uiPriority="46"/>
+    <w:lsdException w:name="List Table 2 Accent 6" w:uiPriority="47"/>
+    <w:lsdException w:name="List Table 3 Accent 6" w:uiPriority="48"/>
+    <w:lsdException w:name="List Table 4 Accent 6" w:uiPriority="49"/>
+    <w:lsdException w:name="List Table 5 Dark Accent 6" w:uiPriority="50"/>
+    <w:lsdException w:name="List Table 6 Colorful Accent 6" w:uiPriority="51"/>
+    <w:lsdException w:name="List Table 7 Colorful Accent 6" w:uiPriority="52"/>
+    <w:lsdException w:name="Mention" w:semiHidden="1" w:unhideWhenUsed="1"/>
+    <w:lsdException w:name="Smart Hyperlink" w:semiHidden="1" w:unhideWhenUsed="1"/>
+    <w:lsdException w:name="Hashtag" w:semiHidden="1" w:unhideWhenUsed="1"/>
+    <w:lsdException w:name="Unresolved Mention" w:semiHidden="1" w:unhideWhenUsed="1"/>
+    <w:lsdException w:name="Smart Link" w:semiHidden="1" w:unhideWhenUsed="1"/>
+  </w:latentStyles>
+  <w:style w:type="paragraph" w:default="1" w:styleId="a">
     <w:name w:val="Normal"/>
     <w:qFormat/>
     <w:pPr>
-      <w:autoSpaceDE w:val="off"/>
-      <w:autoSpaceDN w:val="off"/>
-      <w:widowControl w:val="off"/>
-      <w:wordWrap w:val="off"/>
+      <w:widowControl w:val="0"/>
+      <w:wordWrap w:val="0"/>
+      <w:autoSpaceDE w:val="0"/>
+      <w:autoSpaceDN w:val="0"/>
     </w:pPr>
   </w:style>
-  <w:style w:type="character" w:default="1" w:styleId="a2">
+  <w:style w:type="paragraph" w:styleId="1">
+    <w:name w:val="heading 1"/>
+    <w:basedOn w:val="a"/>
+    <w:next w:val="a"/>
+    <w:uiPriority w:val="9"/>
+    <w:qFormat/>
+    <w:pPr>
+      <w:keepNext/>
+      <w:keepLines/>
+      <w:spacing w:before="280" w:after="80"/>
+      <w:outlineLvl w:val="0"/>
+    </w:pPr>
+    <w:rPr>
+      <w:rFonts w:asciiTheme="majorHAnsi" w:eastAsiaTheme="majorEastAsia" w:hAnsiTheme="majorHAnsi" w:cstheme="majorBidi"/>
+      <w:color w:val="000000"/>
+      <w:sz w:val="32"/>
+      <w:szCs w:val="32"/>
+    </w:rPr>
+  </w:style>
+  <w:style w:type="paragraph" w:styleId="2">
+    <w:name w:val="heading 2"/>
+    <w:basedOn w:val="a"/>
+    <w:next w:val="a"/>
+    <w:uiPriority w:val="9"/>
+    <w:semiHidden/>
+    <w:unhideWhenUsed/>
+    <w:qFormat/>
+    <w:pPr>
+      <w:keepNext/>
+      <w:keepLines/>
+      <w:spacing w:before="160" w:after="80"/>
+      <w:outlineLvl w:val="1"/>
+    </w:pPr>
+    <w:rPr>
+      <w:rFonts w:asciiTheme="majorHAnsi" w:eastAsiaTheme="majorEastAsia" w:hAnsiTheme="majorHAnsi" w:cstheme="majorBidi"/>
+      <w:color w:val="000000"/>
+      <w:sz w:val="28"/>
+      <w:szCs w:val="28"/>
+    </w:rPr>
+  </w:style>
+  <w:style w:type="paragraph" w:styleId="3">
+    <w:name w:val="heading 3"/>
+    <w:basedOn w:val="a"/>
+    <w:next w:val="a"/>
+    <w:uiPriority w:val="9"/>
+    <w:semiHidden/>
+    <w:unhideWhenUsed/>
+    <w:qFormat/>
+    <w:pPr>
+      <w:keepNext/>
+      <w:keepLines/>
+      <w:spacing w:before="160" w:after="80"/>
+      <w:outlineLvl w:val="2"/>
+    </w:pPr>
+    <w:rPr>
+      <w:rFonts w:asciiTheme="majorHAnsi" w:eastAsiaTheme="majorEastAsia" w:hAnsiTheme="majorHAnsi" w:cstheme="majorBidi"/>
+      <w:color w:val="000000"/>
+      <w:sz w:val="24"/>
+    </w:rPr>
+  </w:style>
+  <w:style w:type="paragraph" w:styleId="4">
+    <w:name w:val="heading 4"/>
+    <w:basedOn w:val="a"/>
+    <w:next w:val="a"/>
+    <w:uiPriority w:val="9"/>
+    <w:semiHidden/>
+    <w:unhideWhenUsed/>
+    <w:qFormat/>
+    <w:pPr>
+      <w:keepNext/>
+      <w:keepLines/>
+      <w:spacing w:before="80" w:after="40"/>
+      <w:outlineLvl w:val="3"/>
+    </w:pPr>
+    <w:rPr>
+      <w:rFonts w:asciiTheme="majorHAnsi" w:eastAsiaTheme="majorEastAsia" w:hAnsiTheme="majorHAnsi" w:cstheme="majorBidi"/>
+      <w:color w:val="000000"/>
+    </w:rPr>
+  </w:style>
+  <w:style w:type="paragraph" w:styleId="5">
+    <w:name w:val="heading 5"/>
+    <w:basedOn w:val="a"/>
+    <w:next w:val="a"/>
+    <w:uiPriority w:val="9"/>
+    <w:semiHidden/>
+    <w:unhideWhenUsed/>
+    <w:qFormat/>
+    <w:pPr>
+      <w:keepNext/>
+      <w:keepLines/>
+      <w:spacing w:before="80" w:after="40"/>
+      <w:ind w:leftChars="100" w:left="100"/>
+      <w:outlineLvl w:val="4"/>
+    </w:pPr>
+    <w:rPr>
+      <w:rFonts w:asciiTheme="majorHAnsi" w:eastAsiaTheme="majorEastAsia" w:hAnsiTheme="majorHAnsi" w:cstheme="majorBidi"/>
+      <w:color w:val="000000"/>
+    </w:rPr>
+  </w:style>
+  <w:style w:type="paragraph" w:styleId="6">
+    <w:name w:val="heading 6"/>
+    <w:basedOn w:val="a"/>
+    <w:next w:val="a"/>
+    <w:uiPriority w:val="9"/>
+    <w:semiHidden/>
+    <w:unhideWhenUsed/>
+    <w:qFormat/>
+    <w:pPr>
+      <w:keepNext/>
+      <w:keepLines/>
+      <w:spacing w:before="80" w:after="40"/>
+      <w:ind w:leftChars="200" w:left="200"/>
+      <w:outlineLvl w:val="5"/>
+    </w:pPr>
+    <w:rPr>
+      <w:rFonts w:asciiTheme="majorHAnsi" w:eastAsiaTheme="majorEastAsia" w:hAnsiTheme="majorHAnsi" w:cstheme="majorBidi"/>
+      <w:color w:val="000000"/>
+    </w:rPr>
+  </w:style>
+  <w:style w:type="paragraph" w:styleId="7">
+    <w:name w:val="heading 7"/>
+    <w:basedOn w:val="a"/>
+    <w:next w:val="a"/>
+    <w:semiHidden/>
+    <w:unhideWhenUsed/>
+    <w:qFormat/>
+    <w:pPr>
+      <w:keepNext/>
+      <w:keepLines/>
+      <w:spacing w:before="80" w:after="40"/>
+      <w:ind w:leftChars="300" w:left="300"/>
+      <w:outlineLvl w:val="6"/>
+    </w:pPr>
+    <w:rPr>
+      <w:rFonts w:asciiTheme="majorHAnsi" w:eastAsiaTheme="majorEastAsia" w:hAnsiTheme="majorHAnsi" w:cstheme="majorBidi"/>
+      <w:color w:val="000000"/>
+    </w:rPr>
+  </w:style>
+  <w:style w:type="paragraph" w:styleId="8">
+    <w:name w:val="heading 8"/>
+    <w:basedOn w:val="a"/>
+    <w:next w:val="a"/>
+    <w:semiHidden/>
+    <w:unhideWhenUsed/>
+    <w:qFormat/>
+    <w:pPr>
+      <w:keepNext/>
+      <w:keepLines/>
+      <w:spacing w:before="80" w:after="40"/>
+      <w:ind w:leftChars="400" w:left="400"/>
+      <w:outlineLvl w:val="7"/>
+    </w:pPr>
+    <w:rPr>
+      <w:rFonts w:asciiTheme="majorHAnsi" w:eastAsiaTheme="majorEastAsia" w:hAnsiTheme="majorHAnsi" w:cstheme="majorBidi"/>
+      <w:color w:val="000000"/>
+    </w:rPr>
+  </w:style>
+  <w:style w:type="paragraph" w:styleId="9">
+    <w:name w:val="heading 9"/>
+    <w:basedOn w:val="a"/>
+    <w:next w:val="a"/>
+    <w:semiHidden/>
+    <w:unhideWhenUsed/>
+    <w:qFormat/>
+    <w:pPr>
+      <w:keepNext/>
+      <w:keepLines/>
+      <w:spacing w:before="80" w:after="40"/>
+      <w:ind w:leftChars="500" w:left="500"/>
+      <w:outlineLvl w:val="8"/>
+    </w:pPr>
+    <w:rPr>
+      <w:rFonts w:asciiTheme="majorHAnsi" w:eastAsiaTheme="majorEastAsia" w:hAnsiTheme="majorHAnsi" w:cstheme="majorBidi"/>
+      <w:color w:val="000000"/>
+    </w:rPr>
+  </w:style>
+  <w:style w:type="character" w:default="1" w:styleId="a0">
     <w:name w:val="Default Paragraph Font"/>
+    <w:uiPriority w:val="1"/>
+    <w:semiHidden/>
     <w:unhideWhenUsed/>
   </w:style>
-  <w:style w:type="table" w:default="1" w:styleId="a3">
+  <w:style w:type="table" w:default="1" w:styleId="a1">
     <w:name w:val="Normal Table"/>
+    <w:uiPriority w:val="99"/>
     <w:semiHidden/>
     <w:unhideWhenUsed/>
     <w:tblPr>
@@ -6378,33 +6912,15 @@
       </w:tblCellMar>
     </w:tblPr>
   </w:style>
-  <w:style w:type="numbering" w:default="1" w:styleId="a4">
+  <w:style w:type="numbering" w:default="1" w:styleId="a2">
     <w:name w:val="No List"/>
+    <w:uiPriority w:val="99"/>
     <w:semiHidden/>
     <w:unhideWhenUsed/>
   </w:style>
-  <w:style w:type="paragraph" w:styleId="a1">
-    <w:name w:val="Normal"/>
-    <w:qFormat/>
-    <w:pPr>
-      <w:autoSpaceDE w:val="off"/>
-      <w:autoSpaceDN w:val="off"/>
-      <w:widowControl w:val="off"/>
-      <w:wordWrap w:val="off"/>
-    </w:pPr>
-  </w:style>
-  <w:style w:type="paragraph" w:styleId="1">
-    <w:name w:val="heading 1"/>
-    <w:basedOn w:val="a1"/>
-    <w:next w:val="a1"/>
-    <w:link w:val="Normal"/>
-    <w:qFormat/>
-    <w:pPr>
-      <w:keepNext/>
-      <w:keepLines/>
-      <w:outlineLvl w:val="0"/>
-      <w:spacing w:after="80" w:before="280"/>
-    </w:pPr>
+  <w:style w:type="character" w:customStyle="1" w:styleId="1Char">
+    <w:name w:val="제목 1 Char"/>
+    <w:basedOn w:val="a0"/>
     <w:rPr>
       <w:rFonts w:asciiTheme="majorHAnsi" w:eastAsiaTheme="majorEastAsia" w:hAnsiTheme="majorHAnsi" w:cstheme="majorBidi"/>
       <w:color w:val="000000"/>
@@ -6412,46 +6928,9 @@
       <w:szCs w:val="32"/>
     </w:rPr>
   </w:style>
-  <w:style w:type="character" w:customStyle="1" w:styleId="1Char">
-    <w:name w:val="제목 1 Char"/>
-    <w:basedOn w:val="a2"/>
-    <w:link w:val="Normal"/>
-    <w:rPr>
-      <w:rFonts w:asciiTheme="majorHAnsi" w:eastAsiaTheme="majorEastAsia" w:hAnsiTheme="majorHAnsi" w:cstheme="majorBidi"/>
-      <w:color w:val="000000"/>
-      <w:sz w:val="32"/>
-      <w:szCs w:val="32"/>
-    </w:rPr>
-  </w:style>
-  <w:style w:type="paragraph" w:styleId="21">
-    <w:name w:val="heading 2"/>
-    <w:basedOn w:val="a1"/>
-    <w:next w:val="a1"/>
-    <w:link w:val="Normal"/>
-    <w:qFormat/>
-    <w:semiHidden/>
-    <w:unhideWhenUsed/>
-    <w:pPr>
-      <w:keepNext/>
-      <w:keepLines/>
-      <w:outlineLvl w:val="1"/>
-      <w:spacing w:after="80" w:before="160"/>
-    </w:pPr>
-    <w:rPr>
-      <w:rFonts w:asciiTheme="majorHAnsi" w:eastAsiaTheme="majorEastAsia" w:hAnsiTheme="majorHAnsi" w:cstheme="majorBidi"/>
-      <w:color w:val="000000"/>
-      <w:sz w:val="28"/>
-      <w:szCs w:val="28"/>
-    </w:rPr>
-  </w:style>
-  <w:style w:type="character" w:styleId="a2">
-    <w:name w:val="Default Paragraph Font"/>
-    <w:unhideWhenUsed/>
-  </w:style>
   <w:style w:type="character" w:customStyle="1" w:styleId="2Char">
     <w:name w:val="제목 2 Char"/>
-    <w:basedOn w:val="a2"/>
-    <w:link w:val="Normal"/>
+    <w:basedOn w:val="a0"/>
     <w:semiHidden/>
     <w:rPr>
       <w:rFonts w:asciiTheme="majorHAnsi" w:eastAsiaTheme="majorEastAsia" w:hAnsiTheme="majorHAnsi" w:cstheme="majorBidi"/>
@@ -6460,10 +6939,9 @@
       <w:szCs w:val="28"/>
     </w:rPr>
   </w:style>
-  <w:style w:type="character" w:customStyle="1" w:styleId="Char1">
+  <w:style w:type="character" w:customStyle="1" w:styleId="Char">
     <w:name w:val="인용 Char"/>
-    <w:basedOn w:val="a2"/>
-    <w:link w:val="Normal"/>
+    <w:basedOn w:val="a0"/>
     <w:rPr>
       <w:i/>
       <w:iCs/>
@@ -6472,8 +6950,7 @@
   </w:style>
   <w:style w:type="character" w:customStyle="1" w:styleId="4Char">
     <w:name w:val="제목 4 Char"/>
-    <w:basedOn w:val="a2"/>
-    <w:link w:val="Normal"/>
+    <w:basedOn w:val="a0"/>
     <w:semiHidden/>
     <w:rPr>
       <w:rFonts w:asciiTheme="majorHAnsi" w:eastAsiaTheme="majorEastAsia" w:hAnsiTheme="majorHAnsi" w:cstheme="majorBidi"/>
@@ -6482,8 +6959,7 @@
   </w:style>
   <w:style w:type="character" w:customStyle="1" w:styleId="3Char">
     <w:name w:val="제목 3 Char"/>
-    <w:basedOn w:val="a2"/>
-    <w:link w:val="Normal"/>
+    <w:basedOn w:val="a0"/>
     <w:semiHidden/>
     <w:rPr>
       <w:rFonts w:asciiTheme="majorHAnsi" w:eastAsiaTheme="majorEastAsia" w:hAnsiTheme="majorHAnsi" w:cstheme="majorBidi"/>
@@ -6491,30 +6967,9 @@
       <w:sz w:val="24"/>
     </w:rPr>
   </w:style>
-  <w:style w:type="paragraph" w:styleId="9">
-    <w:name w:val="heading 9"/>
-    <w:basedOn w:val="a1"/>
-    <w:next w:val="a1"/>
-    <w:link w:val="Normal"/>
-    <w:qFormat/>
-    <w:semiHidden/>
-    <w:unhideWhenUsed/>
-    <w:pPr>
-      <w:ind w:leftChars="500" w:left="500"/>
-      <w:keepNext/>
-      <w:keepLines/>
-      <w:outlineLvl w:val="8"/>
-      <w:spacing w:after="40" w:before="80"/>
-    </w:pPr>
-    <w:rPr>
-      <w:rFonts w:asciiTheme="majorHAnsi" w:eastAsiaTheme="majorEastAsia" w:hAnsiTheme="majorHAnsi" w:cstheme="majorBidi"/>
-      <w:color w:val="000000"/>
-    </w:rPr>
-  </w:style>
-  <w:style w:type="character" w:customStyle="1" w:styleId="Char2">
+  <w:style w:type="character" w:customStyle="1" w:styleId="Char0">
     <w:name w:val="강한 인용 Char"/>
-    <w:basedOn w:val="a2"/>
-    <w:link w:val="Normal"/>
+    <w:basedOn w:val="a0"/>
     <w:rPr>
       <w:i/>
       <w:iCs/>
@@ -6523,8 +6978,7 @@
   </w:style>
   <w:style w:type="character" w:customStyle="1" w:styleId="7Char">
     <w:name w:val="제목 7 Char"/>
-    <w:basedOn w:val="a2"/>
-    <w:link w:val="Normal"/>
+    <w:basedOn w:val="a0"/>
     <w:semiHidden/>
     <w:rPr>
       <w:rFonts w:asciiTheme="majorHAnsi" w:eastAsiaTheme="majorEastAsia" w:hAnsiTheme="majorHAnsi" w:cstheme="majorBidi"/>
@@ -6533,89 +6987,101 @@
   </w:style>
   <w:style w:type="character" w:customStyle="1" w:styleId="8Char">
     <w:name w:val="제목 8 Char"/>
-    <w:basedOn w:val="a2"/>
-    <w:link w:val="Normal"/>
+    <w:basedOn w:val="a0"/>
     <w:semiHidden/>
     <w:rPr>
       <w:rFonts w:asciiTheme="majorHAnsi" w:eastAsiaTheme="majorEastAsia" w:hAnsiTheme="majorHAnsi" w:cstheme="majorBidi"/>
       <w:color w:val="000000"/>
     </w:rPr>
   </w:style>
-  <w:style w:type="paragraph" w:styleId="6">
-    <w:name w:val="heading 6"/>
-    <w:basedOn w:val="a1"/>
-    <w:next w:val="a1"/>
-    <w:link w:val="Normal"/>
+  <w:style w:type="paragraph" w:styleId="a3">
+    <w:name w:val="Subtitle"/>
+    <w:basedOn w:val="a"/>
+    <w:next w:val="a"/>
+    <w:uiPriority w:val="11"/>
     <w:qFormat/>
+    <w:pPr>
+      <w:jc w:val="center"/>
+    </w:pPr>
+    <w:rPr>
+      <w:rFonts w:asciiTheme="majorHAnsi" w:eastAsiaTheme="majorEastAsia" w:hAnsiTheme="majorHAnsi" w:cstheme="majorBidi"/>
+      <w:color w:val="595959"/>
+      <w:spacing w:val="15"/>
+      <w:sz w:val="28"/>
+      <w:szCs w:val="28"/>
+    </w:rPr>
+  </w:style>
+  <w:style w:type="character" w:customStyle="1" w:styleId="Char1">
+    <w:name w:val="부제 Char"/>
+    <w:basedOn w:val="a0"/>
+    <w:rPr>
+      <w:rFonts w:asciiTheme="majorHAnsi" w:eastAsiaTheme="majorEastAsia" w:hAnsiTheme="majorHAnsi" w:cstheme="majorBidi"/>
+      <w:color w:val="595959"/>
+      <w:spacing w:val="15"/>
+      <w:sz w:val="28"/>
+      <w:szCs w:val="28"/>
+    </w:rPr>
+  </w:style>
+  <w:style w:type="character" w:customStyle="1" w:styleId="9Char">
+    <w:name w:val="제목 9 Char"/>
+    <w:basedOn w:val="a0"/>
     <w:semiHidden/>
-    <w:unhideWhenUsed/>
-    <w:pPr>
-      <w:ind w:leftChars="200" w:left="200"/>
-      <w:keepNext/>
-      <w:keepLines/>
-      <w:outlineLvl w:val="5"/>
-      <w:spacing w:after="40" w:before="80"/>
-    </w:pPr>
     <w:rPr>
       <w:rFonts w:asciiTheme="majorHAnsi" w:eastAsiaTheme="majorEastAsia" w:hAnsiTheme="majorHAnsi" w:cstheme="majorBidi"/>
       <w:color w:val="000000"/>
     </w:rPr>
   </w:style>
-  <w:style w:type="numbering" w:styleId="a4">
-    <w:name w:val="No List"/>
-    <w:semiHidden/>
-    <w:unhideWhenUsed/>
-  </w:style>
-  <w:style w:type="table" w:styleId="a3">
-    <w:name w:val="Normal Table"/>
-    <w:semiHidden/>
-    <w:unhideWhenUsed/>
-    <w:tblPr>
-      <w:tblInd w:w="0" w:type="dxa"/>
-      <w:tblCellMar>
-        <w:top w:w="0" w:type="dxa"/>
-        <w:left w:w="108" w:type="dxa"/>
-        <w:bottom w:w="0" w:type="dxa"/>
-        <w:right w:w="108" w:type="dxa"/>
-      </w:tblCellMar>
-    </w:tblPr>
-  </w:style>
-  <w:style w:type="paragraph" w:styleId="a7">
-    <w:name w:val="Subtitle"/>
-    <w:basedOn w:val="a1"/>
-    <w:next w:val="a1"/>
-    <w:link w:val="Normal"/>
+  <w:style w:type="paragraph" w:styleId="a4">
+    <w:name w:val="Title"/>
+    <w:basedOn w:val="a"/>
+    <w:next w:val="a"/>
+    <w:uiPriority w:val="10"/>
     <w:qFormat/>
     <w:pPr>
+      <w:spacing w:after="80"/>
+      <w:contextualSpacing/>
       <w:jc w:val="center"/>
-      <w:numPr>
-        <w:ilvl w:val="0"/>
-      </w:numPr>
     </w:pPr>
     <w:rPr>
       <w:rFonts w:asciiTheme="majorHAnsi" w:eastAsiaTheme="majorEastAsia" w:hAnsiTheme="majorHAnsi" w:cstheme="majorBidi"/>
-      <w:color w:val="595959"/>
-      <w:sz w:val="28"/>
-      <w:szCs w:val="28"/>
-      <w:spacing w:val="15"/>
+      <w:spacing w:val="-10"/>
+      <w:kern w:val="28"/>
+      <w:sz w:val="56"/>
+      <w:szCs w:val="56"/>
     </w:rPr>
   </w:style>
-  <w:style w:type="character" w:customStyle="1" w:styleId="Char0">
-    <w:name w:val="부제 Char"/>
-    <w:basedOn w:val="a2"/>
-    <w:link w:val="Normal"/>
+  <w:style w:type="paragraph" w:styleId="a5">
+    <w:name w:val="Intense Quote"/>
+    <w:basedOn w:val="a"/>
+    <w:next w:val="a"/>
+    <w:qFormat/>
+    <w:pPr>
+      <w:pBdr>
+        <w:top w:val="single" w:sz="4" w:space="10" w:color="0F4761" w:themeColor="accent1" w:themeShade="BF"/>
+        <w:bottom w:val="single" w:sz="4" w:space="10" w:color="0F4761" w:themeColor="accent1" w:themeShade="BF"/>
+      </w:pBdr>
+      <w:spacing w:before="360" w:after="360"/>
+      <w:ind w:left="864" w:right="864"/>
+      <w:jc w:val="center"/>
+    </w:pPr>
+    <w:rPr>
+      <w:i/>
+      <w:iCs/>
+      <w:color w:val="104861"/>
+    </w:rPr>
+  </w:style>
+  <w:style w:type="character" w:customStyle="1" w:styleId="5Char">
+    <w:name w:val="제목 5 Char"/>
+    <w:basedOn w:val="a0"/>
+    <w:semiHidden/>
     <w:rPr>
       <w:rFonts w:asciiTheme="majorHAnsi" w:eastAsiaTheme="majorEastAsia" w:hAnsiTheme="majorHAnsi" w:cstheme="majorBidi"/>
-      <w:color w:val="595959"/>
-      <w:sz w:val="28"/>
-      <w:szCs w:val="28"/>
-      <w:spacing w:val="15"/>
+      <w:color w:val="000000"/>
     </w:rPr>
   </w:style>
-  <w:style w:type="character" w:customStyle="1" w:styleId="9Char">
-    <w:name w:val="제목 9 Char"/>
-    <w:basedOn w:val="a2"/>
-    <w:link w:val="Normal"/>
+  <w:style w:type="character" w:customStyle="1" w:styleId="6Char">
+    <w:name w:val="제목 6 Char"/>
+    <w:basedOn w:val="a0"/>
     <w:semiHidden/>
     <w:rPr>
       <w:rFonts w:asciiTheme="majorHAnsi" w:eastAsiaTheme="majorEastAsia" w:hAnsiTheme="majorHAnsi" w:cstheme="majorBidi"/>
@@ -6623,133 +7089,13 @@
     </w:rPr>
   </w:style>
   <w:style w:type="paragraph" w:styleId="a6">
-    <w:name w:val="Title"/>
-    <w:basedOn w:val="a1"/>
-    <w:next w:val="a1"/>
-    <w:link w:val="Normal"/>
+    <w:name w:val="Quote"/>
+    <w:basedOn w:val="a"/>
+    <w:next w:val="a"/>
     <w:qFormat/>
     <w:pPr>
-      <w:contextualSpacing/>
+      <w:spacing w:before="160"/>
       <w:jc w:val="center"/>
-      <w:spacing w:after="80"/>
-    </w:pPr>
-    <w:rPr>
-      <w:rFonts w:asciiTheme="majorHAnsi" w:eastAsiaTheme="majorEastAsia" w:hAnsiTheme="majorHAnsi" w:cstheme="majorBidi"/>
-      <w:sz w:val="56"/>
-      <w:szCs w:val="56"/>
-      <w:kern w:val="28"/>
-      <w:spacing w:val="-10"/>
-    </w:rPr>
-  </w:style>
-  <w:style w:type="paragraph" w:styleId="ad">
-    <w:name w:val="Intense Quote"/>
-    <w:basedOn w:val="a1"/>
-    <w:next w:val="a1"/>
-    <w:link w:val="Normal"/>
-    <w:qFormat/>
-    <w:pPr>
-      <w:ind w:left="864" w:right="864"/>
-      <w:jc w:val="center"/>
-      <w:pBdr>
-        <w:top w:val="single" w:sz="4" w:space="10" w:color="104861" w:themeColor="accent1" w:themeShade="bf"/>
-        <w:bottom w:val="single" w:sz="4" w:space="10" w:color="104861" w:themeColor="accent1" w:themeShade="bf"/>
-      </w:pBdr>
-      <w:spacing w:after="360" w:before="360"/>
-    </w:pPr>
-    <w:rPr>
-      <w:i/>
-      <w:iCs/>
-      <w:color w:val="104861"/>
-    </w:rPr>
-  </w:style>
-  <w:style w:type="paragraph" w:styleId="41">
-    <w:name w:val="heading 4"/>
-    <w:basedOn w:val="a1"/>
-    <w:next w:val="a1"/>
-    <w:link w:val="Normal"/>
-    <w:qFormat/>
-    <w:semiHidden/>
-    <w:unhideWhenUsed/>
-    <w:pPr>
-      <w:keepNext/>
-      <w:keepLines/>
-      <w:outlineLvl w:val="3"/>
-      <w:spacing w:after="40" w:before="80"/>
-    </w:pPr>
-    <w:rPr>
-      <w:rFonts w:asciiTheme="majorHAnsi" w:eastAsiaTheme="majorEastAsia" w:hAnsiTheme="majorHAnsi" w:cstheme="majorBidi"/>
-      <w:color w:val="000000"/>
-    </w:rPr>
-  </w:style>
-  <w:style w:type="character" w:customStyle="1" w:styleId="5Char">
-    <w:name w:val="제목 5 Char"/>
-    <w:basedOn w:val="a2"/>
-    <w:link w:val="Normal"/>
-    <w:semiHidden/>
-    <w:rPr>
-      <w:rFonts w:asciiTheme="majorHAnsi" w:eastAsiaTheme="majorEastAsia" w:hAnsiTheme="majorHAnsi" w:cstheme="majorBidi"/>
-      <w:color w:val="000000"/>
-    </w:rPr>
-  </w:style>
-  <w:style w:type="paragraph" w:styleId="51">
-    <w:name w:val="heading 5"/>
-    <w:basedOn w:val="a1"/>
-    <w:next w:val="a1"/>
-    <w:link w:val="Normal"/>
-    <w:qFormat/>
-    <w:semiHidden/>
-    <w:unhideWhenUsed/>
-    <w:pPr>
-      <w:ind w:leftChars="100" w:left="100"/>
-      <w:keepNext/>
-      <w:keepLines/>
-      <w:outlineLvl w:val="4"/>
-      <w:spacing w:after="40" w:before="80"/>
-    </w:pPr>
-    <w:rPr>
-      <w:rFonts w:asciiTheme="majorHAnsi" w:eastAsiaTheme="majorEastAsia" w:hAnsiTheme="majorHAnsi" w:cstheme="majorBidi"/>
-      <w:color w:val="000000"/>
-    </w:rPr>
-  </w:style>
-  <w:style w:type="paragraph" w:styleId="8">
-    <w:name w:val="heading 8"/>
-    <w:basedOn w:val="a1"/>
-    <w:next w:val="a1"/>
-    <w:link w:val="Normal"/>
-    <w:qFormat/>
-    <w:semiHidden/>
-    <w:unhideWhenUsed/>
-    <w:pPr>
-      <w:ind w:leftChars="400" w:left="400"/>
-      <w:keepNext/>
-      <w:keepLines/>
-      <w:outlineLvl w:val="7"/>
-      <w:spacing w:after="40" w:before="80"/>
-    </w:pPr>
-    <w:rPr>
-      <w:rFonts w:asciiTheme="majorHAnsi" w:eastAsiaTheme="majorEastAsia" w:hAnsiTheme="majorHAnsi" w:cstheme="majorBidi"/>
-      <w:color w:val="000000"/>
-    </w:rPr>
-  </w:style>
-  <w:style w:type="character" w:customStyle="1" w:styleId="6Char">
-    <w:name w:val="제목 6 Char"/>
-    <w:basedOn w:val="a2"/>
-    <w:link w:val="Normal"/>
-    <w:semiHidden/>
-    <w:rPr>
-      <w:rFonts w:asciiTheme="majorHAnsi" w:eastAsiaTheme="majorEastAsia" w:hAnsiTheme="majorHAnsi" w:cstheme="majorBidi"/>
-      <w:color w:val="000000"/>
-    </w:rPr>
-  </w:style>
-  <w:style w:type="paragraph" w:styleId="ac">
-    <w:name w:val="Quote"/>
-    <w:basedOn w:val="a1"/>
-    <w:next w:val="a1"/>
-    <w:link w:val="Normal"/>
-    <w:qFormat/>
-    <w:pPr>
-      <w:jc w:val="center"/>
-      <w:spacing w:before="160"/>
     </w:pPr>
     <w:rPr>
       <w:i/>
@@ -6757,29 +7103,9 @@
       <w:color w:val="3F3F3F"/>
     </w:rPr>
   </w:style>
-  <w:style w:type="paragraph" w:styleId="7">
-    <w:name w:val="heading 7"/>
-    <w:basedOn w:val="a1"/>
-    <w:next w:val="a1"/>
-    <w:link w:val="Normal"/>
-    <w:qFormat/>
-    <w:semiHidden/>
-    <w:unhideWhenUsed/>
-    <w:pPr>
-      <w:ind w:leftChars="300" w:left="300"/>
-      <w:keepNext/>
-      <w:keepLines/>
-      <w:outlineLvl w:val="6"/>
-      <w:spacing w:after="40" w:before="80"/>
-    </w:pPr>
-    <w:rPr>
-      <w:rFonts w:asciiTheme="majorHAnsi" w:eastAsiaTheme="majorEastAsia" w:hAnsiTheme="majorHAnsi" w:cstheme="majorBidi"/>
-      <w:color w:val="000000"/>
-    </w:rPr>
-  </w:style>
-  <w:style w:type="character" w:styleId="aa">
+  <w:style w:type="character" w:styleId="a7">
     <w:name w:val="Intense Emphasis"/>
-    <w:basedOn w:val="a2"/>
+    <w:basedOn w:val="a0"/>
     <w:qFormat/>
     <w:rPr>
       <w:i/>
@@ -6787,9 +7113,9 @@
       <w:color w:val="104861"/>
     </w:rPr>
   </w:style>
-  <w:style w:type="character" w:styleId="af">
+  <w:style w:type="character" w:styleId="a8">
     <w:name w:val="Intense Reference"/>
-    <w:basedOn w:val="a2"/>
+    <w:basedOn w:val="a0"/>
     <w:qFormat/>
     <w:rPr>
       <w:b/>
@@ -6799,41 +7125,20 @@
       <w:spacing w:val="5"/>
     </w:rPr>
   </w:style>
-  <w:style w:type="paragraph" w:styleId="31">
-    <w:name w:val="heading 3"/>
-    <w:basedOn w:val="a1"/>
-    <w:next w:val="a1"/>
-    <w:link w:val="Normal"/>
-    <w:qFormat/>
-    <w:semiHidden/>
-    <w:unhideWhenUsed/>
-    <w:pPr>
-      <w:keepNext/>
-      <w:keepLines/>
-      <w:outlineLvl w:val="2"/>
-      <w:spacing w:after="80" w:before="160"/>
-    </w:pPr>
+  <w:style w:type="character" w:customStyle="1" w:styleId="Char2">
+    <w:name w:val="제목 Char"/>
+    <w:basedOn w:val="a0"/>
     <w:rPr>
       <w:rFonts w:asciiTheme="majorHAnsi" w:eastAsiaTheme="majorEastAsia" w:hAnsiTheme="majorHAnsi" w:cstheme="majorBidi"/>
-      <w:color w:val="000000"/>
-      <w:sz w:val="24"/>
+      <w:spacing w:val="-10"/>
+      <w:kern w:val="28"/>
+      <w:sz w:val="56"/>
+      <w:szCs w:val="56"/>
     </w:rPr>
   </w:style>
-  <w:style w:type="character" w:customStyle="1" w:styleId="Char">
-    <w:name w:val="제목 Char"/>
-    <w:basedOn w:val="a2"/>
-    <w:link w:val="Normal"/>
-    <w:rPr>
-      <w:rFonts w:asciiTheme="majorHAnsi" w:eastAsiaTheme="majorEastAsia" w:hAnsiTheme="majorHAnsi" w:cstheme="majorBidi"/>
-      <w:sz w:val="56"/>
-      <w:szCs w:val="56"/>
-      <w:kern w:val="28"/>
-      <w:spacing w:val="-10"/>
-    </w:rPr>
-  </w:style>
-  <w:style w:type="paragraph" w:styleId="af1">
+  <w:style w:type="paragraph" w:styleId="a9">
     <w:name w:val="List Paragraph"/>
-    <w:basedOn w:val="a1"/>
+    <w:basedOn w:val="a"/>
     <w:qFormat/>
     <w:pPr>
       <w:ind w:left="720"/>
@@ -6848,10 +7153,10 @@
   <a:themeElements>
     <a:clrScheme name="Office">
       <a:dk1>
-        <a:sysClr lastClr="000000" val="windowText"/>
+        <a:sysClr val="windowText" lastClr="000000"/>
       </a:dk1>
       <a:lt1>
-        <a:sysClr lastClr="FFFFFF" val="window"/>
+        <a:sysClr val="window" lastClr="FFFFFF"/>
       </a:lt1>
       <a:dk2>
         <a:srgbClr val="0E2841"/>
